--- a/backup.docx
+++ b/backup.docx
@@ -4,6 +4,947 @@
   <w:body>
     <w:p>
       <w:pPr>
+        <w:rPr>
+          <w:lang w:eastAsia="ja-JP"/>
+        </w:rPr>
+      </w:pPr>
+      <w:bookmarkStart w:id="0" w:name="_Toc205893775"/>
+      <w:r>
+        <w:rPr>
+          <w:lang w:eastAsia="ja-JP"/>
+        </w:rPr>
+        <w:t xml:space="preserve">The conference was being held in the Wings of Manhattan, buildings so named for their distinctly avian shape that stretched out over the harbor. From the great windows of the exhibition hall, Cassandra could see ships sailing by to unload whatever goods they had brought from distant lands, while hundreds of guests mingled behind her in anticipation of the night’s main event. </w:t>
+      </w:r>
+    </w:p>
+    <w:p>
+      <w:pPr>
+        <w:rPr>
+          <w:lang w:eastAsia="ja-JP"/>
+        </w:rPr>
+      </w:pPr>
+      <w:r>
+        <w:rPr>
+          <w:lang w:eastAsia="ja-JP"/>
+        </w:rPr>
+        <w:t xml:space="preserve">It was on the fringes of this crowd that Cassandra soon found familiar duo engaged in conversation, both carrying drinks from the cocktail bar. One was her new friend, Akiko, and the other was a scruffy-looking young man she might charitably describe as an acquaintance, one Jackson Fairchild. As Marcus’ son, he had graciously volunteered to represent the Montreal branch’s research team at the conference whilst his father was otherwise occupied. </w:t>
+      </w:r>
+    </w:p>
+    <w:p>
+      <w:pPr>
+        <w:rPr>
+          <w:lang w:eastAsia="ja-JP"/>
+        </w:rPr>
+      </w:pPr>
+      <w:r>
+        <w:rPr>
+          <w:lang w:eastAsia="ja-JP"/>
+        </w:rPr>
+        <w:t>“And look who we have here,” Jackson said with a tipsy swagger as soon as Cassandra caught his eye. “One of my father’s newest playthings.”</w:t>
+      </w:r>
+    </w:p>
+    <w:p>
+      <w:pPr>
+        <w:rPr>
+          <w:lang w:eastAsia="ja-JP"/>
+        </w:rPr>
+      </w:pPr>
+      <w:r>
+        <w:rPr>
+          <w:lang w:eastAsia="ja-JP"/>
+        </w:rPr>
+        <w:t xml:space="preserve">“And here’s his lapdog, finally let out of the house,” Cassandra teased back. </w:t>
+      </w:r>
+    </w:p>
+    <w:p>
+      <w:pPr>
+        <w:rPr>
+          <w:lang w:eastAsia="ja-JP"/>
+        </w:rPr>
+      </w:pPr>
+      <w:r>
+        <w:rPr>
+          <w:lang w:eastAsia="ja-JP"/>
+        </w:rPr>
+        <w:t xml:space="preserve">“If that’s what you call having the honor of standing in for him at this prestigious event, then yes. </w:t>
+      </w:r>
+      <w:r>
+        <w:rPr>
+          <w:i/>
+          <w:iCs/>
+          <w:lang w:eastAsia="ja-JP"/>
+        </w:rPr>
+        <w:t>Bark</w:t>
+      </w:r>
+      <w:r>
+        <w:rPr>
+          <w:i/>
+          <w:iCs/>
+          <w:lang w:eastAsia="ja-JP"/>
+        </w:rPr>
+        <w:t>,</w:t>
+      </w:r>
+      <w:r>
+        <w:rPr>
+          <w:i/>
+          <w:iCs/>
+          <w:lang w:eastAsia="ja-JP"/>
+        </w:rPr>
+        <w:t xml:space="preserve"> bark</w:t>
+      </w:r>
+      <w:r>
+        <w:rPr>
+          <w:lang w:eastAsia="ja-JP"/>
+        </w:rPr>
+        <w:t xml:space="preserve">.” </w:t>
+      </w:r>
+    </w:p>
+    <w:p>
+      <w:pPr>
+        <w:rPr>
+          <w:lang w:eastAsia="ja-JP"/>
+        </w:rPr>
+      </w:pPr>
+      <w:r>
+        <w:rPr>
+          <w:lang w:eastAsia="ja-JP"/>
+        </w:rPr>
+        <w:t>“I wouldn’t know; I was invited to be here from the very start. How is the old man, anyway? Have you heard from him?”</w:t>
+      </w:r>
+    </w:p>
+    <w:p>
+      <w:pPr>
+        <w:rPr>
+          <w:lang w:eastAsia="ja-JP"/>
+        </w:rPr>
+      </w:pPr>
+      <w:r>
+        <w:rPr>
+          <w:lang w:eastAsia="ja-JP"/>
+        </w:rPr>
+        <w:t xml:space="preserve">“He’ll be fine, I’m sure. Headquarters is no doubt digging into the depths of his mind like some delicious tart, trying to pick out whatever scraps of knowledge they can comprehend, which means they can’t harm him, unless they want to spoil their ill-gotten goods.” </w:t>
+      </w:r>
+    </w:p>
+    <w:p>
+      <w:pPr>
+        <w:rPr>
+          <w:lang w:eastAsia="ja-JP"/>
+        </w:rPr>
+      </w:pPr>
+      <w:r>
+        <w:rPr>
+          <w:lang w:eastAsia="ja-JP"/>
+        </w:rPr>
+        <w:t>“You think he’ll cooperate?”</w:t>
+      </w:r>
+    </w:p>
+    <w:p>
+      <w:pPr>
+        <w:rPr>
+          <w:lang w:eastAsia="ja-JP"/>
+        </w:rPr>
+      </w:pPr>
+      <w:r>
+        <w:rPr>
+          <w:lang w:eastAsia="ja-JP"/>
+        </w:rPr>
+        <w:t>“No, but I also don’t think it matters. They know the prototype exists, meaning it’s only a matter of time before they find a way to get their hands on it, with or without my father. I trust we’ve taken measures to make sure nobody else falls into their clutches?”</w:t>
+      </w:r>
+    </w:p>
+    <w:p>
+      <w:pPr>
+        <w:rPr>
+          <w:lang w:eastAsia="ja-JP"/>
+        </w:rPr>
+      </w:pPr>
+      <w:r>
+        <w:rPr>
+          <w:lang w:eastAsia="ja-JP"/>
+        </w:rPr>
+        <w:t>“There’s a plan for extracting key personnel in case of an emergency, yes.”</w:t>
+      </w:r>
+    </w:p>
+    <w:p>
+      <w:pPr>
+        <w:rPr>
+          <w:lang w:eastAsia="ja-JP"/>
+        </w:rPr>
+      </w:pPr>
+      <w:r>
+        <w:rPr>
+          <w:lang w:eastAsia="ja-JP"/>
+        </w:rPr>
+        <w:t xml:space="preserve">Akiko raised an eyebrow. “Given that this is the first I’m hearing about this, I’m guessing I don’t count as ‘key personnel,’” she said. </w:t>
+      </w:r>
+    </w:p>
+    <w:p>
+      <w:pPr>
+        <w:rPr>
+          <w:lang w:eastAsia="ja-JP"/>
+        </w:rPr>
+      </w:pPr>
+      <w:r>
+        <w:rPr>
+          <w:lang w:eastAsia="ja-JP"/>
+        </w:rPr>
+        <w:lastRenderedPageBreak/>
+        <w:t>“That decision wasn’t up to me,” Cassandra replied, looking sheepish.</w:t>
+      </w:r>
+    </w:p>
+    <w:p>
+      <w:pPr>
+        <w:ind w:firstLine="0"/>
+        <w:jc w:val="center"/>
+      </w:pPr>
+      <w:r>
+        <w:t>*</w:t>
+      </w:r>
+      <w:r>
+        <w:tab/>
+        <w:t xml:space="preserve">* </w:t>
+      </w:r>
+      <w:r>
+        <w:tab/>
+        <w:t>*</w:t>
+      </w:r>
+    </w:p>
+    <w:p>
+      <w:pPr>
+        <w:rPr>
+          <w:lang w:eastAsia="ja-JP"/>
+        </w:rPr>
+      </w:pPr>
+      <w:r>
+        <w:rPr>
+          <w:lang w:eastAsia="ja-JP"/>
+        </w:rPr>
+        <w:t>After Akiko and Jackson had both imbibed an impressive quantity of alcohol – Cassandra herself declined any liquor so as to keep her wits about her – the trio rejoined Shufen in the rearmost row of folding chairs that orbited the main stage.</w:t>
+      </w:r>
+    </w:p>
+    <w:p>
+      <w:pPr>
+        <w:rPr>
+          <w:lang w:eastAsia="ja-JP"/>
+        </w:rPr>
+      </w:pPr>
+      <w:r>
+        <w:rPr>
+          <w:lang w:eastAsia="ja-JP"/>
+        </w:rPr>
+        <w:t>“Ready to see this sniveling little rat take credit for our hard work?” Jackson leaned towards her and whispered.</w:t>
+      </w:r>
+    </w:p>
+    <w:p>
+      <w:pPr>
+        <w:rPr>
+          <w:lang w:eastAsia="ja-JP"/>
+        </w:rPr>
+      </w:pPr>
+      <w:r>
+        <w:rPr>
+          <w:lang w:eastAsia="ja-JP"/>
+        </w:rPr>
+        <w:t xml:space="preserve">“Not particularly,” Cassandra said. </w:t>
+      </w:r>
+    </w:p>
+    <w:p>
+      <w:pPr>
+        <w:rPr>
+          <w:lang w:eastAsia="ja-JP"/>
+        </w:rPr>
+      </w:pPr>
+      <w:r>
+        <w:rPr>
+          <w:lang w:eastAsia="ja-JP"/>
+        </w:rPr>
+        <w:t xml:space="preserve">Following the incident on the train, </w:t>
+      </w:r>
+    </w:p>
+    <w:p>
+      <w:pPr>
+        <w:rPr>
+          <w:lang w:eastAsia="ja-JP"/>
+        </w:rPr>
+      </w:pPr>
+      <w:r>
+        <w:rPr>
+          <w:lang w:eastAsia="ja-JP"/>
+        </w:rPr>
+        <w:t xml:space="preserve">There was much fanfare when the sniveling little rat in question stepped on the stage. Dressed in the same colors he had worn whilst accosting the crew of the </w:t>
+      </w:r>
+      <w:r>
+        <w:rPr>
+          <w:i/>
+          <w:iCs/>
+          <w:lang w:eastAsia="ja-JP"/>
+        </w:rPr>
+        <w:t>Rainier Wind</w:t>
+      </w:r>
+      <w:r>
+        <w:rPr>
+          <w:lang w:eastAsia="ja-JP"/>
+        </w:rPr>
+        <w:t>, Lancaster waved to the crowd with a warm smile.</w:t>
+      </w:r>
+    </w:p>
+    <w:p>
+      <w:pPr>
+        <w:rPr>
+          <w:lang w:eastAsia="ja-JP"/>
+        </w:rPr>
+      </w:pPr>
+      <w:r>
+        <w:rPr>
+          <w:lang w:eastAsia="ja-JP"/>
+        </w:rPr>
+        <w:t>“Ladies and gentlemen, I’m pleased to welcome you to this year’s Strategic Technology Conference. Before we begin, I’d like to extend special thanks to Director Alexander Stathopoulos of the Athens branch campus for hosting us tonight.”</w:t>
+      </w:r>
+    </w:p>
+    <w:p>
+      <w:pPr>
+        <w:rPr>
+          <w:lang w:eastAsia="ja-JP"/>
+        </w:rPr>
+      </w:pPr>
+      <w:r>
+        <w:rPr>
+          <w:lang w:eastAsia="ja-JP"/>
+        </w:rPr>
+        <w:t>The chairman paused for a short, elderly man to stand up and receive the crowd’s applause before continuing. He held up a remote and tapped the button once to project a familiar image onto the screen behind him.</w:t>
+      </w:r>
+    </w:p>
+    <w:p>
+      <w:pPr>
+        <w:rPr>
+          <w:lang w:eastAsia="ja-JP"/>
+        </w:rPr>
+      </w:pPr>
+      <w:r>
+        <w:rPr>
+          <w:lang w:eastAsia="ja-JP"/>
+        </w:rPr>
+        <w:t>“The Montreal Branch campus, one of two places in the world that can produce latest-gen nanomachines. The campus' productivity nearly tripled after its acquisition by Aleph Null, only to plateau following significant property damage during the union riots back in ‘66. Due to financial and political concerns, many of its facilities have remained in a state of disrepair ever since.”</w:t>
+      </w:r>
+    </w:p>
+    <w:p>
+      <w:pPr>
+        <w:rPr>
+          <w:lang w:eastAsia="ja-JP"/>
+        </w:rPr>
+      </w:pPr>
+      <w:r>
+        <w:rPr>
+          <w:lang w:eastAsia="ja-JP"/>
+        </w:rPr>
+        <w:t xml:space="preserve">Cassandra narrowed her eyes at the chairman’s choice of words. It wasn’t uncommon for those ideologically opposed to the union to append its name to that incident as a means of disparagement, and they weren’t </w:t>
+      </w:r>
+      <w:r>
+        <w:rPr>
+          <w:i/>
+          <w:iCs/>
+          <w:lang w:eastAsia="ja-JP"/>
+        </w:rPr>
+        <w:t>factually</w:t>
+      </w:r>
+      <w:r>
+        <w:rPr>
+          <w:lang w:eastAsia="ja-JP"/>
+        </w:rPr>
+        <w:t xml:space="preserve"> wrong to do so. However, the name quite intentionally omitted the arrests and aggressive strike-breaking tactics that most sources agreed were the </w:t>
+      </w:r>
+      <w:r>
+        <w:rPr>
+          <w:lang w:eastAsia="ja-JP"/>
+        </w:rPr>
+        <w:lastRenderedPageBreak/>
+        <w:t>source of unrest. At least, that was what she had been taught in school. The Carnaval uprising, its more common name, had been part of her mother’s youth, well before her own time.</w:t>
+      </w:r>
+    </w:p>
+    <w:p>
+      <w:pPr>
+        <w:rPr>
+          <w:lang w:eastAsia="ja-JP"/>
+        </w:rPr>
+      </w:pPr>
+      <w:r>
+        <w:rPr>
+          <w:lang w:eastAsia="ja-JP"/>
+        </w:rPr>
+        <w:t>“It is a testament to the value of its infrastructure that the Montreal branch was allowed to remain unionized when it joined our little family,” Lancaster continued. “Ironic, then, that the very same union’s lack of restraint turned its most valuable asset into a crippling liability. Nowadays, what used to bring in enough profit to support a small country is draining our coffers to the tune of almost twenty million Canadian dollars per year.”</w:t>
+      </w:r>
+    </w:p>
+    <w:p>
+      <w:pPr>
+        <w:rPr>
+          <w:lang w:eastAsia="ja-JP"/>
+        </w:rPr>
+      </w:pPr>
+      <w:r>
+        <w:rPr>
+          <w:lang w:eastAsia="ja-JP"/>
+        </w:rPr>
+        <w:t>Next to Cassandra, Jackson chuckled. “Why does it feel more like this asshole brought everyone here just to read us the riot act?” he whispered.</w:t>
+      </w:r>
+    </w:p>
+    <w:p>
+      <w:pPr>
+        <w:rPr>
+          <w:lang w:eastAsia="ja-JP"/>
+        </w:rPr>
+      </w:pPr>
+      <w:r>
+        <w:rPr>
+          <w:lang w:eastAsia="ja-JP"/>
+        </w:rPr>
+        <w:t xml:space="preserve">“I mean, that’s just it, yeah? He’s an asshole,” Akiko replied. </w:t>
+      </w:r>
+    </w:p>
+    <w:p>
+      <w:pPr>
+        <w:rPr>
+          <w:lang w:eastAsia="ja-JP"/>
+        </w:rPr>
+      </w:pPr>
+      <w:r>
+        <w:rPr>
+          <w:lang w:eastAsia="ja-JP"/>
+        </w:rPr>
+        <w:t xml:space="preserve">While her companions conversed across her, and Lancaster continued his introductory speech, Cassandra noticed movement out of the corner of her eye. Several of the security guards standing around the perimeter had left their posts and were making their way outside. All were wearing the badges identifying them as men from headquarters, and they moved together as an organized unit. The thought crossed her mind that there might have been some kind of incident, but none of her own men had reported even a single </w:t>
+      </w:r>
+      <w:r>
+        <w:rPr>
+          <w:i/>
+          <w:iCs/>
+          <w:lang w:eastAsia="ja-JP"/>
+        </w:rPr>
+        <w:t>malakas</w:t>
+      </w:r>
+      <w:r>
+        <w:rPr>
+          <w:lang w:eastAsia="ja-JP"/>
+        </w:rPr>
+        <w:t xml:space="preserve"> drunk on ouzo, much less a brawl. </w:t>
+      </w:r>
+    </w:p>
+    <w:p>
+      <w:pPr>
+        <w:rPr>
+          <w:lang w:eastAsia="ja-JP"/>
+        </w:rPr>
+      </w:pPr>
+      <w:r>
+        <w:rPr>
+          <w:lang w:eastAsia="ja-JP"/>
+        </w:rPr>
+        <w:t>“You don’t suppose they just all had to use the washroom at the same time, do you?” Jackson said to her.</w:t>
+      </w:r>
+    </w:p>
+    <w:p>
+      <w:pPr>
+        <w:rPr>
+          <w:lang w:eastAsia="ja-JP"/>
+        </w:rPr>
+      </w:pPr>
+      <w:r>
+        <w:rPr>
+          <w:lang w:eastAsia="ja-JP"/>
+        </w:rPr>
+        <w:t>“You noticed too?”</w:t>
+      </w:r>
+    </w:p>
+    <w:p>
+      <w:pPr>
+        <w:rPr>
+          <w:lang w:eastAsia="ja-JP"/>
+        </w:rPr>
+      </w:pPr>
+      <w:r>
+        <w:rPr>
+          <w:lang w:eastAsia="ja-JP"/>
+        </w:rPr>
+        <w:t xml:space="preserve">“I’m not blind, nor is this speech thrilling enough to demand my full attention. Give me a little credit.” </w:t>
+      </w:r>
+    </w:p>
+    <w:p>
+      <w:pPr>
+        <w:rPr>
+          <w:lang w:eastAsia="ja-JP"/>
+        </w:rPr>
+      </w:pPr>
+      <w:r>
+        <w:rPr>
+          <w:lang w:eastAsia="ja-JP"/>
+        </w:rPr>
+        <w:t xml:space="preserve">Meanwhile, on the stage, Lancaster finally arrived at what the audience had been so eagerly anticipating – the point. With yet another tap of the remote, the image of the campus disappeared and was replaced by a photograph of a large machine, bulging with coolant tubes and wires. </w:t>
+      </w:r>
+    </w:p>
+    <w:p>
+      <w:pPr>
+        <w:rPr>
+          <w:lang w:eastAsia="ja-JP"/>
+        </w:rPr>
+      </w:pPr>
+      <w:r>
+        <w:rPr>
+          <w:lang w:eastAsia="ja-JP"/>
+        </w:rPr>
+        <w:t xml:space="preserve">“Fortunately, the Montreal campus has a chance to redeem itself. This, my friends, is what we call the mnemonic matrix. At the intersection of neuroscience and computer engineering, Dr. Marcus Fairchild, who was unfortunately unable to attend tonight, has built a </w:t>
+      </w:r>
+      <w:r>
+        <w:rPr>
+          <w:lang w:eastAsia="ja-JP"/>
+        </w:rPr>
+        <w:lastRenderedPageBreak/>
+        <w:t xml:space="preserve">device able to both read </w:t>
+      </w:r>
+      <w:r>
+        <w:rPr>
+          <w:i/>
+          <w:iCs/>
+          <w:lang w:eastAsia="ja-JP"/>
+        </w:rPr>
+        <w:t>and alter</w:t>
+      </w:r>
+      <w:r>
+        <w:rPr>
+          <w:lang w:eastAsia="ja-JP"/>
+        </w:rPr>
+        <w:t xml:space="preserve"> a subject’s memories. Dr. Fairchild’s original proposal was that the machine be used for therapy by dampening the impact of traumatic experiences, but nothing precludes us from pursuing more profitable angles. Intelligence services have already expressed interest in its use for interrogation.”</w:t>
+      </w:r>
+    </w:p>
+    <w:p>
+      <w:pPr>
+        <w:rPr>
+          <w:lang w:eastAsia="ja-JP"/>
+        </w:rPr>
+      </w:pPr>
+      <w:r>
+        <w:rPr>
+          <w:lang w:eastAsia="ja-JP"/>
+        </w:rPr>
+        <w:t>There was a murmur from the crowd as approval and disgust mingled with each other.</w:t>
+      </w:r>
+    </w:p>
+    <w:p>
+      <w:pPr>
+        <w:rPr>
+          <w:lang w:eastAsia="ja-JP"/>
+        </w:rPr>
+      </w:pPr>
+      <w:r>
+        <w:rPr>
+          <w:lang w:eastAsia="ja-JP"/>
+        </w:rPr>
+        <w:t>“I understand this may be controversial,” the chairman continued. “I know there are those present who subscribe to the maxim of ‘do no harm.’ Think, though – how much harm was done by our failure to prevent the union riots? Or even the unrest we’re seeing today, in places like Montreal and Seattle? If we can help law enforcement stop these incidents before they happen, why shouldn’t we?”</w:t>
+      </w:r>
+    </w:p>
+    <w:p>
+      <w:pPr>
+        <w:rPr>
+          <w:i/>
+          <w:iCs/>
+          <w:lang w:eastAsia="ja-JP"/>
+        </w:rPr>
+      </w:pPr>
+      <w:r>
+        <w:rPr>
+          <w:lang w:eastAsia="ja-JP"/>
+        </w:rPr>
+        <w:t xml:space="preserve">“Doesn’t your brother work in Seattle?” Akiko asked. </w:t>
+      </w:r>
+    </w:p>
+    <w:p>
+      <w:pPr>
+        <w:rPr>
+          <w:lang w:eastAsia="ja-JP"/>
+        </w:rPr>
+      </w:pPr>
+      <w:r>
+        <w:rPr>
+          <w:lang w:eastAsia="ja-JP"/>
+        </w:rPr>
+        <w:t>“Sure does. He says it’s not that bad, despite everything. Same as everywhere else along the ring of fire.”</w:t>
+      </w:r>
+    </w:p>
+    <w:p>
+      <w:pPr>
+        <w:rPr>
+          <w:lang w:eastAsia="ja-JP"/>
+        </w:rPr>
+      </w:pPr>
+      <w:r>
+        <w:rPr>
+          <w:lang w:eastAsia="ja-JP"/>
+        </w:rPr>
+        <w:t>“Guy must be really into the cause if he’s down to live in a half-dead city.”</w:t>
+      </w:r>
+    </w:p>
+    <w:p>
+      <w:pPr>
+        <w:rPr>
+          <w:lang w:eastAsia="ja-JP"/>
+        </w:rPr>
+      </w:pPr>
+      <w:r>
+        <w:rPr>
+          <w:lang w:eastAsia="ja-JP"/>
+        </w:rPr>
+        <w:t xml:space="preserve">“Well, that’s where his believers are. That said…” Cassandra scanned the crowd, trying to gauge her twin’s reaction. “…I’m not sure where </w:t>
+      </w:r>
+      <w:r>
+        <w:rPr>
+          <w:i/>
+          <w:iCs/>
+          <w:lang w:eastAsia="ja-JP"/>
+        </w:rPr>
+        <w:t>he</w:t>
+      </w:r>
+      <w:r>
+        <w:rPr>
+          <w:lang w:eastAsia="ja-JP"/>
+        </w:rPr>
+        <w:t xml:space="preserve"> is right now. Mother, did Elias ever come back from the balcony?”</w:t>
+      </w:r>
+    </w:p>
+    <w:p>
+      <w:pPr>
+        <w:rPr>
+          <w:lang w:eastAsia="ja-JP"/>
+        </w:rPr>
+      </w:pPr>
+      <w:r>
+        <w:rPr>
+          <w:lang w:eastAsia="ja-JP"/>
+        </w:rPr>
+        <w:t>“Not that I’ve seen, but I haven’t been looking for him,” Shufen replied.</w:t>
+      </w:r>
+    </w:p>
+    <w:p>
+      <w:pPr>
+        <w:rPr>
+          <w:rFonts w:eastAsiaTheme="minorEastAsia"/>
+          <w:i/>
+          <w:color w:val="252525"/>
+          <w:shd w:val="clear" w:color="auto" w:fill="FFFFFF"/>
+          <w:lang w:eastAsia="ja-JP"/>
+        </w:rPr>
+      </w:pPr>
+      <w:r>
+        <w:rPr>
+          <w:lang w:eastAsia="ja-JP"/>
+        </w:rPr>
+        <w:t>“Tsk. I’m going to find him and drag him back. He should be here to see the chairman threaten his hometown</w:t>
+      </w:r>
+    </w:p>
+    <w:p>
+      <w:pPr>
+        <w:rPr>
+          <w:rFonts w:eastAsiaTheme="minorEastAsia"/>
+          <w:i/>
+          <w:color w:val="252525"/>
+          <w:shd w:val="clear" w:color="auto" w:fill="FFFFFF"/>
+          <w:lang w:eastAsia="ja-JP"/>
+        </w:rPr>
+      </w:pPr>
+    </w:p>
+    <w:p>
+      <w:pPr>
+        <w:rPr>
+          <w:rFonts w:eastAsiaTheme="minorEastAsia"/>
+          <w:i/>
+          <w:color w:val="252525"/>
+          <w:shd w:val="clear" w:color="auto" w:fill="FFFFFF"/>
+          <w:lang w:eastAsia="ja-JP"/>
+        </w:rPr>
+      </w:pPr>
+    </w:p>
+    <w:p>
+      <w:pPr>
+        <w:rPr>
+          <w:rFonts w:eastAsiaTheme="minorEastAsia"/>
+          <w:i/>
+          <w:color w:val="252525"/>
+          <w:shd w:val="clear" w:color="auto" w:fill="FFFFFF"/>
+          <w:lang w:eastAsia="ja-JP"/>
+        </w:rPr>
+      </w:pPr>
+    </w:p>
+    <w:p>
+      <w:pPr>
+        <w:rPr>
+          <w:rFonts w:eastAsiaTheme="minorEastAsia"/>
+          <w:i/>
+          <w:color w:val="252525"/>
+          <w:shd w:val="clear" w:color="auto" w:fill="FFFFFF"/>
+          <w:lang w:eastAsia="ja-JP"/>
+        </w:rPr>
+      </w:pPr>
+    </w:p>
+    <w:p>
+      <w:pPr>
+        <w:rPr>
+          <w:rFonts w:eastAsiaTheme="minorEastAsia"/>
+          <w:i/>
+          <w:color w:val="252525"/>
+          <w:shd w:val="clear" w:color="auto" w:fill="FFFFFF"/>
+          <w:lang w:eastAsia="ja-JP"/>
+        </w:rPr>
+      </w:pPr>
+    </w:p>
+    <w:p>
+      <w:pPr>
+        <w:rPr>
+          <w:rFonts w:eastAsiaTheme="minorEastAsia"/>
+          <w:i/>
+          <w:color w:val="252525"/>
+          <w:shd w:val="clear" w:color="auto" w:fill="FFFFFF"/>
+          <w:lang w:eastAsia="ja-JP"/>
+        </w:rPr>
+      </w:pPr>
+    </w:p>
+    <w:p>
+      <w:pPr>
+        <w:rPr>
+          <w:rFonts w:eastAsiaTheme="minorEastAsia"/>
+          <w:i/>
+          <w:color w:val="252525"/>
+          <w:shd w:val="clear" w:color="auto" w:fill="FFFFFF"/>
+          <w:lang w:eastAsia="ja-JP"/>
+        </w:rPr>
+      </w:pPr>
+    </w:p>
+    <w:p>
+      <w:pPr>
+        <w:rPr>
+          <w:rFonts w:eastAsiaTheme="minorEastAsia"/>
+          <w:i/>
+          <w:color w:val="252525"/>
+          <w:shd w:val="clear" w:color="auto" w:fill="FFFFFF"/>
+          <w:lang w:eastAsia="ja-JP"/>
+        </w:rPr>
+      </w:pPr>
+    </w:p>
+    <w:p>
+      <w:pPr>
+        <w:rPr>
+          <w:rFonts w:eastAsiaTheme="minorEastAsia"/>
+          <w:i/>
+          <w:color w:val="252525"/>
+          <w:shd w:val="clear" w:color="auto" w:fill="FFFFFF"/>
+          <w:lang w:eastAsia="ja-JP"/>
+        </w:rPr>
+      </w:pPr>
+    </w:p>
+    <w:p>
+      <w:pPr>
+        <w:rPr>
+          <w:rFonts w:eastAsiaTheme="minorEastAsia"/>
+          <w:i/>
+          <w:color w:val="252525"/>
+          <w:shd w:val="clear" w:color="auto" w:fill="FFFFFF"/>
+          <w:lang w:eastAsia="ja-JP"/>
+        </w:rPr>
+      </w:pPr>
+    </w:p>
+    <w:p>
+      <w:pPr>
+        <w:rPr>
+          <w:rFonts w:eastAsiaTheme="minorEastAsia"/>
+          <w:i/>
+          <w:color w:val="252525"/>
+          <w:shd w:val="clear" w:color="auto" w:fill="FFFFFF"/>
+          <w:lang w:eastAsia="ja-JP"/>
+        </w:rPr>
+      </w:pPr>
+    </w:p>
+    <w:p>
+      <w:pPr>
+        <w:rPr>
+          <w:rFonts w:eastAsiaTheme="minorEastAsia"/>
+          <w:i/>
+          <w:color w:val="252525"/>
+          <w:shd w:val="clear" w:color="auto" w:fill="FFFFFF"/>
+          <w:lang w:eastAsia="ja-JP"/>
+        </w:rPr>
+      </w:pPr>
+    </w:p>
+    <w:p>
+      <w:pPr>
+        <w:rPr>
+          <w:rFonts w:eastAsiaTheme="minorEastAsia"/>
+          <w:i/>
+          <w:color w:val="252525"/>
+          <w:shd w:val="clear" w:color="auto" w:fill="FFFFFF"/>
+          <w:lang w:eastAsia="ja-JP"/>
+        </w:rPr>
+      </w:pPr>
+    </w:p>
+    <w:p>
+      <w:pPr>
+        <w:rPr>
+          <w:rFonts w:eastAsiaTheme="minorEastAsia"/>
+          <w:i/>
+          <w:color w:val="252525"/>
+          <w:shd w:val="clear" w:color="auto" w:fill="FFFFFF"/>
+          <w:lang w:eastAsia="ja-JP"/>
+        </w:rPr>
+      </w:pPr>
+    </w:p>
+    <w:p>
+      <w:pPr>
+        <w:rPr>
+          <w:rFonts w:eastAsiaTheme="minorEastAsia"/>
+          <w:i/>
+          <w:color w:val="252525"/>
+          <w:shd w:val="clear" w:color="auto" w:fill="FFFFFF"/>
+          <w:lang w:eastAsia="ja-JP"/>
+        </w:rPr>
+      </w:pPr>
+    </w:p>
+    <w:p>
+      <w:pPr>
+        <w:rPr>
+          <w:rFonts w:eastAsiaTheme="minorEastAsia"/>
+          <w:i/>
+          <w:color w:val="252525"/>
+          <w:shd w:val="clear" w:color="auto" w:fill="FFFFFF"/>
+          <w:lang w:eastAsia="ja-JP"/>
+        </w:rPr>
+      </w:pPr>
+    </w:p>
+    <w:p>
+      <w:pPr>
+        <w:rPr>
+          <w:rFonts w:eastAsiaTheme="minorEastAsia"/>
+          <w:i/>
+          <w:color w:val="252525"/>
+          <w:shd w:val="clear" w:color="auto" w:fill="FFFFFF"/>
+          <w:lang w:eastAsia="ja-JP"/>
+        </w:rPr>
+      </w:pPr>
+    </w:p>
+    <w:p>
+      <w:pPr>
+        <w:rPr>
+          <w:rFonts w:eastAsiaTheme="minorEastAsia"/>
+          <w:i/>
+          <w:color w:val="252525"/>
+          <w:shd w:val="clear" w:color="auto" w:fill="FFFFFF"/>
+          <w:lang w:eastAsia="ja-JP"/>
+        </w:rPr>
+      </w:pPr>
+    </w:p>
+    <w:p>
+      <w:pPr>
+        <w:rPr>
+          <w:rFonts w:eastAsiaTheme="minorEastAsia"/>
+          <w:i/>
+          <w:color w:val="252525"/>
+          <w:shd w:val="clear" w:color="auto" w:fill="FFFFFF"/>
+          <w:lang w:eastAsia="ja-JP"/>
+        </w:rPr>
+      </w:pPr>
+    </w:p>
+    <w:p>
+      <w:pPr>
+        <w:rPr>
+          <w:rFonts w:eastAsiaTheme="minorEastAsia"/>
+          <w:i/>
+          <w:color w:val="252525"/>
+          <w:shd w:val="clear" w:color="auto" w:fill="FFFFFF"/>
+          <w:lang w:eastAsia="ja-JP"/>
+        </w:rPr>
+      </w:pPr>
+    </w:p>
+    <w:p>
+      <w:pPr>
+        <w:rPr>
+          <w:rFonts w:eastAsiaTheme="minorEastAsia"/>
+          <w:i/>
+          <w:color w:val="252525"/>
+          <w:shd w:val="clear" w:color="auto" w:fill="FFFFFF"/>
+          <w:lang w:eastAsia="ja-JP"/>
+        </w:rPr>
+      </w:pPr>
+    </w:p>
+    <w:p>
+      <w:pPr>
+        <w:rPr>
+          <w:rFonts w:eastAsiaTheme="minorEastAsia"/>
+          <w:i/>
+          <w:color w:val="252525"/>
+          <w:shd w:val="clear" w:color="auto" w:fill="FFFFFF"/>
+          <w:lang w:eastAsia="ja-JP"/>
+        </w:rPr>
+      </w:pPr>
+    </w:p>
+    <w:p>
+      <w:pPr>
+        <w:rPr>
+          <w:rFonts w:eastAsiaTheme="minorEastAsia"/>
+          <w:i/>
+          <w:color w:val="252525"/>
+          <w:shd w:val="clear" w:color="auto" w:fill="FFFFFF"/>
+          <w:lang w:eastAsia="ja-JP"/>
+        </w:rPr>
+      </w:pPr>
+    </w:p>
+    <w:p>
+      <w:pPr>
+        <w:rPr>
+          <w:rFonts w:eastAsiaTheme="minorEastAsia"/>
+          <w:i/>
+          <w:color w:val="252525"/>
+          <w:shd w:val="clear" w:color="auto" w:fill="FFFFFF"/>
+          <w:lang w:eastAsia="ja-JP"/>
+        </w:rPr>
+      </w:pPr>
+    </w:p>
+    <w:p>
+      <w:pPr>
+        <w:rPr>
+          <w:rFonts w:eastAsiaTheme="minorEastAsia"/>
+          <w:i/>
+          <w:color w:val="252525"/>
+          <w:shd w:val="clear" w:color="auto" w:fill="FFFFFF"/>
+          <w:lang w:eastAsia="ja-JP"/>
+        </w:rPr>
+      </w:pPr>
+    </w:p>
+    <w:p>
+      <w:pPr>
+        <w:rPr>
+          <w:rFonts w:eastAsiaTheme="minorEastAsia"/>
+          <w:i/>
+          <w:color w:val="252525"/>
+          <w:shd w:val="clear" w:color="auto" w:fill="FFFFFF"/>
+          <w:lang w:eastAsia="ja-JP"/>
+        </w:rPr>
+      </w:pPr>
+    </w:p>
+    <w:p>
+      <w:pPr>
+        <w:rPr>
+          <w:rFonts w:eastAsiaTheme="minorEastAsia"/>
+          <w:i/>
+          <w:color w:val="252525"/>
+          <w:shd w:val="clear" w:color="auto" w:fill="FFFFFF"/>
+          <w:lang w:eastAsia="ja-JP"/>
+        </w:rPr>
+      </w:pPr>
+    </w:p>
+    <w:p>
+      <w:pPr>
+        <w:rPr>
+          <w:rFonts w:eastAsiaTheme="minorEastAsia"/>
+          <w:i/>
+          <w:color w:val="252525"/>
+          <w:shd w:val="clear" w:color="auto" w:fill="FFFFFF"/>
+          <w:lang w:eastAsia="ja-JP"/>
+        </w:rPr>
+      </w:pPr>
+    </w:p>
+    <w:p>
+      <w:pPr>
         <w:keepNext/>
         <w:ind w:firstLine="0"/>
         <w:jc w:val="center"/>
@@ -16,7 +957,6 @@
           <w:lang w:eastAsia="ja-JP"/>
         </w:rPr>
       </w:pPr>
-      <w:bookmarkStart w:id="0" w:name="_Toc205893775"/>
       <w:r>
         <w:rPr>
           <w:rFonts w:eastAsiaTheme="minorEastAsia"/>
@@ -25,6 +965,7 @@
           <w:shd w:val="clear" w:color="auto" w:fill="FFFFFF"/>
           <w:lang w:eastAsia="ja-JP"/>
         </w:rPr>
+        <w:lastRenderedPageBreak/>
         <w:t>Chapter 1 –</w:t>
       </w:r>
       <w:r>
@@ -195,11 +1136,7 @@
     </w:p>
     <w:p>
       <w:r>
-        <w:t xml:space="preserve">“I see.” The officer leaned back in his chair and stretched his neck. “Alright, here’s the deal, Ms. Miura. While I don’t see any reason to detain you any further, I can’t just let you go </w:t>
-      </w:r>
-      <w:r>
-        <w:lastRenderedPageBreak/>
-        <w:t>until I file to have you released and the paperwork clears. Given the current state of affairs, that will take longer than usual.”</w:t>
+        <w:t>“I see.” The officer leaned back in his chair and stretched his neck. “Alright, here’s the deal, Ms. Miura. While I don’t see any reason to detain you any further, I can’t just let you go until I file to have you released and the paperwork clears. Given the current state of affairs, that will take longer than usual.”</w:t>
       </w:r>
     </w:p>
     <w:p>
@@ -264,7 +1201,6 @@
     </w:p>
     <w:p>
       <w:r>
-        <w:lastRenderedPageBreak/>
         <w:t>Akiko wanted to remind him that she was twenty-seven years old, but she begrudgingly bit her tongue. “The guy who questioned me said that ten percent of detainees were from our company,” was all she said.</w:t>
       </w:r>
     </w:p>
@@ -310,11 +1246,7 @@
     </w:p>
     <w:p>
       <w:r>
-        <w:t xml:space="preserve">“Hah, don’t worry about it. As for the trip, other than the riot and having to get strip searched to enter the airport, it’s been just peachy.” The girl cracked a disarming smile and </w:t>
-      </w:r>
-      <w:r>
-        <w:lastRenderedPageBreak/>
-        <w:t xml:space="preserve">tossed the apple she was holding into the air, catching it with the same hand as it fell back down before taking a bite. </w:t>
+        <w:t xml:space="preserve">“Hah, don’t worry about it. As for the trip, other than the riot and having to get strip searched to enter the airport, it’s been just peachy.” The girl cracked a disarming smile and tossed the apple she was holding into the air, catching it with the same hand as it fell back down before taking a bite. </w:t>
       </w:r>
     </w:p>
     <w:p>
@@ -403,7 +1335,6 @@
         <w:jc w:val="center"/>
       </w:pPr>
       <w:r>
-        <w:lastRenderedPageBreak/>
         <w:t>*</w:t>
       </w:r>
       <w:r>
@@ -482,7 +1413,6 @@
     </w:p>
     <w:p>
       <w:r>
-        <w:lastRenderedPageBreak/>
         <w:t>“It’s not the radio I’m worried about. Given that three systems all died at once, it could be a problem with the power supply, or something, and you’d need someone with way more experience than me to fix that kind of mess. I’ll take a look, but, like, no promises.”</w:t>
       </w:r>
     </w:p>
@@ -560,7 +1490,6 @@
     </w:p>
     <w:p>
       <w:r>
-        <w:lastRenderedPageBreak/>
         <w:t xml:space="preserve">As Cassandra circled around the console, Akiko got a good look at her for the second time. Between the two of them, the other girl was taller by about half a head, with long legs and a slender build. Akiko even picked up a hint of vanilla perfume, which was a welcome change from the odors that had assailed her up until that point. </w:t>
       </w:r>
     </w:p>
@@ -641,7 +1570,6 @@
     </w:p>
     <w:p>
       <w:r>
-        <w:lastRenderedPageBreak/>
         <w:t>Akiko peered deeper into the guts of the radio console. She was no mechanic, but she didn’t need to be to spot what was wrong.</w:t>
       </w:r>
     </w:p>
@@ -744,11 +1672,7 @@
     </w:p>
     <w:p>
       <w:r>
-        <w:t xml:space="preserve">Akiko had seen airships boarded before. It was a complicated affair to land a shuttle aboard an uncooperative vessel, but the threat of being shot down was usually quite convincing. After that, it was simply a matter of matching speeds so that the ‘visitors’ could dock and take </w:t>
-      </w:r>
-      <w:r>
-        <w:lastRenderedPageBreak/>
-        <w:t>what they pleased. Such operations had been almost routine when she lived aboard her family’s fleet.</w:t>
+        <w:t>Akiko had seen airships boarded before. It was a complicated affair to land a shuttle aboard an uncooperative vessel, but the threat of being shot down was usually quite convincing. After that, it was simply a matter of matching speeds so that the ‘visitors’ could dock and take what they pleased. Such operations had been almost routine when she lived aboard her family’s fleet.</w:t>
       </w:r>
     </w:p>
     <w:p>
@@ -838,7 +1762,6 @@
     </w:p>
     <w:p>
       <w:r>
-        <w:lastRenderedPageBreak/>
         <w:t>Lancaster ignored her and stepped back, letting the tension in the room fall to a low simmer. After a pregnant pause, the chairman turned to Akiko, of all people, and spoke.</w:t>
       </w:r>
     </w:p>
@@ -914,7 +1837,6 @@
     </w:p>
     <w:p>
       <w:r>
-        <w:lastRenderedPageBreak/>
         <w:t>“Because we dug into what you were actually buying. Enormous quantities of deuterated Psyactizine, carbon nanotubes, a ‘hospital’ in the outskirts where no patient could ever reach it? You’re restarting the mnemonics project without authorization from the board in order to cut me out of the loop, hoping that you could wow the crowd at the conference and all would be forgiven.”</w:t>
       </w:r>
     </w:p>
@@ -997,7 +1919,6 @@
     </w:p>
     <w:p>
       <w:r>
-        <w:lastRenderedPageBreak/>
         <w:t>“What kind of science fair are you guys working on that’s causing such a fuss?” she dared to ask her companions once they were alone.</w:t>
       </w:r>
     </w:p>
@@ -1602,7 +2523,6 @@
         <w:rPr>
           <w:rFonts w:eastAsia="Calibri"/>
         </w:rPr>
-        <w:lastRenderedPageBreak/>
         <w:t>Akiko regarded her curiously. “Back when you first got the letter from him, you said you and he were ‘just friends,’ but the way you talk about him makes him sound more like an ex-lover. Er, sorry if that’s too presumptive.”</w:t>
       </w:r>
     </w:p>
@@ -1810,7 +2730,6 @@
         <w:rPr>
           <w:rFonts w:eastAsia="Calibri"/>
         </w:rPr>
-        <w:lastRenderedPageBreak/>
         <w:t xml:space="preserve">Tears started to leak out of Cassandra’s eyes. “No. God, no,” she replied. “I loved her way too much to do that. I loved her so, so, </w:t>
       </w:r>
       <w:r>
@@ -1967,7 +2886,6 @@
         <w:rPr>
           <w:rFonts w:eastAsia="Calibri"/>
         </w:rPr>
-        <w:lastRenderedPageBreak/>
         <w:t>“Maybe at first. When Chenmei took that job, she seemed like a whole new person. Told me she wasn’t depressed anymore, that she was making new friends in Montreal, all that good stuff. But then she started to grow…distant. We called each other less and less, and eventually she stopped picking up at all. It worried me, but she’d promised me she was doing better, and I didn’t want to treat her like a baby, so I didn’t push any further. Didn’t even ask Xiang to check on her. A week after the last message I got from her, he called and told me she’d killed herself.”</w:t>
       </w:r>
     </w:p>
@@ -2124,7 +3042,6 @@
         <w:rPr>
           <w:rFonts w:eastAsia="Calibri"/>
         </w:rPr>
-        <w:lastRenderedPageBreak/>
         <w:t>Akiko bit her lip. “I may not have known her, but you’re always welcome to share those memories with me, if you think it will help. It’s the least I can do after all this.”</w:t>
       </w:r>
     </w:p>
@@ -2309,14 +3226,7 @@
         <w:rPr>
           <w:rFonts w:eastAsia="Calibri"/>
         </w:rPr>
-        <w:t xml:space="preserve">“Your mother and mine were still colleagues in industry. I heard things. But what does it matter? I’m sure you cared about her at one point, but, by the end of it, you couldn’t even spare a </w:t>
-      </w:r>
-      <w:r>
-        <w:rPr>
-          <w:rFonts w:eastAsia="Calibri"/>
-        </w:rPr>
-        <w:lastRenderedPageBreak/>
-        <w:t>minute to ask me how she was doing. Was it that you weren’t getting sex while she was away? Was that why you gave up on her?”</w:t>
+        <w:t>“Your mother and mine were still colleagues in industry. I heard things. But what does it matter? I’m sure you cared about her at one point, but, by the end of it, you couldn’t even spare a minute to ask me how she was doing. Was it that you weren’t getting sex while she was away? Was that why you gave up on her?”</w:t>
       </w:r>
     </w:p>
     <w:p>
@@ -2472,7 +3382,6 @@
         <w:rPr>
           <w:rFonts w:eastAsia="Calibri"/>
         </w:rPr>
-        <w:lastRenderedPageBreak/>
         <w:t>“I’d rather destroy myself than forget her, like you did.”</w:t>
       </w:r>
     </w:p>
@@ -2668,7 +3577,6 @@
         <w:rPr>
           <w:rFonts w:eastAsia="Calibri"/>
         </w:rPr>
-        <w:lastRenderedPageBreak/>
         <w:t>“And I won’t ask you to. All I want is for us to keep her memory alive, whether that be together or apart.”</w:t>
       </w:r>
     </w:p>
@@ -2917,11 +3825,7 @@
         <w:pStyle w:val="Novel"/>
       </w:pPr>
       <w:r>
-        <w:t xml:space="preserve">The first things to greet her on the other side was the pale blue glow of a dozen computer screens and an ambient hum from the sinister machine that had taken so much from her. The </w:t>
-      </w:r>
-      <w:r>
-        <w:lastRenderedPageBreak/>
-        <w:t xml:space="preserve">room was a veritable nest of wires and coolant pipes </w:t>
+        <w:t xml:space="preserve">The first things to greet her on the other side was the pale blue glow of a dozen computer screens and an ambient hum from the sinister machine that had taken so much from her. The room was a veritable nest of wires and coolant pipes </w:t>
       </w:r>
       <w:r>
         <w:rPr>
@@ -3104,7 +4008,6 @@
         </w:rPr>
       </w:pPr>
       <w:r>
-        <w:lastRenderedPageBreak/>
         <w:t xml:space="preserve">“It was me,” Cassandra answered, ashamed. She picked up one of the cables protruding from the console in front of her and plugged into the port on her temple. The tissue around it was still bleeding from the implant procedure. </w:t>
       </w:r>
       <w:r>
@@ -3280,7 +4183,6 @@
         <w:pStyle w:val="Novel"/>
       </w:pPr>
       <w:r>
-        <w:lastRenderedPageBreak/>
         <w:t xml:space="preserve">Cassandra looked at Akiko, her expression impenetrably blank, and then back at the computer screen. </w:t>
       </w:r>
     </w:p>
@@ -3554,14 +4456,7 @@
         <w:rPr>
           <w:rFonts w:eastAsia="Calibri"/>
         </w:rPr>
-        <w:t xml:space="preserve">It its early years as an independent city-state, Athens had avoided the expansion of the Pan-Mediterranean Union not because of any spirited resistance, but because of that same state of ruin. So spoiled was the land that the Union had little interest in “persuading” the Athenians to swear fealty, and so it was left in the hands of those whose family trees were so deeply rooted that they were loath to leave, and those with nowhere else to stay. Over time, this eclectic mix of </w:t>
-      </w:r>
-      <w:r>
-        <w:rPr>
-          <w:rFonts w:eastAsia="Calibri"/>
-        </w:rPr>
-        <w:lastRenderedPageBreak/>
-        <w:t>locals, migrants, and anybody else willing to trade a bit of comfort for liberty had grown into a cosmopolitan and fiercely independent community set on standing apart from their imperialist neighbor.</w:t>
+        <w:t>It its early years as an independent city-state, Athens had avoided the expansion of the Pan-Mediterranean Union not because of any spirited resistance, but because of that same state of ruin. So spoiled was the land that the Union had little interest in “persuading” the Athenians to swear fealty, and so it was left in the hands of those whose family trees were so deeply rooted that they were loath to leave, and those with nowhere else to stay. Over time, this eclectic mix of locals, migrants, and anybody else willing to trade a bit of comfort for liberty had grown into a cosmopolitan and fiercely independent community set on standing apart from their imperialist neighbor.</w:t>
       </w:r>
     </w:p>
     <w:p>
@@ -3639,7 +4534,6 @@
         <w:rPr>
           <w:rFonts w:eastAsia="Calibri"/>
         </w:rPr>
-        <w:lastRenderedPageBreak/>
         <w:t xml:space="preserve">Cassandra was the first of its passengers to awaken. The morning sun had not yet started its climb over the horizon, so, after rubbing her eyes – a mistake that left eyeliner smeared around them, much to her chagrin – she checked the time on her phone. It was almost four in the morning. That was going to properly ruin her sleep schedule, she thought. At least there were a few days before the conference to get herself back on track.   </w:t>
       </w:r>
     </w:p>
@@ -3809,7 +4703,6 @@
         <w:rPr>
           <w:rFonts w:eastAsia="Calibri"/>
         </w:rPr>
-        <w:lastRenderedPageBreak/>
         <w:t>“Well, I’m glad at least one of us is a morning person. If you can even call this morning.”</w:t>
       </w:r>
     </w:p>
@@ -3979,7 +4872,6 @@
         <w:rPr>
           <w:rFonts w:eastAsia="Calibri"/>
         </w:rPr>
-        <w:lastRenderedPageBreak/>
         <w:t>“That’s – ugh, nevermind, we’ll talk about this later. If mother doesn’t want to be involved, then let’s not involve her.” Eager to change the subject, Cassandra peeked back out the window. “Look, we’re entering the cloud bank,” she said. “Seems we’ll be landing soon.”</w:t>
       </w:r>
     </w:p>
@@ -4152,7 +5044,6 @@
         <w:rPr>
           <w:rFonts w:eastAsia="Calibri"/>
         </w:rPr>
-        <w:lastRenderedPageBreak/>
         <w:t>“Elias and I thought you could use some warmth. I hope you don’t mind,” Cassandra continued.</w:t>
       </w:r>
     </w:p>
@@ -4309,7 +5200,6 @@
         <w:rPr>
           <w:rFonts w:eastAsia="Calibri"/>
         </w:rPr>
-        <w:lastRenderedPageBreak/>
         <w:t xml:space="preserve">With nothing more than some vending machine snacks to sate their now-ravenous appetites, the group boarded a mostly-empty monorail and sat down for the journey westward. The lights in the cabin were flickering intermittently, but the floor and seats seemed largely clean save for a small amount of vandalism. </w:t>
       </w:r>
     </w:p>
@@ -4427,14 +5317,7 @@
         <w:rPr>
           <w:rFonts w:eastAsia="Calibri"/>
         </w:rPr>
-        <w:t xml:space="preserve">She pointed out the window as the monorail turned around the bend, climbing higher up a gentle incline towards the next station. Akiko’s eyes followed, and she beheld for the first time the neon expanse that was Athens proper. There were countless buildings of, all of them illuminated by signage, hazard indicators to ward off low-flying aircraft, and light seeping out </w:t>
-      </w:r>
-      <w:r>
-        <w:rPr>
-          <w:rFonts w:eastAsia="Calibri"/>
-        </w:rPr>
-        <w:lastRenderedPageBreak/>
-        <w:t>from the rooms where night-shift workers still toiled. Even more cranes sat idle here, waiting to resume their work on the skyscrapers that intermittently dotted the landscape.</w:t>
+        <w:t>She pointed out the window as the monorail turned around the bend, climbing higher up a gentle incline towards the next station. Akiko’s eyes followed, and she beheld for the first time the neon expanse that was Athens proper. There were countless buildings of, all of them illuminated by signage, hazard indicators to ward off low-flying aircraft, and light seeping out from the rooms where night-shift workers still toiled. Even more cranes sat idle here, waiting to resume their work on the skyscrapers that intermittently dotted the landscape.</w:t>
       </w:r>
     </w:p>
     <w:p>
@@ -4617,7 +5500,6 @@
         <w:rPr>
           <w:rFonts w:eastAsia="Calibri"/>
         </w:rPr>
-        <w:lastRenderedPageBreak/>
         <w:t>“I think it’s best at dusk or dawn, personally. By the time we get home, the sun should be coming up. We can watch it from the arboretum.”</w:t>
       </w:r>
     </w:p>
@@ -4842,7 +5724,6 @@
         <w:rPr>
           <w:rFonts w:eastAsia="Calibri"/>
         </w:rPr>
-        <w:lastRenderedPageBreak/>
         <w:t xml:space="preserve">“Oh, one last thing. A letter came for you while you were away, Cassandra. Oddly enough, it wasn’t delivered through the postal service, just left on my desk.” He shrugged and handed Cassandra a red paper envelope with no return address. Her eyes narrowed. </w:t>
       </w:r>
     </w:p>
@@ -5038,7 +5919,6 @@
         <w:rPr>
           <w:rFonts w:eastAsia="Calibri"/>
         </w:rPr>
-        <w:lastRenderedPageBreak/>
         <w:t xml:space="preserve">“Mistakes. Right.” Cassandra turned to Akiko. “Well, there you have it. This humble </w:t>
       </w:r>
       <w:r>
@@ -5234,7 +6114,6 @@
         <w:rPr>
           <w:rFonts w:eastAsia="Calibri"/>
         </w:rPr>
-        <w:lastRenderedPageBreak/>
         <w:t xml:space="preserve">As Elias wandered off to his suite to fetch the cider he had promised, Cassandra looked back at the letter in her hand and sighed. She carefully ran her finger underneath the seal flap to break apart the adhesive and removed the note within. </w:t>
       </w:r>
     </w:p>
@@ -5391,7 +6270,6 @@
         <w:rPr>
           <w:rFonts w:eastAsia="Calibri"/>
         </w:rPr>
-        <w:lastRenderedPageBreak/>
         <w:t xml:space="preserve">“How’d you know it was him from the get-go?” Akiko asked. </w:t>
       </w:r>
     </w:p>
@@ -5537,14 +6415,7 @@
         <w:rPr>
           <w:rFonts w:eastAsia="Calibri"/>
         </w:rPr>
-        <w:t xml:space="preserve">Cassandra stared at the letter for a moment, unsure what to do with it. She was tempted to throw it away then and there, but she knew it would be foolish to dismiss this news out of hand. After all, it sounded like this “friend” of his was coming no matter what, and, for all she knew, </w:t>
-      </w:r>
-      <w:r>
-        <w:rPr>
-          <w:rFonts w:eastAsia="Calibri"/>
-        </w:rPr>
-        <w:lastRenderedPageBreak/>
-        <w:t>that one was innocent of any crime. Akiko certainly had been. At the very least, she could leave this letter with the Board of Directors and think about it no further.</w:t>
+        <w:t>Cassandra stared at the letter for a moment, unsure what to do with it. She was tempted to throw it away then and there, but she knew it would be foolish to dismiss this news out of hand. After all, it sounded like this “friend” of his was coming no matter what, and, for all she knew, that one was innocent of any crime. Akiko certainly had been. At the very least, she could leave this letter with the Board of Directors and think about it no further.</w:t>
       </w:r>
     </w:p>
     <w:p>
@@ -5713,7 +6584,6 @@
         <w:rPr>
           <w:rFonts w:eastAsia="Calibri"/>
         </w:rPr>
-        <w:lastRenderedPageBreak/>
         <w:t xml:space="preserve">“Thanks again, Eli,” Cassandra said, smiling faintly and accepting the bottle of juice from her brother. She cracked it open and took a long sip while the others poured themselves glasses of cider. </w:t>
       </w:r>
     </w:p>
@@ -5883,7 +6753,6 @@
         <w:rPr>
           <w:rFonts w:eastAsia="Calibri"/>
         </w:rPr>
-        <w:lastRenderedPageBreak/>
         <w:t>“Well, then, we’ll just have to put a shopping trip first thing on the agenda. My sister can translate for you if you don’t speak Greek. We’ll be spending a lot of time together, I’m sure, so let’s set things up right,” Elias said.</w:t>
       </w:r>
     </w:p>
@@ -6017,14 +6886,7 @@
         <w:rPr>
           <w:rFonts w:eastAsia="Calibri"/>
         </w:rPr>
-        <w:t xml:space="preserve">“There are snacks in the kitchen if you need something more to eat,” Cassandra continued, once again chafing internally at the idea that Akiko might not wash her hands before </w:t>
-      </w:r>
-      <w:r>
-        <w:rPr>
-          <w:rFonts w:eastAsia="Calibri"/>
-        </w:rPr>
-        <w:lastRenderedPageBreak/>
-        <w:t xml:space="preserve">reaching into the pantry. “I’m going to take a quick shower and then collapse into bed for a few hours. I need at least that much </w:t>
+        <w:t xml:space="preserve">“There are snacks in the kitchen if you need something more to eat,” Cassandra continued, once again chafing internally at the idea that Akiko might not wash her hands before reaching into the pantry. “I’m going to take a quick shower and then collapse into bed for a few hours. I need at least that much </w:t>
       </w:r>
       <w:r>
         <w:rPr>
@@ -6167,7 +7029,6 @@
         <w:rPr>
           <w:rFonts w:eastAsia="Calibri"/>
         </w:rPr>
-        <w:lastRenderedPageBreak/>
         <w:t>Cassandra flipped the light switch and the room went dark, save for the distant city lights visible through the window. The two women quickly fell asleep, lulled by the gentle pitter-patter of rain against the glass.</w:t>
       </w:r>
     </w:p>
@@ -6350,14 +7211,7 @@
         <w:rPr>
           <w:rFonts w:eastAsia="Calibri"/>
         </w:rPr>
-        <w:t xml:space="preserve"> departed, after which they headed to the nearest shopping center to find Akiko some new </w:t>
-      </w:r>
-      <w:r>
-        <w:rPr>
-          <w:rFonts w:eastAsia="Calibri"/>
-        </w:rPr>
-        <w:lastRenderedPageBreak/>
-        <w:t xml:space="preserve">clothes. The commercial districts in Athens were robust and ever-expanding to accommodate the burgeoning population, so it wasn’t hard to find everything they needed. </w:t>
+        <w:t xml:space="preserve"> departed, after which they headed to the nearest shopping center to find Akiko some new clothes. The commercial districts in Athens were robust and ever-expanding to accommodate the burgeoning population, so it wasn’t hard to find everything they needed. </w:t>
       </w:r>
     </w:p>
     <w:p>
@@ -6513,7 +7367,6 @@
         <w:rPr>
           <w:rFonts w:eastAsia="Calibri"/>
         </w:rPr>
-        <w:lastRenderedPageBreak/>
         <w:t>“A scared twenty-something who’s now a fugitive from a neighboring superpower.”</w:t>
       </w:r>
     </w:p>
@@ -6712,7 +7565,6 @@
         <w:rPr>
           <w:rFonts w:eastAsia="Calibri"/>
         </w:rPr>
-        <w:lastRenderedPageBreak/>
         <w:t xml:space="preserve">“Thank you for assembling on such short notice,” the Director began. “I’ve called you all here to discuss yesterday’s events aboard the </w:t>
       </w:r>
       <w:r>
@@ -6869,7 +7721,6 @@
         <w:rPr>
           <w:rFonts w:eastAsia="Calibri"/>
         </w:rPr>
-        <w:lastRenderedPageBreak/>
         <w:t>“I wouldn’t say that. It’s up to my mother, of course, but I’d personally say we should go, if only to get more eyes on Union politics. My sister will make sure we’re safe.” Elias smiled at Cassandra.</w:t>
       </w:r>
     </w:p>
@@ -7026,7 +7877,6 @@
         <w:rPr>
           <w:rFonts w:eastAsia="Calibri"/>
         </w:rPr>
-        <w:lastRenderedPageBreak/>
         <w:t>Shufen raised her hand to silence her son. “The girl is an asset, albeit a small one. She has an amicable relationship with several army personnel who were implicated in the conspiracy. If we ever need to make contact with them, she’ll be able to aid us.”</w:t>
       </w:r>
     </w:p>
@@ -7235,7 +8085,6 @@
         <w:rPr>
           <w:rFonts w:eastAsia="Calibri"/>
         </w:rPr>
-        <w:lastRenderedPageBreak/>
         <w:t>“I’ll take in whoever I need to if I think Aleph Null can use them.” Cassandra said, staring directly at her mother.</w:t>
       </w:r>
     </w:p>
@@ -7405,7 +8254,6 @@
         <w:rPr>
           <w:rFonts w:eastAsia="Calibri"/>
         </w:rPr>
-        <w:lastRenderedPageBreak/>
         <w:t xml:space="preserve">“Do we have any estimates on when this fugitive will actually arrive at the outpost?” Representative Baros asked. </w:t>
       </w:r>
     </w:p>
@@ -7562,7 +8410,6 @@
         <w:rPr>
           <w:rFonts w:eastAsia="Calibri"/>
         </w:rPr>
-        <w:lastRenderedPageBreak/>
         <w:t xml:space="preserve">“Um, question,” Akiko interrupted, raising her hand politely. </w:t>
       </w:r>
     </w:p>
@@ -7745,7 +8592,6 @@
         <w:rPr>
           <w:rFonts w:eastAsia="Calibri"/>
         </w:rPr>
-        <w:lastRenderedPageBreak/>
         <w:t xml:space="preserve">“Yeah, only if you believe Madelyn-Rash actually built a functional stardrive, which is </w:t>
       </w:r>
       <w:r>
@@ -7957,7 +8803,6 @@
         <w:rPr>
           <w:rFonts w:eastAsia="Calibri"/>
         </w:rPr>
-        <w:lastRenderedPageBreak/>
         <w:t>“Sure is. On clear evenings like this I sometimes come up here to read until night falls, and sometimes even after that,” Cassandra replied. “Just basking in the ambiance, taking in the sweet scent of the flowers, and all that. Our scientists cultivated a lot of extinct or endangered species, thanks to the Global Seed Vault up in Norway, although not all of them are kept here, of course. This place is mostly decorative. An amenity for those of us privileged enough to live in the Cloud Garden.”</w:t>
       </w:r>
     </w:p>
@@ -8117,14 +8962,7 @@
         <w:rPr>
           <w:rFonts w:eastAsia="Calibri"/>
         </w:rPr>
-        <w:t xml:space="preserve">, which could carry with it a full complement of troops and was heavily armed itself. </w:t>
-      </w:r>
-      <w:r>
-        <w:rPr>
-          <w:rFonts w:eastAsia="Calibri"/>
-        </w:rPr>
-        <w:lastRenderedPageBreak/>
-        <w:t xml:space="preserve">There was some concern that the Union would view such a move as a provocation, but Shufen and Cassandra both agreed that Athens’ military strength was so much lower than their neighbor’s that they could not possibly be viewed as a threat. </w:t>
+        <w:t xml:space="preserve">, which could carry with it a full complement of troops and was heavily armed itself. There was some concern that the Union would view such a move as a provocation, but Shufen and Cassandra both agreed that Athens’ military strength was so much lower than their neighbor’s that they could not possibly be viewed as a threat. </w:t>
       </w:r>
     </w:p>
     <w:p>
@@ -8189,14 +9027,7 @@
         <w:rPr>
           <w:rFonts w:eastAsia="Calibri"/>
         </w:rPr>
-        <w:t xml:space="preserve">One of the loading bay doors began to slide up, revealing a small contingent of security personnel. Eirene was, naturally, at the front, her attire in a characteristic state of disrepair, to the point that she had cast aside the jacket entirely and wore only a tattered tank top alongside the company-issued cargo pants. Her bronze skin bore scars and tattoos both, and Cassandra could have sworn that several new marks in both categories had been added since last they met. Even </w:t>
-      </w:r>
-      <w:r>
-        <w:rPr>
-          <w:rFonts w:eastAsia="Calibri"/>
-        </w:rPr>
-        <w:lastRenderedPageBreak/>
-        <w:t xml:space="preserve">her otherwise unassuming visage was adorned with a bandage across the nose that seemed very fresh. It was an open secret that Aleph Null’s security forces maintained the old tradition of recruiting from local gangs to bolster their numbers, and Eirene’s rough appearance was evidence of this. </w:t>
+        <w:t xml:space="preserve">One of the loading bay doors began to slide up, revealing a small contingent of security personnel. Eirene was, naturally, at the front, her attire in a characteristic state of disrepair, to the point that she had cast aside the jacket entirely and wore only a tattered tank top alongside the company-issued cargo pants. Her bronze skin bore scars and tattoos both, and Cassandra could have sworn that several new marks in both categories had been added since last they met. Even her otherwise unassuming visage was adorned with a bandage across the nose that seemed very fresh. It was an open secret that Aleph Null’s security forces maintained the old tradition of recruiting from local gangs to bolster their numbers, and Eirene’s rough appearance was evidence of this. </w:t>
       </w:r>
     </w:p>
     <w:p>
@@ -8352,7 +9183,6 @@
         <w:rPr>
           <w:rFonts w:eastAsia="Calibri"/>
         </w:rPr>
-        <w:lastRenderedPageBreak/>
         <w:t>Knowing full well that her mother would have chastised her for doing so, Cassandra also slouched back in her chair, echoing Eirene’s air of relaxation. “It’s actually pretty simple. Almost inconveniently so,” she began. “At some point in the next few days, while the Union is distracted with the conference, a young man will arrive at this facility. I don’t know his name or what he looks like, but it’s not like anybody else is going to come wandering by, so it should be obvious it’s him.  If you ask this guy who sent him, he’ll tell you he was sent by a man named Sun Xiang.”</w:t>
       </w:r>
     </w:p>
@@ -8496,7 +9326,6 @@
         <w:rPr>
           <w:rFonts w:eastAsia="Calibri"/>
         </w:rPr>
-        <w:lastRenderedPageBreak/>
         <w:t>“Fine. I’ll hold you to that, you know!” Eirene said with a smile that failed to hide her disappointment.</w:t>
       </w:r>
     </w:p>
@@ -8656,14 +9485,7 @@
         <w:rPr>
           <w:rFonts w:eastAsia="Calibri"/>
         </w:rPr>
-        <w:t xml:space="preserve">“Alright, keep at it. Renting this place won’t have gone unnoticed, so the Union had ample time to bug the rooms. If we can, we should check the floors immediately above and </w:t>
-      </w:r>
-      <w:r>
-        <w:rPr>
-          <w:rFonts w:eastAsia="Calibri"/>
-        </w:rPr>
-        <w:lastRenderedPageBreak/>
-        <w:t>below, too; as thoroughly as you can manage without upsetting the hotel. I asked for clearance to do a full search when I spoke with management but got stonewalled.” Cassandra scowled at the memory.</w:t>
+        <w:t>“Alright, keep at it. Renting this place won’t have gone unnoticed, so the Union had ample time to bug the rooms. If we can, we should check the floors immediately above and below, too; as thoroughly as you can manage without upsetting the hotel. I asked for clearance to do a full search when I spoke with management but got stonewalled.” Cassandra scowled at the memory.</w:t>
       </w:r>
     </w:p>
     <w:p>
@@ -8832,7 +9654,6 @@
         <w:rPr>
           <w:rFonts w:eastAsia="Calibri"/>
         </w:rPr>
-        <w:lastRenderedPageBreak/>
         <w:t>“Thank you. Dismissed.”</w:t>
       </w:r>
     </w:p>
@@ -8991,15 +9812,7 @@
           <w:rFonts w:eastAsia="Calibri"/>
           <w:b/>
         </w:rPr>
-        <w:t xml:space="preserve">[todo: Rewrite this entire scene so Cassandra is at the conference and doesn’t need this annoying radio back-and-forth. She sees the explosion first-hand, panics over Akiko’s </w:t>
-      </w:r>
-      <w:r>
-        <w:rPr>
-          <w:rFonts w:eastAsia="Calibri"/>
-          <w:b/>
-        </w:rPr>
-        <w:lastRenderedPageBreak/>
-        <w:t>well-being, and witnesses Lancaster’s accusations against Aleph Null while being held at gunpoint. Afterwards, her mother is quietly enraged and declares that their next step is to meet with Jackson, whom Eirene confirms has made it to the warehouse.]</w:t>
+        <w:t>[todo: Rewrite this entire scene so Cassandra is at the conference and doesn’t need this annoying radio back-and-forth. She sees the explosion first-hand, panics over Akiko’s well-being, and witnesses Lancaster’s accusations against Aleph Null while being held at gunpoint. Afterwards, her mother is quietly enraged and declares that their next step is to meet with Jackson, whom Eirene confirms has made it to the warehouse.]</w:t>
       </w:r>
     </w:p>
     <w:p>
@@ -9145,7 +9958,6 @@
         <w:rPr>
           <w:rFonts w:eastAsia="Calibri"/>
         </w:rPr>
-        <w:lastRenderedPageBreak/>
         <w:t xml:space="preserve">While he was on the way back to the Hao Family’s table, he was hailed by a handsome older gentleman accompanied by a petite, nervous-looking woman, whom he would have wagered was a few years his junior. </w:t>
       </w:r>
     </w:p>
@@ -9289,7 +10101,6 @@
         <w:rPr>
           <w:rFonts w:eastAsia="Calibri"/>
         </w:rPr>
-        <w:lastRenderedPageBreak/>
         <w:t>“Have you heard anything about what the Union intends to present at this first panel?” Nathaniel asked.</w:t>
       </w:r>
     </w:p>
@@ -9472,7 +10283,6 @@
         <w:rPr>
           <w:rFonts w:eastAsia="Calibri"/>
         </w:rPr>
-        <w:lastRenderedPageBreak/>
         <w:t xml:space="preserve">“You can rest assured that the treasonous officers and their staff won’t cause any more trouble. I hope that our collaboration will continue for the benefit of all mankind.” </w:t>
       </w:r>
     </w:p>
@@ -9645,14 +10455,7 @@
         <w:rPr>
           <w:rFonts w:eastAsia="Calibri"/>
         </w:rPr>
-        <w:t xml:space="preserve">As soon as the clock struck eight, the music playing throughout the Grand Balcony fell silent, its sudden absence urging the crowd to do the same. Once they had done so, an </w:t>
-      </w:r>
-      <w:r>
-        <w:rPr>
-          <w:rFonts w:eastAsia="Calibri"/>
-        </w:rPr>
-        <w:lastRenderedPageBreak/>
-        <w:t>unassuming old man in a navy blue suit made his way up to the podium, using an engraved cane to support his walk, and began to speak.</w:t>
+        <w:t>As soon as the clock struck eight, the music playing throughout the Grand Balcony fell silent, its sudden absence urging the crowd to do the same. Once they had done so, an unassuming old man in a navy blue suit made his way up to the podium, using an engraved cane to support his walk, and began to speak.</w:t>
       </w:r>
     </w:p>
     <w:p>
@@ -9730,7 +10533,6 @@
         <w:rPr>
           <w:rFonts w:eastAsia="Calibri"/>
         </w:rPr>
-        <w:lastRenderedPageBreak/>
         <w:t>It was hard for Cassandra to tell through the live feed, as high-quality as it was, but she could have sworn that Marcus looked less than pleased about the news. That made two of them, she supposed.</w:t>
       </w:r>
     </w:p>
@@ -9835,7 +10637,6 @@
         <w:rPr>
           <w:rFonts w:eastAsia="Calibri"/>
         </w:rPr>
-        <w:lastRenderedPageBreak/>
         <w:t>“Work that you’ve now completed, I assume?” said one of the guests in the front row, a portly young man from southern France, judging by his accent.</w:t>
       </w:r>
     </w:p>
@@ -9966,7 +10767,6 @@
         <w:rPr>
           <w:rFonts w:eastAsia="Calibri"/>
         </w:rPr>
-        <w:lastRenderedPageBreak/>
         <w:t>The guests nodded in acknowledgement, a low murmur filling the room as they realized who – and what – she was. Lena bore no resemblance to her father. Brown skin rather than pale, black hair instead of blonde, and the most piercing eyes anyone in attendance had ever seen. This discrepancy could have been the result of adoption, but, in the current context, could only have meant one thing.</w:t>
       </w:r>
     </w:p>
@@ -10110,14 +10910,7 @@
         <w:rPr>
           <w:rFonts w:eastAsia="Calibri"/>
         </w:rPr>
-        <w:t xml:space="preserve">Back on the Grand Balcony, a stern-looking man in a Trade and Commerce administration uniform leaned into his microphone. “That’s all well and good,” he said, scanning </w:t>
-      </w:r>
-      <w:r>
-        <w:rPr>
-          <w:rFonts w:eastAsia="Calibri"/>
-        </w:rPr>
-        <w:lastRenderedPageBreak/>
-        <w:t>Lena with a critical eye, “but what exactly is the point? This seems like a lot of expense for little practical benefit.” Listening in, Cassandra was wondering the exact same thing.</w:t>
+        <w:t>Back on the Grand Balcony, a stern-looking man in a Trade and Commerce administration uniform leaned into his microphone. “That’s all well and good,” he said, scanning Lena with a critical eye, “but what exactly is the point? This seems like a lot of expense for little practical benefit.” Listening in, Cassandra was wondering the exact same thing.</w:t>
       </w:r>
     </w:p>
     <w:p>
@@ -10221,14 +11014,7 @@
         <w:rPr>
           <w:rFonts w:eastAsia="Calibri"/>
         </w:rPr>
-        <w:t xml:space="preserve">“You’re not wrong, especially since Mourners aren’t limited to android chassis like my own. They can control all kinds of vehicles as well, as long as we install the proper interface, but </w:t>
-      </w:r>
-      <w:r>
-        <w:rPr>
-          <w:rFonts w:eastAsia="Calibri"/>
-        </w:rPr>
-        <w:lastRenderedPageBreak/>
-        <w:t xml:space="preserve">I don’t need to remind you that we’ve dealt with mutinous airship crews before. You haven’t already forgotten the </w:t>
+        <w:t xml:space="preserve">“You’re not wrong, especially since Mourners aren’t limited to android chassis like my own. They can control all kinds of vehicles as well, as long as we install the proper interface, but I don’t need to remind you that we’ve dealt with mutinous airship crews before. You haven’t already forgotten the </w:t>
       </w:r>
       <w:r>
         <w:rPr>
@@ -10358,14 +11144,7 @@
         <w:rPr>
           <w:rFonts w:eastAsia="Calibri"/>
         </w:rPr>
-        <w:t xml:space="preserve">“Of course, many of you are likely, and rightly, concerned about the cost of this endeavor,” Magnus said. “I won’t lie. It will be expensive. Just ferrying ammunition to the </w:t>
-      </w:r>
-      <w:r>
-        <w:rPr>
-          <w:rFonts w:eastAsia="Calibri"/>
-        </w:rPr>
-        <w:lastRenderedPageBreak/>
-        <w:t>ASPIS batteries is already a major undertaking, to say nothing of a comprehensive retrofit, and that’s after cost of the Mourners themselves. So, a question for the audience – how would you propose we fund this little project of ours?”</w:t>
+        <w:t>“Of course, many of you are likely, and rightly, concerned about the cost of this endeavor,” Magnus said. “I won’t lie. It will be expensive. Just ferrying ammunition to the ASPIS batteries is already a major undertaking, to say nothing of a comprehensive retrofit, and that’s after cost of the Mourners themselves. So, a question for the audience – how would you propose we fund this little project of ours?”</w:t>
       </w:r>
     </w:p>
     <w:p>
@@ -10495,7 +11274,6 @@
         <w:rPr>
           <w:rFonts w:eastAsia="Calibri"/>
         </w:rPr>
-        <w:lastRenderedPageBreak/>
         <w:t xml:space="preserve">“What fresh hell was that?” Akiko shouted, bolting to Cassandra’s side. </w:t>
       </w:r>
     </w:p>
@@ -10639,7 +11417,6 @@
         <w:rPr>
           <w:rFonts w:eastAsia="Calibri"/>
         </w:rPr>
-        <w:lastRenderedPageBreak/>
         <w:t xml:space="preserve">“I’m so glad you’re safe,” Cassandra said, tears still welling in her eyes. “But mother – you really didn’t see any sign of her?” </w:t>
       </w:r>
     </w:p>
@@ -10950,14 +11727,7 @@
         <w:rPr>
           <w:rFonts w:eastAsia="Calibri"/>
         </w:rPr>
-        <w:t xml:space="preserve">Cassandra paused. Her first instinct had been to say no, that they needed to press onward and rescue who they could from the warehouse. However, the more rational part of her knew that </w:t>
-      </w:r>
-      <w:r>
-        <w:rPr>
-          <w:rFonts w:eastAsia="Calibri"/>
-        </w:rPr>
-        <w:lastRenderedPageBreak/>
-        <w:t>such a plan would only put more lives at risk, especially with noncombatants in tow. With this in mind, she ordered them to take shelter in the nearby ruins while she alone made contact, and to return to Rome if they did not hear word after one hour.</w:t>
+        <w:t>Cassandra paused. Her first instinct had been to say no, that they needed to press onward and rescue who they could from the warehouse. However, the more rational part of her knew that such a plan would only put more lives at risk, especially with noncombatants in tow. With this in mind, she ordered them to take shelter in the nearby ruins while she alone made contact, and to return to Rome if they did not hear word after one hour.</w:t>
       </w:r>
     </w:p>
     <w:p>
@@ -11074,7 +11844,6 @@
         <w:rPr>
           <w:rFonts w:eastAsia="Calibri"/>
         </w:rPr>
-        <w:lastRenderedPageBreak/>
         <w:t>“Sure didn’t. We fought back, of course, and repelled the first wave. Guess they realized we weren’t who they thought we were at that point, ‘cause next time, they sent in a guy to talk. Told him he’d have to take it up with our embassy, just like you said, and he agreed, but called in the airship to make sure none of us make a run for it in the meantime.”</w:t>
       </w:r>
     </w:p>
@@ -11257,7 +12026,6 @@
         <w:rPr>
           <w:rFonts w:eastAsia="Calibri"/>
         </w:rPr>
-        <w:lastRenderedPageBreak/>
         <w:t>“Well, if you did want us to go to war on either side of this clusterfuck, you know I’d be behind you every step of the way. I trust you,” Eirene said, beaming far too warmly at Cassandra.</w:t>
       </w:r>
     </w:p>
@@ -11362,7 +12130,6 @@
         <w:rPr>
           <w:rFonts w:eastAsia="Calibri"/>
         </w:rPr>
-        <w:lastRenderedPageBreak/>
         <w:t>“We can use the floodlights. I’ll have one of my guys flash ‘em a message in morse code,” Eirene suggested.</w:t>
       </w:r>
     </w:p>
@@ -11532,7 +12299,6 @@
         <w:rPr>
           <w:rFonts w:eastAsia="Calibri"/>
         </w:rPr>
-        <w:lastRenderedPageBreak/>
         <w:t>Both of them waited and waited as the rest of the Aleph Null staff trickled into the compound. The atmosphere grew livelier, though still solemn. They were, after all, sharing the room with several dead bodies, lives for which the Union would have to be held accountable. As time went on, Cassandra felt the anxiety in her stomach give way to rage at the criminal negligence - or worse, malice - displayed by their neighbor. This kind of disaster would never have happened under a competent administration.</w:t>
       </w:r>
     </w:p>
@@ -11665,7 +12431,6 @@
         <w:rPr>
           <w:rFonts w:eastAsia="Calibri"/>
         </w:rPr>
-        <w:lastRenderedPageBreak/>
         <w:t>Despite ostensibly being praised, Cassandra didn’t feel like she’d received a compliment. “Very well, mother. Come on up, we’ll talk inside.”</w:t>
       </w:r>
     </w:p>
@@ -11809,7 +12574,6 @@
         <w:rPr>
           <w:rFonts w:eastAsia="Calibri"/>
         </w:rPr>
-        <w:lastRenderedPageBreak/>
         <w:t xml:space="preserve">“That’s absurd!” Cassandra shouted. “We did a comprehensive search of all the rooms when we arrived. Any traces of those substances we missed would have to have been so small that there’s no </w:t>
       </w:r>
       <w:r>
@@ -11979,7 +12743,6 @@
         <w:rPr>
           <w:rFonts w:eastAsia="Calibri"/>
         </w:rPr>
-        <w:lastRenderedPageBreak/>
         <w:t xml:space="preserve">“I should introduce myself. Jackson August Fairchild, at your service.” </w:t>
       </w:r>
     </w:p>
@@ -12162,7 +12925,6 @@
         <w:rPr>
           <w:rFonts w:eastAsia="Calibri"/>
         </w:rPr>
-        <w:lastRenderedPageBreak/>
         <w:t xml:space="preserve">“Alas, in fulfilling this vital role, I made a rare error, and found myself captured by Lancaster and his flying blackguards, presumably to get me out of the way. They put me under house arrest in an…admittedly luxurious estate, and they treated me well, but it is human nature to yearn for freedom, so I planned my escape, and ended up running into you. I dare say that was the greatest fortune you’ve had in some time, as my father will surely give you all the information you require once you return me to him. Like you, he has no love for the Grand Admiral.” </w:t>
       </w:r>
     </w:p>
@@ -12280,7 +13042,6 @@
         <w:rPr>
           <w:rFonts w:eastAsia="Calibri"/>
         </w:rPr>
-        <w:lastRenderedPageBreak/>
         <w:t>Jackson smirked. “You’d think so, wouldn’t you? The Skywatch may be the only ones with physical access to the ASPIS control center, but they can’t use it. Not with a security system powered by a Rho-model AI who has sworn a vow of pacifism.”</w:t>
       </w:r>
     </w:p>
@@ -12400,14 +13161,7 @@
         <w:rPr>
           <w:rFonts w:eastAsia="Calibri"/>
         </w:rPr>
-        <w:t xml:space="preserve"> Thrice, if you count his </w:t>
-      </w:r>
-      <w:r>
-        <w:rPr>
-          <w:rFonts w:eastAsia="Calibri"/>
-        </w:rPr>
-        <w:lastRenderedPageBreak/>
-        <w:t>imminent occupation of our homeland. However, I can’t let my personal desires cloud my judgment, so I would leave his punishment in God’s hands while we deal with him at the negotiating table.”</w:t>
+        <w:t xml:space="preserve"> Thrice, if you count his imminent occupation of our homeland. However, I can’t let my personal desires cloud my judgment, so I would leave his punishment in God’s hands while we deal with him at the negotiating table.”</w:t>
       </w:r>
     </w:p>
     <w:p>
@@ -12589,7 +13343,6 @@
         <w:rPr>
           <w:rFonts w:eastAsia="Calibri"/>
         </w:rPr>
-        <w:lastRenderedPageBreak/>
         <w:t xml:space="preserve">“I </w:t>
       </w:r>
       <w:r>
@@ -12746,14 +13499,7 @@
         <w:rPr>
           <w:rFonts w:eastAsia="Calibri"/>
         </w:rPr>
-        <w:t xml:space="preserve">“Well, if Eirene’s volunteering, then I think we at least have a plan to move forward,” Shufen said. “She and Jackson can go meet with Marcus, and if she doesn’t end up in a shallow </w:t>
-      </w:r>
-      <w:r>
-        <w:rPr>
-          <w:rFonts w:eastAsia="Calibri"/>
-        </w:rPr>
-        <w:lastRenderedPageBreak/>
-        <w:t xml:space="preserve">grave, she can come back and tell us if she thinks the deal we’re being offered is legitimate. We don’t have very much to lose, at least.” </w:t>
+        <w:t xml:space="preserve">“Well, if Eirene’s volunteering, then I think we at least have a plan to move forward,” Shufen said. “She and Jackson can go meet with Marcus, and if she doesn’t end up in a shallow grave, she can come back and tell us if she thinks the deal we’re being offered is legitimate. We don’t have very much to lose, at least.” </w:t>
       </w:r>
     </w:p>
     <w:p>
@@ -12921,14 +13667,7 @@
         <w:rPr>
           <w:rFonts w:eastAsia="Calibri"/>
         </w:rPr>
-        <w:t xml:space="preserve">The first resistance against the Union came from the cloistered halls of Aleph Null’s boardrooms, where Shufen and Elias worked day and night to placate him without revealing their real plans. It was easy enough to satisfy Lancaster’s desire to search their holdings. The only evidence that either of the fugitives had ever been in their care was Akiko’s temporary visitor pass, the records of which were easily destroyed, and there was nothing else in the city that might have tied them to the crime. As for Akiko herself, she had been hidden away in a safehouse underneath the mountain, close enough to be within reach, but far enough to escape </w:t>
-      </w:r>
-      <w:r>
-        <w:rPr>
-          <w:rFonts w:eastAsia="Calibri"/>
-        </w:rPr>
-        <w:lastRenderedPageBreak/>
-        <w:t>Lancaster’s search while he was fed false information. Despite this preparation, all the Athenians knew that they could only stall for so long, and that Lancaster would soon realize that the leads he had been given were bogus. They could only hope that, by the time he did, their alliance with Marcus Fairchild would be in place.</w:t>
+        <w:t>The first resistance against the Union came from the cloistered halls of Aleph Null’s boardrooms, where Shufen and Elias worked day and night to placate him without revealing their real plans. It was easy enough to satisfy Lancaster’s desire to search their holdings. The only evidence that either of the fugitives had ever been in their care was Akiko’s temporary visitor pass, the records of which were easily destroyed, and there was nothing else in the city that might have tied them to the crime. As for Akiko herself, she had been hidden away in a safehouse underneath the mountain, close enough to be within reach, but far enough to escape Lancaster’s search while he was fed false information. Despite this preparation, all the Athenians knew that they could only stall for so long, and that Lancaster would soon realize that the leads he had been given were bogus. They could only hope that, by the time he did, their alliance with Marcus Fairchild would be in place.</w:t>
       </w:r>
     </w:p>
     <w:p>
@@ -13019,14 +13758,7 @@
         <w:rPr>
           <w:rFonts w:eastAsia="Calibri"/>
         </w:rPr>
-        <w:t xml:space="preserve">“It’s not that they couldn’t afford it. Any big construction projects in the outskirts would have drawn attention to ourselves. Sure, the Union knew we were out there, but as long as we </w:t>
-      </w:r>
-      <w:r>
-        <w:rPr>
-          <w:rFonts w:eastAsia="Calibri"/>
-        </w:rPr>
-        <w:lastRenderedPageBreak/>
-        <w:t>kept a low profile, they didn’t give a shit. They keep an eye on us, we keep an eye on them, fair’s fair. If we started hauling in construction equipment, though, they might have an issue with that.”</w:t>
+        <w:t>“It’s not that they couldn’t afford it. Any big construction projects in the outskirts would have drawn attention to ourselves. Sure, the Union knew we were out there, but as long as we kept a low profile, they didn’t give a shit. They keep an eye on us, we keep an eye on them, fair’s fair. If we started hauling in construction equipment, though, they might have an issue with that.”</w:t>
       </w:r>
     </w:p>
     <w:p>
@@ -13158,7 +13890,6 @@
         <w:rPr>
           <w:rFonts w:eastAsia="Calibri"/>
         </w:rPr>
-        <w:lastRenderedPageBreak/>
         <w:t xml:space="preserve">“Maybe for you. Life on the move is rough, but, hey, at least you get to see the world. At least you’re free. Besides, ask the people on the </w:t>
       </w:r>
       <w:r>
@@ -13315,14 +14046,7 @@
         <w:rPr>
           <w:rFonts w:eastAsia="Calibri"/>
         </w:rPr>
-        <w:t xml:space="preserve">“This late at night, the Lighthouse will be locked down, so we’ll stay at a hotel that I know is safe. It’s not exactly the Prime Minister’s suite at Unity Tower, but it’s…fancy.  While </w:t>
-      </w:r>
-      <w:r>
-        <w:rPr>
-          <w:rFonts w:eastAsia="Calibri"/>
-        </w:rPr>
-        <w:lastRenderedPageBreak/>
-        <w:t>the local government hasn’t bothered to clean up the outer reaches of the city, those parts they did fix were renovated quite nicely, I think you’ll find.”</w:t>
+        <w:t>“This late at night, the Lighthouse will be locked down, so we’ll stay at a hotel that I know is safe. It’s not exactly the Prime Minister’s suite at Unity Tower, but it’s…fancy.  While the local government hasn’t bothered to clean up the outer reaches of the city, those parts they did fix were renovated quite nicely, I think you’ll find.”</w:t>
       </w:r>
     </w:p>
     <w:p>
@@ -13494,7 +14218,6 @@
         <w:rPr>
           <w:rFonts w:eastAsia="Calibri"/>
         </w:rPr>
-        <w:lastRenderedPageBreak/>
         <w:t>“Good to see you safe, Master Jackson,” one of them said. “Will you be staying the night, or are you just here to rest with your companion?”</w:t>
       </w:r>
     </w:p>
@@ -13638,7 +14361,6 @@
         <w:rPr>
           <w:rFonts w:eastAsia="Calibri"/>
         </w:rPr>
-        <w:lastRenderedPageBreak/>
         <w:t>“That I did. Quite the adulthood, too – so far,” he said, opening the door to his room and inviting Eirene in. “What about you, though? Was your upbringing as exciting as your life is now?”</w:t>
       </w:r>
     </w:p>
@@ -13808,7 +14530,6 @@
         <w:rPr>
           <w:rFonts w:eastAsia="Calibri"/>
         </w:rPr>
-        <w:lastRenderedPageBreak/>
         <w:t>Once she was alone in her room, Eirene let herself fall backwards onto the bed. Its softness was a pleasant surprise. She stared at the taupe ceiling, and a single chip of paint flaked off, landing on her cheek like an ugly snowflake.</w:t>
       </w:r>
     </w:p>
@@ -13955,7 +14676,6 @@
         <w:rPr>
           <w:rFonts w:eastAsia="Calibri"/>
         </w:rPr>
-        <w:lastRenderedPageBreak/>
         <w:t>“It’s not just ‘some’ footprints. Back when I ran with a street gang in Athens, a lot of folks wore Union police boots bought cheap from international surplus retailers, and that’s the exact tread they have. Plus, the fact that I could recognize them means they’re fresh. Two sets of prints, so at least two cops somewhere in the vicinity who could rat us out to Lancaster.”</w:t>
       </w:r>
     </w:p>
@@ -14112,14 +14832,7 @@
         <w:rPr>
           <w:rFonts w:eastAsia="Calibri"/>
         </w:rPr>
-        <w:t xml:space="preserve">The sudden arrival of several policemen, no doubt the ones whose footprints she had seen, brought her back to the present. Eirene looked back at Jackson and saw him nod to confirm </w:t>
-      </w:r>
-      <w:r>
-        <w:rPr>
-          <w:rFonts w:eastAsia="Calibri"/>
-        </w:rPr>
-        <w:lastRenderedPageBreak/>
-        <w:t>that he too was aware of them – three, not two men in ratty uniforms, well-armed and armored. One of them must have been walking behind another when they made the tracks she’d seen.</w:t>
+        <w:t>The sudden arrival of several policemen, no doubt the ones whose footprints she had seen, brought her back to the present. Eirene looked back at Jackson and saw him nod to confirm that he too was aware of them – three, not two men in ratty uniforms, well-armed and armored. One of them must have been walking behind another when they made the tracks she’d seen.</w:t>
       </w:r>
     </w:p>
     <w:p>
@@ -14262,14 +14975,7 @@
         <w:rPr>
           <w:rFonts w:eastAsia="Calibri"/>
         </w:rPr>
-        <w:t xml:space="preserve">-class air destroyer, first registered in Athens, and now recognized </w:t>
-      </w:r>
-      <w:r>
-        <w:rPr>
-          <w:rFonts w:eastAsia="Calibri"/>
-        </w:rPr>
-        <w:lastRenderedPageBreak/>
-        <w:t>as a trading partner in over twenty sovereign nations.. If your investigation is still ongoing when it returns, I’m sure Captain Eliades would be honored to assist you.” She finished her spiel with a deep, uncharacteristic bow that Jackson hurriedly mimicked.</w:t>
+        <w:t>-class air destroyer, first registered in Athens, and now recognized as a trading partner in over twenty sovereign nations.. If your investigation is still ongoing when it returns, I’m sure Captain Eliades would be honored to assist you.” She finished her spiel with a deep, uncharacteristic bow that Jackson hurriedly mimicked.</w:t>
       </w:r>
     </w:p>
     <w:p>
@@ -14425,14 +15131,7 @@
         <w:rPr>
           <w:rFonts w:eastAsia="Calibri"/>
         </w:rPr>
-        <w:t xml:space="preserve">“Oh, I didn’t want to, but people usually give me more leeway when I play up the ‘cute, demure little girl’ act. Not very dignified, but not very threatening either, long as I keep my tats and scars covered up, so it keeps me under their radar. And indignity’s only a problem for people who had any self-respect to begin with, heh” Eirene chuckled to herself. “Could’ve really sold it if I had a kimono or something, but, eh, can’t always get what you want. Anyway, for what it’s </w:t>
-      </w:r>
-      <w:r>
-        <w:rPr>
-          <w:rFonts w:eastAsia="Calibri"/>
-        </w:rPr>
-        <w:lastRenderedPageBreak/>
-        <w:t xml:space="preserve">worth, Evan was a real guy. Even though he died during a, ah, incident aboard the </w:t>
+        <w:t xml:space="preserve">“Oh, I didn’t want to, but people usually give me more leeway when I play up the ‘cute, demure little girl’ act. Not very dignified, but not very threatening either, long as I keep my tats and scars covered up, so it keeps me under their radar. And indignity’s only a problem for people who had any self-respect to begin with, heh” Eirene chuckled to herself. “Could’ve really sold it if I had a kimono or something, but, eh, can’t always get what you want. Anyway, for what it’s worth, Evan was a real guy. Even though he died during a, ah, incident aboard the </w:t>
       </w:r>
       <w:r>
         <w:rPr>
@@ -14614,7 +15313,6 @@
         <w:rPr>
           <w:rFonts w:eastAsia="Calibri"/>
         </w:rPr>
-        <w:lastRenderedPageBreak/>
         <w:t>“Sadly, no, the best we have to offer is state-of-the-art medical care. You’ll just have to make do.”</w:t>
       </w:r>
     </w:p>
@@ -14771,7 +15469,6 @@
         <w:rPr>
           <w:rFonts w:eastAsia="Calibri"/>
         </w:rPr>
-        <w:lastRenderedPageBreak/>
         <w:t>“Yeah. Figured you’d know that already. Uh, no offense.”</w:t>
       </w:r>
     </w:p>
@@ -14899,7 +15596,6 @@
         <w:rPr>
           <w:rFonts w:eastAsia="Calibri"/>
         </w:rPr>
-        <w:lastRenderedPageBreak/>
         <w:t>All of Aleph Null’s own aircraft were confined to their hangars, stymying the company’s trade, for which all the board members cursed the Union. It was a small mercy that they were a privately-owned company, not beholden to stockholders, whose wrath over this loss of income would no doubt have been fierce. Then again, Cassandra thought, perhaps a legion of angry capitalists would help motivate the Union to withdraw.</w:t>
       </w:r>
     </w:p>
@@ -15006,7 +15702,6 @@
         <w:rPr>
           <w:rFonts w:eastAsia="Calibri"/>
         </w:rPr>
-        <w:lastRenderedPageBreak/>
         <w:t xml:space="preserve">“It sounds like you have something important to tell me,” her mother said, barely looking up from the documents she was signing. </w:t>
       </w:r>
     </w:p>
@@ -15163,14 +15858,7 @@
         <w:rPr>
           <w:rFonts w:eastAsia="Calibri"/>
         </w:rPr>
-        <w:t xml:space="preserve">“Anyone who matters is being watched,” Shufen said, scowling. “You, me, Elias. Every single individual within this company possessed of a single gram of authority has the Union’s eyes on them. That can’t be avoided. By traveling to Naples, we will be drawing a line in the sand for everyone to see, a line that says we aren’t going to lie down and take whatever Lancaster throws at us. If he has even a shred of pragmatism in that militaristic body of his, he’ll run back to Rome with his tail between his legs, so I say let him watch! Let him watch as we </w:t>
-      </w:r>
-      <w:r>
-        <w:rPr>
-          <w:rFonts w:eastAsia="Calibri"/>
-        </w:rPr>
-        <w:lastRenderedPageBreak/>
-        <w:t>cement this alliance and strip him of all the power he holds dear.” With fervor unusual even for her, the old woman picked her pen back up and signed the last document on her desk, practically throwing down the pen once she was done.</w:t>
+        <w:t>“Anyone who matters is being watched,” Shufen said, scowling. “You, me, Elias. Every single individual within this company possessed of a single gram of authority has the Union’s eyes on them. That can’t be avoided. By traveling to Naples, we will be drawing a line in the sand for everyone to see, a line that says we aren’t going to lie down and take whatever Lancaster throws at us. If he has even a shred of pragmatism in that militaristic body of his, he’ll run back to Rome with his tail between his legs, so I say let him watch! Let him watch as we cement this alliance and strip him of all the power he holds dear.” With fervor unusual even for her, the old woman picked her pen back up and signed the last document on her desk, practically throwing down the pen once she was done.</w:t>
       </w:r>
     </w:p>
     <w:p>
@@ -15300,7 +15988,6 @@
         <w:rPr>
           <w:rFonts w:eastAsia="Calibri"/>
         </w:rPr>
-        <w:lastRenderedPageBreak/>
         <w:t xml:space="preserve">“Do as you will. It’s your mission, which means it’s your call.” </w:t>
       </w:r>
     </w:p>
@@ -15483,7 +16170,6 @@
         <w:rPr>
           <w:rFonts w:eastAsia="Calibri"/>
         </w:rPr>
-        <w:lastRenderedPageBreak/>
         <w:t>Elias smiled. “Exactly. I hope to do just that, and I also hope you’ll do the same,” he said.</w:t>
       </w:r>
     </w:p>
@@ -15643,7 +16329,6 @@
         <w:rPr>
           <w:rFonts w:eastAsia="Calibri"/>
         </w:rPr>
-        <w:lastRenderedPageBreak/>
         <w:t xml:space="preserve">“You wanna know what kind of guy he is, huh? Well, I can tell you right away that he was like a fucking ghost in the research lab. We’d go days without any sign of his existence and then suddenly you’d find this old guy with skin so pale it’s practically translucent peering over your shoulder, no trace of how he got there. And God help you if he found your work unsatisfactory. I swear, the first time he told me off for sloppy lab work, I was half convinced he’d show up to haunt me in my sleep.” </w:t>
       </w:r>
     </w:p>
@@ -15788,7 +16473,6 @@
         <w:rPr>
           <w:rFonts w:eastAsia="Calibri"/>
         </w:rPr>
-        <w:lastRenderedPageBreak/>
         <w:t>“Don’t take my word as gospel, though,” Akiko replied. “I’ve already told you that I don’t even remember most of my time there, and he could have changed in the years since I worked for him.”</w:t>
       </w:r>
     </w:p>
@@ -16109,14 +16793,7 @@
         <w:rPr>
           <w:rFonts w:eastAsia="Calibri"/>
         </w:rPr>
-        <w:t xml:space="preserve">Though her nerves were starting to affect her bladder, Cassandra refused to relieve herself on a toilet that had been used by an untold number of other people since it was last cleaned. She had only stepped into the washroom to try and calm herself down with a ritualistic </w:t>
-      </w:r>
-      <w:r>
-        <w:rPr>
-          <w:rFonts w:eastAsia="Calibri"/>
-        </w:rPr>
-        <w:lastRenderedPageBreak/>
-        <w:t>hand washing, running her hands through the sink one, two, three times, just like usual, and lathering them with soap between each pass.</w:t>
+        <w:t>Though her nerves were starting to affect her bladder, Cassandra refused to relieve herself on a toilet that had been used by an untold number of other people since it was last cleaned. She had only stepped into the washroom to try and calm herself down with a ritualistic hand washing, running her hands through the sink one, two, three times, just like usual, and lathering them with soap between each pass.</w:t>
       </w:r>
       <w:r>
         <w:rPr>
@@ -16252,7 +16929,6 @@
         <w:rPr>
           <w:rFonts w:eastAsia="Calibri"/>
         </w:rPr>
-        <w:lastRenderedPageBreak/>
         <w:t>Elias’ presence was as comforting as always. As long as he was there for her to talk to, she could anchor her manic thoughts to him and keep them from sinking into an obsession over “what ifs.”</w:t>
       </w:r>
     </w:p>
@@ -16383,14 +17059,7 @@
         <w:rPr>
           <w:rFonts w:eastAsia="Calibri"/>
         </w:rPr>
-        <w:t xml:space="preserve">After waiting for the better part of an hour at the gate, a period of idleness which did little to calm Cassandra’s racing mind, they boarded Pan-Mediterranean Airlines flight 204 to Rome-Fiumicino Airport. On account of the company’s planes being impounded, they had been forced to take a normal commercial airliner, but the board had at least been kind enough to authorize the purchase of first-class seats. Much like Akiko, Cassandra and Elias were dressed in completely </w:t>
-      </w:r>
-      <w:r>
-        <w:rPr>
-          <w:rFonts w:eastAsia="Calibri"/>
-        </w:rPr>
-        <w:lastRenderedPageBreak/>
-        <w:t>unremarkable business attire, and nobody would have suspected they were anything other than corporate executives on the never-ending quest to make more money.</w:t>
+        <w:t>After waiting for the better part of an hour at the gate, a period of idleness which did little to calm Cassandra’s racing mind, they boarded Pan-Mediterranean Airlines flight 204 to Rome-Fiumicino Airport. On account of the company’s planes being impounded, they had been forced to take a normal commercial airliner, but the board had at least been kind enough to authorize the purchase of first-class seats. Much like Akiko, Cassandra and Elias were dressed in completely unremarkable business attire, and nobody would have suspected they were anything other than corporate executives on the never-ending quest to make more money.</w:t>
       </w:r>
     </w:p>
     <w:p>
@@ -16520,7 +17189,6 @@
         <w:rPr>
           <w:rFonts w:eastAsia="Calibri"/>
         </w:rPr>
-        <w:lastRenderedPageBreak/>
         <w:t>Sun Xiang was a lean but strong-looking man, with muscles much larger than one might expect from an academic. A healthy body, he had always said, supported a healthy mind, and Cassandra did remind herself that he had once worked in security, just like her. Unlike her, however, he had harbored greater ambitions, and they seemed to have paid off. That fact instilled in her no small amount of jealousy.</w:t>
       </w:r>
     </w:p>
@@ -16651,7 +17319,6 @@
         <w:rPr>
           <w:rFonts w:eastAsia="Calibri"/>
         </w:rPr>
-        <w:lastRenderedPageBreak/>
         <w:t>The lavish interior of the facility belied its spartan exterior. Its foyer was furnished with marble floors and columns, polished wooden furniture, paintings dating back hundreds of years - assuming they were original copies - and, at the center of it all, a state of none other than Marcus Fairchild himself, in a pose clearly intended to evoke Rodin’s famous Thinker. Mercifully, he had not been rendered nude.</w:t>
       </w:r>
     </w:p>
@@ -16769,14 +17436,7 @@
         <w:rPr>
           <w:rFonts w:eastAsia="Calibri"/>
         </w:rPr>
-        <w:t xml:space="preserve">Marcus stirred. Slowly, he raised his head and rubbed his eyes. “...Is it that time already? I still need to review these proposals,” the old man said, half-heartedly sifting through the pile of </w:t>
-      </w:r>
-      <w:r>
-        <w:rPr>
-          <w:rFonts w:eastAsia="Calibri"/>
-        </w:rPr>
-        <w:lastRenderedPageBreak/>
-        <w:t>papers on which he had been resting. “Perhaps they can wait for, say, ten more minutes? Have the servants bring them drinks, if they want.”</w:t>
+        <w:t>Marcus stirred. Slowly, he raised his head and rubbed his eyes. “...Is it that time already? I still need to review these proposals,” the old man said, half-heartedly sifting through the pile of papers on which he had been resting. “Perhaps they can wait for, say, ten more minutes? Have the servants bring them drinks, if they want.”</w:t>
       </w:r>
     </w:p>
     <w:p>
@@ -16893,14 +17553,7 @@
         <w:rPr>
           <w:rFonts w:eastAsia="Calibri"/>
         </w:rPr>
-        <w:t xml:space="preserve">When they arrived in the reception room, they were indeed met by the same two individuals that Elias had encountered at the conference. Both were standing by a table on which </w:t>
-      </w:r>
-      <w:r>
-        <w:rPr>
-          <w:rFonts w:eastAsia="Calibri"/>
-        </w:rPr>
-        <w:lastRenderedPageBreak/>
-        <w:t>were arrayed a variety of light snacks, a coffee pot, and a tea kettle, alongside the appropriate tableware. Unlike at Unity Tower, however, Charlotte had already filled her plate and was in the process of filling her mouth, as well, when Xiang began to make introductions.</w:t>
+        <w:t>When they arrived in the reception room, they were indeed met by the same two individuals that Elias had encountered at the conference. Both were standing by a table on which were arrayed a variety of light snacks, a coffee pot, and a tea kettle, alongside the appropriate tableware. Unlike at Unity Tower, however, Charlotte had already filled her plate and was in the process of filling her mouth, as well, when Xiang began to make introductions.</w:t>
       </w:r>
     </w:p>
     <w:p>
@@ -17057,14 +17710,7 @@
         <w:rPr>
           <w:rFonts w:eastAsia="Calibri"/>
         </w:rPr>
-        <w:t xml:space="preserve">“Very prudent,” Charlotte replied, nodding in approval. The French woman took a bite of one of the bread slices on her plate, and Cassandra felt inspired to grab one for herself. She picked up the largest piece remaining, scarfed it down, and then took a second for later. They </w:t>
-      </w:r>
-      <w:r>
-        <w:rPr>
-          <w:rFonts w:eastAsia="Calibri"/>
-        </w:rPr>
-        <w:lastRenderedPageBreak/>
-        <w:t>weren’t as sweet as the ones at the conference, but they were still warm from the oven, with a heavenly crunch as she bit down through the crust.</w:t>
+        <w:t>“Very prudent,” Charlotte replied, nodding in approval. The French woman took a bite of one of the bread slices on her plate, and Cassandra felt inspired to grab one for herself. She picked up the largest piece remaining, scarfed it down, and then took a second for later. They weren’t as sweet as the ones at the conference, but they were still warm from the oven, with a heavenly crunch as she bit down through the crust.</w:t>
       </w:r>
     </w:p>
     <w:p>
@@ -17249,7 +17895,6 @@
         <w:rPr>
           <w:rFonts w:eastAsia="Calibri"/>
         </w:rPr>
-        <w:lastRenderedPageBreak/>
         <w:t>“Yeah, we’re way more familiar with Lancaster’s style of leadership than I think any of us would like,” Cassandra replied.</w:t>
       </w:r>
     </w:p>
@@ -17393,14 +18038,7 @@
         <w:rPr>
           <w:rFonts w:eastAsia="Calibri"/>
         </w:rPr>
-        <w:t xml:space="preserve"> incident, I saw two corvettes flying in for repairs at the space elevator. Now, I don’t know jack shit about war, but I know a thing or </w:t>
-      </w:r>
-      <w:r>
-        <w:rPr>
-          <w:rFonts w:eastAsia="Calibri"/>
-        </w:rPr>
-        <w:lastRenderedPageBreak/>
-        <w:t xml:space="preserve">two about air traffic, and Skywatch corvettes </w:t>
+        <w:t xml:space="preserve"> incident, I saw two corvettes flying in for repairs at the space elevator. Now, I don’t know jack shit about war, but I know a thing or two about air traffic, and Skywatch corvettes </w:t>
       </w:r>
       <w:r>
         <w:rPr>
@@ -17526,7 +18164,6 @@
         <w:rPr>
           <w:rFonts w:eastAsia="Calibri"/>
         </w:rPr>
-        <w:lastRenderedPageBreak/>
         <w:t xml:space="preserve">“Of course they aren’t. The second party, you’ve already met. Charlotte Aucoin and Nathaniel Bergstrom, the representatives from Geneva, made a deal with Lancaster to offer intelligence and materiel support in exchange for permission to investigate the Mourner project and ensure it complies with the Inquisition’s regulations. That’s why they’re here today. What they don’t know is that I have no intent of ceding any of my children to Lancaster’s control, and that I intend to offer them what they want only if they </w:t>
       </w:r>
       <w:r>
@@ -17696,7 +18333,6 @@
         <w:rPr>
           <w:rFonts w:eastAsia="Calibri"/>
         </w:rPr>
-        <w:lastRenderedPageBreak/>
         <w:t>“The ASPIS control center is on a space station in low Earth orbit, about four hundred kilometers up. The only way to reach it is through a rocket launch, which would be costly and vulnerable to attack; or through the Montreal space elevator. The Skywatch controls access to the elevator past the upper city, so it’ll be a tough nut to crack, but I’m confident we can make it past with minimal violence. None at all, if we’re lucky.”</w:t>
       </w:r>
     </w:p>
@@ -17840,7 +18476,6 @@
         <w:rPr>
           <w:rFonts w:eastAsia="Calibri"/>
         </w:rPr>
-        <w:lastRenderedPageBreak/>
         <w:t xml:space="preserve">“You mentioned Eirene? Can we see her?” Cassandra asked. </w:t>
       </w:r>
     </w:p>
@@ -17984,7 +18619,6 @@
         <w:rPr>
           <w:rFonts w:eastAsia="Calibri"/>
         </w:rPr>
-        <w:lastRenderedPageBreak/>
         <w:t>“...Be alone? Uh, sure?” Eirene said, her expression both confused and concerned. “You can just head back from the foyer to the reception room and then follow the hallway to the left, then once you get outside, there’s a path that takes you to the cliffs overlooking the water. Good place for a walk, for sure.”</w:t>
       </w:r>
     </w:p>
@@ -18212,7 +18846,6 @@
         <w:rPr>
           <w:rFonts w:eastAsia="Calibri"/>
         </w:rPr>
-        <w:lastRenderedPageBreak/>
         <w:t>“Maybe I should consider myself lucky that I didn’t have to stay there for long,” Cassandra replied.</w:t>
       </w:r>
     </w:p>
@@ -18410,7 +19043,6 @@
         <w:rPr>
           <w:rFonts w:eastAsia="Calibri"/>
         </w:rPr>
-        <w:lastRenderedPageBreak/>
         <w:t>“Well, you won’t find them in any travel guidebooks, that’s for sure, but I know you know how to treat a guest.”</w:t>
       </w:r>
     </w:p>
@@ -18563,7 +19195,6 @@
         <w:rPr>
           <w:rFonts w:eastAsia="Calibri"/>
         </w:rPr>
-        <w:lastRenderedPageBreak/>
         <w:t xml:space="preserve">Shufen’s iron demeanor did not crack. “You claim that Aleph Null is corrupt, but where’s your evidence? The fact of the matter is that I don’t control my children. Cassandra has always been a rebellious one, sparring with me ever since I first voiced my disapproval of her love life, and Elias pays more fealty to ‘God’ than to the company. Harlots and charlatans, worming their way into their brains.” </w:t>
       </w:r>
       <w:r>
@@ -18740,7 +19371,6 @@
         <w:rPr>
           <w:rFonts w:eastAsia="Calibri"/>
         </w:rPr>
-        <w:lastRenderedPageBreak/>
         <w:t>He took another sip of water and looked over the map, which Shufen now saw depicted the center of Montreal’s lower city. After a few seconds, he pointed one finger at a dense cluster of transit lines.</w:t>
       </w:r>
     </w:p>
@@ -19076,14 +19706,7 @@
         <w:rPr>
           <w:rFonts w:eastAsia="Calibri"/>
         </w:rPr>
-        <w:t xml:space="preserve">“Because,” Xiang responded, “what the young master failed to mention is that the Transportation Administration only owns the terminals in the lower and upper city. There’s a checkpoint even further up that we jokingly call the stargate. The Skywatch has complete control </w:t>
-      </w:r>
-      <w:r>
-        <w:rPr>
-          <w:rFonts w:eastAsia="Calibri"/>
-        </w:rPr>
-        <w:lastRenderedPageBreak/>
-        <w:t>of it, and they inspect any cargo headed upwards. They also physically disconnect the cityside elevator controls in the event of any disturbance, preventing any sort of ground assault.”</w:t>
+        <w:t>“Because,” Xiang responded, “what the young master failed to mention is that the Transportation Administration only owns the terminals in the lower and upper city. There’s a checkpoint even further up that we jokingly call the stargate. The Skywatch has complete control of it, and they inspect any cargo headed upwards. They also physically disconnect the cityside elevator controls in the event of any disturbance, preventing any sort of ground assault.”</w:t>
       </w:r>
     </w:p>
     <w:p>
@@ -19252,7 +19875,6 @@
         <w:rPr>
           <w:rFonts w:eastAsia="Calibri"/>
         </w:rPr>
-        <w:lastRenderedPageBreak/>
         <w:t>“Oh, it’s okay, really,” Eirene replied. “I’d say it’s better if I stay behind. Someone needs to supervise Jackson, after all.”</w:t>
       </w:r>
     </w:p>
@@ -19435,7 +20057,6 @@
         <w:rPr>
           <w:rFonts w:eastAsia="Calibri"/>
         </w:rPr>
-        <w:lastRenderedPageBreak/>
         <w:t>“This could easily be a trap,” Cassandra warned. “She says she ‘made her own deductions,’ but she’d also know all this stuff if she was straight-up working for Lancaster. As soon as we step on that train to Geneva, who’s to say we won’t be grabbed by some goons and hauled off to prison, or worse?”</w:t>
       </w:r>
     </w:p>
@@ -19634,7 +20255,6 @@
         <w:rPr>
           <w:rFonts w:eastAsia="Calibri"/>
         </w:rPr>
-        <w:lastRenderedPageBreak/>
         <w:t xml:space="preserve">Charlotte wasn’t wrong about Marcus. When Elias and Cassandra went to propose their business trip to him, he wholeheartedly endorsed the plan, although his recommendation did come with a strict admonishment not to tarry too long - while their timetable was not urgent, that did not mean he would suffer undue delays. </w:t>
       </w:r>
     </w:p>
@@ -19804,7 +20424,6 @@
         <w:rPr>
           <w:rFonts w:eastAsia="Calibri"/>
         </w:rPr>
-        <w:lastRenderedPageBreak/>
         <w:t xml:space="preserve">Xiang, meanwhile, merely stepped up beside Akiko and shook Cassandra’s hand as well. He smiled. She smiled back. Neither of them said a word, for no word needed to be said. </w:t>
       </w:r>
     </w:p>
@@ -19961,7 +20580,6 @@
         <w:rPr>
           <w:rFonts w:eastAsia="Calibri"/>
         </w:rPr>
-        <w:lastRenderedPageBreak/>
         <w:t>“Maybe. I think we were owed a bit of good luck, though.”</w:t>
       </w:r>
     </w:p>
@@ -20157,7 +20775,6 @@
         <w:rPr>
           <w:rFonts w:eastAsia="Calibri"/>
         </w:rPr>
-        <w:lastRenderedPageBreak/>
         <w:t>* * *</w:t>
       </w:r>
     </w:p>
@@ -20340,7 +20957,6 @@
         <w:rPr>
           <w:rFonts w:eastAsia="Calibri"/>
         </w:rPr>
-        <w:lastRenderedPageBreak/>
         <w:t>A pair of heavy blast doors, barely visible at the base of the concrete behemoth, slid open to admit the train through the first set of walls. Elias noticed the faint shimmer of the fortress’ kinetic barrier seems to bend around the train as they sped through it, half-confirming Charlotte’s tale about the defenses. With luck, he would never have a chance to see its strength tested.</w:t>
       </w:r>
     </w:p>
@@ -20458,7 +21074,6 @@
         <w:rPr>
           <w:rFonts w:eastAsia="Calibri"/>
         </w:rPr>
-        <w:lastRenderedPageBreak/>
         <w:t>Having taken in all the sights, Elias and Charlotte returned to their cabin to collect what few belongings had made it this far with them. Before long, the train pulled lazily into Geneva, depositing the two, still weary from their journey, onto the platform with little more than the shirts on their backs.</w:t>
       </w:r>
     </w:p>
@@ -20589,7 +21204,6 @@
         <w:rPr>
           <w:rFonts w:eastAsia="Calibri"/>
         </w:rPr>
-        <w:lastRenderedPageBreak/>
         <w:t>“Right, I remember what you told me. I also hope you remember that, as soon as we make contact with the Peregrines, I’m headed back to my friends. That was our deal, right?”</w:t>
       </w:r>
     </w:p>
@@ -20759,7 +21373,6 @@
         <w:rPr>
           <w:rFonts w:eastAsia="Calibri"/>
         </w:rPr>
-        <w:lastRenderedPageBreak/>
         <w:t>The sun was already setting by the time Ian woke up. He took a moment to reflect on the damage this day had likely done to his sleep schedule before practically falling out of bed and changing into the clothes Charlotte had sent him. They were simple, grey cotton garments; functional, but not terribly fashionable.</w:t>
       </w:r>
     </w:p>
@@ -20890,7 +21503,6 @@
         <w:rPr>
           <w:rFonts w:eastAsia="Calibri"/>
         </w:rPr>
-        <w:lastRenderedPageBreak/>
         <w:t>“Emma. Emma Aucoin…although now that I think about it, I probably didn’t need to clarify,” the girl answered.</w:t>
       </w:r>
     </w:p>
@@ -21048,7 +21660,6 @@
         <w:rPr>
           <w:rFonts w:eastAsia="Calibri"/>
         </w:rPr>
-        <w:lastRenderedPageBreak/>
         <w:t xml:space="preserve">“Yeah, and the flashier the façade, the more it can hide,” Cassandra said. “Please, Miss Charlotte. Continue.” </w:t>
       </w:r>
     </w:p>
@@ -21187,7 +21798,6 @@
         <w:rPr>
           <w:rFonts w:eastAsia="Calibri"/>
         </w:rPr>
-        <w:lastRenderedPageBreak/>
         <w:t>“Things would play out just as they have in your Athens. Genève would lose some standing with the Union, and would be ‘asked’ to hand over the criminals. Unlike you, however, Bergstrom would comply, completely neutralizing us as a threat in his rise to power and weakening a powerful neighbor in one blow.”</w:t>
       </w:r>
     </w:p>
@@ -21393,7 +22003,6 @@
         <w:rPr>
           <w:rFonts w:eastAsia="Calibri"/>
         </w:rPr>
-        <w:lastRenderedPageBreak/>
         <w:t>The twins looked at each other, then back at Charlotte.</w:t>
       </w:r>
     </w:p>
@@ -21589,7 +22198,6 @@
         <w:rPr>
           <w:rFonts w:eastAsia="Calibri"/>
         </w:rPr>
-        <w:lastRenderedPageBreak/>
         <w:t>Cassandra sighed. “Fine. My brother’s right, we have nothing to lose by doing some snooping. Nothing except some wasted time if this doesn’t pan out. But if we do end up working together, the space elevator is still my operation, okay? I’m not about to put my family and my city’s future in the hands of this ‘Inquisition.’”</w:t>
       </w:r>
     </w:p>
@@ -21745,14 +22353,7 @@
         <w:rPr>
           <w:rFonts w:eastAsia="Calibri"/>
         </w:rPr>
-        <w:t xml:space="preserve">“And there’s the question we all knew you were going to ask.” Cassandra closed her eyes and took a deep breath before continuing. “I don’t really have any reason to doubt her, no. If you </w:t>
-      </w:r>
-      <w:r>
-        <w:rPr>
-          <w:rFonts w:eastAsia="Calibri"/>
-        </w:rPr>
-        <w:lastRenderedPageBreak/>
-        <w:t xml:space="preserve">held a gun to my head and forced me to choose, then yeah, I’d say we should side with her, but you have to understand, everything we’re doing right now is a result of false accusation after false accusation. Akiko, you, me, Jackson. After all that, you can’t blame me for being a little touchy when I’m asked to haul in a guy without any evidence.” </w:t>
+        <w:t xml:space="preserve">“And there’s the question we all knew you were going to ask.” Cassandra closed her eyes and took a deep breath before continuing. “I don’t really have any reason to doubt her, no. If you held a gun to my head and forced me to choose, then yeah, I’d say we should side with her, but you have to understand, everything we’re doing right now is a result of false accusation after false accusation. Akiko, you, me, Jackson. After all that, you can’t blame me for being a little touchy when I’m asked to haul in a guy without any evidence.” </w:t>
       </w:r>
       <w:r>
         <w:rPr>
@@ -21911,7 +22512,6 @@
         <w:rPr>
           <w:rFonts w:eastAsia="Calibri"/>
         </w:rPr>
-        <w:lastRenderedPageBreak/>
         <w:t xml:space="preserve">“I-I…you can really tell I’m pacing?” Cassandra asked. </w:t>
       </w:r>
       <w:r>
@@ -22128,7 +22728,6 @@
         <w:rPr>
           <w:rFonts w:eastAsia="Calibri"/>
         </w:rPr>
-        <w:lastRenderedPageBreak/>
         <w:t xml:space="preserve">“You know, the saltiness is kind of growing on me,” she said. “I’ll have to take Akiko here once it’s all said and done.” </w:t>
       </w:r>
       <w:r>
@@ -22342,7 +22941,6 @@
         <w:rPr>
           <w:rFonts w:eastAsia="Calibri"/>
         </w:rPr>
-        <w:lastRenderedPageBreak/>
         <w:t xml:space="preserve">Eirene turned away from Jackson as her face twisted into a scowl. “Accomplishments?” she asked. “What accomplishments? How many people died on my watch at Hotel India? The only reason </w:t>
       </w:r>
       <w:r>
@@ -22512,7 +23110,6 @@
         <w:rPr>
           <w:rFonts w:eastAsia="Calibri"/>
         </w:rPr>
-        <w:lastRenderedPageBreak/>
         <w:t>Eirene rolled her eyes, but otherwise ignored his boasting. “Well, I’m glad of that, at least. Still, I’m sorry. It’s just that, like you said, I don’t need to be sharing my grief with everyone else, ‘cause that wouldn’t really be fair to them. It’s my problem to deal with, right?”</w:t>
       </w:r>
     </w:p>
@@ -22721,7 +23318,6 @@
         <w:rPr>
           <w:rFonts w:eastAsia="Calibri"/>
         </w:rPr>
-        <w:lastRenderedPageBreak/>
         <w:t xml:space="preserve">Eirene tried to continue, but the jumbled mess of words fighting to escape her mouth floundered before they reached her tongue. Frustrated, she pounded the window with her fist, and, when nothing came of that gesture but a hollow </w:t>
       </w:r>
       <w:r>
@@ -22878,14 +23474,7 @@
         <w:rPr>
           <w:rFonts w:eastAsia="Calibri"/>
         </w:rPr>
-        <w:t xml:space="preserve">“From what I’ve seen, yes, I think you’d be a crying mess regardless, but that’s not a bad thing for someone in your position. Cry all you want, let it out, and then try to make sense of the </w:t>
-      </w:r>
-      <w:r>
-        <w:rPr>
-          <w:rFonts w:eastAsia="Calibri"/>
-        </w:rPr>
-        <w:lastRenderedPageBreak/>
-        <w:t>pieces once they’re all on the floor. You don’t need to do it today, but you need to do it. I’m not going to work with someone who’s a wreck.”</w:t>
+        <w:t>“From what I’ve seen, yes, I think you’d be a crying mess regardless, but that’s not a bad thing for someone in your position. Cry all you want, let it out, and then try to make sense of the pieces once they’re all on the floor. You don’t need to do it today, but you need to do it. I’m not going to work with someone who’s a wreck.”</w:t>
       </w:r>
     </w:p>
     <w:p>
@@ -23023,7 +23612,6 @@
         <w:rPr>
           <w:rFonts w:eastAsia="Calibri"/>
         </w:rPr>
-        <w:lastRenderedPageBreak/>
         <w:t>Cassandra shook her head. “No, she’s about what I expected from someone with her title,” she said. “She made us an offer, but her intentions seemed suspicious and her asking price was high, so we declined. For now.”</w:t>
       </w:r>
     </w:p>
@@ -23219,7 +23807,6 @@
         <w:rPr>
           <w:rFonts w:eastAsia="Calibri"/>
         </w:rPr>
-        <w:lastRenderedPageBreak/>
         <w:t xml:space="preserve">“That’s all well and good, but we also need a contingency if we’re unable to re-establish contact,” Xiang interrupted. </w:t>
       </w:r>
     </w:p>
@@ -23371,7 +23958,6 @@
         <w:rPr>
           <w:rFonts w:eastAsia="Calibri"/>
         </w:rPr>
-        <w:lastRenderedPageBreak/>
         <w:t>Xiang shook his head. “Alas, I was not so lucky. It’s somewhat difficult to procure classified information from the government when you’ve been declared an enemy of the state.”</w:t>
       </w:r>
     </w:p>
@@ -23541,14 +24127,7 @@
         <w:rPr>
           <w:rFonts w:eastAsia="Calibri"/>
         </w:rPr>
-        <w:t xml:space="preserve"> could have asked of anyone, but we’re just two people, you </w:t>
-      </w:r>
-      <w:r>
-        <w:rPr>
-          <w:rFonts w:eastAsia="Calibri"/>
-        </w:rPr>
-        <w:lastRenderedPageBreak/>
-        <w:t>and I. And the Union is, well, the Union. Even with Marcus backing us up, do you really think we have the clout to take them on?”</w:t>
+        <w:t xml:space="preserve"> could have asked of anyone, but we’re just two people, you and I. And the Union is, well, the Union. Even with Marcus backing us up, do you really think we have the clout to take them on?”</w:t>
       </w:r>
     </w:p>
     <w:p>
@@ -23717,7 +24296,6 @@
         <w:rPr>
           <w:rFonts w:eastAsia="Calibri"/>
         </w:rPr>
-        <w:lastRenderedPageBreak/>
         <w:t>Akiko let go of Cassandra’s hand, only to lean forward and catch her off-guard with a tight, and more than slightly awkward hug. Cassandra didn’t know how to respond, at first, but quickly resolved herself to let it happen, embracing Akiko in return as her friend cried on her shoulder.</w:t>
       </w:r>
     </w:p>
@@ -23900,7 +24478,6 @@
         <w:rPr>
           <w:rFonts w:eastAsia="Calibri"/>
         </w:rPr>
-        <w:lastRenderedPageBreak/>
         <w:t>“For Christ’s sake, no one said anything about blowing up the parade itself. All I meant was that we take advantage of the distraction to sneak into the elevator,” Akiko said.</w:t>
       </w:r>
     </w:p>
@@ -24078,14 +24655,7 @@
         <w:rPr>
           <w:rFonts w:eastAsia="Calibri"/>
         </w:rPr>
-        <w:t xml:space="preserve">“I thought our good friend Jackson here was supposed to be the ace up his sleeve. Now that we’ve got him, has Lancaster listened to a word we’ve said? Is Athens free? Psh, of course </w:t>
-      </w:r>
-      <w:r>
-        <w:rPr>
-          <w:rFonts w:eastAsia="Calibri"/>
-        </w:rPr>
-        <w:lastRenderedPageBreak/>
-        <w:t>he hasn’t, and of course it’s not. If anything he’s only poured more troops into that damn city. What makes you think he won’t lash out like a cornered animal if we take away his toys?”</w:t>
+        <w:t>“I thought our good friend Jackson here was supposed to be the ace up his sleeve. Now that we’ve got him, has Lancaster listened to a word we’ve said? Is Athens free? Psh, of course he hasn’t, and of course it’s not. If anything he’s only poured more troops into that damn city. What makes you think he won’t lash out like a cornered animal if we take away his toys?”</w:t>
       </w:r>
     </w:p>
     <w:p>
@@ -24262,7 +24832,6 @@
         <w:rPr>
           <w:rFonts w:eastAsia="Calibri"/>
         </w:rPr>
-        <w:lastRenderedPageBreak/>
         <w:t xml:space="preserve">Eirene pointed at Jackson with her thumb. “If I didn’t tolerate this </w:t>
       </w:r>
       <w:r>
@@ -24461,7 +25030,6 @@
         <w:rPr>
           <w:rFonts w:eastAsia="Calibri"/>
         </w:rPr>
-        <w:lastRenderedPageBreak/>
         <w:t xml:space="preserve">She shook her head. </w:t>
       </w:r>
     </w:p>
@@ -24665,7 +25233,6 @@
           <w:rFonts w:ascii="Corsiva" w:eastAsia="Corsiva" w:hAnsi="Corsiva" w:cs="Corsiva"/>
           <w:i/>
         </w:rPr>
-        <w:lastRenderedPageBreak/>
         <w:t xml:space="preserve">The last thing I want is to forget your face, like I’ve forgotten so many other things during my time here. However, there are times when I feel like it would be for the best. Perhaps it would ease the pain of my mistake? Or is that simply a fool’s errand? </w:t>
       </w:r>
     </w:p>
@@ -24868,14 +25435,7 @@
         <w:rPr>
           <w:rFonts w:eastAsia="Calibri"/>
         </w:rPr>
-        <w:t xml:space="preserve"> who works at </w:t>
-      </w:r>
-      <w:r>
-        <w:rPr>
-          <w:rFonts w:eastAsia="Calibri"/>
-        </w:rPr>
-        <w:lastRenderedPageBreak/>
-        <w:t>that laboratory ends up experiencing memory loss. Doesn’t that strike you as at least a little suspicious?”</w:t>
+        <w:t xml:space="preserve"> who works at that laboratory ends up experiencing memory loss. Doesn’t that strike you as at least a little suspicious?”</w:t>
       </w:r>
     </w:p>
     <w:p>
@@ -25047,7 +25607,6 @@
         <w:rPr>
           <w:rFonts w:eastAsia="Calibri"/>
         </w:rPr>
-        <w:lastRenderedPageBreak/>
         <w:t>“No, of course I don’t. Still, Chenmei wasn’t specific, but she implied the things she couldn’t remember would have been recent, which would put them in the exact same gap. If it turns out that Akiko is missing that exact same period…”</w:t>
       </w:r>
     </w:p>
@@ -25302,7 +25861,6 @@
         <w:rPr>
           <w:rFonts w:eastAsia="Calibri"/>
         </w:rPr>
-        <w:lastRenderedPageBreak/>
         <w:t>“Just what?”</w:t>
       </w:r>
     </w:p>
@@ -25541,7 +26099,6 @@
     </w:p>
     <w:p>
       <w:r>
-        <w:lastRenderedPageBreak/>
         <w:t xml:space="preserve">“Then we need to make sure it doesn’t come to that.” </w:t>
       </w:r>
     </w:p>
@@ -25597,7 +26154,6 @@
     </w:p>
     <w:p>
       <w:r>
-        <w:lastRenderedPageBreak/>
         <w:t>After a quick survey of the halls around them to ensure nobody had returned to the area, the three of them dashed off towards the maintenance shaft, and reached it without incident. The way forward was cramped and hot. It was also, however, enough to keep them safe from the skirmish commencing above, and that was all they needed.</w:t>
       </w:r>
     </w:p>
@@ -25679,7 +26235,6 @@
     </w:p>
     <w:p>
       <w:r>
-        <w:lastRenderedPageBreak/>
         <w:t>“Speaking of which, take off your shoes.”</w:t>
       </w:r>
     </w:p>
@@ -25745,7 +26300,6 @@
     </w:p>
     <w:p>
       <w:r>
-        <w:lastRenderedPageBreak/>
         <w:t>At first, that carrier did not seem to stir. Less than a minute later, however, the illusion of peace was broken by a pair of gunships that launched from the flight deck and took up flanking positions on either side of the shuttle.</w:t>
       </w:r>
     </w:p>
@@ -25848,7 +26402,6 @@
     </w:p>
     <w:p>
       <w:r>
-        <w:lastRenderedPageBreak/>
         <w:t>“</w:t>
       </w:r>
       <w:r>
@@ -25935,7 +26488,6 @@
     </w:p>
     <w:p>
       <w:r>
-        <w:lastRenderedPageBreak/>
         <w:t>“That’s surprisingly merciful. Well, you heard my mother, everyone!” Cassandra declared. “I’ll see about getting us some drinks once we arrive.”</w:t>
       </w:r>
     </w:p>
@@ -26045,7 +26597,6 @@
       <w:bookmarkStart w:id="10" w:name="_Toc437823167"/>
       <w:bookmarkStart w:id="11" w:name="_Toc175682339"/>
       <w:r>
-        <w:lastRenderedPageBreak/>
         <w:t>Chapter 3</w:t>
       </w:r>
       <w:bookmarkEnd w:id="9"/>
@@ -26144,7 +26695,6 @@
     </w:p>
     <w:p>
       <w:r>
-        <w:lastRenderedPageBreak/>
         <w:t>“Yeah. Same to you,” Cassandra replied. Without another word, they cast away, and Eirene watched them disappear into the horizon.</w:t>
       </w:r>
     </w:p>
@@ -26195,7 +26745,6 @@
     </w:p>
     <w:p>
       <w:r>
-        <w:lastRenderedPageBreak/>
         <w:t>“I was talking with Besim a little bit before you ladies arrived at the bistro,” Ian said. “He was going on about how many strings he had to pull to smuggle us and our gear into the Tower, but one thing really stood out to me.”</w:t>
       </w:r>
     </w:p>
@@ -26251,7 +26800,6 @@
     </w:p>
     <w:p>
       <w:r>
-        <w:lastRenderedPageBreak/>
         <w:t>“They can take care of themselves. Focus on doing your job, and have faith – Those two’ll be more than okay. Be downright shameful if they lost to that pitiful excuse for an army.”</w:t>
       </w:r>
     </w:p>
@@ -26305,7 +26853,6 @@
     </w:p>
     <w:p>
       <w:r>
-        <w:lastRenderedPageBreak/>
         <w:t xml:space="preserve">Cassandra took a second to confirm that her scouts were still in place around her, ready to cover their escape when the time came. “Understood,” she replied. “I’ve got eyes on the conference room. No unusual activity on their comms, either." </w:t>
       </w:r>
     </w:p>
@@ -26394,11 +26941,7 @@
     </w:p>
     <w:p>
       <w:r>
-        <w:t xml:space="preserve">Amidst the barrage of clapping from the assembly, Keller returned to his seat to make room for the Overseer on the podium. The ghostly old man gave a curt bow, waiting for the </w:t>
-      </w:r>
-      <w:r>
-        <w:lastRenderedPageBreak/>
-        <w:t xml:space="preserve">applause to die down before beginning his speech with a knowing smile, already sure that his peers would be suitably impressed. </w:t>
+        <w:t xml:space="preserve">Amidst the barrage of clapping from the assembly, Keller returned to his seat to make room for the Overseer on the podium. The ghostly old man gave a curt bow, waiting for the applause to die down before beginning his speech with a knowing smile, already sure that his peers would be suitably impressed. </w:t>
       </w:r>
     </w:p>
     <w:p>
@@ -26438,7 +26981,6 @@
     </w:p>
     <w:p>
       <w:r>
-        <w:lastRenderedPageBreak/>
         <w:t xml:space="preserve">Lancaster snarled. “More old world foolishness. Entrusting weapons of mass destruction to an AI,” he said. </w:t>
       </w:r>
     </w:p>
@@ -26499,7 +27041,6 @@
     </w:p>
     <w:p>
       <w:r>
-        <w:lastRenderedPageBreak/>
         <w:t xml:space="preserve">Marcus laughed. “For a time, we were excited by the idea of digitized human consciousness, but it was not to be. No matter how we approached the problem, we were unable to answer the obvious question: How you know it’s really </w:t>
       </w:r>
       <w:r>
@@ -26575,7 +27116,6 @@
     </w:p>
     <w:p>
       <w:r>
-        <w:lastRenderedPageBreak/>
         <w:t>“But the Skywatch did force it to run off with its tail between its legs. I believe it’s hiding in Istanbul, now? The point is, Mourners aren’t any riskier than human soldiers, and the extra manpower will give us a huge advantage against our neighbors – Istanbul included, if need be.”</w:t>
       </w:r>
     </w:p>
@@ -26661,7 +27201,6 @@
     </w:p>
     <w:p>
       <w:r>
-        <w:lastRenderedPageBreak/>
         <w:t>“Should that come to pass, then by all means, go have your fun with them, but the Pact is smarter than that. We shouldn’t count on such wanton aggression. In fact, there is the possibility of a trade deal…”</w:t>
       </w:r>
     </w:p>
@@ -26750,7 +27289,6 @@
         <w:rPr>
           <w:lang w:eastAsia="ja-JP"/>
         </w:rPr>
-        <w:lastRenderedPageBreak/>
         <w:t>“Everything’s proper fucked, Cass,” Ian finally replied, his voice half-masked by static. “I’m clear of the Tower, at least, be at the van in a minute or two. Where are you?”</w:t>
       </w:r>
     </w:p>
@@ -26975,14 +27513,7 @@
         <w:rPr>
           <w:lang w:eastAsia="ja-JP"/>
         </w:rPr>
-        <w:t xml:space="preserve">Eirene, and forcing her to invert that role </w:t>
-      </w:r>
-      <w:r>
-        <w:rPr>
-          <w:lang w:eastAsia="ja-JP"/>
-        </w:rPr>
-        <w:lastRenderedPageBreak/>
-        <w:t>brought nothing but disgust and shame. Even if they both survived the night, Cassandra knew that she had much to atone for.</w:t>
+        <w:t>Eirene, and forcing her to invert that role brought nothing but disgust and shame. Even if they both survived the night, Cassandra knew that she had much to atone for.</w:t>
       </w:r>
     </w:p>
     <w:p>
@@ -27142,14 +27673,7 @@
         <w:rPr>
           <w:lang w:eastAsia="ja-JP"/>
         </w:rPr>
-        <w:t xml:space="preserve">Meanwhile, in the streets below, Ian’s consciousness slowly began its return to him. Mercifully, his head was already engulfed by the airbag, though he could scarcely summon the </w:t>
-      </w:r>
-      <w:r>
-        <w:rPr>
-          <w:lang w:eastAsia="ja-JP"/>
-        </w:rPr>
-        <w:lastRenderedPageBreak/>
-        <w:t xml:space="preserve">energy to move, a torrent of curses at whatever clown of a driver had just destroyed his only chance of escape coursing through his mind. While a small part of his mind knew that the accident was entirely his fault, he would never have admitted it. </w:t>
+        <w:t xml:space="preserve">Meanwhile, in the streets below, Ian’s consciousness slowly began its return to him. Mercifully, his head was already engulfed by the airbag, though he could scarcely summon the energy to move, a torrent of curses at whatever clown of a driver had just destroyed his only chance of escape coursing through his mind. While a small part of his mind knew that the accident was entirely his fault, he would never have admitted it. </w:t>
       </w:r>
     </w:p>
     <w:p>
@@ -27268,7 +27792,6 @@
       </w:pPr>
       <w:bookmarkStart w:id="12" w:name="_Toc175682340"/>
       <w:r>
-        <w:lastRenderedPageBreak/>
         <w:t xml:space="preserve">Chapter </w:t>
       </w:r>
       <w:r>
@@ -27338,11 +27861,7 @@
     </w:p>
     <w:p>
       <w:r>
-        <w:t xml:space="preserve">Making use of the rubble to hide themselves from the airship’s searchlights, they crept closer to the old warehouse, and noted that, for whatever reason, they seemed to be alone. As she </w:t>
-      </w:r>
-      <w:r>
-        <w:lastRenderedPageBreak/>
-        <w:t xml:space="preserve">deemed it unlikely that the Skywatch was in retreat, Cassandra surmised that they had either breached the outpost’s walls already, or had decided to starve out the defenders. Neither scenario seemed pleasant, but the latter at least offered a chance that her friends might be saved. </w:t>
+        <w:t xml:space="preserve">Making use of the rubble to hide themselves from the airship’s searchlights, they crept closer to the old warehouse, and noted that, for whatever reason, they seemed to be alone. As she deemed it unlikely that the Skywatch was in retreat, Cassandra surmised that they had either breached the outpost’s walls already, or had decided to starve out the defenders. Neither scenario seemed pleasant, but the latter at least offered a chance that her friends might be saved. </w:t>
       </w:r>
     </w:p>
     <w:p>
@@ -27387,7 +27906,6 @@
     </w:p>
     <w:p>
       <w:r>
-        <w:lastRenderedPageBreak/>
         <w:t>“Not the only survivors, but the only ones left in Hotel India? Yeah. We’ve been having people sneak out one-by-one the same way you came in, since a big retreat would be easy for that destroyer up there to spot, and, you know…boom.” Mayumi made an explosive gesture with her hands to emphasize the point. “Not sure why they haven’t bombed us to bits already, though. They totally could, but, no, no, they must want to take a few of us alive for interrogation, or whatever.”</w:t>
       </w:r>
     </w:p>
@@ -27453,11 +27971,7 @@
     </w:p>
     <w:p>
       <w:r>
-        <w:t xml:space="preserve">Making her first stop inside the promised washroom, Cassandra stared at herself in the cracked mirror. She looked just as bad as she felt, with deep bags underneath bloodshot eyes, and her hair all damp and messy. Her own body felt dirty and disgusting, a sensation amplified </w:t>
-      </w:r>
-      <w:r>
-        <w:lastRenderedPageBreak/>
-        <w:t>tenfold by the ongoing chaos and confusion, and she began to pace about the room, gesticulating wildly to shed excess energy.</w:t>
+        <w:t>Making her first stop inside the promised washroom, Cassandra stared at herself in the cracked mirror. She looked just as bad as she felt, with deep bags underneath bloodshot eyes, and her hair all damp and messy. Her own body felt dirty and disgusting, a sensation amplified tenfold by the ongoing chaos and confusion, and she began to pace about the room, gesticulating wildly to shed excess energy.</w:t>
       </w:r>
     </w:p>
     <w:p>
@@ -27497,7 +28011,6 @@
     </w:p>
     <w:p>
       <w:r>
-        <w:lastRenderedPageBreak/>
         <w:t>“We could still turn him over to try and get the loyalists off our back, but I don’t know if I’m about that,” Mayumi said. “At least not until we know what he did. At this point, I’m not sure just returning their prisoner is gonna make the Directorate forgive and forget, especially considering they just got bombed, or something, and I’m not super into the idea of backing out now. So many lives spent today, we might as well get what we paid for.”</w:t>
       </w:r>
     </w:p>
@@ -27563,11 +28076,7 @@
     </w:p>
     <w:p>
       <w:r>
-        <w:t xml:space="preserve">The remaining Peregrines continued to bide their time, waiting for opportunities to sneak away from Hotel India. In some few hours, but a single person had managed to escape, bringing their number down to eight, when the distinctive sound of cannon fire punctuated the air. All of </w:t>
-      </w:r>
-      <w:r>
-        <w:lastRenderedPageBreak/>
-        <w:t>the Peregrines instinctively took up defensive positions, only to realize that the cacophony was coming from above.</w:t>
+        <w:t>The remaining Peregrines continued to bide their time, waiting for opportunities to sneak away from Hotel India. In some few hours, but a single person had managed to escape, bringing their number down to eight, when the distinctive sound of cannon fire punctuated the air. All of the Peregrines instinctively took up defensive positions, only to realize that the cacophony was coming from above.</w:t>
       </w:r>
     </w:p>
     <w:p>
@@ -27682,11 +28191,7 @@
         <w:t>Peregrine</w:t>
       </w:r>
       <w:r>
-        <w:t xml:space="preserve">, the survivors of Hotel India made for the briefing room alongside the fugitive, who was now conscious enough to walk – although not without Mayumi’s </w:t>
-      </w:r>
-      <w:r>
-        <w:lastRenderedPageBreak/>
-        <w:t>support. On the way there, they’d passed a mix of both militia airmen and civilians from Istanbul, their harrowed faces doing little to renew the group’s confidence. Those few who greeted them in the briefing room looked no different as they wearily saluted Besim.</w:t>
+        <w:t>, the survivors of Hotel India made for the briefing room alongside the fugitive, who was now conscious enough to walk – although not without Mayumi’s support. On the way there, they’d passed a mix of both militia airmen and civilians from Istanbul, their harrowed faces doing little to renew the group’s confidence. Those few who greeted them in the briefing room looked no different as they wearily saluted Besim.</w:t>
       </w:r>
     </w:p>
     <w:p>
@@ -27756,7 +28261,6 @@
     </w:p>
     <w:p>
       <w:r>
-        <w:lastRenderedPageBreak/>
         <w:t>“The survivors sued for peace and signed a treaty with the Directorate. That was the last I heard.”</w:t>
       </w:r>
     </w:p>
@@ -28023,7 +28527,6 @@
           <w:shd w:val="clear" w:color="auto" w:fill="FFFFFF"/>
           <w:lang w:eastAsia="ja-JP"/>
         </w:rPr>
-        <w:lastRenderedPageBreak/>
         <w:t>Before anybody could respond, the fugitive, who had up to that point rested silently in his chair, raised his hand aloft. “I believe I might have some information you’ll find useful,” he said, catching the attention of all present.</w:t>
       </w:r>
     </w:p>
@@ -28337,7 +28840,17 @@
           <w:shd w:val="clear" w:color="auto" w:fill="FFFFFF"/>
           <w:lang w:eastAsia="ja-JP"/>
         </w:rPr>
-        <w:t xml:space="preserve">“Anyone and everyone! My father’s brain is a delicious tart, and absolutely everybody wants to stick their fat, hairy fingers into it. The Directorate, the Tehran Pact, what little remains </w:t>
+        <w:t xml:space="preserve">“Anyone and everyone! My father’s brain is a delicious tart, and absolutely everybody wants to stick their fat, hairy fingers into it. The Directorate, the Tehran Pact, what little remains of the Catholic Church, communists and capitalists alike! </w:t>
+      </w:r>
+      <w:r>
+        <w:rPr>
+          <w:rFonts w:eastAsiaTheme="minorEastAsia"/>
+          <w:i/>
+          <w:color w:val="252525"/>
+          <w:shd w:val="clear" w:color="auto" w:fill="FFFFFF"/>
+          <w:lang w:eastAsia="ja-JP"/>
+        </w:rPr>
+        <w:t>Never</w:t>
       </w:r>
       <w:r>
         <w:rPr>
@@ -28347,8 +28860,112 @@
           <w:shd w:val="clear" w:color="auto" w:fill="FFFFFF"/>
           <w:lang w:eastAsia="ja-JP"/>
         </w:rPr>
-        <w:lastRenderedPageBreak/>
-        <w:t xml:space="preserve">of the Catholic Church, communists and capitalists alike! </w:t>
+        <w:t xml:space="preserve"> trust a capitalist, mark my words.”</w:t>
+      </w:r>
+    </w:p>
+    <w:p>
+      <w:pPr>
+        <w:rPr>
+          <w:rFonts w:eastAsiaTheme="minorEastAsia"/>
+          <w:iCs/>
+          <w:color w:val="252525"/>
+          <w:shd w:val="clear" w:color="auto" w:fill="FFFFFF"/>
+          <w:lang w:eastAsia="ja-JP"/>
+        </w:rPr>
+      </w:pPr>
+      <w:r>
+        <w:rPr>
+          <w:rFonts w:eastAsiaTheme="minorEastAsia"/>
+          <w:iCs/>
+          <w:color w:val="252525"/>
+          <w:shd w:val="clear" w:color="auto" w:fill="FFFFFF"/>
+          <w:lang w:eastAsia="ja-JP"/>
+        </w:rPr>
+        <w:t>“Your father was a capitalist himself, wasn’t he?” Mayumi asked.</w:t>
+      </w:r>
+    </w:p>
+    <w:p>
+      <w:pPr>
+        <w:rPr>
+          <w:rFonts w:eastAsiaTheme="minorEastAsia"/>
+          <w:iCs/>
+          <w:color w:val="252525"/>
+          <w:shd w:val="clear" w:color="auto" w:fill="FFFFFF"/>
+          <w:lang w:eastAsia="ja-JP"/>
+        </w:rPr>
+      </w:pPr>
+      <w:r>
+        <w:rPr>
+          <w:rFonts w:eastAsiaTheme="minorEastAsia"/>
+          <w:iCs/>
+          <w:color w:val="252525"/>
+          <w:shd w:val="clear" w:color="auto" w:fill="FFFFFF"/>
+          <w:lang w:eastAsia="ja-JP"/>
+        </w:rPr>
+        <w:t>“Indeed he was! If there’s one thing capitalists love, it’s eating their own. It’s how they get stronger.”</w:t>
+      </w:r>
+    </w:p>
+    <w:p>
+      <w:pPr>
+        <w:rPr>
+          <w:rFonts w:eastAsiaTheme="minorEastAsia"/>
+          <w:iCs/>
+          <w:color w:val="252525"/>
+          <w:shd w:val="clear" w:color="auto" w:fill="FFFFFF"/>
+          <w:lang w:eastAsia="ja-JP"/>
+        </w:rPr>
+      </w:pPr>
+      <w:r>
+        <w:rPr>
+          <w:rFonts w:eastAsiaTheme="minorEastAsia"/>
+          <w:iCs/>
+          <w:color w:val="252525"/>
+          <w:shd w:val="clear" w:color="auto" w:fill="FFFFFF"/>
+          <w:lang w:eastAsia="ja-JP"/>
+        </w:rPr>
+        <w:t>“Uh-huh.”</w:t>
+      </w:r>
+    </w:p>
+    <w:p>
+      <w:pPr>
+        <w:rPr>
+          <w:rFonts w:eastAsiaTheme="minorEastAsia"/>
+          <w:iCs/>
+          <w:color w:val="252525"/>
+          <w:shd w:val="clear" w:color="auto" w:fill="FFFFFF"/>
+          <w:lang w:eastAsia="ja-JP"/>
+        </w:rPr>
+      </w:pPr>
+      <w:r>
+        <w:rPr>
+          <w:rFonts w:eastAsiaTheme="minorEastAsia"/>
+          <w:iCs/>
+          <w:color w:val="252525"/>
+          <w:shd w:val="clear" w:color="auto" w:fill="FFFFFF"/>
+          <w:lang w:eastAsia="ja-JP"/>
+        </w:rPr>
+        <w:t>“But in fulfilling this vital role, I made a rare error, and found myself captured by Lancaster and his flying blackguards. They put me under house arrest in an admittedly luxurious estate, and they treated me well, but it is human nature to yearn for freedom, so I effected my escape and ended up running into you. I daresay that was the greatest fortune you’ve had in some time, as my father will surely give you all the information and aid you require once you return me to him. Like you, he has no love for the Grand Admiral.”</w:t>
+      </w:r>
+    </w:p>
+    <w:p>
+      <w:pPr>
+        <w:rPr>
+          <w:rFonts w:eastAsiaTheme="minorEastAsia"/>
+          <w:iCs/>
+          <w:color w:val="252525"/>
+          <w:shd w:val="clear" w:color="auto" w:fill="FFFFFF"/>
+          <w:lang w:eastAsia="ja-JP"/>
+        </w:rPr>
+      </w:pPr>
+      <w:r>
+        <w:rPr>
+          <w:rFonts w:eastAsiaTheme="minorEastAsia"/>
+          <w:iCs/>
+          <w:color w:val="252525"/>
+          <w:shd w:val="clear" w:color="auto" w:fill="FFFFFF"/>
+          <w:lang w:eastAsia="ja-JP"/>
+        </w:rPr>
+        <w:t xml:space="preserve">Eirene looked pensive. “That </w:t>
       </w:r>
       <w:r>
         <w:rPr>
@@ -28358,7 +28975,7 @@
           <w:shd w:val="clear" w:color="auto" w:fill="FFFFFF"/>
           <w:lang w:eastAsia="ja-JP"/>
         </w:rPr>
-        <w:t>Never</w:t>
+        <w:t>would</w:t>
       </w:r>
       <w:r>
         <w:rPr>
@@ -28368,7 +28985,7 @@
           <w:shd w:val="clear" w:color="auto" w:fill="FFFFFF"/>
           <w:lang w:eastAsia="ja-JP"/>
         </w:rPr>
-        <w:t xml:space="preserve"> trust a capitalist, mark my words.”</w:t>
+        <w:t xml:space="preserve"> explain why Fairchild seems to be helping Lancaster with his plot,” she said. “Doesn’t tell us what Lancaster’s endgame is, but Jackson’s story checks out with everything else we know.”</w:t>
       </w:r>
     </w:p>
     <w:p>
@@ -28389,7 +29006,7 @@
           <w:shd w:val="clear" w:color="auto" w:fill="FFFFFF"/>
           <w:lang w:eastAsia="ja-JP"/>
         </w:rPr>
-        <w:t>“Your father was a capitalist himself, wasn’t he?” Mayumi asked.</w:t>
+        <w:t>“That, or Fairchild sent him to lure us into a trap,” Mayumi suggested.</w:t>
       </w:r>
     </w:p>
     <w:p>
@@ -28410,7 +29027,7 @@
           <w:shd w:val="clear" w:color="auto" w:fill="FFFFFF"/>
           <w:lang w:eastAsia="ja-JP"/>
         </w:rPr>
-        <w:t>“Indeed he was! If there’s one thing capitalists love, it’s eating their own. It’s how they get stronger.”</w:t>
+        <w:t>“If you doubt me, I need only one person to go with me to my father’s headquarters, a base in Naples called Bright Lighthouse. Once they’ve confirmed my identity, they can report back, without ever putting your dear selves in danger.”</w:t>
       </w:r>
     </w:p>
     <w:p>
@@ -28431,7 +29048,7 @@
           <w:shd w:val="clear" w:color="auto" w:fill="FFFFFF"/>
           <w:lang w:eastAsia="ja-JP"/>
         </w:rPr>
-        <w:t>“Uh-huh.”</w:t>
+        <w:t>Cassandra didn’t want to trust Jackson or his father. Even if everything the boy said was true, Marcus Fairchild would no doubt have his own interests separate from those of the Peregrines. If she put her faith in him, there was no telling what compromises they would be forced to make for the sake of this alliance.</w:t>
       </w:r>
     </w:p>
     <w:p>
@@ -28452,7 +29069,7 @@
           <w:shd w:val="clear" w:color="auto" w:fill="FFFFFF"/>
           <w:lang w:eastAsia="ja-JP"/>
         </w:rPr>
-        <w:t>“But in fulfilling this vital role, I made a rare error, and found myself captured by Lancaster and his flying blackguards. They put me under house arrest in an admittedly luxurious estate, and they treated me well, but it is human nature to yearn for freedom, so I effected my escape and ended up running into you. I daresay that was the greatest fortune you’ve had in some time, as my father will surely give you all the information and aid you require once you return me to him. Like you, he has no love for the Grand Admiral.”</w:t>
+        <w:t>She didn’t trust them, but she had to. She owed herself that much.</w:t>
       </w:r>
     </w:p>
     <w:p>
@@ -28473,7 +29090,7 @@
           <w:shd w:val="clear" w:color="auto" w:fill="FFFFFF"/>
           <w:lang w:eastAsia="ja-JP"/>
         </w:rPr>
-        <w:t xml:space="preserve">Eirene looked pensive. “That </w:t>
+        <w:t xml:space="preserve">“I can chaperone the kid. Being part of the Security Division doesn’t mean much without any place </w:t>
       </w:r>
       <w:r>
         <w:rPr>
@@ -28483,7 +29100,7 @@
           <w:shd w:val="clear" w:color="auto" w:fill="FFFFFF"/>
           <w:lang w:eastAsia="ja-JP"/>
         </w:rPr>
-        <w:t>would</w:t>
+        <w:t>to</w:t>
       </w:r>
       <w:r>
         <w:rPr>
@@ -28493,7 +29110,7 @@
           <w:shd w:val="clear" w:color="auto" w:fill="FFFFFF"/>
           <w:lang w:eastAsia="ja-JP"/>
         </w:rPr>
-        <w:t xml:space="preserve"> explain why Fairchild seems to be helping Lancaster with his plot,” she said. “Doesn’t tell us what Lancaster’s endgame is, but Jackson’s story checks out with everything else we know.”</w:t>
+        <w:t xml:space="preserve"> secure, so I’m basically disposable,” Mayumi said. </w:t>
       </w:r>
     </w:p>
     <w:p>
@@ -28514,7 +29131,7 @@
           <w:shd w:val="clear" w:color="auto" w:fill="FFFFFF"/>
           <w:lang w:eastAsia="ja-JP"/>
         </w:rPr>
-        <w:t>“That, or Fairchild sent him to lure us into a trap,” Mayumi suggested.</w:t>
+        <w:t xml:space="preserve">“Don’t talk like that,” Eirene interjected. </w:t>
       </w:r>
     </w:p>
     <w:p>
@@ -28535,7 +29152,7 @@
           <w:shd w:val="clear" w:color="auto" w:fill="FFFFFF"/>
           <w:lang w:eastAsia="ja-JP"/>
         </w:rPr>
-        <w:t>“If you doubt me, I need only one person to go with me to my father’s headquarters, a base in Naples called Bright Lighthouse. Once they’ve confirmed my identity, they can report back, without ever putting your dear selves in danger.”</w:t>
+        <w:t>“Well, someone’s gotta do it, right? Everyone else here has families or an important job already. It’s just the truth, and, if it makes you feel better, I’ve got better odds now than I did at Hotel India.”</w:t>
       </w:r>
     </w:p>
     <w:p>
@@ -28556,7 +29173,7 @@
           <w:shd w:val="clear" w:color="auto" w:fill="FFFFFF"/>
           <w:lang w:eastAsia="ja-JP"/>
         </w:rPr>
-        <w:t>Cassandra didn’t want to trust Jackson or his father. Even if everything the boy said was true, Marcus Fairchild would no doubt have his own interests separate from those of the Peregrines. If she put her faith in him, there was no telling what compromises they would be forced to make for the sake of this alliance.</w:t>
+        <w:t>“Fine. If you’re so dead set on being our ambassador, then far be it from me to deny you. Just be careful, okay?”</w:t>
       </w:r>
     </w:p>
     <w:p>
@@ -28577,7 +29194,7 @@
           <w:shd w:val="clear" w:color="auto" w:fill="FFFFFF"/>
           <w:lang w:eastAsia="ja-JP"/>
         </w:rPr>
-        <w:t>She didn’t trust them, but she had to. She owed herself that much.</w:t>
+        <w:t>“You don’t need to mother me,” Mayumi said. “But thanks.”</w:t>
       </w:r>
     </w:p>
     <w:p>
@@ -28598,7 +29215,133 @@
           <w:shd w:val="clear" w:color="auto" w:fill="FFFFFF"/>
           <w:lang w:eastAsia="ja-JP"/>
         </w:rPr>
-        <w:t xml:space="preserve">“I can chaperone the kid. Being part of the Security Division doesn’t mean much without any place </w:t>
+        <w:t>Besim put his hands down on the table and looked around the assembled Peregrines, his face deadly serious. “I suppose we have a plan, then,” he said. “I can’t say I care much for her reasoning, but Miss Nagai will be more than capable of escorting our young friend to his father. It seems our fate now rests in the hands of both God and Marcus Fairchild.”</w:t>
+      </w:r>
+    </w:p>
+    <w:p>
+      <w:pPr>
+        <w:rPr>
+          <w:rFonts w:eastAsiaTheme="minorEastAsia"/>
+          <w:iCs/>
+          <w:color w:val="252525"/>
+          <w:shd w:val="clear" w:color="auto" w:fill="FFFFFF"/>
+          <w:lang w:eastAsia="ja-JP"/>
+        </w:rPr>
+      </w:pPr>
+      <w:r>
+        <w:rPr>
+          <w:rFonts w:eastAsiaTheme="minorEastAsia"/>
+          <w:iCs/>
+          <w:color w:val="252525"/>
+          <w:shd w:val="clear" w:color="auto" w:fill="FFFFFF"/>
+          <w:lang w:eastAsia="ja-JP"/>
+        </w:rPr>
+        <w:t>“Well, it would seem my father won’t have much slack to pick up if that’s the case,” Jackson laughed. “Still, I promise he won’t disappoint.”</w:t>
+      </w:r>
+    </w:p>
+    <w:p>
+      <w:pPr>
+        <w:rPr>
+          <w:rFonts w:eastAsiaTheme="minorEastAsia"/>
+          <w:iCs/>
+          <w:color w:val="252525"/>
+          <w:shd w:val="clear" w:color="auto" w:fill="FFFFFF"/>
+          <w:lang w:eastAsia="ja-JP"/>
+        </w:rPr>
+      </w:pPr>
+      <w:r>
+        <w:rPr>
+          <w:rFonts w:eastAsiaTheme="minorEastAsia"/>
+          <w:iCs/>
+          <w:color w:val="252525"/>
+          <w:shd w:val="clear" w:color="auto" w:fill="FFFFFF"/>
+          <w:lang w:eastAsia="ja-JP"/>
+        </w:rPr>
+        <w:t>“Spare us your promises. Actions will be our salvation, not empty words."</w:t>
+      </w:r>
+    </w:p>
+    <w:p>
+      <w:pPr>
+        <w:rPr>
+          <w:rFonts w:eastAsiaTheme="minorEastAsia"/>
+          <w:iCs/>
+          <w:color w:val="252525"/>
+          <w:shd w:val="clear" w:color="auto" w:fill="FFFFFF"/>
+          <w:lang w:eastAsia="ja-JP"/>
+        </w:rPr>
+      </w:pPr>
+      <w:r>
+        <w:rPr>
+          <w:rFonts w:eastAsiaTheme="minorEastAsia"/>
+          <w:iCs/>
+          <w:color w:val="252525"/>
+          <w:shd w:val="clear" w:color="auto" w:fill="FFFFFF"/>
+          <w:lang w:eastAsia="ja-JP"/>
+        </w:rPr>
+        <w:t>“I agree. Alas, I have neither wings nor fins to ferry you across the sea, so I’m afraid the burden of transportation lies with you.”</w:t>
+      </w:r>
+    </w:p>
+    <w:p>
+      <w:pPr>
+        <w:rPr>
+          <w:rFonts w:eastAsiaTheme="minorEastAsia"/>
+          <w:iCs/>
+          <w:color w:val="252525"/>
+          <w:shd w:val="clear" w:color="auto" w:fill="FFFFFF"/>
+          <w:lang w:eastAsia="ja-JP"/>
+        </w:rPr>
+      </w:pPr>
+      <w:r>
+        <w:rPr>
+          <w:rFonts w:eastAsiaTheme="minorEastAsia"/>
+          <w:iCs/>
+          <w:color w:val="252525"/>
+          <w:shd w:val="clear" w:color="auto" w:fill="FFFFFF"/>
+          <w:lang w:eastAsia="ja-JP"/>
+        </w:rPr>
+        <w:t>“Very well. Eirene, you can fly Jackson and Mayumi to this ‘Bright Lighthouse?’”</w:t>
+      </w:r>
+    </w:p>
+    <w:p>
+      <w:pPr>
+        <w:rPr>
+          <w:rFonts w:eastAsiaTheme="minorEastAsia"/>
+          <w:iCs/>
+          <w:color w:val="252525"/>
+          <w:shd w:val="clear" w:color="auto" w:fill="FFFFFF"/>
+          <w:lang w:eastAsia="ja-JP"/>
+        </w:rPr>
+      </w:pPr>
+      <w:r>
+        <w:rPr>
+          <w:rFonts w:eastAsiaTheme="minorEastAsia"/>
+          <w:iCs/>
+          <w:color w:val="252525"/>
+          <w:shd w:val="clear" w:color="auto" w:fill="FFFFFF"/>
+          <w:lang w:eastAsia="ja-JP"/>
+        </w:rPr>
+        <w:t>Eirene didn’t say anything, but nodded to confirm what everyone already knew.</w:t>
+      </w:r>
+    </w:p>
+    <w:p>
+      <w:pPr>
+        <w:rPr>
+          <w:rFonts w:eastAsiaTheme="minorEastAsia"/>
+          <w:iCs/>
+          <w:color w:val="252525"/>
+          <w:shd w:val="clear" w:color="auto" w:fill="FFFFFF"/>
+          <w:lang w:eastAsia="ja-JP"/>
+        </w:rPr>
+      </w:pPr>
+      <w:r>
+        <w:rPr>
+          <w:rFonts w:eastAsiaTheme="minorEastAsia"/>
+          <w:iCs/>
+          <w:color w:val="252525"/>
+          <w:shd w:val="clear" w:color="auto" w:fill="FFFFFF"/>
+          <w:lang w:eastAsia="ja-JP"/>
+        </w:rPr>
+        <w:t xml:space="preserve">“Good. In that case, Cassandra, I’m giving you command of the </w:t>
       </w:r>
       <w:r>
         <w:rPr>
@@ -28608,7 +29351,7 @@
           <w:shd w:val="clear" w:color="auto" w:fill="FFFFFF"/>
           <w:lang w:eastAsia="ja-JP"/>
         </w:rPr>
-        <w:t>to</w:t>
+        <w:t>Peregrine</w:t>
       </w:r>
       <w:r>
         <w:rPr>
@@ -28618,7 +29361,7 @@
           <w:shd w:val="clear" w:color="auto" w:fill="FFFFFF"/>
           <w:lang w:eastAsia="ja-JP"/>
         </w:rPr>
-        <w:t xml:space="preserve"> secure, so I’m basically disposable,” Mayumi said. </w:t>
+        <w:t>. Ordinarily, it would have gone to Ian, being the First Officer, but…”</w:t>
       </w:r>
     </w:p>
     <w:p>
@@ -28639,7 +29382,7 @@
           <w:shd w:val="clear" w:color="auto" w:fill="FFFFFF"/>
           <w:lang w:eastAsia="ja-JP"/>
         </w:rPr>
-        <w:t xml:space="preserve">“Don’t talk like that,” Eirene interjected. </w:t>
+        <w:t xml:space="preserve">“Yeah, I get it. I won’t let you down. What about you, though? What are you going to do?” Cassandra asked. </w:t>
       </w:r>
     </w:p>
     <w:p>
@@ -28660,8 +29403,7 @@
           <w:shd w:val="clear" w:color="auto" w:fill="FFFFFF"/>
           <w:lang w:eastAsia="ja-JP"/>
         </w:rPr>
-        <w:lastRenderedPageBreak/>
-        <w:t>“Well, someone’s gotta do it, right? Everyone else here has families or an important job already. It’s just the truth, and, if it makes you feel better, I’ve got better odds now than I did at Hotel India.”</w:t>
+        <w:t>Besim opened his mouth to speak, but paused, and averted his gaze. “I’m returning to Istanbul,” he finally said. “Though our army is defeated, the people will not have given up on the city, and so neither will I.”</w:t>
       </w:r>
     </w:p>
     <w:p>
@@ -28682,7 +29424,7 @@
           <w:shd w:val="clear" w:color="auto" w:fill="FFFFFF"/>
           <w:lang w:eastAsia="ja-JP"/>
         </w:rPr>
-        <w:t>“Fine. If you’re so dead set on being our ambassador, then far be it from me to deny you. Just be careful, okay?”</w:t>
+        <w:t xml:space="preserve">“Then let us come with you!” the newly-appointed acting captain protested. </w:t>
       </w:r>
     </w:p>
     <w:p>
@@ -28703,7 +29445,7 @@
           <w:shd w:val="clear" w:color="auto" w:fill="FFFFFF"/>
           <w:lang w:eastAsia="ja-JP"/>
         </w:rPr>
-        <w:t>“You don’t need to mother me,” Mayumi said. “But thanks.”</w:t>
+        <w:t>“No,” Besim said bluntly. “You all are needed elsewhere. It’s my luxury and my burden to defend my home, so I will help my countrymen on the ground while you pursue what leads you can.”</w:t>
       </w:r>
     </w:p>
     <w:p>
@@ -28724,7 +29466,7 @@
           <w:shd w:val="clear" w:color="auto" w:fill="FFFFFF"/>
           <w:lang w:eastAsia="ja-JP"/>
         </w:rPr>
-        <w:t>Besim put his hands down on the table and looked around the assembled Peregrines, his face deadly serious. “I suppose we have a plan, then,” he said. “I can’t say I care much for her reasoning, but Miss Nagai will be more than capable of escorting our young friend to his father. It seems our fate now rests in the hands of both God and Marcus Fairchild.”</w:t>
+        <w:t>“But…”</w:t>
       </w:r>
     </w:p>
     <w:p>
@@ -28745,11 +29487,19 @@
           <w:shd w:val="clear" w:color="auto" w:fill="FFFFFF"/>
           <w:lang w:eastAsia="ja-JP"/>
         </w:rPr>
-        <w:t>“Well, it would seem my father won’t have much slack to pick up if that’s the case,” Jackson laughed. “Still, I promise he won’t disappoint.”</w:t>
-      </w:r>
-    </w:p>
-    <w:p>
-      <w:pPr>
+        <w:t xml:space="preserve"> “That’s an order, </w:t>
+      </w:r>
+      <w:r>
+        <w:rPr>
+          <w:rFonts w:eastAsiaTheme="minorEastAsia"/>
+          <w:i/>
+          <w:color w:val="252525"/>
+          <w:shd w:val="clear" w:color="auto" w:fill="FFFFFF"/>
+          <w:lang w:eastAsia="ja-JP"/>
+        </w:rPr>
+        <w:t>Captain</w:t>
+      </w:r>
+      <w:r>
         <w:rPr>
           <w:rFonts w:eastAsiaTheme="minorEastAsia"/>
           <w:iCs/>
@@ -28757,8 +29507,11 @@
           <w:shd w:val="clear" w:color="auto" w:fill="FFFFFF"/>
           <w:lang w:eastAsia="ja-JP"/>
         </w:rPr>
-      </w:pPr>
-      <w:r>
+        <w:t xml:space="preserve"> Eliades. I can make my way back to Istanbul on my own, so this is where we must part ways. God willing, by the time you’re ready to return, there’ll be an active resistance ready to receive you.”</w:t>
+      </w:r>
+    </w:p>
+    <w:p>
+      <w:pPr>
         <w:rPr>
           <w:rFonts w:eastAsiaTheme="minorEastAsia"/>
           <w:iCs/>
@@ -28766,11 +29519,8 @@
           <w:shd w:val="clear" w:color="auto" w:fill="FFFFFF"/>
           <w:lang w:eastAsia="ja-JP"/>
         </w:rPr>
-        <w:t>“Spare us your promises. Actions will be our salvation, not empty words."</w:t>
-      </w:r>
-    </w:p>
-    <w:p>
-      <w:pPr>
+      </w:pPr>
+      <w:r>
         <w:rPr>
           <w:rFonts w:eastAsiaTheme="minorEastAsia"/>
           <w:iCs/>
@@ -28778,8 +29528,11 @@
           <w:shd w:val="clear" w:color="auto" w:fill="FFFFFF"/>
           <w:lang w:eastAsia="ja-JP"/>
         </w:rPr>
-      </w:pPr>
-      <w:r>
+        <w:t xml:space="preserve">Cassandra suddenly felt sick. She wanted to object, fearing both what might happen to Besim and what might happen to her without his guidance, but the determination on his face made it clear he would not be swayed. “Yes, sir,” she choked out with a half-hearted nod. </w:t>
+      </w:r>
+    </w:p>
+    <w:p>
+      <w:pPr>
         <w:rPr>
           <w:rFonts w:eastAsiaTheme="minorEastAsia"/>
           <w:iCs/>
@@ -28787,11 +29540,8 @@
           <w:shd w:val="clear" w:color="auto" w:fill="FFFFFF"/>
           <w:lang w:eastAsia="ja-JP"/>
         </w:rPr>
-        <w:t>“I agree. Alas, I have neither wings nor fins to ferry you across the sea, so I’m afraid the burden of transportation lies with you.”</w:t>
-      </w:r>
-    </w:p>
-    <w:p>
-      <w:pPr>
+      </w:pPr>
+      <w:r>
         <w:rPr>
           <w:rFonts w:eastAsiaTheme="minorEastAsia"/>
           <w:iCs/>
@@ -28799,8 +29549,11 @@
           <w:shd w:val="clear" w:color="auto" w:fill="FFFFFF"/>
           <w:lang w:eastAsia="ja-JP"/>
         </w:rPr>
-      </w:pPr>
-      <w:r>
+        <w:t>Sensing her uneasiness, Besim smiled warmly at her. “Have no fear,” he said. “If the Crusaders couldn’t finish me, the spineless maggots from Athens won’t fare any better. And as for you, I have faith that you’ll find success, even without my leadership.”</w:t>
+      </w:r>
+    </w:p>
+    <w:p>
+      <w:pPr>
         <w:rPr>
           <w:rFonts w:eastAsiaTheme="minorEastAsia"/>
           <w:iCs/>
@@ -28808,11 +29561,8 @@
           <w:shd w:val="clear" w:color="auto" w:fill="FFFFFF"/>
           <w:lang w:eastAsia="ja-JP"/>
         </w:rPr>
-        <w:t>“Very well. Eirene, you can fly Jackson and Mayumi to this ‘Bright Lighthouse?’”</w:t>
-      </w:r>
-    </w:p>
-    <w:p>
-      <w:pPr>
+      </w:pPr>
+      <w:r>
         <w:rPr>
           <w:rFonts w:eastAsiaTheme="minorEastAsia"/>
           <w:iCs/>
@@ -28820,8 +29570,30 @@
           <w:shd w:val="clear" w:color="auto" w:fill="FFFFFF"/>
           <w:lang w:eastAsia="ja-JP"/>
         </w:rPr>
-      </w:pPr>
-      <w:r>
+        <w:t>It was all Cassandra could do to pray that he was right.</w:t>
+      </w:r>
+    </w:p>
+    <w:p>
+      <w:pPr>
+        <w:pStyle w:val="Novel"/>
+        <w:ind w:firstLine="0"/>
+        <w:jc w:val="center"/>
+      </w:pPr>
+      <w:r>
+        <w:t>*</w:t>
+      </w:r>
+      <w:r>
+        <w:tab/>
+        <w:t xml:space="preserve">* </w:t>
+      </w:r>
+      <w:r>
+        <w:tab/>
+        <w:t>*</w:t>
+      </w:r>
+    </w:p>
+    <w:p>
+      <w:pPr>
+        <w:ind w:firstLine="0"/>
         <w:rPr>
           <w:rFonts w:eastAsiaTheme="minorEastAsia"/>
           <w:iCs/>
@@ -28829,11 +29601,8 @@
           <w:shd w:val="clear" w:color="auto" w:fill="FFFFFF"/>
           <w:lang w:eastAsia="ja-JP"/>
         </w:rPr>
-        <w:t>Eirene didn’t say anything, but nodded to confirm what everyone already knew.</w:t>
-      </w:r>
-    </w:p>
-    <w:p>
-      <w:pPr>
+      </w:pPr>
+      <w:r>
         <w:rPr>
           <w:rFonts w:eastAsiaTheme="minorEastAsia"/>
           <w:iCs/>
@@ -28841,8 +29610,12 @@
           <w:shd w:val="clear" w:color="auto" w:fill="FFFFFF"/>
           <w:lang w:eastAsia="ja-JP"/>
         </w:rPr>
-      </w:pPr>
-      <w:r>
+        <w:tab/>
+        <w:t>Morning sunlight poured into Istanbul’s great Hagia Sophia through the cracked windows and holes left by stray artillery. Motes of dust, unsettled by the bombardment, drifted through the air, their shine giving the halls a haunting, ethereal atmosphere.</w:t>
+      </w:r>
+    </w:p>
+    <w:p>
+      <w:pPr>
         <w:rPr>
           <w:rFonts w:eastAsiaTheme="minorEastAsia"/>
           <w:iCs/>
@@ -28850,7 +29623,205 @@
           <w:shd w:val="clear" w:color="auto" w:fill="FFFFFF"/>
           <w:lang w:eastAsia="ja-JP"/>
         </w:rPr>
-        <w:t xml:space="preserve">“Good. In that case, Cassandra, I’m giving you command of the </w:t>
+      </w:pPr>
+      <w:r>
+        <w:rPr>
+          <w:rFonts w:eastAsiaTheme="minorEastAsia"/>
+          <w:iCs/>
+          <w:color w:val="252525"/>
+          <w:shd w:val="clear" w:color="auto" w:fill="FFFFFF"/>
+          <w:lang w:eastAsia="ja-JP"/>
+        </w:rPr>
+        <w:t>The dead silence was broken by a tide of footsteps, born from a dozen pairs of leather boots striking dirty marble. Ten men and two women, most of them tired and battle-weary, entered the grand mosque, those few who bore weapons performing a cursory sweep of the area.</w:t>
+      </w:r>
+    </w:p>
+    <w:p>
+      <w:pPr>
+        <w:rPr>
+          <w:rFonts w:eastAsiaTheme="minorEastAsia"/>
+          <w:iCs/>
+          <w:color w:val="252525"/>
+          <w:shd w:val="clear" w:color="auto" w:fill="FFFFFF"/>
+          <w:lang w:eastAsia="ja-JP"/>
+        </w:rPr>
+      </w:pPr>
+      <w:r>
+        <w:rPr>
+          <w:rFonts w:eastAsiaTheme="minorEastAsia"/>
+          <w:iCs/>
+          <w:color w:val="252525"/>
+          <w:shd w:val="clear" w:color="auto" w:fill="FFFFFF"/>
+          <w:lang w:eastAsia="ja-JP"/>
+        </w:rPr>
+        <w:t>“You needn’t bother with that,” one of the men said, a copper-haired youth who looked noticeably greener than his comrades, yet wore the outfit of a provincial governor. “My people already secured the site. No insurgents or booby traps to be found.”</w:t>
+      </w:r>
+    </w:p>
+    <w:p>
+      <w:pPr>
+        <w:rPr>
+          <w:rFonts w:eastAsiaTheme="minorEastAsia"/>
+          <w:iCs/>
+          <w:color w:val="252525"/>
+          <w:shd w:val="clear" w:color="auto" w:fill="FFFFFF"/>
+          <w:lang w:eastAsia="ja-JP"/>
+        </w:rPr>
+      </w:pPr>
+      <w:r>
+        <w:rPr>
+          <w:rFonts w:eastAsiaTheme="minorEastAsia"/>
+          <w:iCs/>
+          <w:color w:val="252525"/>
+          <w:shd w:val="clear" w:color="auto" w:fill="FFFFFF"/>
+          <w:lang w:eastAsia="ja-JP"/>
+        </w:rPr>
+        <w:t>Behind him stood Jacob Lancaster, now bearing the triple titles of Grand Admiral, Grand Marshal, and Director-General he had inherited from his deceased colleagues. The grizzled old man frowned as he scanned the surroundings, just in case the assessment had been wrong, but nodded in acknowledgement once he had verified their relative safety.</w:t>
+      </w:r>
+    </w:p>
+    <w:p>
+      <w:pPr>
+        <w:rPr>
+          <w:rFonts w:eastAsiaTheme="minorEastAsia"/>
+          <w:iCs/>
+          <w:color w:val="252525"/>
+          <w:shd w:val="clear" w:color="auto" w:fill="FFFFFF"/>
+          <w:lang w:eastAsia="ja-JP"/>
+        </w:rPr>
+      </w:pPr>
+      <w:r>
+        <w:rPr>
+          <w:rFonts w:eastAsiaTheme="minorEastAsia"/>
+          <w:iCs/>
+          <w:color w:val="252525"/>
+          <w:shd w:val="clear" w:color="auto" w:fill="FFFFFF"/>
+          <w:lang w:eastAsia="ja-JP"/>
+        </w:rPr>
+        <w:t>“My, isn’t this rather quaint?” the younger man continued, peering into the eyes of the Virgin Mary. “You’d never see anything like this made today.”</w:t>
+      </w:r>
+    </w:p>
+    <w:p>
+      <w:pPr>
+        <w:rPr>
+          <w:rFonts w:eastAsiaTheme="minorEastAsia"/>
+          <w:iCs/>
+          <w:color w:val="252525"/>
+          <w:shd w:val="clear" w:color="auto" w:fill="FFFFFF"/>
+          <w:lang w:eastAsia="ja-JP"/>
+        </w:rPr>
+      </w:pPr>
+      <w:r>
+        <w:rPr>
+          <w:rFonts w:eastAsiaTheme="minorEastAsia"/>
+          <w:iCs/>
+          <w:color w:val="252525"/>
+          <w:shd w:val="clear" w:color="auto" w:fill="FFFFFF"/>
+          <w:lang w:eastAsia="ja-JP"/>
+        </w:rPr>
+        <w:t>“We’re not here to admire the art, Governor Sokolov. We’re here to establish a base of operations,” Lancaster said.</w:t>
+      </w:r>
+    </w:p>
+    <w:p>
+      <w:pPr>
+        <w:rPr>
+          <w:rFonts w:eastAsiaTheme="minorEastAsia"/>
+          <w:iCs/>
+          <w:color w:val="252525"/>
+          <w:shd w:val="clear" w:color="auto" w:fill="FFFFFF"/>
+          <w:lang w:eastAsia="ja-JP"/>
+        </w:rPr>
+      </w:pPr>
+      <w:r>
+        <w:rPr>
+          <w:rFonts w:eastAsiaTheme="minorEastAsia"/>
+          <w:iCs/>
+          <w:color w:val="252525"/>
+          <w:shd w:val="clear" w:color="auto" w:fill="FFFFFF"/>
+          <w:lang w:eastAsia="ja-JP"/>
+        </w:rPr>
+        <w:t>“Yes, right, of course. It would just be a shame if our presence here attracted enemy fire.”</w:t>
+      </w:r>
+    </w:p>
+    <w:p>
+      <w:pPr>
+        <w:rPr>
+          <w:rFonts w:eastAsiaTheme="minorEastAsia"/>
+          <w:iCs/>
+          <w:color w:val="252525"/>
+          <w:shd w:val="clear" w:color="auto" w:fill="FFFFFF"/>
+          <w:lang w:eastAsia="ja-JP"/>
+        </w:rPr>
+      </w:pPr>
+      <w:r>
+        <w:rPr>
+          <w:rFonts w:eastAsiaTheme="minorEastAsia"/>
+          <w:iCs/>
+          <w:color w:val="252525"/>
+          <w:shd w:val="clear" w:color="auto" w:fill="FFFFFF"/>
+          <w:lang w:eastAsia="ja-JP"/>
+        </w:rPr>
+        <w:t>“You needn’t worry about that. According to reports, the rebels avoided major historical sites during the battle, which suggests they share your attitude towards preservation.”</w:t>
+      </w:r>
+    </w:p>
+    <w:p>
+      <w:pPr>
+        <w:rPr>
+          <w:rFonts w:eastAsiaTheme="minorEastAsia"/>
+          <w:iCs/>
+          <w:color w:val="252525"/>
+          <w:shd w:val="clear" w:color="auto" w:fill="FFFFFF"/>
+          <w:lang w:eastAsia="ja-JP"/>
+        </w:rPr>
+      </w:pPr>
+      <w:r>
+        <w:rPr>
+          <w:rFonts w:eastAsiaTheme="minorEastAsia"/>
+          <w:iCs/>
+          <w:color w:val="252525"/>
+          <w:shd w:val="clear" w:color="auto" w:fill="FFFFFF"/>
+          <w:lang w:eastAsia="ja-JP"/>
+        </w:rPr>
+        <w:t>“Of course. They’re rebels, not barbarians. However, it only takes one disgruntled insurgent to do permanent damage, so you can understand my concern.” Sokolov made a gesture towards a conspicuously fresh hole in the building’s wall, which Lancaster ignored.</w:t>
+      </w:r>
+    </w:p>
+    <w:p>
+      <w:pPr>
+        <w:rPr>
+          <w:rFonts w:eastAsiaTheme="minorEastAsia"/>
+          <w:iCs/>
+          <w:color w:val="252525"/>
+          <w:shd w:val="clear" w:color="auto" w:fill="FFFFFF"/>
+          <w:lang w:eastAsia="ja-JP"/>
+        </w:rPr>
+      </w:pPr>
+      <w:r>
+        <w:rPr>
+          <w:rFonts w:eastAsiaTheme="minorEastAsia"/>
+          <w:iCs/>
+          <w:color w:val="252525"/>
+          <w:shd w:val="clear" w:color="auto" w:fill="FFFFFF"/>
+          <w:lang w:eastAsia="ja-JP"/>
+        </w:rPr>
+        <w:t xml:space="preserve">The Director-General looked over the young governor. It made him uneasy to entrust an untamed frontier to such an inexperienced leader, but, amidst the ongoing tumult, the pool of trustworthy candidates had grown quite shallow. Magnus Keller had spoken highly of Sokolov’s talents prior to his untimely demise, and if the Director-General trusted his loyalty and his talents, then Lancaster supposed he would have to, as well. </w:t>
+      </w:r>
+    </w:p>
+    <w:p>
+      <w:pPr>
+        <w:rPr>
+          <w:rFonts w:eastAsiaTheme="minorEastAsia"/>
+          <w:iCs/>
+          <w:color w:val="252525"/>
+          <w:shd w:val="clear" w:color="auto" w:fill="FFFFFF"/>
+          <w:lang w:eastAsia="ja-JP"/>
+        </w:rPr>
+      </w:pPr>
+      <w:r>
+        <w:rPr>
+          <w:rFonts w:eastAsiaTheme="minorEastAsia"/>
+          <w:iCs/>
+          <w:color w:val="252525"/>
+          <w:shd w:val="clear" w:color="auto" w:fill="FFFFFF"/>
+          <w:lang w:eastAsia="ja-JP"/>
+        </w:rPr>
+        <w:t xml:space="preserve">“I expect this episode of violence to be fleeting,” Lancaster reassured his subordinate. “The </w:t>
       </w:r>
       <w:r>
         <w:rPr>
@@ -28870,7 +29841,7 @@
           <w:shd w:val="clear" w:color="auto" w:fill="FFFFFF"/>
           <w:lang w:eastAsia="ja-JP"/>
         </w:rPr>
-        <w:t>. Ordinarily, it would have gone to Ian, being the First Officer, but…”</w:t>
+        <w:t xml:space="preserve"> may have escaped, but there’s not much a single warship can do, and the rest of the city has already surrendered.” He laughed darkly. “It seems they don’t have much will to fight. What you – all of you – should be more concerned about is that we now share a border with the Tehran Pact, who may see this as an act of aggression.”</w:t>
       </w:r>
     </w:p>
     <w:p>
@@ -28891,7 +29862,7 @@
           <w:shd w:val="clear" w:color="auto" w:fill="FFFFFF"/>
           <w:lang w:eastAsia="ja-JP"/>
         </w:rPr>
-        <w:t xml:space="preserve">“Yeah, I get it. I won’t let you down. What about you, though? What are you going to do?” Cassandra asked. </w:t>
+        <w:t>“Is that not technically true?” Sokolov asked.</w:t>
       </w:r>
     </w:p>
     <w:p>
@@ -28912,7 +29883,7 @@
           <w:shd w:val="clear" w:color="auto" w:fill="FFFFFF"/>
           <w:lang w:eastAsia="ja-JP"/>
         </w:rPr>
-        <w:t>Besim opened his mouth to speak, but paused, and averted his gaze. “I’m returning to Istanbul,” he finally said. “Though our army is defeated, the people will not have given up on the city, and so neither will I.”</w:t>
+        <w:t>Lancaster scowled. “Believe me, I had no desire to lay claim to this…smoldering ruin, nor to threaten the Pact’s settlements in Anatolia, but the Peregrines forced my hand. Our presence here is a purely defensive maneuver, I assure you.”</w:t>
       </w:r>
     </w:p>
     <w:p>
@@ -28933,7 +29904,7 @@
           <w:shd w:val="clear" w:color="auto" w:fill="FFFFFF"/>
           <w:lang w:eastAsia="ja-JP"/>
         </w:rPr>
-        <w:t xml:space="preserve">“Then let us come with you!” the newly-appointed acting captain protested. </w:t>
+        <w:t>“I’m glad to hear you say that.”</w:t>
       </w:r>
     </w:p>
     <w:p>
@@ -28954,8 +29925,7 @@
           <w:shd w:val="clear" w:color="auto" w:fill="FFFFFF"/>
           <w:lang w:eastAsia="ja-JP"/>
         </w:rPr>
-        <w:lastRenderedPageBreak/>
-        <w:t>“No,” Besim said bluntly. “You all are needed elsewhere. It’s my luxury and my burden to defend my home, so I will help my countrymen on the ground while you pursue what leads you can.”</w:t>
+        <w:t>“Nonetheless, our neighbors may not see it that way. I’m sure there are many long meetings between Tehran and Athens to come.”</w:t>
       </w:r>
     </w:p>
     <w:p>
@@ -28976,7 +29946,7 @@
           <w:shd w:val="clear" w:color="auto" w:fill="FFFFFF"/>
           <w:lang w:eastAsia="ja-JP"/>
         </w:rPr>
-        <w:t>“But…”</w:t>
+        <w:t xml:space="preserve">“I certainly don’t envy you that task,” Sokolov laughed. </w:t>
       </w:r>
     </w:p>
     <w:p>
@@ -28997,19 +29967,11 @@
           <w:shd w:val="clear" w:color="auto" w:fill="FFFFFF"/>
           <w:lang w:eastAsia="ja-JP"/>
         </w:rPr>
-        <w:t xml:space="preserve"> “That’s an order, </w:t>
-      </w:r>
-      <w:r>
-        <w:rPr>
-          <w:rFonts w:eastAsiaTheme="minorEastAsia"/>
-          <w:i/>
-          <w:color w:val="252525"/>
-          <w:shd w:val="clear" w:color="auto" w:fill="FFFFFF"/>
-          <w:lang w:eastAsia="ja-JP"/>
-        </w:rPr>
-        <w:t>Captain</w:t>
-      </w:r>
-      <w:r>
+        <w:t>“Spare me your pity. It’s my job to handle such matters. You have your own important work to attend to, namely, bringing this forsaken city back into the modern era. Belligerent as they may be, they’re our people now, and deserve the same comforts as we enjoy”</w:t>
+      </w:r>
+    </w:p>
+    <w:p>
+      <w:pPr>
         <w:rPr>
           <w:rFonts w:eastAsiaTheme="minorEastAsia"/>
           <w:iCs/>
@@ -29017,11 +29979,8 @@
           <w:shd w:val="clear" w:color="auto" w:fill="FFFFFF"/>
           <w:lang w:eastAsia="ja-JP"/>
         </w:rPr>
-        <w:t xml:space="preserve"> Eliades. I can make my way back to Istanbul on my own, so this is where we must part ways. God willing, by the time you’re ready to return, there’ll be an active resistance ready to receive you.”</w:t>
-      </w:r>
-    </w:p>
-    <w:p>
-      <w:pPr>
+      </w:pPr>
+      <w:r>
         <w:rPr>
           <w:rFonts w:eastAsiaTheme="minorEastAsia"/>
           <w:iCs/>
@@ -29029,8 +29988,11 @@
           <w:shd w:val="clear" w:color="auto" w:fill="FFFFFF"/>
           <w:lang w:eastAsia="ja-JP"/>
         </w:rPr>
-      </w:pPr>
-      <w:r>
+        <w:t xml:space="preserve">“Oh, I already have plans for that. Education and public works programs, restoration of historical sites, trade deals with the capital to stimulate economic growth. In time, I’m sure the locals come to appreciate everything we have to offer, and become model citizens.” </w:t>
+      </w:r>
+    </w:p>
+    <w:p>
+      <w:pPr>
         <w:rPr>
           <w:rFonts w:eastAsiaTheme="minorEastAsia"/>
           <w:iCs/>
@@ -29038,11 +30000,8 @@
           <w:shd w:val="clear" w:color="auto" w:fill="FFFFFF"/>
           <w:lang w:eastAsia="ja-JP"/>
         </w:rPr>
-        <w:t xml:space="preserve">Cassandra suddenly felt sick. She wanted to object, fearing both what might happen to Besim and what might happen to her without his guidance, but the determination on his face made it clear he would not be swayed. “Yes, sir,” she choked out with a half-hearted nod. </w:t>
-      </w:r>
-    </w:p>
-    <w:p>
-      <w:pPr>
+      </w:pPr>
+      <w:r>
         <w:rPr>
           <w:rFonts w:eastAsiaTheme="minorEastAsia"/>
           <w:iCs/>
@@ -29050,8 +30009,11 @@
           <w:shd w:val="clear" w:color="auto" w:fill="FFFFFF"/>
           <w:lang w:eastAsia="ja-JP"/>
         </w:rPr>
-      </w:pPr>
-      <w:r>
+        <w:t>“I’ll hold you to that.” The Director-General turned to look around at the rest of his staff and nodded in stern satisfaction. “Now, given that our position is secure in your capable hands, I’m going to make my own rounds of the perimeter. I could use some time to think,” he said.</w:t>
+      </w:r>
+    </w:p>
+    <w:p>
+      <w:pPr>
         <w:rPr>
           <w:rFonts w:eastAsiaTheme="minorEastAsia"/>
           <w:iCs/>
@@ -29059,11 +30021,8 @@
           <w:shd w:val="clear" w:color="auto" w:fill="FFFFFF"/>
           <w:lang w:eastAsia="ja-JP"/>
         </w:rPr>
-        <w:t>Sensing her uneasiness, Besim smiled warmly at her. “Have no fear,” he said. “If the Crusaders couldn’t finish me, the spineless maggots from Athens won’t fare any better. And as for you, I have faith that you’ll find success, even without my leadership.”</w:t>
-      </w:r>
-    </w:p>
-    <w:p>
-      <w:pPr>
+      </w:pPr>
+      <w:r>
         <w:rPr>
           <w:rFonts w:eastAsiaTheme="minorEastAsia"/>
           <w:iCs/>
@@ -29071,8 +30030,11 @@
           <w:shd w:val="clear" w:color="auto" w:fill="FFFFFF"/>
           <w:lang w:eastAsia="ja-JP"/>
         </w:rPr>
-      </w:pPr>
-      <w:r>
+        <w:t xml:space="preserve">Offering the others a half-hearted salute, Lancaster left the old mosque. Finally, he was well and truly alone, save for any rebels who might be lurking in the mist. If anyone was there, then let them come, he thought, issuing a silent challenge. Not a soul appeared. </w:t>
+      </w:r>
+    </w:p>
+    <w:p>
+      <w:pPr>
         <w:rPr>
           <w:rFonts w:eastAsiaTheme="minorEastAsia"/>
           <w:iCs/>
@@ -29080,30 +30042,8 @@
           <w:shd w:val="clear" w:color="auto" w:fill="FFFFFF"/>
           <w:lang w:eastAsia="ja-JP"/>
         </w:rPr>
-        <w:t>It was all Cassandra could do to pray that he was right.</w:t>
-      </w:r>
-    </w:p>
-    <w:p>
-      <w:pPr>
-        <w:pStyle w:val="Novel"/>
-        <w:ind w:firstLine="0"/>
-        <w:jc w:val="center"/>
-      </w:pPr>
-      <w:r>
-        <w:t>*</w:t>
-      </w:r>
-      <w:r>
-        <w:tab/>
-        <w:t xml:space="preserve">* </w:t>
-      </w:r>
-      <w:r>
-        <w:tab/>
-        <w:t>*</w:t>
-      </w:r>
-    </w:p>
-    <w:p>
-      <w:pPr>
-        <w:ind w:firstLine="0"/>
+      </w:pPr>
+      <w:r>
         <w:rPr>
           <w:rFonts w:eastAsiaTheme="minorEastAsia"/>
           <w:iCs/>
@@ -29111,8 +30051,11 @@
           <w:shd w:val="clear" w:color="auto" w:fill="FFFFFF"/>
           <w:lang w:eastAsia="ja-JP"/>
         </w:rPr>
-      </w:pPr>
-      <w:r>
+        <w:t>“Shame that we should meet again like this. I’d hoped to make a better second impression,” he muttered into the breeze, addressing the city itself as if it were an old acquaintance. The smell of smoke and powder lingered all around him, even though the fires were out and the guns had long since gone quiet. It was a familiar sensation, one that brought back unpleasant memories.</w:t>
+      </w:r>
+    </w:p>
+    <w:p>
+      <w:pPr>
         <w:rPr>
           <w:rFonts w:eastAsiaTheme="minorEastAsia"/>
           <w:iCs/>
@@ -29120,12 +30063,8 @@
           <w:shd w:val="clear" w:color="auto" w:fill="FFFFFF"/>
           <w:lang w:eastAsia="ja-JP"/>
         </w:rPr>
-        <w:tab/>
-        <w:t>Morning sunlight poured into Istanbul’s great Hagia Sophia through the cracked windows and holes left by stray artillery. Motes of dust, unsettled by the bombardment, drifted through the air, their shine giving the halls a haunting, ethereal atmosphere.</w:t>
-      </w:r>
-    </w:p>
-    <w:p>
-      <w:pPr>
+      </w:pPr>
+      <w:r>
         <w:rPr>
           <w:rFonts w:eastAsiaTheme="minorEastAsia"/>
           <w:iCs/>
@@ -29133,8 +30072,11 @@
           <w:shd w:val="clear" w:color="auto" w:fill="FFFFFF"/>
           <w:lang w:eastAsia="ja-JP"/>
         </w:rPr>
-      </w:pPr>
-      <w:r>
+        <w:t>“We’ll do it right this time,” Lancaster continued. “Not like the crusade.” He spoke the last word with palpable disgust before resuming his walk.</w:t>
+      </w:r>
+    </w:p>
+    <w:p>
+      <w:pPr>
         <w:rPr>
           <w:rFonts w:eastAsiaTheme="minorEastAsia"/>
           <w:iCs/>
@@ -29142,11 +30084,8 @@
           <w:shd w:val="clear" w:color="auto" w:fill="FFFFFF"/>
           <w:lang w:eastAsia="ja-JP"/>
         </w:rPr>
-        <w:t>The dead silence was broken by a tide of footsteps, born from a dozen pairs of leather boots striking dirty marble. Ten men and two women, most of them tired and battle-weary, entered the grand mosque, those few who bore weapons performing a cursory sweep of the area.</w:t>
-      </w:r>
-    </w:p>
-    <w:p>
-      <w:pPr>
+      </w:pPr>
+      <w:r>
         <w:rPr>
           <w:rFonts w:eastAsiaTheme="minorEastAsia"/>
           <w:iCs/>
@@ -29154,8 +30093,11 @@
           <w:shd w:val="clear" w:color="auto" w:fill="FFFFFF"/>
           <w:lang w:eastAsia="ja-JP"/>
         </w:rPr>
-      </w:pPr>
-      <w:r>
+        <w:t xml:space="preserve"> His bones began to ache in protest, reminding him how little time he had left to carry out his grand ambition. In light of this, and perhaps inspired by the holy ground upon which he stood, he found himself praying for succor for the first time in as long as he could remember. God gave no response, not that Lancaster had expected one.</w:t>
+      </w:r>
+    </w:p>
+    <w:p>
+      <w:pPr>
         <w:rPr>
           <w:rFonts w:eastAsiaTheme="minorEastAsia"/>
           <w:iCs/>
@@ -29163,11 +30105,8 @@
           <w:shd w:val="clear" w:color="auto" w:fill="FFFFFF"/>
           <w:lang w:eastAsia="ja-JP"/>
         </w:rPr>
-        <w:t>“You needn’t bother with that,” one of the men said, a copper-haired youth who looked noticeably greener than his comrades, yet wore the outfit of a provincial governor. “My people already secured the site. No insurgents or booby traps to be found.”</w:t>
-      </w:r>
-    </w:p>
-    <w:p>
-      <w:pPr>
+      </w:pPr>
+      <w:r>
         <w:rPr>
           <w:rFonts w:eastAsiaTheme="minorEastAsia"/>
           <w:iCs/>
@@ -29175,469 +30114,7 @@
           <w:shd w:val="clear" w:color="auto" w:fill="FFFFFF"/>
           <w:lang w:eastAsia="ja-JP"/>
         </w:rPr>
-      </w:pPr>
-      <w:r>
-        <w:rPr>
-          <w:rFonts w:eastAsiaTheme="minorEastAsia"/>
-          <w:iCs/>
-          <w:color w:val="252525"/>
-          <w:shd w:val="clear" w:color="auto" w:fill="FFFFFF"/>
-          <w:lang w:eastAsia="ja-JP"/>
-        </w:rPr>
-        <w:t>Behind him stood Jacob Lancaster, now bearing the triple titles of Grand Admiral, Grand Marshal, and Director-General he had inherited from his deceased colleagues. The grizzled old man frowned as he scanned the surroundings, just in case the assessment had been wrong, but nodded in acknowledgement once he had verified their relative safety.</w:t>
-      </w:r>
-    </w:p>
-    <w:p>
-      <w:pPr>
-        <w:rPr>
-          <w:rFonts w:eastAsiaTheme="minorEastAsia"/>
-          <w:iCs/>
-          <w:color w:val="252525"/>
-          <w:shd w:val="clear" w:color="auto" w:fill="FFFFFF"/>
-          <w:lang w:eastAsia="ja-JP"/>
-        </w:rPr>
-      </w:pPr>
-      <w:r>
-        <w:rPr>
-          <w:rFonts w:eastAsiaTheme="minorEastAsia"/>
-          <w:iCs/>
-          <w:color w:val="252525"/>
-          <w:shd w:val="clear" w:color="auto" w:fill="FFFFFF"/>
-          <w:lang w:eastAsia="ja-JP"/>
-        </w:rPr>
-        <w:lastRenderedPageBreak/>
-        <w:t>“My, isn’t this rather quaint?” the younger man continued, peering into the eyes of the Virgin Mary. “You’d never see anything like this made today.”</w:t>
-      </w:r>
-    </w:p>
-    <w:p>
-      <w:pPr>
-        <w:rPr>
-          <w:rFonts w:eastAsiaTheme="minorEastAsia"/>
-          <w:iCs/>
-          <w:color w:val="252525"/>
-          <w:shd w:val="clear" w:color="auto" w:fill="FFFFFF"/>
-          <w:lang w:eastAsia="ja-JP"/>
-        </w:rPr>
-      </w:pPr>
-      <w:r>
-        <w:rPr>
-          <w:rFonts w:eastAsiaTheme="minorEastAsia"/>
-          <w:iCs/>
-          <w:color w:val="252525"/>
-          <w:shd w:val="clear" w:color="auto" w:fill="FFFFFF"/>
-          <w:lang w:eastAsia="ja-JP"/>
-        </w:rPr>
-        <w:t>“We’re not here to admire the art, Governor Sokolov. We’re here to establish a base of operations,” Lancaster said.</w:t>
-      </w:r>
-    </w:p>
-    <w:p>
-      <w:pPr>
-        <w:rPr>
-          <w:rFonts w:eastAsiaTheme="minorEastAsia"/>
-          <w:iCs/>
-          <w:color w:val="252525"/>
-          <w:shd w:val="clear" w:color="auto" w:fill="FFFFFF"/>
-          <w:lang w:eastAsia="ja-JP"/>
-        </w:rPr>
-      </w:pPr>
-      <w:r>
-        <w:rPr>
-          <w:rFonts w:eastAsiaTheme="minorEastAsia"/>
-          <w:iCs/>
-          <w:color w:val="252525"/>
-          <w:shd w:val="clear" w:color="auto" w:fill="FFFFFF"/>
-          <w:lang w:eastAsia="ja-JP"/>
-        </w:rPr>
-        <w:t>“Yes, right, of course. It would just be a shame if our presence here attracted enemy fire.”</w:t>
-      </w:r>
-    </w:p>
-    <w:p>
-      <w:pPr>
-        <w:rPr>
-          <w:rFonts w:eastAsiaTheme="minorEastAsia"/>
-          <w:iCs/>
-          <w:color w:val="252525"/>
-          <w:shd w:val="clear" w:color="auto" w:fill="FFFFFF"/>
-          <w:lang w:eastAsia="ja-JP"/>
-        </w:rPr>
-      </w:pPr>
-      <w:r>
-        <w:rPr>
-          <w:rFonts w:eastAsiaTheme="minorEastAsia"/>
-          <w:iCs/>
-          <w:color w:val="252525"/>
-          <w:shd w:val="clear" w:color="auto" w:fill="FFFFFF"/>
-          <w:lang w:eastAsia="ja-JP"/>
-        </w:rPr>
-        <w:t>“You needn’t worry about that. According to reports, the rebels avoided major historical sites during the battle, which suggests they share your attitude towards preservation.”</w:t>
-      </w:r>
-    </w:p>
-    <w:p>
-      <w:pPr>
-        <w:rPr>
-          <w:rFonts w:eastAsiaTheme="minorEastAsia"/>
-          <w:iCs/>
-          <w:color w:val="252525"/>
-          <w:shd w:val="clear" w:color="auto" w:fill="FFFFFF"/>
-          <w:lang w:eastAsia="ja-JP"/>
-        </w:rPr>
-      </w:pPr>
-      <w:r>
-        <w:rPr>
-          <w:rFonts w:eastAsiaTheme="minorEastAsia"/>
-          <w:iCs/>
-          <w:color w:val="252525"/>
-          <w:shd w:val="clear" w:color="auto" w:fill="FFFFFF"/>
-          <w:lang w:eastAsia="ja-JP"/>
-        </w:rPr>
-        <w:t>“Of course. They’re rebels, not barbarians. However, it only takes one disgruntled insurgent to do permanent damage, so you can understand my concern.” Sokolov made a gesture towards a conspicuously fresh hole in the building’s wall, which Lancaster ignored.</w:t>
-      </w:r>
-    </w:p>
-    <w:p>
-      <w:pPr>
-        <w:rPr>
-          <w:rFonts w:eastAsiaTheme="minorEastAsia"/>
-          <w:iCs/>
-          <w:color w:val="252525"/>
-          <w:shd w:val="clear" w:color="auto" w:fill="FFFFFF"/>
-          <w:lang w:eastAsia="ja-JP"/>
-        </w:rPr>
-      </w:pPr>
-      <w:r>
-        <w:rPr>
-          <w:rFonts w:eastAsiaTheme="minorEastAsia"/>
-          <w:iCs/>
-          <w:color w:val="252525"/>
-          <w:shd w:val="clear" w:color="auto" w:fill="FFFFFF"/>
-          <w:lang w:eastAsia="ja-JP"/>
-        </w:rPr>
-        <w:t xml:space="preserve">The Director-General looked over the young governor. It made him uneasy to entrust an untamed frontier to such an inexperienced leader, but, amidst the ongoing tumult, the pool of trustworthy candidates had grown quite shallow. Magnus Keller had spoken highly of Sokolov’s talents prior to his untimely demise, and if the Director-General trusted his loyalty and his talents, then Lancaster supposed he would have to, as well. </w:t>
-      </w:r>
-    </w:p>
-    <w:p>
-      <w:pPr>
-        <w:rPr>
-          <w:rFonts w:eastAsiaTheme="minorEastAsia"/>
-          <w:iCs/>
-          <w:color w:val="252525"/>
-          <w:shd w:val="clear" w:color="auto" w:fill="FFFFFF"/>
-          <w:lang w:eastAsia="ja-JP"/>
-        </w:rPr>
-      </w:pPr>
-      <w:r>
-        <w:rPr>
-          <w:rFonts w:eastAsiaTheme="minorEastAsia"/>
-          <w:iCs/>
-          <w:color w:val="252525"/>
-          <w:shd w:val="clear" w:color="auto" w:fill="FFFFFF"/>
-          <w:lang w:eastAsia="ja-JP"/>
-        </w:rPr>
-        <w:t xml:space="preserve">“I expect this episode of violence to be fleeting,” Lancaster reassured his subordinate. “The </w:t>
-      </w:r>
-      <w:r>
-        <w:rPr>
-          <w:rFonts w:eastAsiaTheme="minorEastAsia"/>
-          <w:i/>
-          <w:color w:val="252525"/>
-          <w:shd w:val="clear" w:color="auto" w:fill="FFFFFF"/>
-          <w:lang w:eastAsia="ja-JP"/>
-        </w:rPr>
-        <w:t>Peregrine</w:t>
-      </w:r>
-      <w:r>
-        <w:rPr>
-          <w:rFonts w:eastAsiaTheme="minorEastAsia"/>
-          <w:iCs/>
-          <w:color w:val="252525"/>
-          <w:shd w:val="clear" w:color="auto" w:fill="FFFFFF"/>
-          <w:lang w:eastAsia="ja-JP"/>
-        </w:rPr>
-        <w:t xml:space="preserve"> may have escaped, but there’s not much a single warship can do, and the rest of the city has already surrendered.” He laughed darkly. “It seems they don’t have much will to fight. What you – all of you – should be more concerned about is that we now share a border with the Tehran Pact, who may see this as an act of aggression.”</w:t>
-      </w:r>
-    </w:p>
-    <w:p>
-      <w:pPr>
-        <w:rPr>
-          <w:rFonts w:eastAsiaTheme="minorEastAsia"/>
-          <w:iCs/>
-          <w:color w:val="252525"/>
-          <w:shd w:val="clear" w:color="auto" w:fill="FFFFFF"/>
-          <w:lang w:eastAsia="ja-JP"/>
-        </w:rPr>
-      </w:pPr>
-      <w:r>
-        <w:rPr>
-          <w:rFonts w:eastAsiaTheme="minorEastAsia"/>
-          <w:iCs/>
-          <w:color w:val="252525"/>
-          <w:shd w:val="clear" w:color="auto" w:fill="FFFFFF"/>
-          <w:lang w:eastAsia="ja-JP"/>
-        </w:rPr>
-        <w:t>“Is that not technically true?” Sokolov asked.</w:t>
-      </w:r>
-    </w:p>
-    <w:p>
-      <w:pPr>
-        <w:rPr>
-          <w:rFonts w:eastAsiaTheme="minorEastAsia"/>
-          <w:iCs/>
-          <w:color w:val="252525"/>
-          <w:shd w:val="clear" w:color="auto" w:fill="FFFFFF"/>
-          <w:lang w:eastAsia="ja-JP"/>
-        </w:rPr>
-      </w:pPr>
-      <w:r>
-        <w:rPr>
-          <w:rFonts w:eastAsiaTheme="minorEastAsia"/>
-          <w:iCs/>
-          <w:color w:val="252525"/>
-          <w:shd w:val="clear" w:color="auto" w:fill="FFFFFF"/>
-          <w:lang w:eastAsia="ja-JP"/>
-        </w:rPr>
-        <w:t>Lancaster scowled. “Believe me, I had no desire to lay claim to this…smoldering ruin, nor to threaten the Pact’s settlements in Anatolia, but the Peregrines forced my hand. Our presence here is a purely defensive maneuver, I assure you.”</w:t>
-      </w:r>
-    </w:p>
-    <w:p>
-      <w:pPr>
-        <w:rPr>
-          <w:rFonts w:eastAsiaTheme="minorEastAsia"/>
-          <w:iCs/>
-          <w:color w:val="252525"/>
-          <w:shd w:val="clear" w:color="auto" w:fill="FFFFFF"/>
-          <w:lang w:eastAsia="ja-JP"/>
-        </w:rPr>
-      </w:pPr>
-      <w:r>
-        <w:rPr>
-          <w:rFonts w:eastAsiaTheme="minorEastAsia"/>
-          <w:iCs/>
-          <w:color w:val="252525"/>
-          <w:shd w:val="clear" w:color="auto" w:fill="FFFFFF"/>
-          <w:lang w:eastAsia="ja-JP"/>
-        </w:rPr>
-        <w:t>“I’m glad to hear you say that.”</w:t>
-      </w:r>
-    </w:p>
-    <w:p>
-      <w:pPr>
-        <w:rPr>
-          <w:rFonts w:eastAsiaTheme="minorEastAsia"/>
-          <w:iCs/>
-          <w:color w:val="252525"/>
-          <w:shd w:val="clear" w:color="auto" w:fill="FFFFFF"/>
-          <w:lang w:eastAsia="ja-JP"/>
-        </w:rPr>
-      </w:pPr>
-      <w:r>
-        <w:rPr>
-          <w:rFonts w:eastAsiaTheme="minorEastAsia"/>
-          <w:iCs/>
-          <w:color w:val="252525"/>
-          <w:shd w:val="clear" w:color="auto" w:fill="FFFFFF"/>
-          <w:lang w:eastAsia="ja-JP"/>
-        </w:rPr>
-        <w:t>“Nonetheless, our neighbors may not see it that way. I’m sure there are many long meetings between Tehran and Athens to come.”</w:t>
-      </w:r>
-    </w:p>
-    <w:p>
-      <w:pPr>
-        <w:rPr>
-          <w:rFonts w:eastAsiaTheme="minorEastAsia"/>
-          <w:iCs/>
-          <w:color w:val="252525"/>
-          <w:shd w:val="clear" w:color="auto" w:fill="FFFFFF"/>
-          <w:lang w:eastAsia="ja-JP"/>
-        </w:rPr>
-      </w:pPr>
-      <w:r>
-        <w:rPr>
-          <w:rFonts w:eastAsiaTheme="minorEastAsia"/>
-          <w:iCs/>
-          <w:color w:val="252525"/>
-          <w:shd w:val="clear" w:color="auto" w:fill="FFFFFF"/>
-          <w:lang w:eastAsia="ja-JP"/>
-        </w:rPr>
-        <w:lastRenderedPageBreak/>
-        <w:t xml:space="preserve">“I certainly don’t envy you that task,” Sokolov laughed. </w:t>
-      </w:r>
-    </w:p>
-    <w:p>
-      <w:pPr>
-        <w:rPr>
-          <w:rFonts w:eastAsiaTheme="minorEastAsia"/>
-          <w:iCs/>
-          <w:color w:val="252525"/>
-          <w:shd w:val="clear" w:color="auto" w:fill="FFFFFF"/>
-          <w:lang w:eastAsia="ja-JP"/>
-        </w:rPr>
-      </w:pPr>
-      <w:r>
-        <w:rPr>
-          <w:rFonts w:eastAsiaTheme="minorEastAsia"/>
-          <w:iCs/>
-          <w:color w:val="252525"/>
-          <w:shd w:val="clear" w:color="auto" w:fill="FFFFFF"/>
-          <w:lang w:eastAsia="ja-JP"/>
-        </w:rPr>
-        <w:t>“Spare me your pity. It’s my job to handle such matters. You have your own important work to attend to, namely, bringing this forsaken city back into the modern era. Belligerent as they may be, they’re our people now, and deserve the same comforts as we enjoy”</w:t>
-      </w:r>
-    </w:p>
-    <w:p>
-      <w:pPr>
-        <w:rPr>
-          <w:rFonts w:eastAsiaTheme="minorEastAsia"/>
-          <w:iCs/>
-          <w:color w:val="252525"/>
-          <w:shd w:val="clear" w:color="auto" w:fill="FFFFFF"/>
-          <w:lang w:eastAsia="ja-JP"/>
-        </w:rPr>
-      </w:pPr>
-      <w:r>
-        <w:rPr>
-          <w:rFonts w:eastAsiaTheme="minorEastAsia"/>
-          <w:iCs/>
-          <w:color w:val="252525"/>
-          <w:shd w:val="clear" w:color="auto" w:fill="FFFFFF"/>
-          <w:lang w:eastAsia="ja-JP"/>
-        </w:rPr>
-        <w:t xml:space="preserve">“Oh, I already have plans for that. Education and public works programs, restoration of historical sites, trade deals with the capital to stimulate economic growth. In time, I’m sure the locals come to appreciate everything we have to offer, and become model citizens.” </w:t>
-      </w:r>
-    </w:p>
-    <w:p>
-      <w:pPr>
-        <w:rPr>
-          <w:rFonts w:eastAsiaTheme="minorEastAsia"/>
-          <w:iCs/>
-          <w:color w:val="252525"/>
-          <w:shd w:val="clear" w:color="auto" w:fill="FFFFFF"/>
-          <w:lang w:eastAsia="ja-JP"/>
-        </w:rPr>
-      </w:pPr>
-      <w:r>
-        <w:rPr>
-          <w:rFonts w:eastAsiaTheme="minorEastAsia"/>
-          <w:iCs/>
-          <w:color w:val="252525"/>
-          <w:shd w:val="clear" w:color="auto" w:fill="FFFFFF"/>
-          <w:lang w:eastAsia="ja-JP"/>
-        </w:rPr>
-        <w:t>“I’ll hold you to that.” The Director-General turned to look around at the rest of his staff and nodded in stern satisfaction. “Now, given that our position is secure in your capable hands, I’m going to make my own rounds of the perimeter. I could use some time to think,” he said.</w:t>
-      </w:r>
-    </w:p>
-    <w:p>
-      <w:pPr>
-        <w:rPr>
-          <w:rFonts w:eastAsiaTheme="minorEastAsia"/>
-          <w:iCs/>
-          <w:color w:val="252525"/>
-          <w:shd w:val="clear" w:color="auto" w:fill="FFFFFF"/>
-          <w:lang w:eastAsia="ja-JP"/>
-        </w:rPr>
-      </w:pPr>
-      <w:r>
-        <w:rPr>
-          <w:rFonts w:eastAsiaTheme="minorEastAsia"/>
-          <w:iCs/>
-          <w:color w:val="252525"/>
-          <w:shd w:val="clear" w:color="auto" w:fill="FFFFFF"/>
-          <w:lang w:eastAsia="ja-JP"/>
-        </w:rPr>
-        <w:t xml:space="preserve">Offering the others a half-hearted salute, Lancaster left the old mosque. Finally, he was well and truly alone, save for any rebels who might be lurking in the mist. If anyone was there, then let them come, he thought, issuing a silent challenge. Not a soul appeared. </w:t>
-      </w:r>
-    </w:p>
-    <w:p>
-      <w:pPr>
-        <w:rPr>
-          <w:rFonts w:eastAsiaTheme="minorEastAsia"/>
-          <w:iCs/>
-          <w:color w:val="252525"/>
-          <w:shd w:val="clear" w:color="auto" w:fill="FFFFFF"/>
-          <w:lang w:eastAsia="ja-JP"/>
-        </w:rPr>
-      </w:pPr>
-      <w:r>
-        <w:rPr>
-          <w:rFonts w:eastAsiaTheme="minorEastAsia"/>
-          <w:iCs/>
-          <w:color w:val="252525"/>
-          <w:shd w:val="clear" w:color="auto" w:fill="FFFFFF"/>
-          <w:lang w:eastAsia="ja-JP"/>
-        </w:rPr>
-        <w:t>“Shame that we should meet again like this. I’d hoped to make a better second impression,” he muttered into the breeze, addressing the city itself as if it were an old acquaintance. The smell of smoke and powder lingered all around him, even though the fires were out and the guns had long since gone quiet. It was a familiar sensation, one that brought back unpleasant memories.</w:t>
-      </w:r>
-    </w:p>
-    <w:p>
-      <w:pPr>
-        <w:rPr>
-          <w:rFonts w:eastAsiaTheme="minorEastAsia"/>
-          <w:iCs/>
-          <w:color w:val="252525"/>
-          <w:shd w:val="clear" w:color="auto" w:fill="FFFFFF"/>
-          <w:lang w:eastAsia="ja-JP"/>
-        </w:rPr>
-      </w:pPr>
-      <w:r>
-        <w:rPr>
-          <w:rFonts w:eastAsiaTheme="minorEastAsia"/>
-          <w:iCs/>
-          <w:color w:val="252525"/>
-          <w:shd w:val="clear" w:color="auto" w:fill="FFFFFF"/>
-          <w:lang w:eastAsia="ja-JP"/>
-        </w:rPr>
-        <w:t>“We’ll do it right this time,” Lancaster continued. “Not like the crusade.” He spoke the last word with palpable disgust before resuming his walk.</w:t>
-      </w:r>
-    </w:p>
-    <w:p>
-      <w:pPr>
-        <w:rPr>
-          <w:rFonts w:eastAsiaTheme="minorEastAsia"/>
-          <w:iCs/>
-          <w:color w:val="252525"/>
-          <w:shd w:val="clear" w:color="auto" w:fill="FFFFFF"/>
-          <w:lang w:eastAsia="ja-JP"/>
-        </w:rPr>
-      </w:pPr>
-      <w:r>
-        <w:rPr>
-          <w:rFonts w:eastAsiaTheme="minorEastAsia"/>
-          <w:iCs/>
-          <w:color w:val="252525"/>
-          <w:shd w:val="clear" w:color="auto" w:fill="FFFFFF"/>
-          <w:lang w:eastAsia="ja-JP"/>
-        </w:rPr>
-        <w:t xml:space="preserve"> His bones began to ache in protest, reminding him how little time he had left to carry out his grand ambition. In light of this, and perhaps inspired by the holy ground upon which he stood, he found himself praying for succor for the first time in as long as he could remember. God gave no response, not that Lancaster had expected one.</w:t>
-      </w:r>
-    </w:p>
-    <w:p>
-      <w:pPr>
-        <w:rPr>
-          <w:rFonts w:eastAsiaTheme="minorEastAsia"/>
-          <w:iCs/>
-          <w:color w:val="252525"/>
-          <w:shd w:val="clear" w:color="auto" w:fill="FFFFFF"/>
-          <w:lang w:eastAsia="ja-JP"/>
-        </w:rPr>
-      </w:pPr>
-      <w:r>
-        <w:rPr>
-          <w:rFonts w:eastAsiaTheme="minorEastAsia"/>
-          <w:iCs/>
-          <w:color w:val="252525"/>
-          <w:shd w:val="clear" w:color="auto" w:fill="FFFFFF"/>
-          <w:lang w:eastAsia="ja-JP"/>
-        </w:rPr>
-        <w:t xml:space="preserve">Distant sounds of gunfire interrupted his one-sided communion, though they were far enough away that he felt no need to evacuate. Instead, he stood in place, fists and teeth clenched out of frustration, and simply waited for the bout of violence to cease, the distinct sound of </w:t>
-      </w:r>
-      <w:r>
-        <w:rPr>
-          <w:rFonts w:eastAsiaTheme="minorEastAsia"/>
-          <w:iCs/>
-          <w:color w:val="252525"/>
-          <w:shd w:val="clear" w:color="auto" w:fill="FFFFFF"/>
-          <w:lang w:eastAsia="ja-JP"/>
-        </w:rPr>
-        <w:lastRenderedPageBreak/>
-        <w:t xml:space="preserve">Skywatch rifles making it clear who the victor had been. The futility of it all would have been comical if it weren’t so sad. </w:t>
+        <w:t xml:space="preserve">Distant sounds of gunfire interrupted his one-sided communion, though they were far enough away that he felt no need to evacuate. Instead, he stood in place, fists and teeth clenched out of frustration, and simply waited for the bout of violence to cease, the distinct sound of Skywatch rifles making it clear who the victor had been. The futility of it all would have been comical if it weren’t so sad. </w:t>
       </w:r>
     </w:p>
     <w:p>
@@ -29865,7 +30342,6 @@
       </w:pPr>
       <w:bookmarkStart w:id="13" w:name="_Toc175682341"/>
       <w:r>
-        <w:lastRenderedPageBreak/>
         <w:t>Chapter 5 – Perseverance</w:t>
       </w:r>
       <w:bookmarkEnd w:id="13"/>
@@ -30048,7 +30524,6 @@
           <w:shd w:val="clear" w:color="auto" w:fill="FFFFFF"/>
           <w:lang w:eastAsia="ja-JP"/>
         </w:rPr>
-        <w:lastRenderedPageBreak/>
         <w:t>“I’m sure it will be. It’s a long way home,” Ian replied. The safehouse to which Charlotte had spirited him away was on the western coast of the Attican peninsula, exactly opposite Widow’s Walk and the boat back to Istanbul, if said boat was even there. Cassandra surely would have taken it herself if she yet lived.</w:t>
       </w:r>
     </w:p>
@@ -30259,7 +30734,6 @@
           <w:shd w:val="clear" w:color="auto" w:fill="FFFFFF"/>
           <w:lang w:eastAsia="ja-JP"/>
         </w:rPr>
-        <w:lastRenderedPageBreak/>
         <w:t xml:space="preserve">“I knew this would happen. It was my job to stop it. I failed.” </w:t>
       </w:r>
     </w:p>
@@ -30422,7 +30896,6 @@
     </w:p>
     <w:p>
       <w:r>
-        <w:lastRenderedPageBreak/>
         <w:t xml:space="preserve">There was a pause as Charlotte leaned back in her chair. She sighed, and, for a moment, all that could be heard was the rush of wind outside, and the muffled clamor of a distant train. Everything almost seemed normal. </w:t>
       </w:r>
     </w:p>
@@ -30484,7 +30957,6 @@
     </w:p>
     <w:p>
       <w:r>
-        <w:lastRenderedPageBreak/>
         <w:t>“Fines or prison sentences, depending on severity. We’d never ask you to kill anyone except in self-defense, which I’ll admit is more common than I’d like. Our work takes us to dangerous places.”</w:t>
       </w:r>
     </w:p>
@@ -30550,11 +31022,7 @@
     </w:p>
     <w:p>
       <w:r>
-        <w:t xml:space="preserve">As it happened, Charlotte’s claim that the safehouse’s garage was stocked with “several” motorcycles was an understatement. When he followed the young woman through the creaky old doorway, Ian was greeted by no fewer than a dozen bikes of all sorts of makes, from the sporty to the spartan. A classy, cherry red beauty caught his eye, tempting him to lay claim to it, but practicality was the word of the day, and so Ian instead selected an ugly yet functional machine </w:t>
-      </w:r>
-      <w:r>
-        <w:lastRenderedPageBreak/>
-        <w:t xml:space="preserve">left over from the Greek army. Charlotte did the same, though Ian observed that she acted with much less indecision. </w:t>
+        <w:t xml:space="preserve">As it happened, Charlotte’s claim that the safehouse’s garage was stocked with “several” motorcycles was an understatement. When he followed the young woman through the creaky old doorway, Ian was greeted by no fewer than a dozen bikes of all sorts of makes, from the sporty to the spartan. A classy, cherry red beauty caught his eye, tempting him to lay claim to it, but practicality was the word of the day, and so Ian instead selected an ugly yet functional machine left over from the Greek army. Charlotte did the same, though Ian observed that she acted with much less indecision. </w:t>
       </w:r>
     </w:p>
     <w:p>
@@ -30637,7 +31105,6 @@
     </w:p>
     <w:p>
       <w:r>
-        <w:lastRenderedPageBreak/>
         <w:t>Ian finished off the last of his protein bars and stuffed the wrapper into his pocket, alongside a half dozen others. He washed it down with a gulp of water from a worn metal bottle before wiping his mouth with the back of his hand and looking out over the city. A canvas of a thousand little lights beckoned them forwards, offering their much-desired warmth and rest.</w:t>
       </w:r>
     </w:p>
@@ -30703,11 +31170,7 @@
     </w:p>
     <w:p>
       <w:r>
-        <w:t xml:space="preserve">Charlotte continued to undress until she was wearing only a pair of shorts and an undershirt, and then reclined on the bed, basking in the flickering, fluorescent light. She took one </w:t>
-      </w:r>
-      <w:r>
-        <w:lastRenderedPageBreak/>
-        <w:t>deep breath after another, her chest rising and falling over and over. Ian watched her for a moment, trying and failing once more to take her measure, before lying down himself. A few minutes of quiet passed, as both of them tried to get settled into their beds.</w:t>
+        <w:t>Charlotte continued to undress until she was wearing only a pair of shorts and an undershirt, and then reclined on the bed, basking in the flickering, fluorescent light. She took one deep breath after another, her chest rising and falling over and over. Ian watched her for a moment, trying and failing once more to take her measure, before lying down himself. A few minutes of quiet passed, as both of them tried to get settled into their beds.</w:t>
       </w:r>
     </w:p>
     <w:p>
@@ -30762,11 +31225,7 @@
     </w:p>
     <w:p>
       <w:r>
-        <w:t xml:space="preserve">“Not by choice. I used to be gunning for a career in government, hoping to change things from the inside, but I found out the hard way that the powers that be aren’t too fond of dissent. They won’t purge you immediately, but if you start to push hard enough, they’ll push back, and </w:t>
-      </w:r>
-      <w:r>
-        <w:lastRenderedPageBreak/>
-        <w:t>so folks like me have to band together to survive. Everyone in the Peregrines has a story like that. They’re good people – most of them, anyway.”</w:t>
+        <w:t>“Not by choice. I used to be gunning for a career in government, hoping to change things from the inside, but I found out the hard way that the powers that be aren’t too fond of dissent. They won’t purge you immediately, but if you start to push hard enough, they’ll push back, and so folks like me have to band together to survive. Everyone in the Peregrines has a story like that. They’re good people – most of them, anyway.”</w:t>
       </w:r>
     </w:p>
     <w:p>
@@ -30834,7 +31293,6 @@
     </w:p>
     <w:p>
       <w:r>
-        <w:lastRenderedPageBreak/>
         <w:t>“They’d have to be suicidal,” Hector said. “Two light aircraft against a dreadnought is a joke.”</w:t>
       </w:r>
     </w:p>
@@ -30950,7 +31408,6 @@
     </w:p>
     <w:p>
       <w:r>
-        <w:lastRenderedPageBreak/>
         <w:t xml:space="preserve">“No. She’ll fly back to the </w:t>
       </w:r>
       <w:r>
@@ -31034,11 +31491,7 @@
     </w:p>
     <w:p>
       <w:r>
-        <w:t xml:space="preserve">“Don’t worry about any of that,” Cassandra said. “I know it’s not the most palatable idea, but Jackson’s the one who’s gonna be doing most of the talking. As long as he doesn’t do anything stupid, all you have to do is kick back, relax, and give us a call when it’s all said and </w:t>
-      </w:r>
-      <w:r>
-        <w:lastRenderedPageBreak/>
-        <w:t xml:space="preserve">done. Plus, Jackson says he can get you an actually nice hotel in the city, so at least you’ll have comfier accommodations than, well, this.” She slapped the surface of her bed for emphasis. </w:t>
+        <w:t xml:space="preserve">“Don’t worry about any of that,” Cassandra said. “I know it’s not the most palatable idea, but Jackson’s the one who’s gonna be doing most of the talking. As long as he doesn’t do anything stupid, all you have to do is kick back, relax, and give us a call when it’s all said and done. Plus, Jackson says he can get you an actually nice hotel in the city, so at least you’ll have comfier accommodations than, well, this.” She slapped the surface of her bed for emphasis. </w:t>
       </w:r>
     </w:p>
     <w:p>
@@ -31136,7 +31589,6 @@
     </w:p>
     <w:p>
       <w:r>
-        <w:lastRenderedPageBreak/>
         <w:t xml:space="preserve">“That’s different. She’s a free woman, now, and you’re not responsible for her. If you’re gonna lecture me about taking time for myself in Italy, then forgive me for saying that some time together would be good for both of you. We might not have much left, after all.” </w:t>
       </w:r>
     </w:p>
@@ -31219,7 +31671,6 @@
     </w:p>
     <w:p>
       <w:r>
-        <w:lastRenderedPageBreak/>
         <w:t xml:space="preserve">“You sure this thing’s skyworthy?” Ian asked. </w:t>
       </w:r>
     </w:p>
@@ -31295,7 +31746,6 @@
       </w:pPr>
       <w:bookmarkStart w:id="14" w:name="_Toc175682342"/>
       <w:r>
-        <w:lastRenderedPageBreak/>
         <w:t>Chapter 6 – Bright Lighthouse</w:t>
       </w:r>
       <w:bookmarkEnd w:id="14"/>
@@ -31396,11 +31846,7 @@
     </w:p>
     <w:p>
       <w:r>
-        <w:t xml:space="preserve">As certain as the women were that Jackson was a fraud, their clear descent lent truth to his claims. If anybody saw the corvette set down at the base of the mountain, they either paid it </w:t>
-      </w:r>
-      <w:r>
-        <w:lastRenderedPageBreak/>
-        <w:t xml:space="preserve">no heed, or were biding their time before acting against these intruders. All three prayed it was the former. </w:t>
+        <w:t xml:space="preserve">As certain as the women were that Jackson was a fraud, their clear descent lent truth to his claims. If anybody saw the corvette set down at the base of the mountain, they either paid it no heed, or were biding their time before acting against these intruders. All three prayed it was the former. </w:t>
       </w:r>
     </w:p>
     <w:p>
@@ -31475,7 +31921,6 @@
     </w:p>
     <w:p>
       <w:r>
-        <w:lastRenderedPageBreak/>
         <w:t>“And you’re absolutely sure about this?” Mayumi asked.</w:t>
       </w:r>
     </w:p>
@@ -31549,7 +31994,6 @@
     </w:p>
     <w:p>
       <w:r>
-        <w:lastRenderedPageBreak/>
         <w:t>“Okay, but from what I’ve seen, any building with four walls and a roof would qualify as ‘the best’ this city has to offer.”</w:t>
       </w:r>
     </w:p>
@@ -31628,7 +32072,6 @@
     </w:p>
     <w:p>
       <w:r>
-        <w:lastRenderedPageBreak/>
         <w:t>“Indeed. Welcome to the Hotel Nicola.” Jackson pranced forward, spinning around to wave at her as he approached the entrance, two valets saluting him as he landed upon the front step.</w:t>
       </w:r>
     </w:p>
@@ -31694,7 +32137,6 @@
     </w:p>
     <w:p>
       <w:r>
-        <w:lastRenderedPageBreak/>
         <w:t>“Sounds like you had quite the childhood.”</w:t>
       </w:r>
     </w:p>
@@ -31780,7 +32222,6 @@
     </w:p>
     <w:p>
       <w:r>
-        <w:lastRenderedPageBreak/>
         <w:t>“Whatever,” Mayumi said, rolling her eyes. “Anyway, I’m gonna go crash for the night. See you later, I guess.”</w:t>
       </w:r>
     </w:p>
@@ -31884,7 +32325,6 @@
     </w:p>
     <w:p>
       <w:r>
-        <w:lastRenderedPageBreak/>
         <w:t>“Ugh, of all the times…fine, fine, I know it wasn’t your fault. You know the way to the Lighthouse, yeah? Is there a clear path?”</w:t>
       </w:r>
     </w:p>
@@ -31960,7 +32400,6 @@
     </w:p>
     <w:p>
       <w:r>
-        <w:lastRenderedPageBreak/>
         <w:t>“Then we get run over and turned into paste, and whatever happens after that isn’t our problem anymore. But it’ll be dead as a dormouse by now, don’t you worry.”</w:t>
       </w:r>
     </w:p>
@@ -32051,7 +32490,6 @@
     </w:p>
     <w:p>
       <w:r>
-        <w:lastRenderedPageBreak/>
         <w:t>“Yeah, yeah, you don’t need to tell me twice,” Mayumi responded.</w:t>
       </w:r>
     </w:p>
@@ -32122,7 +32560,6 @@
     </w:p>
     <w:p>
       <w:r>
-        <w:lastRenderedPageBreak/>
         <w:t>Although he had anticipated that question, Jackson had no answer to give. Nomad vessels typically hailed from the far east, well beyond the reach of the Directorate, and would therefore have an eastern name, although he knew no specific conventions. Assuming any existed to begin with. His mind began to race, trying to formulate a convincing reply before the officer saw through the façade.</w:t>
       </w:r>
     </w:p>
@@ -32215,7 +32652,6 @@
     </w:p>
     <w:p>
       <w:r>
-        <w:lastRenderedPageBreak/>
         <w:t xml:space="preserve">“That explains why you seemed so insulted by my remarks about the Migrants. Don’t take it personally, I’m sure you’re all </w:t>
       </w:r>
       <w:r>
@@ -32330,7 +32766,6 @@
     </w:p>
     <w:p>
       <w:r>
-        <w:lastRenderedPageBreak/>
         <w:t>“Not thinking of ending it all, are you?” Jackson asked, patting Mayumi on the back. Startled, she flinched at his touch and turned her attention back to him.</w:t>
       </w:r>
     </w:p>
@@ -32411,7 +32846,6 @@
     </w:p>
     <w:p>
       <w:r>
-        <w:lastRenderedPageBreak/>
         <w:t xml:space="preserve">“We can just take a look. I don’t know about you, but I’d rather not run past an active gunfight without knowing how big or how bad it is. Just want to get some eyes on the situation, then, if it doesn’t look like we need to worry, we skedaddle. Is that </w:t>
       </w:r>
       <w:r>
@@ -32467,11 +32901,7 @@
     </w:p>
     <w:p>
       <w:r>
-        <w:t xml:space="preserve">She leaned over to take several more shots. A single bullet tore through her forearm, forcing Mayumi to the ground, only for the officer responsible to be slain where he stood by the strange woman, who had taken advantage of the chaos to reposition. His partner, now aware she was outnumbered, retreated to a position that gave her cover from both assailants, but, by that </w:t>
-      </w:r>
-      <w:r>
-        <w:lastRenderedPageBreak/>
-        <w:t>point, Jackson had fallen back along the monorail to get a clear shot, and he easily dispatched the target with a single shot to the head.</w:t>
+        <w:t>She leaned over to take several more shots. A single bullet tore through her forearm, forcing Mayumi to the ground, only for the officer responsible to be slain where he stood by the strange woman, who had taken advantage of the chaos to reposition. His partner, now aware she was outnumbered, retreated to a position that gave her cover from both assailants, but, by that point, Jackson had fallen back along the monorail to get a clear shot, and he easily dispatched the target with a single shot to the head.</w:t>
       </w:r>
     </w:p>
     <w:p>
@@ -32521,7 +32951,6 @@
     </w:p>
     <w:p>
       <w:r>
-        <w:lastRenderedPageBreak/>
         <w:t>“True, but if you had to compromise our position, I’d have hoped your accuracy might be better. How’s your arm? Or your legs, for that matter?”</w:t>
       </w:r>
     </w:p>
@@ -32603,7 +33032,6 @@
     </w:p>
     <w:p>
       <w:r>
-        <w:lastRenderedPageBreak/>
         <w:t>“No, no, I get it. Totally get it. Operations security, and all that,” Mayumi said. She took one look at Jackson, who nodded in approval, before continuing. “Can’t hurt to tell you who we are, though. We’re here on business for the Peregrines – what’s left of them, anyway. You ever heard of us?”</w:t>
       </w:r>
     </w:p>
@@ -32681,7 +33109,6 @@
     </w:p>
     <w:p>
       <w:r>
-        <w:lastRenderedPageBreak/>
         <w:t>A handful of insect-like drones patrolled the islet, each the size of a small car. One of them descended to meet them, shining a spotlight on the pair. Mayumi and Jackson held up their hands to shield their eyes, and felt its rotors blowing their hair about.</w:t>
       </w:r>
     </w:p>
@@ -32737,7 +33164,6 @@
     </w:p>
     <w:p>
       <w:r>
-        <w:lastRenderedPageBreak/>
         <w:t>“I am glad to see my son returned to me,” the old man said. “Though the violence that seems to have followed him is…regrettable. Pray tell, my son – who is this stranger you’ve brought to my door?”</w:t>
       </w:r>
     </w:p>
@@ -32811,7 +33237,6 @@
       </w:pPr>
       <w:bookmarkStart w:id="15" w:name="_Toc175682343"/>
       <w:r>
-        <w:lastRenderedPageBreak/>
         <w:t>Chapter 7 – The Histories</w:t>
       </w:r>
       <w:bookmarkEnd w:id="15"/>
@@ -32907,7 +33332,6 @@
     </w:p>
     <w:p>
       <w:r>
-        <w:lastRenderedPageBreak/>
         <w:t>“Curious, but we should not waste time thinking about it. We should get moving. Are you well enough to continue our journey?”</w:t>
       </w:r>
     </w:p>
@@ -32973,11 +33397,7 @@
     </w:p>
     <w:p>
       <w:r>
-        <w:t xml:space="preserve">Ian considered what she’d said. There certainly was a suspicious quality to the whole incident. Perhaps they truly had been mistaken for a Peregrine ship or some other enemies of the state, or perhaps they’d accidentally violated some manner of no-fly zone. Whatever the case, the </w:t>
-      </w:r>
-      <w:r>
-        <w:lastRenderedPageBreak/>
-        <w:t>train seemed like a viable and attractive option, especially given that they’d finally be able to get some sleep after a whole day of travel.</w:t>
+        <w:t>Ian considered what she’d said. There certainly was a suspicious quality to the whole incident. Perhaps they truly had been mistaken for a Peregrine ship or some other enemies of the state, or perhaps they’d accidentally violated some manner of no-fly zone. Whatever the case, the train seemed like a viable and attractive option, especially given that they’d finally be able to get some sleep after a whole day of travel.</w:t>
       </w:r>
     </w:p>
     <w:p>
@@ -33065,7 +33485,6 @@
     </w:p>
     <w:p>
       <w:r>
-        <w:lastRenderedPageBreak/>
         <w:t>“You’re religious, then?” Ian asked.</w:t>
       </w:r>
     </w:p>
@@ -33159,7 +33578,6 @@
     </w:p>
     <w:p>
       <w:r>
-        <w:lastRenderedPageBreak/>
         <w:t>“We’re almost there.”</w:t>
       </w:r>
     </w:p>
@@ -33221,11 +33639,7 @@
     </w:p>
     <w:p>
       <w:r>
-        <w:t xml:space="preserve">“We’re through the shield,” Ian noted. “Didn’t even have to slow down, from the feel of it. If you’ll allow me some speculation, I’d wager the barrier is calibrated to a rather low sensitivity. Given that this train wasn’t big or fast enough to trigger it, you must only use the </w:t>
-      </w:r>
-      <w:r>
-        <w:lastRenderedPageBreak/>
-        <w:t>barrier for heavy artillery and missiles, relying on other defenses to stop the rest. Keeps the power consumption down, too, which I’m sure is already immense for a shield of this size.”</w:t>
+        <w:t>“We’re through the shield,” Ian noted. “Didn’t even have to slow down, from the feel of it. If you’ll allow me some speculation, I’d wager the barrier is calibrated to a rather low sensitivity. Given that this train wasn’t big or fast enough to trigger it, you must only use the barrier for heavy artillery and missiles, relying on other defenses to stop the rest. Keeps the power consumption down, too, which I’m sure is already immense for a shield of this size.”</w:t>
       </w:r>
     </w:p>
     <w:p>
@@ -33280,11 +33694,7 @@
     </w:p>
     <w:p>
       <w:r>
-        <w:t xml:space="preserve">“Well…welcome to Geneva,” Charlotte said, gesturing all around them. Ian followed her hand with his gaze. While he didn’t know to what extent the city had been damaged during the storms, it was clear that whatever wounds were inflicted had long since healed, just as well as the Directorate’s own megacities. Everything looked the same as the old-world photographs Ian had </w:t>
-      </w:r>
-      <w:r>
-        <w:lastRenderedPageBreak/>
-        <w:t>seen before, save for a few towers that now dotted the skyline. One particularly large building caught his eye, a large, marble-white spire with great glass panes that displayed its inner workings and a great statue of an angel adorning the top.</w:t>
+        <w:t>“Well…welcome to Geneva,” Charlotte said, gesturing all around them. Ian followed her hand with his gaze. While he didn’t know to what extent the city had been damaged during the storms, it was clear that whatever wounds were inflicted had long since healed, just as well as the Directorate’s own megacities. Everything looked the same as the old-world photographs Ian had seen before, save for a few towers that now dotted the skyline. One particularly large building caught his eye, a large, marble-white spire with great glass panes that displayed its inner workings and a great statue of an angel adorning the top.</w:t>
       </w:r>
     </w:p>
     <w:p>
@@ -33385,7 +33795,6 @@
     </w:p>
     <w:p>
       <w:r>
-        <w:lastRenderedPageBreak/>
         <w:t>“Glad to hear it,” Ian said.</w:t>
       </w:r>
     </w:p>
@@ -33471,7 +33880,6 @@
     </w:p>
     <w:p>
       <w:r>
-        <w:lastRenderedPageBreak/>
         <w:t>Suddenly, he heard a knock on the door. It was a soft, gentle rapping, which led Ian to expect Charlotte had returned, and yet, when he opened the door, he was greeted by a figure noticeably shorter than he expected.</w:t>
       </w:r>
     </w:p>
@@ -33537,7 +33945,6 @@
     </w:p>
     <w:p>
       <w:r>
-        <w:lastRenderedPageBreak/>
         <w:t>“I guess everyone has their preferences. Most folks I know like their native tongue best, so I’m not surprised Charlotte’s the same way.”</w:t>
       </w:r>
     </w:p>
@@ -33616,7 +34023,6 @@
     </w:p>
     <w:p>
       <w:r>
-        <w:lastRenderedPageBreak/>
         <w:t>“Indeed! I look forward to it. I’m sure a woman of your profession has a carefully-planned agenda for the night.”</w:t>
       </w:r>
     </w:p>
@@ -33672,7 +34078,6 @@
     </w:p>
     <w:p>
       <w:r>
-        <w:lastRenderedPageBreak/>
         <w:t>“So,” Charlotte opened up in between bites of steak. “These friends of yours you’re looking for, what are they like? I imagine they’re good people if you want so badly to go back to them.”</w:t>
       </w:r>
     </w:p>
@@ -33743,7 +34148,6 @@
     </w:p>
     <w:p>
       <w:r>
-        <w:lastRenderedPageBreak/>
         <w:t>“Not really. I do military training, same as the other kids my age. It’s supposed to instill discipline. Sometimes they take us along on low-risk missions so we can learn on the job and see the world at the same time, a duty I’m happy to carry out.”</w:t>
       </w:r>
     </w:p>
@@ -33809,11 +34213,7 @@
     </w:p>
     <w:p>
       <w:r>
-        <w:t xml:space="preserve">Ian looked between Charlotte and Emma. He still wasn’t sure whether they could be trusted. The elder sister, at least, almost certainly knew more than she let on – understandable, </w:t>
-      </w:r>
-      <w:r>
-        <w:lastRenderedPageBreak/>
-        <w:t>given the nature of her job, and the younger, while most likely earnest in her convictions, was still a child, and thus unreliable.</w:t>
+        <w:t>Ian looked between Charlotte and Emma. He still wasn’t sure whether they could be trusted. The elder sister, at least, almost certainly knew more than she let on – understandable, given the nature of her job, and the younger, while most likely earnest in her convictions, was still a child, and thus unreliable.</w:t>
       </w:r>
     </w:p>
     <w:p>
@@ -33861,7 +34261,6 @@
       </w:pPr>
       <w:bookmarkStart w:id="16" w:name="_Toc175682344"/>
       <w:r>
-        <w:lastRenderedPageBreak/>
         <w:t>Chapter 8 – Tying the Knot</w:t>
       </w:r>
       <w:bookmarkEnd w:id="16"/>
@@ -33972,7 +34371,6 @@
     </w:p>
     <w:p>
       <w:r>
-        <w:lastRenderedPageBreak/>
         <w:t>Cassandra shrugged. “Pretty far-fetched, but we do need to be ready for a trap, just in case.”</w:t>
       </w:r>
     </w:p>
@@ -34048,7 +34446,6 @@
     </w:p>
     <w:p>
       <w:r>
-        <w:lastRenderedPageBreak/>
         <w:t>“Meaning there’s actually, really, truly time to relax. To have some fun.” Mayumi winked at Cassandra.</w:t>
       </w:r>
     </w:p>
@@ -34164,7 +34561,6 @@
     </w:p>
     <w:p>
       <w:r>
-        <w:lastRenderedPageBreak/>
         <w:t>“We do,” Eirene nodded, entirely unaware of what Mayumi meant by “for real.”</w:t>
       </w:r>
     </w:p>
@@ -34239,7 +34635,6 @@
     </w:p>
     <w:p>
       <w:r>
-        <w:lastRenderedPageBreak/>
         <w:t>“Thank you,” Eirene replied, beaming. “And that’s a cute, ah…everything.” She gestured broadly towards Cassandra, who smiled.</w:t>
       </w:r>
     </w:p>
@@ -34290,7 +34685,6 @@
     </w:p>
     <w:p>
       <w:r>
-        <w:lastRenderedPageBreak/>
         <w:t>“A troop carrier,” Eirene explained, detecting the new object of Cassandra’s attention. “A big one, too. Haven’t seen one that size since I flew for the Guard.”</w:t>
       </w:r>
     </w:p>
@@ -34379,11 +34773,7 @@
     </w:p>
     <w:p>
       <w:r>
-        <w:t xml:space="preserve">The conference room at Bright Lighthouse was a spacious area, with three of its four walls made from glass to grant any occupants a scenic view of the gulf. At the center was a </w:t>
-      </w:r>
-      <w:r>
-        <w:lastRenderedPageBreak/>
-        <w:t xml:space="preserve">lacquered wood table at which Mayumi sat alone. She idly twirled a pen and waited for company to arrive. </w:t>
+        <w:t xml:space="preserve">The conference room at Bright Lighthouse was a spacious area, with three of its four walls made from glass to grant any occupants a scenic view of the gulf. At the center was a lacquered wood table at which Mayumi sat alone. She idly twirled a pen and waited for company to arrive. </w:t>
       </w:r>
     </w:p>
     <w:p>
@@ -34463,11 +34853,7 @@
     </w:p>
     <w:p>
       <w:r>
-        <w:t xml:space="preserve">Violently, Mayumi stood up and started pacing back and forth. “You know what? Yeah!” she declared. “Yeah, if anyone died that night, it should have been me. I don’t have any family </w:t>
-      </w:r>
-      <w:r>
-        <w:lastRenderedPageBreak/>
-        <w:t>left, so it’s not like anybody’s going to be too torn up if I bite it. Alex and Eirene might be sad for a while, but they have each other. They don’t need me.”</w:t>
+        <w:t>Violently, Mayumi stood up and started pacing back and forth. “You know what? Yeah!” she declared. “Yeah, if anyone died that night, it should have been me. I don’t have any family left, so it’s not like anybody’s going to be too torn up if I bite it. Alex and Eirene might be sad for a while, but they have each other. They don’t need me.”</w:t>
       </w:r>
     </w:p>
     <w:p>
@@ -34572,11 +34958,7 @@
     </w:p>
     <w:p>
       <w:r>
-        <w:t xml:space="preserve">“I never had much going for me as a kid. A Migrant ship doesn’t exactly offer a lot of opportunities for career advancement, unless you strike out on your own, and I loved my parents too much to do that. Didn’t really mind, though. Making them proud was all I lived for, and they </w:t>
-      </w:r>
-      <w:r>
-        <w:lastRenderedPageBreak/>
-        <w:t xml:space="preserve">were plenty proud of me, as long as I did my part to keep the </w:t>
+        <w:t xml:space="preserve">“I never had much going for me as a kid. A Migrant ship doesn’t exactly offer a lot of opportunities for career advancement, unless you strike out on your own, and I loved my parents too much to do that. Didn’t really mind, though. Making them proud was all I lived for, and they were plenty proud of me, as long as I did my part to keep the </w:t>
       </w:r>
       <w:r>
         <w:rPr>
@@ -34654,7 +35036,6 @@
     </w:p>
     <w:p>
       <w:r>
-        <w:lastRenderedPageBreak/>
         <w:t xml:space="preserve">“But you </w:t>
       </w:r>
       <w:r>

--- a/backup.docx
+++ b/backup.docx
@@ -13,6 +13,146 @@
         <w:rPr>
           <w:lang w:eastAsia="ja-JP"/>
         </w:rPr>
+        <w:t>The thin man at the wheel, the one who had nearly launched her out of her seat, was her twin brother, Elias. In the years since they’d last met, she had forgotten what it was like to ride with him, as much as he insisted that he was in control at all times.</w:t>
+      </w:r>
+    </w:p>
+    <w:p>
+      <w:pPr>
+        <w:rPr>
+          <w:lang w:eastAsia="ja-JP"/>
+        </w:rPr>
+      </w:pPr>
+      <w:r>
+        <w:rPr>
+          <w:lang w:eastAsia="ja-JP"/>
+        </w:rPr>
+        <w:t xml:space="preserve">“Aha, we’re here! Go ahead and get out, little sis. I’ll talk to the valet,” Elias said in Mandarin, adjusting his spectacles. </w:t>
+      </w:r>
+    </w:p>
+    <w:p>
+      <w:pPr>
+        <w:rPr>
+          <w:lang w:eastAsia="ja-JP"/>
+        </w:rPr>
+      </w:pPr>
+      <w:r>
+        <w:rPr>
+          <w:lang w:eastAsia="ja-JP"/>
+        </w:rPr>
+        <w:t>“I’m driving next time,” Cassandra replied.</w:t>
+      </w:r>
+    </w:p>
+    <w:p>
+      <w:pPr>
+        <w:rPr>
+          <w:lang w:eastAsia="ja-JP"/>
+        </w:rPr>
+      </w:pPr>
+      <w:r>
+        <w:rPr>
+          <w:lang w:eastAsia="ja-JP"/>
+        </w:rPr>
+        <w:t>“Is there going to be a next time? I thought you’ll be heading straight to your hotel with mother after this. Not that I wouldn’t be happy to treat you at another restaurant, haha. You barely ate anything tonight.”</w:t>
+      </w:r>
+    </w:p>
+    <w:p>
+      <w:pPr>
+        <w:rPr>
+          <w:lang w:eastAsia="ja-JP"/>
+        </w:rPr>
+      </w:pPr>
+      <w:r>
+        <w:rPr>
+          <w:lang w:eastAsia="ja-JP"/>
+        </w:rPr>
+        <w:t>“You say that like I’ll never see you again. We live in different countries, not on different planets.”</w:t>
+      </w:r>
+    </w:p>
+    <w:p>
+      <w:pPr>
+        <w:rPr>
+          <w:lang w:eastAsia="ja-JP"/>
+        </w:rPr>
+      </w:pPr>
+      <w:r>
+        <w:rPr>
+          <w:lang w:eastAsia="ja-JP"/>
+        </w:rPr>
+        <w:t>“True enough! Maybe I can come visit you and mother in Montreal, then.”</w:t>
+      </w:r>
+    </w:p>
+    <w:p>
+      <w:pPr>
+        <w:rPr>
+          <w:lang w:eastAsia="ja-JP"/>
+        </w:rPr>
+      </w:pPr>
+      <w:r>
+        <w:rPr>
+          <w:lang w:eastAsia="ja-JP"/>
+        </w:rPr>
+        <w:t>“I’m sure she’d love to see you,” Cassandra said, lying through her teeth. The truth was that she had no idea what would happen when Elias and Shufen met again after five long years. Her sibling had always been the rebellious sort, and leaving the company to start a restaurant only further estranged him. Last she’d heard, the business was doing well.</w:t>
+      </w:r>
+    </w:p>
+    <w:p>
+      <w:pPr>
+        <w:rPr>
+          <w:lang w:eastAsia="ja-JP"/>
+        </w:rPr>
+      </w:pPr>
+      <w:r>
+        <w:rPr>
+          <w:lang w:eastAsia="ja-JP"/>
+        </w:rPr>
+        <w:t xml:space="preserve">After leaving the valet with a healthy tip, the twins walked past rows of poplars to the convention center’s main gate, where their mother was already waiting for them. Much like Cassandra, she was dressed in an amaranthine qipao, both of them standing in stark contrast to Elias’ plain black suit. </w:t>
+      </w:r>
+    </w:p>
+    <w:p>
+      <w:pPr>
+        <w:rPr>
+          <w:lang w:eastAsia="ja-JP"/>
+        </w:rPr>
+      </w:pPr>
+    </w:p>
+    <w:p>
+      <w:pPr>
+        <w:rPr>
+          <w:lang w:eastAsia="ja-JP"/>
+        </w:rPr>
+      </w:pPr>
+    </w:p>
+    <w:p>
+      <w:pPr>
+        <w:rPr>
+          <w:lang w:eastAsia="ja-JP"/>
+        </w:rPr>
+      </w:pPr>
+    </w:p>
+    <w:p>
+      <w:pPr>
+        <w:rPr>
+          <w:lang w:eastAsia="ja-JP"/>
+        </w:rPr>
+      </w:pPr>
+    </w:p>
+    <w:p>
+      <w:pPr>
+        <w:rPr>
+          <w:lang w:eastAsia="ja-JP"/>
+        </w:rPr>
+      </w:pPr>
+    </w:p>
+    <w:p>
+      <w:pPr>
+        <w:rPr>
+          <w:lang w:eastAsia="ja-JP"/>
+        </w:rPr>
+      </w:pPr>
+      <w:r>
+        <w:rPr>
+          <w:lang w:eastAsia="ja-JP"/>
+        </w:rPr>
+        <w:lastRenderedPageBreak/>
         <w:t xml:space="preserve">The conference was being held in the Wings of Manhattan, buildings so named for their distinctly avian shape that stretched out over the harbor. From the great windows of the exhibition hall, Cassandra could see ships sailing by to unload whatever goods they had brought from distant lands, while hundreds of guests mingled behind her in anticipation of the night’s main event. </w:t>
       </w:r>
     </w:p>
@@ -349,14 +489,7 @@
         <w:rPr>
           <w:lang w:eastAsia="ja-JP"/>
         </w:rPr>
-        <w:t xml:space="preserve"> wrong to do so. However, the name quite intentionally omitted the arrests and aggressive strike-breaking tactics that most sources agreed were the </w:t>
-      </w:r>
-      <w:r>
-        <w:rPr>
-          <w:lang w:eastAsia="ja-JP"/>
-        </w:rPr>
-        <w:lastRenderedPageBreak/>
-        <w:t>source of unrest. At least, that was what she had been taught in school. The Carnaval uprising, its more common name, had been part of her mother’s youth, well before her own time.</w:t>
+        <w:t xml:space="preserve"> wrong to do so. However, the name quite intentionally omitted the arrests and aggressive strike-breaking tactics that most sources agreed were the source of unrest. At least, that was what she had been taught in school. The Carnaval uprising, its more common name, had been part of her mother’s youth, well before her own time.</w:t>
       </w:r>
     </w:p>
     <w:p>
@@ -1136,7 +1269,11 @@
     </w:p>
     <w:p>
       <w:r>
-        <w:t>“I see.” The officer leaned back in his chair and stretched his neck. “Alright, here’s the deal, Ms. Miura. While I don’t see any reason to detain you any further, I can’t just let you go until I file to have you released and the paperwork clears. Given the current state of affairs, that will take longer than usual.”</w:t>
+        <w:t xml:space="preserve">“I see.” The officer leaned back in his chair and stretched his neck. “Alright, here’s the deal, Ms. Miura. While I don’t see any reason to detain you any further, I can’t just let you go </w:t>
+      </w:r>
+      <w:r>
+        <w:lastRenderedPageBreak/>
+        <w:t>until I file to have you released and the paperwork clears. Given the current state of affairs, that will take longer than usual.”</w:t>
       </w:r>
     </w:p>
     <w:p>
@@ -1201,6 +1338,7 @@
     </w:p>
     <w:p>
       <w:r>
+        <w:lastRenderedPageBreak/>
         <w:t>Akiko wanted to remind him that she was twenty-seven years old, but she begrudgingly bit her tongue. “The guy who questioned me said that ten percent of detainees were from our company,” was all she said.</w:t>
       </w:r>
     </w:p>
@@ -1246,7 +1384,11 @@
     </w:p>
     <w:p>
       <w:r>
-        <w:t xml:space="preserve">“Hah, don’t worry about it. As for the trip, other than the riot and having to get strip searched to enter the airport, it’s been just peachy.” The girl cracked a disarming smile and tossed the apple she was holding into the air, catching it with the same hand as it fell back down before taking a bite. </w:t>
+        <w:t xml:space="preserve">“Hah, don’t worry about it. As for the trip, other than the riot and having to get strip searched to enter the airport, it’s been just peachy.” The girl cracked a disarming smile and </w:t>
+      </w:r>
+      <w:r>
+        <w:lastRenderedPageBreak/>
+        <w:t xml:space="preserve">tossed the apple she was holding into the air, catching it with the same hand as it fell back down before taking a bite. </w:t>
       </w:r>
     </w:p>
     <w:p>
@@ -1335,6 +1477,7 @@
         <w:jc w:val="center"/>
       </w:pPr>
       <w:r>
+        <w:lastRenderedPageBreak/>
         <w:t>*</w:t>
       </w:r>
       <w:r>
@@ -1413,6 +1556,7 @@
     </w:p>
     <w:p>
       <w:r>
+        <w:lastRenderedPageBreak/>
         <w:t>“It’s not the radio I’m worried about. Given that three systems all died at once, it could be a problem with the power supply, or something, and you’d need someone with way more experience than me to fix that kind of mess. I’ll take a look, but, like, no promises.”</w:t>
       </w:r>
     </w:p>
@@ -1490,6 +1634,7 @@
     </w:p>
     <w:p>
       <w:r>
+        <w:lastRenderedPageBreak/>
         <w:t xml:space="preserve">As Cassandra circled around the console, Akiko got a good look at her for the second time. Between the two of them, the other girl was taller by about half a head, with long legs and a slender build. Akiko even picked up a hint of vanilla perfume, which was a welcome change from the odors that had assailed her up until that point. </w:t>
       </w:r>
     </w:p>
@@ -1570,6 +1715,7 @@
     </w:p>
     <w:p>
       <w:r>
+        <w:lastRenderedPageBreak/>
         <w:t>Akiko peered deeper into the guts of the radio console. She was no mechanic, but she didn’t need to be to spot what was wrong.</w:t>
       </w:r>
     </w:p>
@@ -1672,7 +1818,11 @@
     </w:p>
     <w:p>
       <w:r>
-        <w:t>Akiko had seen airships boarded before. It was a complicated affair to land a shuttle aboard an uncooperative vessel, but the threat of being shot down was usually quite convincing. After that, it was simply a matter of matching speeds so that the ‘visitors’ could dock and take what they pleased. Such operations had been almost routine when she lived aboard her family’s fleet.</w:t>
+        <w:t xml:space="preserve">Akiko had seen airships boarded before. It was a complicated affair to land a shuttle aboard an uncooperative vessel, but the threat of being shot down was usually quite convincing. After that, it was simply a matter of matching speeds so that the ‘visitors’ could dock and take </w:t>
+      </w:r>
+      <w:r>
+        <w:lastRenderedPageBreak/>
+        <w:t>what they pleased. Such operations had been almost routine when she lived aboard her family’s fleet.</w:t>
       </w:r>
     </w:p>
     <w:p>
@@ -1762,6 +1912,7 @@
     </w:p>
     <w:p>
       <w:r>
+        <w:lastRenderedPageBreak/>
         <w:t>Lancaster ignored her and stepped back, letting the tension in the room fall to a low simmer. After a pregnant pause, the chairman turned to Akiko, of all people, and spoke.</w:t>
       </w:r>
     </w:p>
@@ -1837,6 +1988,7 @@
     </w:p>
     <w:p>
       <w:r>
+        <w:lastRenderedPageBreak/>
         <w:t>“Because we dug into what you were actually buying. Enormous quantities of deuterated Psyactizine, carbon nanotubes, a ‘hospital’ in the outskirts where no patient could ever reach it? You’re restarting the mnemonics project without authorization from the board in order to cut me out of the loop, hoping that you could wow the crowd at the conference and all would be forgiven.”</w:t>
       </w:r>
     </w:p>
@@ -1919,6 +2071,7 @@
     </w:p>
     <w:p>
       <w:r>
+        <w:lastRenderedPageBreak/>
         <w:t>“What kind of science fair are you guys working on that’s causing such a fuss?” she dared to ask her companions once they were alone.</w:t>
       </w:r>
     </w:p>
@@ -2393,7 +2546,14 @@
         <w:rPr>
           <w:rFonts w:eastAsia="Calibri"/>
         </w:rPr>
-        <w:t>Toss. Catch. Toss. Catch. Cassandra’s gaze followed the rock, first as she launched it upwards, and then as gravity pulled it back down over and over again, like some kind of sisyphean game. She focused, ignoring the sounds of both industry and nature around her, the crunching of Akiko’s boots against the gravel path, her name being called, up until she felt a hand on her shoulder.</w:t>
+        <w:t xml:space="preserve">Toss. Catch. Toss. Catch. Cassandra’s gaze followed the rock, first as she launched it upwards, and then as gravity pulled it back down over and over again, like some kind of sisyphean game. She focused, ignoring the sounds of both industry and nature around her, the </w:t>
+      </w:r>
+      <w:r>
+        <w:rPr>
+          <w:rFonts w:eastAsia="Calibri"/>
+        </w:rPr>
+        <w:lastRenderedPageBreak/>
+        <w:t>crunching of Akiko’s boots against the gravel path, her name being called, up until she felt a hand on her shoulder.</w:t>
       </w:r>
     </w:p>
     <w:p>
@@ -2562,6 +2722,7 @@
         <w:rPr>
           <w:rFonts w:eastAsia="Calibri"/>
         </w:rPr>
+        <w:lastRenderedPageBreak/>
         <w:t>“Oh, is that so?” Akiko asked, raising one eyebrow. Cassandra noticed that she didn’t seem especially surprised. In fact, her voice sounded intrigued, which was itself quite interesting.</w:t>
       </w:r>
     </w:p>
@@ -2769,6 +2930,7 @@
         <w:rPr>
           <w:rFonts w:eastAsia="Calibri"/>
         </w:rPr>
+        <w:lastRenderedPageBreak/>
         <w:t xml:space="preserve">“You don’t need to apologize. It might do me some good to talk, actually.” </w:t>
       </w:r>
     </w:p>
@@ -2912,6 +3074,7 @@
         <w:rPr>
           <w:rFonts w:eastAsia="Calibri"/>
         </w:rPr>
+        <w:lastRenderedPageBreak/>
         <w:t>“Did he ever! Told me that I was a failure of a girlfriend, that I should have let him know as soon as anything seemed wrong, that it was my silence that killed her. And, like, I couldn’t even bring myself to disagree with him, really. Not at the time, at least.”</w:t>
       </w:r>
     </w:p>
@@ -3110,6 +3273,7 @@
         <w:rPr>
           <w:rFonts w:eastAsia="Calibri"/>
         </w:rPr>
+        <w:lastRenderedPageBreak/>
         <w:t>Cassandra and Xiang met in front of the aquarium at the appointed hour. All the lights were off save for those behind the tank itself, which painted the room in a shifting turquoise pattern and left long shadows across the checkerboard floor. The whole room was devoid of visitors; there would be no witnesses to their conversation, other than the dozens of tropical fish that Marcus kept.</w:t>
       </w:r>
     </w:p>
@@ -3278,6 +3442,7 @@
         <w:rPr>
           <w:rFonts w:eastAsia="Calibri"/>
         </w:rPr>
+        <w:lastRenderedPageBreak/>
         <w:t>“I already told you - I know I made mistakes. After she passed, of course I blamed myself. Who wouldn’t? There were times that I felt like I deserved to follow her into oblivion, but I knew it would be evil of me to make my parents feel that pain twice.”</w:t>
       </w:r>
     </w:p>
@@ -3421,6 +3586,7 @@
         <w:rPr>
           <w:rFonts w:eastAsia="Calibri"/>
         </w:rPr>
+        <w:lastRenderedPageBreak/>
         <w:t>“I have held onto that pain for every waking hour since she passed,” she continued. “There were times I wanted to let her go. Anything to stop it from hurting. But if that pain is the only thing keeping her with me, then I welcome it. As do you - that’s why you’re doing this.”</w:t>
       </w:r>
     </w:p>
@@ -3629,6 +3795,7 @@
         <w:rPr>
           <w:rFonts w:eastAsia="Calibri"/>
         </w:rPr>
+        <w:lastRenderedPageBreak/>
         <w:t>Cassandra nodded and started to walk away, then paused and looked back over her shoulder. “We’ll have to work together on this operation, of course,” she said. “Agree to at least speak cordially when that happens?”</w:t>
       </w:r>
     </w:p>
@@ -3873,6 +4040,7 @@
         <w:pStyle w:val="Novel"/>
       </w:pPr>
       <w:r>
+        <w:lastRenderedPageBreak/>
         <w:t xml:space="preserve">“Cass!” Akiko shouted, her voice barely breaking through the mechanical cacophony. </w:t>
       </w:r>
     </w:p>
@@ -4060,6 +4228,7 @@
         <w:pStyle w:val="Novel"/>
       </w:pPr>
       <w:r>
+        <w:lastRenderedPageBreak/>
         <w:t>“I’d never forget you!” Cassandra blurted out. “I wasn’t lying when I said you should get your memories back, and I wasn’t lying when I said I loved you. It turns out I’m just…weak. I thought I could bear the pain of everything, but that was when I still had Xiang. I had my mother. I had Elias. Grief shared is grief halved, after all.”</w:t>
       </w:r>
     </w:p>
@@ -4268,6 +4437,7 @@
           <w:rFonts w:ascii="Consolas" w:eastAsia="Times New Roman" w:hAnsi="Consolas"/>
           <w:highlight w:val="lightGray"/>
         </w:rPr>
+        <w:lastRenderedPageBreak/>
         <w:t xml:space="preserve">&gt;Mnemonic Matrix: Confirm targeted suppression of </w:t>
       </w:r>
       <w:r>
@@ -4469,7 +4639,14 @@
         <w:rPr>
           <w:rFonts w:eastAsia="Calibri"/>
         </w:rPr>
-        <w:t>Meanwhile, without much fanfare, a small laboratory near the Port of Piraeus re-opened its doors. It had once been the local branch of a multinational research firm backed by Chinese and American investors, all of whom were lucky enough to die before the old world did. For over fifty years, the laboratory achieved little of note, and when it went quiet following the destruction of the firm’s headquarters, hardly anybody noticed. Five years later, its lights turning back on went equally uncelebrated.</w:t>
+        <w:t xml:space="preserve">Meanwhile, without much fanfare, a small laboratory near the Port of Piraeus re-opened its doors. It had once been the local branch of a multinational research firm backed by Chinese and American investors, all of whom were lucky enough to die before the old world did. For </w:t>
+      </w:r>
+      <w:r>
+        <w:rPr>
+          <w:rFonts w:eastAsia="Calibri"/>
+        </w:rPr>
+        <w:lastRenderedPageBreak/>
+        <w:t>over fifty years, the laboratory achieved little of note, and when it went quiet following the destruction of the firm’s headquarters, hardly anybody noticed. Five years later, its lights turning back on went equally uncelebrated.</w:t>
       </w:r>
     </w:p>
     <w:p>
@@ -4547,6 +4724,7 @@
         <w:rPr>
           <w:rFonts w:eastAsia="Calibri"/>
         </w:rPr>
+        <w:lastRenderedPageBreak/>
         <w:t xml:space="preserve">She stood up and stretched, listening to the cracking of her joints, and then lurched her way over to the washroom at the back of the shuttle, where she wiped off her smudged makeup to make herself presentable. </w:t>
       </w:r>
     </w:p>
@@ -4742,6 +4920,7 @@
         <w:rPr>
           <w:rFonts w:eastAsia="Calibri"/>
         </w:rPr>
+        <w:lastRenderedPageBreak/>
         <w:t>“Four in the morning is not ‘sleeping in,’ mother,” Cassandra replied with a half-amused smirk.</w:t>
       </w:r>
     </w:p>
@@ -4898,6 +5077,7 @@
         <w:rPr>
           <w:rFonts w:eastAsia="Calibri"/>
         </w:rPr>
+        <w:lastRenderedPageBreak/>
         <w:t>“I’m not sure I’m in the mood for a party, but I wouldn’t say no to a celebratory drink, as long as you can provide something non-alcoholic.”</w:t>
       </w:r>
     </w:p>
@@ -5096,6 +5276,7 @@
         <w:rPr>
           <w:rFonts w:eastAsia="Calibri"/>
         </w:rPr>
+        <w:lastRenderedPageBreak/>
         <w:t>“Yeah, you’re right, dumb question. ‘Course they weren’t, these babies were only made for getting the hell out of dodge in case things go south on the mothership, or for dropping stuff off where we can’t land normally. We’re lucky they’re so fuel-efficient or else we’d be a smoldering wreck somewhere in the French countryside right about now.”</w:t>
       </w:r>
     </w:p>
@@ -5213,7 +5394,14 @@
         <w:rPr>
           <w:rFonts w:eastAsia="Calibri"/>
         </w:rPr>
-        <w:t xml:space="preserve">The monorail was so smooth that one could hardly tell it was moving, were it not for the buildings outside flying past. Aleph Null’s investments in local infrastructure had paid dividends in both speed and comfort. Even though the route stretched a long way around the southern end of Mount Hymettus, still regarded as a protected area for ecological and historical reasons, Cassandra knew from experience that the trip would scarcely take twenty minutes, intermediate stops included. </w:t>
+        <w:t xml:space="preserve">The monorail was so smooth that one could hardly tell it was moving, were it not for the buildings outside flying past. Aleph Null’s investments in local infrastructure had paid dividends in both speed and comfort. Even though the route stretched a long way around the southern end </w:t>
+      </w:r>
+      <w:r>
+        <w:rPr>
+          <w:rFonts w:eastAsia="Calibri"/>
+        </w:rPr>
+        <w:lastRenderedPageBreak/>
+        <w:t xml:space="preserve">of Mount Hymettus, still regarded as a protected area for ecological and historical reasons, Cassandra knew from experience that the trip would scarcely take twenty minutes, intermediate stops included. </w:t>
       </w:r>
     </w:p>
     <w:p>
@@ -5370,6 +5558,7 @@
         <w:rPr>
           <w:rFonts w:eastAsia="Calibri"/>
         </w:rPr>
+        <w:lastRenderedPageBreak/>
         <w:t xml:space="preserve">“Welcome home,” Cassandra said, while her friend looked on in awe. </w:t>
       </w:r>
     </w:p>
@@ -5555,7 +5744,14 @@
         <w:rPr>
           <w:rFonts w:eastAsia="Calibri"/>
         </w:rPr>
-        <w:t>By the time the monorail arrived at the Cloud Garden station, it had started to rain, souring their plans to watch the sunrise. Cassandra, Elias, Akiko, and Shufen all disembarked and made their way inside as quickly as possible, where a night watchman was ready to admit them into the building. He scanned all of their identification cards, only to stop when he got to Akiko.</w:t>
+        <w:t xml:space="preserve">By the time the monorail arrived at the Cloud Garden station, it had started to rain, souring their plans to watch the sunrise. Cassandra, Elias, Akiko, and Shufen all disembarked and made their way inside as quickly as possible, where a night watchman was ready to admit </w:t>
+      </w:r>
+      <w:r>
+        <w:rPr>
+          <w:rFonts w:eastAsia="Calibri"/>
+        </w:rPr>
+        <w:lastRenderedPageBreak/>
+        <w:t>them into the building. He scanned all of their identification cards, only to stop when he got to Akiko.</w:t>
       </w:r>
     </w:p>
     <w:p>
@@ -5763,6 +5959,7 @@
         <w:rPr>
           <w:rFonts w:eastAsia="Calibri"/>
         </w:rPr>
+        <w:lastRenderedPageBreak/>
         <w:t xml:space="preserve">“And to you as well,” Elias replied with a jovial bow. </w:t>
       </w:r>
     </w:p>
@@ -5971,6 +6168,7 @@
         <w:rPr>
           <w:rFonts w:eastAsia="Calibri"/>
         </w:rPr>
+        <w:lastRenderedPageBreak/>
         <w:t xml:space="preserve">Their next stop was the fortieth floor, where the Hao children’s apartments could be found, along with a dozen other families. There was a public lounge in the middle of the hall, which is where Shufen took her leave from the younger three. </w:t>
       </w:r>
     </w:p>
@@ -6153,6 +6351,7 @@
         <w:rPr>
           <w:rFonts w:eastAsia="Calibri"/>
         </w:rPr>
+        <w:lastRenderedPageBreak/>
         <w:t>“I mean, I’m an outsider, here, so stop me if I’m prying too much, but is it really that bad? Nothing she said seemed too out of line from where I’m standing.”</w:t>
       </w:r>
     </w:p>
@@ -6322,6 +6521,7 @@
         <w:rPr>
           <w:rFonts w:eastAsia="Calibri"/>
         </w:rPr>
+        <w:lastRenderedPageBreak/>
         <w:t>Cassandra’s eyes scrolled down the paper, taking in Xiang’s words, which were penned in Mandarin Chinese.</w:t>
       </w:r>
     </w:p>
@@ -6467,7 +6667,14 @@
         <w:rPr>
           <w:rFonts w:eastAsia="Calibri"/>
         </w:rPr>
-        <w:t>A single tear fell from Cassandra’s eye and stained the paper. With her free hand, she reached up and wiped away the rest. “Just some old regrets, is all,” she said. “Damn, I’m being a poor host, aren’t I? And I’m not even the one who’s been ripped away from her friends and family. I don’t know how you’re holding up so well.”</w:t>
+        <w:t xml:space="preserve">A single tear fell from Cassandra’s eye and stained the paper. With her free hand, she reached up and wiped away the rest. “Just some old regrets, is all,” she said. “Damn, I’m being a </w:t>
+      </w:r>
+      <w:r>
+        <w:rPr>
+          <w:rFonts w:eastAsia="Calibri"/>
+        </w:rPr>
+        <w:lastRenderedPageBreak/>
+        <w:t>poor host, aren’t I? And I’m not even the one who’s been ripped away from her friends and family. I don’t know how you’re holding up so well.”</w:t>
       </w:r>
     </w:p>
     <w:p>
@@ -6610,7 +6817,14 @@
         <w:rPr>
           <w:rFonts w:eastAsia="Calibri"/>
         </w:rPr>
-        <w:t xml:space="preserve">Cassandra knew the polite thing to do would be to offer to share her own room, especially since the idea had already been broached. Akiko didn’t seem like she’d be a difficult roommate. If her appearance was anything to go by, there was nothing strictly unclean about her, and the two of them had gotten along well since their first meeting. However, despite all that, the very idea of sharing </w:t>
+        <w:t xml:space="preserve">Cassandra knew the polite thing to do would be to offer to share her own room, especially since the idea had already been broached. Akiko didn’t seem like she’d be a difficult roommate. If her appearance was anything to go by, there was nothing strictly unclean about her, </w:t>
+      </w:r>
+      <w:r>
+        <w:rPr>
+          <w:rFonts w:eastAsia="Calibri"/>
+        </w:rPr>
+        <w:lastRenderedPageBreak/>
+        <w:t xml:space="preserve">and the two of them had gotten along well since their first meeting. However, despite all that, the very idea of sharing </w:t>
       </w:r>
       <w:r>
         <w:rPr>
@@ -6821,6 +7035,7 @@
         <w:rPr>
           <w:rFonts w:eastAsia="Calibri"/>
         </w:rPr>
+        <w:lastRenderedPageBreak/>
         <w:t>“Since you volunteered to sleep on the couches in the lounge, I’ll assume you won’t mind if we set you up on the couch in here. Unfortunately, there’s only one proper bed, and it’s not that big,” Cassandra said, searching through her closet for a spare blanket. She found one with a lavender tartan pattern and tossed it over to Akiko, along with a spare pillow.</w:t>
       </w:r>
     </w:p>
@@ -6938,6 +7153,7 @@
         <w:rPr>
           <w:rFonts w:eastAsia="Calibri"/>
         </w:rPr>
+        <w:lastRenderedPageBreak/>
         <w:t>Next, she took a shower, keeping the water as hot as she could without burning herself, then gradually lowering the temperature until it reached a refreshing chill. She got out, washed her hands again for good measure, checked to make sure she hadn’t left any stray hairs in the bathtub - she hadn’t - and then left the washroom. By that point, Akiko was already lying on the couch underneath the blanket.</w:t>
       </w:r>
     </w:p>
@@ -7250,6 +7466,7 @@
         <w:rPr>
           <w:rFonts w:eastAsia="Calibri"/>
         </w:rPr>
+        <w:lastRenderedPageBreak/>
         <w:t xml:space="preserve">At that moment, Cassandra’s phone began to ring. </w:t>
       </w:r>
     </w:p>
@@ -7471,6 +7688,7 @@
         <w:rPr>
           <w:rFonts w:eastAsia="Calibri"/>
         </w:rPr>
+        <w:lastRenderedPageBreak/>
         <w:t>“You might want to swap whatever you’re putting on right now for the formalwear we got. You’ll want to look presentable where we’re going.”</w:t>
       </w:r>
     </w:p>
@@ -7643,6 +7861,7 @@
         <w:rPr>
           <w:rFonts w:eastAsia="Calibri"/>
         </w:rPr>
+        <w:lastRenderedPageBreak/>
         <w:t>“Right now, we don’t know if the arrest was successful. I doubt Lancaster will volunteer that information to us, of all people. What we do know is that his attempt escalated after the Army personnel resisted arrest, putting all of us in danger. My mother wisely secured our escape by citing Article Four of the treaty of Napoli.”</w:t>
       </w:r>
     </w:p>
@@ -7760,6 +7979,7 @@
         <w:rPr>
           <w:rFonts w:eastAsia="Calibri"/>
         </w:rPr>
+        <w:lastRenderedPageBreak/>
         <w:t>“Well, we kind of have to, don’t we? They’re absolutely going to notice us setting up shop in the hotel, so, as a sign of good faith, it’s probably best that we tell them we’re bolstering our security. Just not the specific details. They’ll understand.”</w:t>
       </w:r>
     </w:p>
@@ -7968,6 +8188,7 @@
         <w:rPr>
           <w:rFonts w:eastAsia="Calibri"/>
         </w:rPr>
+        <w:lastRenderedPageBreak/>
         <w:t xml:space="preserve">Cassandra took the folded-up letter from her pocket and opened it back up, reading the text exactly as Xiang had written it, except for the introduction. They didn’t need to hear that part. When she finished, she tossed the paper onto the table in front of her. </w:t>
       </w:r>
     </w:p>
@@ -8137,6 +8358,7 @@
         <w:rPr>
           <w:rFonts w:eastAsia="Calibri"/>
         </w:rPr>
+        <w:lastRenderedPageBreak/>
         <w:t xml:space="preserve">“Not at all. Basically what I did back on the </w:t>
       </w:r>
       <w:r>
@@ -8319,6 +8541,7 @@
         <w:rPr>
           <w:rFonts w:eastAsia="Calibri"/>
         </w:rPr>
+        <w:lastRenderedPageBreak/>
         <w:t>“Since everyone is in favor, it seems like we have some action items, at least. The Security Chief and I will draft a new security plan for the conference, and Samekh Wing will prepare to receive the fugitive from Tuscany. Cassandra, Elias, and Akiko, you all are dismissed. I have some other matters I need to discuss with the Board.”</w:t>
       </w:r>
     </w:p>
@@ -8501,7 +8724,14 @@
         <w:rPr>
           <w:rFonts w:eastAsia="Calibri"/>
         </w:rPr>
-        <w:t xml:space="preserve"> in Greece, but, to answer your question, I’m told it’s about mathematics. Aleph Null refers to the size of the smallest infinite set of numbers, because apparently some infinities are bigger than others. Don’t ask me why; there’s a reason I didn’t go into the science side of things. Point is, our founder invoked it to represent the set of ideal futures - still infinite in scope, but made as small as possible once our work has ‘severed those threads of fate we find undesirable,’ or something like that. If you want his motto verbatim, read the company handbook.”</w:t>
+        <w:t xml:space="preserve"> in Greece, but, to answer your question, I’m told it’s about mathematics. Aleph Null refers to the size of the smallest infinite set of numbers, because </w:t>
+      </w:r>
+      <w:r>
+        <w:rPr>
+          <w:rFonts w:eastAsia="Calibri"/>
+        </w:rPr>
+        <w:lastRenderedPageBreak/>
+        <w:t>apparently some infinities are bigger than others. Don’t ask me why; there’s a reason I didn’t go into the science side of things. Point is, our founder invoked it to represent the set of ideal futures - still infinite in scope, but made as small as possible once our work has ‘severed those threads of fate we find undesirable,’ or something like that. If you want his motto verbatim, read the company handbook.”</w:t>
       </w:r>
     </w:p>
     <w:p>
@@ -8696,6 +8926,7 @@
         <w:rPr>
           <w:rFonts w:eastAsia="Calibri"/>
         </w:rPr>
+        <w:lastRenderedPageBreak/>
         <w:t>Sensing unease, Cassandra changed the subject. “The sun’s gonna be setting soon,” she said. “Since we have clear skies tonight, what do you say we go to the garden and watch the sunset from there?”</w:t>
       </w:r>
     </w:p>
@@ -8988,7 +9219,14 @@
         <w:rPr>
           <w:rFonts w:eastAsia="Calibri"/>
         </w:rPr>
-        <w:t>Before the main event began, however, there was the business in the outskirts to take care of. The staff from Samekh Wing were holed up in a dilapidated warehouse deep inside an abandoned industrial district. It rarely saw any form of foot traffic, and for good reason. Ivy crept up the crumbling brick walls, trash and debris littered pothole-ridden streets, and unknown chemicals pooled around burst pipes. The smell alone could have kept an army at bay.</w:t>
+        <w:t xml:space="preserve">Before the main event began, however, there was the business in the outskirts to take care of. The staff from Samekh Wing were holed up in a dilapidated warehouse deep inside an abandoned industrial district. It rarely saw any form of foot traffic, and for good reason. Ivy crept </w:t>
+      </w:r>
+      <w:r>
+        <w:rPr>
+          <w:rFonts w:eastAsia="Calibri"/>
+        </w:rPr>
+        <w:lastRenderedPageBreak/>
+        <w:t>up the crumbling brick walls, trash and debris littered pothole-ridden streets, and unknown chemicals pooled around burst pipes. The smell alone could have kept an army at bay.</w:t>
       </w:r>
     </w:p>
     <w:p>
@@ -9105,6 +9343,7 @@
         <w:rPr>
           <w:rFonts w:eastAsia="Calibri"/>
         </w:rPr>
+        <w:lastRenderedPageBreak/>
         <w:t>“Oh, yeah, he’s doing quite well for himself. I think he’d rather be here dealing with Xiang’s fugitive friend, but he’s needed in the city to prepare for the conference. Frankly, so am I, so we’d best make this briefing quick.”</w:t>
       </w:r>
     </w:p>
@@ -9235,6 +9474,7 @@
         <w:rPr>
           <w:rFonts w:eastAsia="Calibri"/>
         </w:rPr>
+        <w:lastRenderedPageBreak/>
         <w:t>“I mean, you could do that, but I think my mother would be happier if we didn’t cause a diplomatic incident.”</w:t>
       </w:r>
     </w:p>
@@ -9394,6 +9634,7 @@
         <w:rPr>
           <w:rFonts w:eastAsia="Calibri"/>
         </w:rPr>
+        <w:lastRenderedPageBreak/>
         <w:t xml:space="preserve">Leaving the piece of refuse she called a car in the hands of the valet, she took the elevator to the thirtieth floor of the hotel. From there, the security team would be able to clearly see the Grand Balcony, the glass-enclosed overhang on which the main event would be held. </w:t>
       </w:r>
     </w:p>
@@ -9537,6 +9778,7 @@
         <w:rPr>
           <w:rFonts w:eastAsia="Calibri"/>
         </w:rPr>
+        <w:lastRenderedPageBreak/>
         <w:t>“Probably more than we need, but the extra manpower will come in handy if the Skywatch makes a move against the army at this conference.”</w:t>
       </w:r>
     </w:p>
@@ -9719,6 +9961,7 @@
         <w:rPr>
           <w:rFonts w:eastAsia="Calibri"/>
         </w:rPr>
+        <w:lastRenderedPageBreak/>
         <w:t>Cassandra continued into the room, and Akiko dutifully followed her. Next to the window, they stopped and looked out together towards Unity Tower. Though it was narrower than the Cloud Garden, it was quite a bit taller, and its distinctive black exterior accented with flags and imposing statues exuded an aura of authority.</w:t>
       </w:r>
     </w:p>
@@ -9880,6 +10123,7 @@
         <w:rPr>
           <w:rFonts w:eastAsia="Calibri"/>
         </w:rPr>
+        <w:lastRenderedPageBreak/>
         <w:t xml:space="preserve"> “The video feed should be up and running soon,” Elias himself chimed in. “You’ll be able to see everything as if you were here yourself. Ah, shame you can’t have any of this food, though. It’s really quite excellent. Over.” As he spoke, Elias took a sip of wine from the glass he was carrying and let out a satisfied sigh.</w:t>
       </w:r>
     </w:p>
@@ -10010,6 +10254,7 @@
         <w:rPr>
           <w:rFonts w:eastAsia="Calibri"/>
         </w:rPr>
+        <w:lastRenderedPageBreak/>
         <w:t>Elias smiled. “I’m sure it helps that there are few other men of Chinese descent at this particular soirée.”</w:t>
       </w:r>
     </w:p>
@@ -10140,6 +10385,7 @@
         <w:rPr>
           <w:rFonts w:eastAsia="Calibri"/>
         </w:rPr>
+        <w:lastRenderedPageBreak/>
         <w:t>“A flair for the dramatic, perhaps?” Elias suggested. “You wouldn’t ask a movie director why they don’t tell us the ending before opening night.”</w:t>
       </w:r>
     </w:p>
@@ -10335,6 +10581,7 @@
         <w:rPr>
           <w:rFonts w:eastAsia="Calibri"/>
         </w:rPr>
+        <w:lastRenderedPageBreak/>
         <w:t>“Good. I have little patience for those who threaten me or the people under my protection,” Shufen replied. “However, I still find myself uncertain as to what their crime actually was.”</w:t>
       </w:r>
     </w:p>
@@ -10481,6 +10728,7 @@
         <w:rPr>
           <w:rFonts w:eastAsia="Calibri"/>
         </w:rPr>
+        <w:lastRenderedPageBreak/>
         <w:t>There was an eruption of applause as the two distinguished gentlemen walked up on stage. Marcus Fairchild was clearly the older of the two, with wrinkled, pale skin, a thinning hairline, and a neatly trimmed beard. Magnus Albani, by contrast, was fairly young for a world leader, just on the cusp of middle age. He was tall and thin and clean-shaven, with a pair of golden spectacles set upon his pointy nose.</w:t>
       </w:r>
     </w:p>
@@ -10559,7 +10807,14 @@
         <w:rPr>
           <w:rFonts w:eastAsia="Calibri"/>
         </w:rPr>
-        <w:t>Marcus nodded and stepped up to the podium, right as Magnus stepped back. “Time to begin the main event,” he said with an almost regretful smile, already sure that his peers would be suitably impressed. “Now, I assume you are all familiar with the Rho AI, and the Nicaea Agreement that followed its birth?”</w:t>
+        <w:t xml:space="preserve">Marcus nodded and stepped up to the podium, right as Magnus stepped back. “Time to begin the main event,” he said with an almost regretful smile, already sure that his peers would </w:t>
+      </w:r>
+      <w:r>
+        <w:rPr>
+          <w:rFonts w:eastAsia="Calibri"/>
+        </w:rPr>
+        <w:lastRenderedPageBreak/>
+        <w:t>be suitably impressed. “Now, I assume you are all familiar with the Rho AI, and the Nicaea Agreement that followed its birth?”</w:t>
       </w:r>
     </w:p>
     <w:p>
@@ -10676,7 +10931,14 @@
         <w:rPr>
           <w:rFonts w:eastAsia="Calibri"/>
         </w:rPr>
-        <w:t>Marcus smiled. “Very perceptive, Deputy Mayor Bergstrom. What I, alongside Messieurs Albani and Lancaster, learned during a foray into the ruins of Jerusalem is that the Technologists were able to produce a working copy of the Holy Spirit AI. The Luddites wanted to destroy it, of course, but the Holy Spirits can run on a computer no larger than a consumer laptop, making it easy to hide backups right under their noses. In fact, we found ours lurking inside the computer system of a Crusade-era air destroyer, indicating that the Technologists infiltrated the Papacy in order to use its war as a sort of test bed. The poor thing was serving as a glorified targeting computer, ensuring that all the destroyer’s shots found their marks up until the war ended, and the ship was mothballed, trapping him inside for almost two hundred years.”</w:t>
+        <w:t xml:space="preserve">Marcus smiled. “Very perceptive, Deputy Mayor Bergstrom. What I, alongside Messieurs Albani and Lancaster, learned during a foray into the ruins of Jerusalem is that the Technologists </w:t>
+      </w:r>
+      <w:r>
+        <w:rPr>
+          <w:rFonts w:eastAsia="Calibri"/>
+        </w:rPr>
+        <w:lastRenderedPageBreak/>
+        <w:t>were able to produce a working copy of the Holy Spirit AI. The Luddites wanted to destroy it, of course, but the Holy Spirits can run on a computer no larger than a consumer laptop, making it easy to hide backups right under their noses. In fact, we found ours lurking inside the computer system of a Crusade-era air destroyer, indicating that the Technologists infiltrated the Papacy in order to use its war as a sort of test bed. The poor thing was serving as a glorified targeting computer, ensuring that all the destroyer’s shots found their marks up until the war ended, and the ship was mothballed, trapping him inside for almost two hundred years.”</w:t>
       </w:r>
     </w:p>
     <w:p>
@@ -10793,6 +11055,7 @@
         <w:rPr>
           <w:rFonts w:eastAsia="Calibri"/>
         </w:rPr>
+        <w:lastRenderedPageBreak/>
         <w:t>The room was silent as Lena curtsied before them, with as much grace as even the strictest finishing school could have instilled.</w:t>
       </w:r>
     </w:p>
@@ -10962,6 +11225,7 @@
         <w:rPr>
           <w:rFonts w:eastAsia="Calibri"/>
         </w:rPr>
+        <w:lastRenderedPageBreak/>
         <w:t>“One day, perhaps. However, that is unimportant.. No, the main advantage of our Mourners is that they can be mass-produced at low cost, making them…viable substitutes for a human military force.” There seemed a hint of disgust in his voice, Cassandra thought.</w:t>
       </w:r>
     </w:p>
@@ -11079,7 +11343,14 @@
         <w:rPr>
           <w:rFonts w:eastAsia="Calibri"/>
         </w:rPr>
-        <w:t>“All of that is true of human crews. Ideology can spread like wildfire aboard a ship and turn them mutinous in a heartbeat. The point is, Mourners aren’t any riskier than human soldiers, and the extra manpower will give us a huge advantage against our rivals. To our knowledge, none of them have even come close to matching this technology.”</w:t>
+        <w:t xml:space="preserve">“All of that is true of human crews. Ideology can spread like wildfire aboard a ship and turn them mutinous in a heartbeat. The point is, Mourners aren’t any riskier than human soldiers, </w:t>
+      </w:r>
+      <w:r>
+        <w:rPr>
+          <w:rFonts w:eastAsia="Calibri"/>
+        </w:rPr>
+        <w:lastRenderedPageBreak/>
+        <w:t>and the extra manpower will give us a huge advantage against our rivals. To our knowledge, none of them have even come close to matching this technology.”</w:t>
       </w:r>
     </w:p>
     <w:p>
@@ -11170,7 +11441,14 @@
         <w:rPr>
           <w:rFonts w:eastAsia="Calibri"/>
         </w:rPr>
-        <w:t>Magnus nodded. “Certainly, it’s a possibility. However, our citizens might not react favorably towards a tax unless they believe they’ll see some benefit, and the rewards for this project are too long-term for the layperson to grasp. To them, it will look like we’re simply sucking up their hard-earned cash.”</w:t>
+        <w:t xml:space="preserve">Magnus nodded. “Certainly, it’s a possibility. However, our citizens might not react favorably towards a tax unless they believe they’ll see some benefit, and the rewards for this </w:t>
+      </w:r>
+      <w:r>
+        <w:rPr>
+          <w:rFonts w:eastAsia="Calibri"/>
+        </w:rPr>
+        <w:lastRenderedPageBreak/>
+        <w:t>project are too long-term for the layperson to grasp. To them, it will look like we’re simply sucking up their hard-earned cash.”</w:t>
       </w:r>
     </w:p>
     <w:p>
@@ -11313,6 +11591,7 @@
         <w:rPr>
           <w:rFonts w:eastAsia="Calibri"/>
         </w:rPr>
+        <w:lastRenderedPageBreak/>
         <w:t>Cassandra breathed a sigh of relief. If Elias’ bodyguard was alive, then so was he, most likely, although that still left their mother unaccounted for. “Roger, Daleth one-two, what’s your status?” she asked, beads of sweat dripping from her forehead into her eyes.</w:t>
       </w:r>
     </w:p>
@@ -11443,7 +11722,14 @@
         <w:rPr>
           <w:rFonts w:eastAsia="Calibri"/>
         </w:rPr>
-        <w:t xml:space="preserve">Cassandra hadn’t even realized she was hyperventilating, but, now that he had pointed it out, she knew he was right. Panic was unbecoming of one in her position, even if it was pure nepotism that got her there. She inhaled deeply, letting the cold night air fill her lungs for one, two, three, four seconds, and then exhaled for even longer. A few more cycles, and, at the very least, it no longer felt like her heart was about to leap out of her chest and splatter all over Elias’ jacket. </w:t>
+        <w:t xml:space="preserve">Cassandra hadn’t even realized she was hyperventilating, but, now that he had pointed it out, she knew he was right. Panic was unbecoming of one in her position, even if it was pure nepotism that got her there. She inhaled deeply, letting the cold night air fill her lungs for one, </w:t>
+      </w:r>
+      <w:r>
+        <w:rPr>
+          <w:rFonts w:eastAsia="Calibri"/>
+        </w:rPr>
+        <w:lastRenderedPageBreak/>
+        <w:t xml:space="preserve">two, three, four seconds, and then exhaled for even longer. A few more cycles, and, at the very least, it no longer felt like her heart was about to leap out of her chest and splatter all over Elias’ jacket. </w:t>
       </w:r>
     </w:p>
     <w:p>
@@ -11740,7 +12026,14 @@
         <w:rPr>
           <w:rFonts w:eastAsia="Calibri"/>
         </w:rPr>
-        <w:t xml:space="preserve">Making use of the rubble to hide herself from the airship’s searchlights, Cassandra crept closer to the old warehouse, noting the suspicious dearth of Union soldiers outside. As she deemed it unlikely that the Skywatch was in retreat, Cassandra surmised that they had either breached the outpost’s walls already, or had decided to starve out the defenders. Neither scenario seemed pleasant, but the latter at least offered a chance that Eirene and her cohort might be saved. </w:t>
+        <w:t xml:space="preserve">Making use of the rubble to hide herself from the airship’s searchlights, Cassandra crept closer to the old warehouse, noting the suspicious dearth of Union soldiers outside. As she deemed it unlikely that the Skywatch was in retreat, Cassandra surmised that they had either breached the outpost’s walls already, or had decided to starve out the defenders. Neither scenario </w:t>
+      </w:r>
+      <w:r>
+        <w:rPr>
+          <w:rFonts w:eastAsia="Calibri"/>
+        </w:rPr>
+        <w:lastRenderedPageBreak/>
+        <w:t xml:space="preserve">seemed pleasant, but the latter at least offered a chance that Eirene and her cohort might be saved. </w:t>
       </w:r>
     </w:p>
     <w:p>
@@ -11870,6 +12163,7 @@
         <w:rPr>
           <w:rFonts w:eastAsia="Calibri"/>
         </w:rPr>
+        <w:lastRenderedPageBreak/>
         <w:t>“Not the only survivors, but the only ones left in the warehouse? Yeah. We’ve been having people sneak out one-by-one the same way you came in, since a big retreat would be easy for that destroyer up there to spot, and, you know…boom.” Eirene made an explosive gesture with her hands to emphasize the point. “At least we have something they seem to want, though. They totally could bomb us to bits, but, no, no, they need our guy alive.”</w:t>
       </w:r>
     </w:p>
@@ -12065,6 +12359,7 @@
         <w:rPr>
           <w:rFonts w:eastAsia="Calibri"/>
         </w:rPr>
+        <w:lastRenderedPageBreak/>
         <w:t>“Speaking of people who should be deciding policy, we need to think about figuring out what happened to my mother.”</w:t>
       </w:r>
     </w:p>
@@ -12182,6 +12477,7 @@
         <w:rPr>
           <w:rFonts w:eastAsia="Calibri"/>
         </w:rPr>
+        <w:lastRenderedPageBreak/>
         <w:t xml:space="preserve">Eirene shrugged. “Heck if I know. Kid wasn’t exactly talkative when we found him, just said that Lancaster himself had him locked up. Figure that’s why one of the Grand Admiral’s cronies was so eager to get him back.” </w:t>
       </w:r>
     </w:p>
@@ -12327,6 +12623,7 @@
         <w:rPr>
           <w:rFonts w:eastAsia="Calibri"/>
         </w:rPr>
+        <w:lastRenderedPageBreak/>
         <w:t xml:space="preserve">The first, and only good news they received that night came when a small commercial helicopter flew in from the south, landing between rusted cars in the warehouse’s parking lot without so much as a peep from the airship hovering above. It bore Union markings, but from inside emerged none other than Cassandra’s mother, much to the young woman’s relief. </w:t>
       </w:r>
     </w:p>
@@ -12470,6 +12767,7 @@
         <w:rPr>
           <w:rFonts w:eastAsia="Calibri"/>
         </w:rPr>
+        <w:lastRenderedPageBreak/>
         <w:t>“Sure is,” Cassandra replied. “He’s been sleeping a long time, but I don’t really blame him. Seems like he’s really been through the wringer.”</w:t>
       </w:r>
     </w:p>
@@ -12639,6 +12937,7 @@
         <w:rPr>
           <w:rFonts w:eastAsia="Calibri"/>
         </w:rPr>
+        <w:lastRenderedPageBreak/>
         <w:t>“The Union has demanded that Aleph Null submit to an investigation, during which time an ‘investigative detachment’ will be stationed in Athens. They’re also aware that both fugitives have been in contact with us, and have told me that any information leading to their capture will be seen as a sign of good faith on our part.”</w:t>
       </w:r>
     </w:p>
@@ -12808,6 +13107,7 @@
         <w:rPr>
           <w:rFonts w:eastAsia="Calibri"/>
         </w:rPr>
+        <w:lastRenderedPageBreak/>
         <w:t xml:space="preserve">Eirene crossed her eyes and frowned. “Fine, fine, whatever. But considering how many of my people died because of your little stunt, you’d best have something worthwhile to say, now that you’ve conveniently gotten better.” </w:t>
       </w:r>
     </w:p>
@@ -12977,6 +13277,7 @@
         <w:rPr>
           <w:rFonts w:eastAsia="Calibri"/>
         </w:rPr>
+        <w:lastRenderedPageBreak/>
         <w:t>“Nor would he have needed to if you hadn’t gotten yourself captured.”</w:t>
       </w:r>
     </w:p>
@@ -13094,6 +13395,7 @@
         <w:rPr>
           <w:rFonts w:eastAsia="Calibri"/>
         </w:rPr>
+        <w:lastRenderedPageBreak/>
         <w:t>“Need I remind you what I said about my father’s brain, and how Lancaster needs to pick it? As long as I was in captivity, the Skywatch owned him. It’s the only reason he was allowed - forced, really - to keep his office, as well as those of his imprisoned colleagues. Thus, it seems to me like you all have a choice. Door number one: You return me to my dear friend Jacob Lancaster, he uses that leverage over my father to complete ASPIS, and that little ‘investigative detachment’ grows and grows until you realize too late that you’ve been occupied. Door number two: You return me to my father. Your city is still occupied, but Lancaster’s advantage is gone, and you’ve joined this little war of ours on the winning side.”</w:t>
       </w:r>
     </w:p>
@@ -13213,6 +13515,7 @@
         <w:rPr>
           <w:rFonts w:eastAsia="Calibri"/>
         </w:rPr>
+        <w:lastRenderedPageBreak/>
         <w:t xml:space="preserve">“God, how can you be so stubborn?” Jackson interrupted. “You. Are. Already. Involved. You were as soon as you boarded that damn airship. If you really care about your people, then the only, and I mean </w:t>
       </w:r>
       <w:r>
@@ -13408,6 +13711,7 @@
         <w:rPr>
           <w:rFonts w:eastAsia="Calibri"/>
         </w:rPr>
+        <w:lastRenderedPageBreak/>
         <w:t xml:space="preserve">The key word, of course, being “if.” There was no guarantee that Marcus would agree to help. </w:t>
       </w:r>
     </w:p>
@@ -13693,6 +13997,7 @@
         <w:rPr>
           <w:rFonts w:eastAsia="Calibri"/>
         </w:rPr>
+        <w:lastRenderedPageBreak/>
         <w:t xml:space="preserve">It was well into the evening when they reached the city limits. Just like Rome, Athens, and every other metropolitan center that yet survived, Naples was surrounded by stretches of decaying ruins, where wild animals roamed free and only the boldest or most desperate humans dared to tread. </w:t>
       </w:r>
     </w:p>
@@ -13810,7 +14115,14 @@
         <w:rPr>
           <w:rFonts w:eastAsia="Calibri"/>
         </w:rPr>
-        <w:t>Without incident, they crossed through the ruins and soon reached Naples proper. While the Neapolitan outskirts were not unlike those Eirene had seen before, the inner city bore no such similarity. Naples had no skyscrapers, nor were its streets busy with traffic. In the twilight years of the old world, hundreds died in the fires of nearby Mount Vesuvius, the survivors leaving behind a charred ghost town as they fled. In the decades since, however, a small fishing community had risen from its desiccated husk, joined ever so often by the odd traveler, and such people preferred to mind their own business. Nobody was likely to take notice of a few strangers blowing in from the north.</w:t>
+        <w:t xml:space="preserve">Without incident, they crossed through the ruins and soon reached Naples proper. While the Neapolitan outskirts were not unlike those Eirene had seen before, the inner city bore no such similarity. Naples had no skyscrapers, nor were its streets busy with traffic. In the twilight years of the old world, hundreds died in the fires of nearby Mount Vesuvius, the survivors leaving </w:t>
+      </w:r>
+      <w:r>
+        <w:rPr>
+          <w:rFonts w:eastAsia="Calibri"/>
+        </w:rPr>
+        <w:lastRenderedPageBreak/>
+        <w:t>behind a charred ghost town as they fled. In the decades since, however, a small fishing community had risen from its desiccated husk, joined ever so often by the odd traveler, and such people preferred to mind their own business. Nobody was likely to take notice of a few strangers blowing in from the north.</w:t>
       </w:r>
     </w:p>
     <w:p>
@@ -13968,7 +14280,14 @@
         <w:rPr>
           <w:rFonts w:eastAsia="Calibri"/>
         </w:rPr>
-        <w:t>“Don’t act like that’s some kind of badge of honor. Anyway, Bright Lighthouse is located on an islet off the coast,” Jackson informed her, doing his best to be helpful. “There’s a fortified land bridge connecting it to the mainland. Believe me, as long as nothing crosses that bridge, Naples could burn to the ground and the people inside the Lighthouse couldn’t care less.” He laughed. “The stories I could tell.”</w:t>
+        <w:t xml:space="preserve">“Don’t act like that’s some kind of badge of honor. Anyway, Bright Lighthouse is located on an islet off the coast,” Jackson informed her, doing his best to be helpful. “There’s a fortified land bridge connecting it to the mainland. Believe me, as long as nothing crosses that bridge, </w:t>
+      </w:r>
+      <w:r>
+        <w:rPr>
+          <w:rFonts w:eastAsia="Calibri"/>
+        </w:rPr>
+        <w:lastRenderedPageBreak/>
+        <w:t>Naples could burn to the ground and the people inside the Lighthouse couldn’t care less.” He laughed. “The stories I could tell.”</w:t>
       </w:r>
     </w:p>
     <w:p>
@@ -14111,6 +14430,7 @@
         <w:rPr>
           <w:rFonts w:eastAsia="Calibri"/>
         </w:rPr>
+        <w:lastRenderedPageBreak/>
         <w:t>“I’d rather not stake this mission’s success on a bottle of alcohol, if that’s okay.”</w:t>
       </w:r>
     </w:p>
@@ -14283,6 +14603,7 @@
         <w:rPr>
           <w:rFonts w:eastAsia="Calibri"/>
         </w:rPr>
+        <w:lastRenderedPageBreak/>
         <w:t>“Not so much these days, but when I was younger, yes. I often spent the night here after sneaking out for some fun and finding that my father was too busy to let me back in once I was through.”</w:t>
       </w:r>
     </w:p>
@@ -14426,6 +14747,7 @@
         <w:rPr>
           <w:rFonts w:eastAsia="Calibri"/>
         </w:rPr>
+        <w:lastRenderedPageBreak/>
         <w:t>“Fine, have it your way,” Jackson said. “Your room is the one opposite mine. Here’s your key.”</w:t>
       </w:r>
     </w:p>
@@ -14598,7 +14920,14 @@
         <w:rPr>
           <w:rFonts w:eastAsia="Calibri"/>
         </w:rPr>
-        <w:t xml:space="preserve">After they’d checked out from the hotel, the pair continued onwards to the Lighthouse. The streets were no longer quiet, which wasn’t Eirene’s preferred environment, even if it did make it easier for them to disappear into the crowd. Closer to their destination, the traditional Italian architecture gave way to newer buildings, a smattering of apartments and stores built in a more contemporary style, between which were nestled worn-down fortifications that hadn’t been used since the war. Eirene wondered for a moment why they hadn’t been torn down, given the local government’s clear unwillingness to maintain them. If they were intended to be used, she thought, they should at least clean off the graffiti. </w:t>
+        <w:t xml:space="preserve">After they’d checked out from the hotel, the pair continued onwards to the Lighthouse. The streets were no longer quiet, which wasn’t Eirene’s preferred environment, even if it did make it easier for them to disappear into the crowd. Closer to their destination, the traditional Italian architecture gave way to newer buildings, a smattering of apartments and stores built in a </w:t>
+      </w:r>
+      <w:r>
+        <w:rPr>
+          <w:rFonts w:eastAsia="Calibri"/>
+        </w:rPr>
+        <w:lastRenderedPageBreak/>
+        <w:t xml:space="preserve">more contemporary style, between which were nestled worn-down fortifications that hadn’t been used since the war. Eirene wondered for a moment why they hadn’t been torn down, given the local government’s clear unwillingness to maintain them. If they were intended to be used, she thought, they should at least clean off the graffiti. </w:t>
       </w:r>
     </w:p>
     <w:p>
@@ -14767,6 +15096,7 @@
         <w:rPr>
           <w:rFonts w:eastAsia="Calibri"/>
         </w:rPr>
+        <w:lastRenderedPageBreak/>
         <w:t>“They might. Hence why I’ll try diplomacy first. But don’t be afraid to open fire if that fails. You’re already practically at war with the Union, after all – hard to make it any worse.”</w:t>
       </w:r>
     </w:p>
@@ -14910,6 +15240,7 @@
         <w:rPr>
           <w:rFonts w:eastAsia="Calibri"/>
         </w:rPr>
+        <w:lastRenderedPageBreak/>
         <w:t>“Indeed. Usual Migrant business, hoping to make a deal with some of the local fishermen, our tech for their meat. You know how it is. Though I worry that the markets may not favor us as of late,” he said.</w:t>
       </w:r>
     </w:p>
@@ -15053,6 +15384,7 @@
         <w:rPr>
           <w:rFonts w:eastAsia="Calibri"/>
         </w:rPr>
+        <w:lastRenderedPageBreak/>
         <w:t>The officer pursed his lips, thinking over her story. “Very well. just try to stay clear of the streets until we give the all-clear,” he said, deciding that it checked out. Soon, the officers had departed, and the two of them were alone once more.</w:t>
       </w:r>
     </w:p>
@@ -15222,6 +15554,7 @@
         <w:rPr>
           <w:rFonts w:eastAsia="Calibri"/>
         </w:rPr>
+        <w:lastRenderedPageBreak/>
         <w:t>A handful of insect-like drones patrolled the islet, each the size of a small car. One of them descended to meet them, shining a spotlight on the pair. Eirene and Jackson held up their hands to shield their eyes, and felt its rotors blowing their hair about.</w:t>
       </w:r>
     </w:p>
@@ -15352,6 +15685,7 @@
         <w:rPr>
           <w:rFonts w:eastAsia="Calibri"/>
         </w:rPr>
+        <w:lastRenderedPageBreak/>
         <w:t>“I am glad to see my son returned to me,” the old man said. “Though the fact that he had to rely on others for support is…regrettable. Pray tell, my son – who is this stranger you’ve brought to my door?”</w:t>
       </w:r>
     </w:p>
@@ -15531,7 +15865,14 @@
         <w:rPr>
           <w:rFonts w:eastAsia="Calibri"/>
         </w:rPr>
-        <w:t xml:space="preserve"> The safehouse where Akiko had been hidden away was a cramped, spartan little box with little in the way of amenities. Cassandra felt bad stuffing her guest away in a place where she couldn’t even get a glimpse of sunlight, but, until such time as the Union stopped looking for her, she would have to stay there. Once they had secured Marcus’ cooperation, Akiko would be able to go free, and Cassandra promised that she would make up for the isolation in every way she knew how. </w:t>
+        <w:t xml:space="preserve"> The safehouse where Akiko had been hidden away was a cramped, spartan little box with little in the way of amenities. Cassandra felt bad stuffing her guest away in a place where she couldn’t even get a glimpse of sunlight, but, until such time as the Union stopped looking for her, she would have to stay there. Once they had secured Marcus’ cooperation, Akiko would be </w:t>
+      </w:r>
+      <w:r>
+        <w:rPr>
+          <w:rFonts w:eastAsia="Calibri"/>
+        </w:rPr>
+        <w:lastRenderedPageBreak/>
+        <w:t xml:space="preserve">able to go free, and Cassandra promised that she would make up for the isolation in every way she knew how. </w:t>
       </w:r>
     </w:p>
     <w:p>
@@ -15622,6 +15963,7 @@
         <w:rPr>
           <w:rFonts w:eastAsia="Calibri"/>
         </w:rPr>
+        <w:lastRenderedPageBreak/>
         <w:t xml:space="preserve">By the end of the first days, few arrests had been made, and there were no stories of brutality on the part of the occupiers. For all his faults, it seemed like the disdain for Grand Marshal Vargas’ use of violence against citizens that he had expressed during the </w:t>
       </w:r>
       <w:r>
@@ -15780,6 +16122,7 @@
         <w:rPr>
           <w:rFonts w:eastAsia="Calibri"/>
         </w:rPr>
+        <w:lastRenderedPageBreak/>
         <w:t>“I didn’t say we wouldn’t pursue this alliance. Unfortunately, there are a great many meetings I must attend in the coming days with Aleph Null staff, the Athenian government, and the Union ‘investigative detachment.’ As such, I can’t spare the time for a trip to Naples.”</w:t>
       </w:r>
     </w:p>
@@ -15910,6 +16253,7 @@
         <w:rPr>
           <w:rFonts w:eastAsia="Calibri"/>
         </w:rPr>
+        <w:lastRenderedPageBreak/>
         <w:t>“The board made the decision this morning. It was simply fortunate that Eirene’s message came right afterwards.”</w:t>
       </w:r>
     </w:p>
@@ -16040,6 +16384,7 @@
         <w:rPr>
           <w:rFonts w:eastAsia="Calibri"/>
         </w:rPr>
+        <w:lastRenderedPageBreak/>
         <w:t>“No, not at all. I’m just satisfying my curiosity about a few things.”</w:t>
       </w:r>
     </w:p>
@@ -16235,6 +16580,7 @@
         <w:rPr>
           <w:rFonts w:eastAsia="Calibri"/>
         </w:rPr>
+        <w:lastRenderedPageBreak/>
         <w:t>“I’m sure a scientifically-minded man like Marcus Fairchild will see the value in that.”</w:t>
       </w:r>
     </w:p>
@@ -16381,6 +16727,7 @@
         <w:rPr>
           <w:rFonts w:eastAsia="Calibri"/>
         </w:rPr>
+        <w:lastRenderedPageBreak/>
         <w:t>“He’s capable of acting like a normal human when he needs to, and putting on a show for the men who have him collared sounds like a time when he’d ‘need’ to. But when he’s the one with the power…yeah.”</w:t>
       </w:r>
     </w:p>
@@ -16538,6 +16885,7 @@
         <w:rPr>
           <w:rFonts w:eastAsia="Calibri"/>
         </w:rPr>
+        <w:lastRenderedPageBreak/>
         <w:t xml:space="preserve">“Ooh, a fake identity? How exciting. We’re like real spies, now,” Akiko said, suppressing a laugh. </w:t>
       </w:r>
     </w:p>
@@ -16825,7 +17173,14 @@
         <w:rPr>
           <w:rFonts w:eastAsia="Calibri"/>
         </w:rPr>
-        <w:t>At least her hair hadn’t yet begun to turn gray, Cassandra thought, although she still felt like the haggard face reflected in the mirror seemed uncomfortably corpse-like. She started to imagine maggots beginning to chew it away, and once again her heart began to race, but after closing her eyes, taking a deep breath, and then opening them again, everything returned to normal. The only thing staring back at her was the well-kept visage of an attractive young woman on a business trip like any other.</w:t>
+        <w:t xml:space="preserve">At least her hair hadn’t yet begun to turn gray, Cassandra thought, although she still felt like the haggard face reflected in the mirror seemed uncomfortably corpse-like. She started to </w:t>
+      </w:r>
+      <w:r>
+        <w:rPr>
+          <w:rFonts w:eastAsia="Calibri"/>
+        </w:rPr>
+        <w:lastRenderedPageBreak/>
+        <w:t>imagine maggots beginning to chew it away, and once again her heart began to race, but after closing her eyes, taking a deep breath, and then opening them again, everything returned to normal. The only thing staring back at her was the well-kept visage of an attractive young woman on a business trip like any other.</w:t>
       </w:r>
     </w:p>
     <w:p>
@@ -16981,6 +17336,7 @@
         <w:rPr>
           <w:rFonts w:eastAsia="Calibri"/>
         </w:rPr>
+        <w:lastRenderedPageBreak/>
         <w:t>“Nope. I did exactly like you said. Show them my ID, follow their orders, say nothing otherwise. Easy peasy.” Akiko flipped her ponytail nonchalantly.</w:t>
       </w:r>
     </w:p>
@@ -17111,6 +17467,7 @@
         <w:rPr>
           <w:rFonts w:eastAsia="Calibri"/>
         </w:rPr>
+        <w:lastRenderedPageBreak/>
         <w:t>Akiko shook her head. “No, I never had the privilege. This place, far as I ever heard, is more administrative. Most of the actual work got done in Montreal, Madrid, Tunis, places like that.”</w:t>
       </w:r>
     </w:p>
@@ -17228,6 +17585,7 @@
         <w:rPr>
           <w:rFonts w:eastAsia="Calibri"/>
         </w:rPr>
+        <w:lastRenderedPageBreak/>
         <w:t xml:space="preserve">“She did do that a lot, though. But if that’s what you want, then ‘Cassandra’ it is. In any case, I decided that I should be the one to receive you here. After all, it was at my behest that you became involved in this…debacle.” </w:t>
       </w:r>
     </w:p>
@@ -17384,6 +17742,7 @@
         <w:rPr>
           <w:rFonts w:eastAsia="Calibri"/>
         </w:rPr>
+        <w:lastRenderedPageBreak/>
         <w:t xml:space="preserve">“Intellect and creativity are two separate things,” Akiko remarked. </w:t>
       </w:r>
     </w:p>
@@ -17488,6 +17847,7 @@
         <w:rPr>
           <w:rFonts w:eastAsia="Calibri"/>
         </w:rPr>
+        <w:lastRenderedPageBreak/>
         <w:t>“I’ll take you all to the reception. You can join our other guests waiting there,” Xiang continued.</w:t>
       </w:r>
     </w:p>
@@ -17593,7 +17953,14 @@
         <w:rPr>
           <w:rFonts w:eastAsia="Calibri"/>
         </w:rPr>
-        <w:t>“Good to see you again, Mr. Hao. And, judging by the resemblance, this lovely lady must be your sister,” Nathaniel said, lowering his head to kiss Cassandra’s hand. She accepted the old-fashioned gesture out of politeness, even though the feeling of his lips against her skin made her shiver.</w:t>
+        <w:t>“Good to see you again, Mr. Hao. And, judging by the resemblance, this lovely lady must be your sister,” Nathaniel said, lowering his head to kiss Cassandra’s hand. She accepted the old-</w:t>
+      </w:r>
+      <w:r>
+        <w:rPr>
+          <w:rFonts w:eastAsia="Calibri"/>
+        </w:rPr>
+        <w:lastRenderedPageBreak/>
+        <w:t>fashioned gesture out of politeness, even though the feeling of his lips against her skin made her shiver.</w:t>
       </w:r>
     </w:p>
     <w:p>
@@ -17788,6 +18155,7 @@
         <w:rPr>
           <w:rFonts w:eastAsia="Calibri"/>
         </w:rPr>
+        <w:lastRenderedPageBreak/>
         <w:t>“Well, lucky us!” Elias said, turning to the Genevans. “I suppose this is where I must bid you both farewell. If you’re staying here long, then I’d love to stop by and talk with you about your work. I must confess that our conversation at the conference left me curious.”</w:t>
       </w:r>
     </w:p>
@@ -17960,6 +18328,7 @@
         <w:rPr>
           <w:rFonts w:eastAsia="Calibri"/>
         </w:rPr>
+        <w:lastRenderedPageBreak/>
         <w:t>“Don’t let it go to your head. I didn’t invite all of you here just to sing your praises. We have actual business to discuss.”</w:t>
       </w:r>
     </w:p>
@@ -18104,7 +18473,14 @@
         <w:rPr>
           <w:rFonts w:eastAsia="Calibri"/>
         </w:rPr>
-        <w:t>“The Union, as it happens, is not losing,” the man continued. “It’d be more accurate to say that the American front has turned into an intractable stalemate spread out from New York to Toronto to Milwaukee.” He pointed at each city on the map, all of them notably surrounded by markers designating military units and fortifications. “Not that this matters to us. None of us are going to be in the trenches unless things go terribly, terribly wrong. However, this miserable state of affairs has led Lancaster to make several promises to certain individuals, who have agreed to support his administration in exchange for…favors.”</w:t>
+        <w:t xml:space="preserve">“The Union, as it happens, is not losing,” the man continued. “It’d be more accurate to say that the American front has turned into an intractable stalemate spread out from New York to Toronto to Milwaukee.” He pointed at each city on the map, all of them notably surrounded by </w:t>
+      </w:r>
+      <w:r>
+        <w:rPr>
+          <w:rFonts w:eastAsia="Calibri"/>
+        </w:rPr>
+        <w:lastRenderedPageBreak/>
+        <w:t>markers designating military units and fortifications. “Not that this matters to us. None of us are going to be in the trenches unless things go terribly, terribly wrong. However, this miserable state of affairs has led Lancaster to make several promises to certain individuals, who have agreed to support his administration in exchange for…favors.”</w:t>
       </w:r>
     </w:p>
     <w:p>
@@ -18216,6 +18592,7 @@
         <w:rPr>
           <w:rFonts w:eastAsia="Calibri"/>
         </w:rPr>
+        <w:lastRenderedPageBreak/>
         <w:t>“Do we even need to do that? You have the Mourner project, and your kid already told us that the satellite’s AI is locking out any attempts to activate the firing mechanism. So why go after ASPIS ourselves?” Akiko asked.</w:t>
       </w:r>
     </w:p>
@@ -18372,7 +18749,14 @@
         <w:rPr>
           <w:rFonts w:eastAsia="Calibri"/>
         </w:rPr>
-        <w:t xml:space="preserve">Cassandra felt a wave of trepidation wash over her. The more Marcus spoke, the more she realized how far in over her head she truly was. Up until a few days ago, the worst she’d had to deal with were white collar criminals and the occasional disorderly </w:t>
+        <w:t xml:space="preserve">Cassandra felt a wave of trepidation wash over her. The more Marcus spoke, the more she realized how far in over her head she truly was. Up until a few days ago, the worst she’d had </w:t>
+      </w:r>
+      <w:r>
+        <w:rPr>
+          <w:rFonts w:eastAsia="Calibri"/>
+        </w:rPr>
+        <w:lastRenderedPageBreak/>
+        <w:t xml:space="preserve">to deal with were white collar criminals and the occasional disorderly </w:t>
       </w:r>
       <w:r>
         <w:rPr>
@@ -18528,6 +18912,7 @@
         <w:rPr>
           <w:rFonts w:eastAsia="Calibri"/>
         </w:rPr>
+        <w:lastRenderedPageBreak/>
         <w:t>When Cassandra’s expression visibly shifted towards disgust, he realized his mistake. “Ah, right, I forgot. You don’t like others entering your private space. In that case, meet me in the aquarium chamber on the first floor, at, say, ten at night? No one will be around at that time.”</w:t>
       </w:r>
     </w:p>
@@ -18729,6 +19114,7 @@
         <w:rPr>
           <w:rFonts w:eastAsia="Calibri"/>
         </w:rPr>
+        <w:lastRenderedPageBreak/>
         <w:t>“Sounds like it went okay,” Akiko said once Cassandra closed the aquarium door behind her. The two of them walked side-by-side back to their living quarters.</w:t>
       </w:r>
     </w:p>
@@ -18939,7 +19325,14 @@
         <w:rPr>
           <w:rFonts w:eastAsia="Calibri"/>
         </w:rPr>
-        <w:t xml:space="preserve"> approached the city of Athens. Its bulk was too great for the airport to accommodate, and so the flagship hovered ominously over the Cloud Garden while a helicopter ferried Grand Admiral Lancaster and his retinue to a landing pad below. </w:t>
+        <w:t xml:space="preserve"> approached the city of Athens. Its bulk was too great for the airport to accommodate, and so the flagship hovered ominously over </w:t>
+      </w:r>
+      <w:r>
+        <w:rPr>
+          <w:rFonts w:eastAsia="Calibri"/>
+        </w:rPr>
+        <w:lastRenderedPageBreak/>
+        <w:t xml:space="preserve">the Cloud Garden while a helicopter ferried Grand Admiral Lancaster and his retinue to a landing pad below. </w:t>
       </w:r>
     </w:p>
     <w:p>
@@ -19082,7 +19475,14 @@
         <w:rPr>
           <w:rFonts w:eastAsia="Calibri"/>
         </w:rPr>
-        <w:t>“This water is really quite refreshing,” the Grand Admiral said after a drink from his own glass. “Could you believe it’s just tap water one of my men got from the break room nearby? Stupid question, of course you can believe it. This is your home, after all. Still, it’s much more pure than I’d have expected from a backwater like this.”</w:t>
+        <w:t xml:space="preserve">“This water is really quite refreshing,” the Grand Admiral said after a drink from his own glass. “Could you believe it’s just tap water one of my men got from the break room nearby? </w:t>
+      </w:r>
+      <w:r>
+        <w:rPr>
+          <w:rFonts w:eastAsia="Calibri"/>
+        </w:rPr>
+        <w:lastRenderedPageBreak/>
+        <w:t>Stupid question, of course you can believe it. This is your home, after all. Still, it’s much more pure than I’d have expected from a backwater like this.”</w:t>
       </w:r>
     </w:p>
     <w:p>
@@ -19228,6 +19628,7 @@
         <w:rPr>
           <w:rFonts w:eastAsia="Calibri"/>
         </w:rPr>
+        <w:lastRenderedPageBreak/>
         <w:t>“That and about a hundred different treaties and regulations,” Shufen replied, taking another drink from her cup.</w:t>
       </w:r>
     </w:p>
@@ -19410,6 +19811,7 @@
         <w:rPr>
           <w:rFonts w:eastAsia="Calibri"/>
         </w:rPr>
+        <w:lastRenderedPageBreak/>
         <w:t>“All the more reason for us to try and intercept them there. Fairchild will need to distance himself from the attack or risk losing face, so he can’t retaliate if we capture and interrogate Cassandra. Instead, he’ll disavow her, and our little cold war continues.”</w:t>
       </w:r>
     </w:p>
@@ -19745,6 +20147,7 @@
         <w:rPr>
           <w:rFonts w:eastAsia="Calibri"/>
         </w:rPr>
+        <w:lastRenderedPageBreak/>
         <w:t>“Xiang, Jackson, see what you can do about getting us more details about that little hurdle. In the meantime, I’ll work on getting us access to the lower city center in the first place; get the easy part out of the way, at least.”</w:t>
       </w:r>
     </w:p>
@@ -19914,6 +20317,7 @@
         <w:rPr>
           <w:rFonts w:eastAsia="Calibri"/>
         </w:rPr>
+        <w:lastRenderedPageBreak/>
         <w:t>“Thanks, I’ll need it.”</w:t>
       </w:r>
     </w:p>
@@ -20070,6 +20474,7 @@
         <w:rPr>
           <w:rFonts w:eastAsia="Calibri"/>
         </w:rPr>
+        <w:lastRenderedPageBreak/>
         <w:t>“I thought you might be worried about that, which is why my associate, Nathaniel, will be remaining here as collateral. He is our deputy mayor, making him a valuable hostage.”</w:t>
       </w:r>
     </w:p>
@@ -20268,6 +20673,7 @@
         <w:rPr>
           <w:rFonts w:eastAsia="Calibri"/>
         </w:rPr>
+        <w:lastRenderedPageBreak/>
         <w:t xml:space="preserve">When the time came to leave, the twins met their associates in the Foyer. Xiang, Jackson, Eirene, and Akiko all came to send them off, although Marcus himself was notably absent, having been “too busy” to do more than offer the vaguest well-wishes. </w:t>
       </w:r>
     </w:p>
@@ -20437,6 +20843,7 @@
         <w:rPr>
           <w:rFonts w:eastAsia="Calibri"/>
         </w:rPr>
+        <w:lastRenderedPageBreak/>
         <w:t>“Well, I think we ought not draw this out too long,” Elias said. “The train to Geneva leaves in an hour, and our friend from the Inquisition is probably waiting for us on the platform already.”</w:t>
       </w:r>
     </w:p>
@@ -20606,6 +21013,7 @@
         <w:rPr>
           <w:rFonts w:eastAsia="Calibri"/>
         </w:rPr>
+        <w:lastRenderedPageBreak/>
         <w:t>“You’re right, of course. We in the Inquisition aren’t in the business of relying on chance. We prefer to make our own luck. Still, would be nice to think that someone out there’s watching over us.”</w:t>
       </w:r>
     </w:p>
@@ -20788,6 +21196,7 @@
         <w:rPr>
           <w:rFonts w:eastAsia="Calibri"/>
         </w:rPr>
+        <w:lastRenderedPageBreak/>
         <w:t>Ian’s body awoke before he did. Even as his eyes fluttered open, it took him a moment to notice that the rain had ceased and the clouds parted, allowing a clear sky to welcome them to Kasimira.</w:t>
       </w:r>
     </w:p>
@@ -20957,6 +21366,7 @@
         <w:rPr>
           <w:rFonts w:eastAsia="Calibri"/>
         </w:rPr>
+        <w:lastRenderedPageBreak/>
         <w:t>A pair of heavy blast doors, barely visible at the base of the concrete behemoth, slid open to admit the train through the first set of walls. Elias noticed the faint shimmer of the fortress’ kinetic barrier seems to bend around the train as they sped through it, half-confirming Charlotte’s tale about the defenses. With luck, he would never have a chance to see its strength tested.</w:t>
       </w:r>
     </w:p>
@@ -21074,6 +21484,7 @@
         <w:rPr>
           <w:rFonts w:eastAsia="Calibri"/>
         </w:rPr>
+        <w:lastRenderedPageBreak/>
         <w:t>Having taken in all the sights, Elias and Charlotte returned to their cabin to collect what few belongings had made it this far with them. Before long, the train pulled lazily into Geneva, depositing the two, still weary from their journey, onto the platform with little more than the shirts on their backs.</w:t>
       </w:r>
     </w:p>
@@ -21204,6 +21615,7 @@
         <w:rPr>
           <w:rFonts w:eastAsia="Calibri"/>
         </w:rPr>
+        <w:lastRenderedPageBreak/>
         <w:t>“Right, I remember what you told me. I also hope you remember that, as soon as we make contact with the Peregrines, I’m headed back to my friends. That was our deal, right?”</w:t>
       </w:r>
     </w:p>
@@ -21373,6 +21785,7 @@
         <w:rPr>
           <w:rFonts w:eastAsia="Calibri"/>
         </w:rPr>
+        <w:lastRenderedPageBreak/>
         <w:t>The sun was already setting by the time Ian woke up. He took a moment to reflect on the damage this day had likely done to his sleep schedule before practically falling out of bed and changing into the clothes Charlotte had sent him. They were simple, grey cotton garments; functional, but not terribly fashionable.</w:t>
       </w:r>
     </w:p>
@@ -21503,6 +21916,7 @@
         <w:rPr>
           <w:rFonts w:eastAsia="Calibri"/>
         </w:rPr>
+        <w:lastRenderedPageBreak/>
         <w:t>“Emma. Emma Aucoin…although now that I think about it, I probably didn’t need to clarify,” the girl answered.</w:t>
       </w:r>
     </w:p>
@@ -21660,6 +22074,7 @@
         <w:rPr>
           <w:rFonts w:eastAsia="Calibri"/>
         </w:rPr>
+        <w:lastRenderedPageBreak/>
         <w:t xml:space="preserve">“Yeah, and the flashier the façade, the more it can hide,” Cassandra said. “Please, Miss Charlotte. Continue.” </w:t>
       </w:r>
     </w:p>
@@ -21798,6 +22213,7 @@
         <w:rPr>
           <w:rFonts w:eastAsia="Calibri"/>
         </w:rPr>
+        <w:lastRenderedPageBreak/>
         <w:t>“Things would play out just as they have in your Athens. Genève would lose some standing with the Union, and would be ‘asked’ to hand over the criminals. Unlike you, however, Bergstrom would comply, completely neutralizing us as a threat in his rise to power and weakening a powerful neighbor in one blow.”</w:t>
       </w:r>
     </w:p>
@@ -22003,6 +22419,7 @@
         <w:rPr>
           <w:rFonts w:eastAsia="Calibri"/>
         </w:rPr>
+        <w:lastRenderedPageBreak/>
         <w:t>The twins looked at each other, then back at Charlotte.</w:t>
       </w:r>
     </w:p>
@@ -22198,6 +22615,7 @@
         <w:rPr>
           <w:rFonts w:eastAsia="Calibri"/>
         </w:rPr>
+        <w:lastRenderedPageBreak/>
         <w:t>Cassandra sighed. “Fine. My brother’s right, we have nothing to lose by doing some snooping. Nothing except some wasted time if this doesn’t pan out. But if we do end up working together, the space elevator is still my operation, okay? I’m not about to put my family and my city’s future in the hands of this ‘Inquisition.’”</w:t>
       </w:r>
     </w:p>
@@ -22353,7 +22771,14 @@
         <w:rPr>
           <w:rFonts w:eastAsia="Calibri"/>
         </w:rPr>
-        <w:t xml:space="preserve">“And there’s the question we all knew you were going to ask.” Cassandra closed her eyes and took a deep breath before continuing. “I don’t really have any reason to doubt her, no. If you held a gun to my head and forced me to choose, then yeah, I’d say we should side with her, but you have to understand, everything we’re doing right now is a result of false accusation after false accusation. Akiko, you, me, Jackson. After all that, you can’t blame me for being a little touchy when I’m asked to haul in a guy without any evidence.” </w:t>
+        <w:t xml:space="preserve">“And there’s the question we all knew you were going to ask.” Cassandra closed her eyes and took a deep breath before continuing. “I don’t really have any reason to doubt her, no. If you </w:t>
+      </w:r>
+      <w:r>
+        <w:rPr>
+          <w:rFonts w:eastAsia="Calibri"/>
+        </w:rPr>
+        <w:lastRenderedPageBreak/>
+        <w:t xml:space="preserve">held a gun to my head and forced me to choose, then yeah, I’d say we should side with her, but you have to understand, everything we’re doing right now is a result of false accusation after false accusation. Akiko, you, me, Jackson. After all that, you can’t blame me for being a little touchy when I’m asked to haul in a guy without any evidence.” </w:t>
       </w:r>
       <w:r>
         <w:rPr>
@@ -22512,6 +22937,7 @@
         <w:rPr>
           <w:rFonts w:eastAsia="Calibri"/>
         </w:rPr>
+        <w:lastRenderedPageBreak/>
         <w:t xml:space="preserve">“I-I…you can really tell I’m pacing?” Cassandra asked. </w:t>
       </w:r>
       <w:r>
@@ -22728,6 +23154,7 @@
         <w:rPr>
           <w:rFonts w:eastAsia="Calibri"/>
         </w:rPr>
+        <w:lastRenderedPageBreak/>
         <w:t xml:space="preserve">“You know, the saltiness is kind of growing on me,” she said. “I’ll have to take Akiko here once it’s all said and done.” </w:t>
       </w:r>
       <w:r>
@@ -22941,6 +23368,7 @@
         <w:rPr>
           <w:rFonts w:eastAsia="Calibri"/>
         </w:rPr>
+        <w:lastRenderedPageBreak/>
         <w:t xml:space="preserve">Eirene turned away from Jackson as her face twisted into a scowl. “Accomplishments?” she asked. “What accomplishments? How many people died on my watch at Hotel India? The only reason </w:t>
       </w:r>
       <w:r>
@@ -23110,6 +23538,7 @@
         <w:rPr>
           <w:rFonts w:eastAsia="Calibri"/>
         </w:rPr>
+        <w:lastRenderedPageBreak/>
         <w:t>Eirene rolled her eyes, but otherwise ignored his boasting. “Well, I’m glad of that, at least. Still, I’m sorry. It’s just that, like you said, I don’t need to be sharing my grief with everyone else, ‘cause that wouldn’t really be fair to them. It’s my problem to deal with, right?”</w:t>
       </w:r>
     </w:p>
@@ -23318,6 +23747,7 @@
         <w:rPr>
           <w:rFonts w:eastAsia="Calibri"/>
         </w:rPr>
+        <w:lastRenderedPageBreak/>
         <w:t xml:space="preserve">Eirene tried to continue, but the jumbled mess of words fighting to escape her mouth floundered before they reached her tongue. Frustrated, she pounded the window with her fist, and, when nothing came of that gesture but a hollow </w:t>
       </w:r>
       <w:r>
@@ -23474,7 +23904,14 @@
         <w:rPr>
           <w:rFonts w:eastAsia="Calibri"/>
         </w:rPr>
-        <w:t>“From what I’ve seen, yes, I think you’d be a crying mess regardless, but that’s not a bad thing for someone in your position. Cry all you want, let it out, and then try to make sense of the pieces once they’re all on the floor. You don’t need to do it today, but you need to do it. I’m not going to work with someone who’s a wreck.”</w:t>
+        <w:t xml:space="preserve">“From what I’ve seen, yes, I think you’d be a crying mess regardless, but that’s not a bad thing for someone in your position. Cry all you want, let it out, and then try to make sense of the </w:t>
+      </w:r>
+      <w:r>
+        <w:rPr>
+          <w:rFonts w:eastAsia="Calibri"/>
+        </w:rPr>
+        <w:lastRenderedPageBreak/>
+        <w:t>pieces once they’re all on the floor. You don’t need to do it today, but you need to do it. I’m not going to work with someone who’s a wreck.”</w:t>
       </w:r>
     </w:p>
     <w:p>
@@ -23612,6 +24049,7 @@
         <w:rPr>
           <w:rFonts w:eastAsia="Calibri"/>
         </w:rPr>
+        <w:lastRenderedPageBreak/>
         <w:t>Cassandra shook her head. “No, she’s about what I expected from someone with her title,” she said. “She made us an offer, but her intentions seemed suspicious and her asking price was high, so we declined. For now.”</w:t>
       </w:r>
     </w:p>
@@ -23807,6 +24245,7 @@
         <w:rPr>
           <w:rFonts w:eastAsia="Calibri"/>
         </w:rPr>
+        <w:lastRenderedPageBreak/>
         <w:t xml:space="preserve">“That’s all well and good, but we also need a contingency if we’re unable to re-establish contact,” Xiang interrupted. </w:t>
       </w:r>
     </w:p>
@@ -23958,6 +24397,7 @@
         <w:rPr>
           <w:rFonts w:eastAsia="Calibri"/>
         </w:rPr>
+        <w:lastRenderedPageBreak/>
         <w:t>Xiang shook his head. “Alas, I was not so lucky. It’s somewhat difficult to procure classified information from the government when you’ve been declared an enemy of the state.”</w:t>
       </w:r>
     </w:p>
@@ -24127,7 +24567,14 @@
         <w:rPr>
           <w:rFonts w:eastAsia="Calibri"/>
         </w:rPr>
-        <w:t xml:space="preserve"> could have asked of anyone, but we’re just two people, you and I. And the Union is, well, the Union. Even with Marcus backing us up, do you really think we have the clout to take them on?”</w:t>
+        <w:t xml:space="preserve"> could have asked of anyone, but we’re just two people, you </w:t>
+      </w:r>
+      <w:r>
+        <w:rPr>
+          <w:rFonts w:eastAsia="Calibri"/>
+        </w:rPr>
+        <w:lastRenderedPageBreak/>
+        <w:t>and I. And the Union is, well, the Union. Even with Marcus backing us up, do you really think we have the clout to take them on?”</w:t>
       </w:r>
     </w:p>
     <w:p>
@@ -24296,6 +24743,7 @@
         <w:rPr>
           <w:rFonts w:eastAsia="Calibri"/>
         </w:rPr>
+        <w:lastRenderedPageBreak/>
         <w:t>Akiko let go of Cassandra’s hand, only to lean forward and catch her off-guard with a tight, and more than slightly awkward hug. Cassandra didn’t know how to respond, at first, but quickly resolved herself to let it happen, embracing Akiko in return as her friend cried on her shoulder.</w:t>
       </w:r>
     </w:p>
@@ -24478,6 +24926,7 @@
         <w:rPr>
           <w:rFonts w:eastAsia="Calibri"/>
         </w:rPr>
+        <w:lastRenderedPageBreak/>
         <w:t>“For Christ’s sake, no one said anything about blowing up the parade itself. All I meant was that we take advantage of the distraction to sneak into the elevator,” Akiko said.</w:t>
       </w:r>
     </w:p>
@@ -24655,7 +25104,14 @@
         <w:rPr>
           <w:rFonts w:eastAsia="Calibri"/>
         </w:rPr>
-        <w:t>“I thought our good friend Jackson here was supposed to be the ace up his sleeve. Now that we’ve got him, has Lancaster listened to a word we’ve said? Is Athens free? Psh, of course he hasn’t, and of course it’s not. If anything he’s only poured more troops into that damn city. What makes you think he won’t lash out like a cornered animal if we take away his toys?”</w:t>
+        <w:t xml:space="preserve">“I thought our good friend Jackson here was supposed to be the ace up his sleeve. Now that we’ve got him, has Lancaster listened to a word we’ve said? Is Athens free? Psh, of course </w:t>
+      </w:r>
+      <w:r>
+        <w:rPr>
+          <w:rFonts w:eastAsia="Calibri"/>
+        </w:rPr>
+        <w:lastRenderedPageBreak/>
+        <w:t>he hasn’t, and of course it’s not. If anything he’s only poured more troops into that damn city. What makes you think he won’t lash out like a cornered animal if we take away his toys?”</w:t>
       </w:r>
     </w:p>
     <w:p>
@@ -24832,6 +25288,7 @@
         <w:rPr>
           <w:rFonts w:eastAsia="Calibri"/>
         </w:rPr>
+        <w:lastRenderedPageBreak/>
         <w:t xml:space="preserve">Eirene pointed at Jackson with her thumb. “If I didn’t tolerate this </w:t>
       </w:r>
       <w:r>
@@ -25030,6 +25487,7 @@
         <w:rPr>
           <w:rFonts w:eastAsia="Calibri"/>
         </w:rPr>
+        <w:lastRenderedPageBreak/>
         <w:t xml:space="preserve">She shook her head. </w:t>
       </w:r>
     </w:p>
@@ -25233,6 +25691,7 @@
           <w:rFonts w:ascii="Corsiva" w:eastAsia="Corsiva" w:hAnsi="Corsiva" w:cs="Corsiva"/>
           <w:i/>
         </w:rPr>
+        <w:lastRenderedPageBreak/>
         <w:t xml:space="preserve">The last thing I want is to forget your face, like I’ve forgotten so many other things during my time here. However, there are times when I feel like it would be for the best. Perhaps it would ease the pain of my mistake? Or is that simply a fool’s errand? </w:t>
       </w:r>
     </w:p>
@@ -25435,7 +25894,14 @@
         <w:rPr>
           <w:rFonts w:eastAsia="Calibri"/>
         </w:rPr>
-        <w:t xml:space="preserve"> who works at that laboratory ends up experiencing memory loss. Doesn’t that strike you as at least a little suspicious?”</w:t>
+        <w:t xml:space="preserve"> who works at </w:t>
+      </w:r>
+      <w:r>
+        <w:rPr>
+          <w:rFonts w:eastAsia="Calibri"/>
+        </w:rPr>
+        <w:lastRenderedPageBreak/>
+        <w:t>that laboratory ends up experiencing memory loss. Doesn’t that strike you as at least a little suspicious?”</w:t>
       </w:r>
     </w:p>
     <w:p>
@@ -25607,6 +26073,7 @@
         <w:rPr>
           <w:rFonts w:eastAsia="Calibri"/>
         </w:rPr>
+        <w:lastRenderedPageBreak/>
         <w:t>“No, of course I don’t. Still, Chenmei wasn’t specific, but she implied the things she couldn’t remember would have been recent, which would put them in the exact same gap. If it turns out that Akiko is missing that exact same period…”</w:t>
       </w:r>
     </w:p>
@@ -25861,6 +26328,7 @@
         <w:rPr>
           <w:rFonts w:eastAsia="Calibri"/>
         </w:rPr>
+        <w:lastRenderedPageBreak/>
         <w:t>“Just what?”</w:t>
       </w:r>
     </w:p>
@@ -26099,6 +26567,7 @@
     </w:p>
     <w:p>
       <w:r>
+        <w:lastRenderedPageBreak/>
         <w:t xml:space="preserve">“Then we need to make sure it doesn’t come to that.” </w:t>
       </w:r>
     </w:p>
@@ -26154,6 +26623,7 @@
     </w:p>
     <w:p>
       <w:r>
+        <w:lastRenderedPageBreak/>
         <w:t>After a quick survey of the halls around them to ensure nobody had returned to the area, the three of them dashed off towards the maintenance shaft, and reached it without incident. The way forward was cramped and hot. It was also, however, enough to keep them safe from the skirmish commencing above, and that was all they needed.</w:t>
       </w:r>
     </w:p>
@@ -26235,6 +26705,7 @@
     </w:p>
     <w:p>
       <w:r>
+        <w:lastRenderedPageBreak/>
         <w:t>“Speaking of which, take off your shoes.”</w:t>
       </w:r>
     </w:p>
@@ -26300,6 +26771,7 @@
     </w:p>
     <w:p>
       <w:r>
+        <w:lastRenderedPageBreak/>
         <w:t>At first, that carrier did not seem to stir. Less than a minute later, however, the illusion of peace was broken by a pair of gunships that launched from the flight deck and took up flanking positions on either side of the shuttle.</w:t>
       </w:r>
     </w:p>
@@ -26402,6 +26874,7 @@
     </w:p>
     <w:p>
       <w:r>
+        <w:lastRenderedPageBreak/>
         <w:t>“</w:t>
       </w:r>
       <w:r>
@@ -26488,6 +26961,7 @@
     </w:p>
     <w:p>
       <w:r>
+        <w:lastRenderedPageBreak/>
         <w:t>“That’s surprisingly merciful. Well, you heard my mother, everyone!” Cassandra declared. “I’ll see about getting us some drinks once we arrive.”</w:t>
       </w:r>
     </w:p>
@@ -26597,6 +27071,7 @@
       <w:bookmarkStart w:id="10" w:name="_Toc437823167"/>
       <w:bookmarkStart w:id="11" w:name="_Toc175682339"/>
       <w:r>
+        <w:lastRenderedPageBreak/>
         <w:t>Chapter 3</w:t>
       </w:r>
       <w:bookmarkEnd w:id="9"/>
@@ -26695,6 +27170,7 @@
     </w:p>
     <w:p>
       <w:r>
+        <w:lastRenderedPageBreak/>
         <w:t>“Yeah. Same to you,” Cassandra replied. Without another word, they cast away, and Eirene watched them disappear into the horizon.</w:t>
       </w:r>
     </w:p>
@@ -26745,6 +27221,7 @@
     </w:p>
     <w:p>
       <w:r>
+        <w:lastRenderedPageBreak/>
         <w:t>“I was talking with Besim a little bit before you ladies arrived at the bistro,” Ian said. “He was going on about how many strings he had to pull to smuggle us and our gear into the Tower, but one thing really stood out to me.”</w:t>
       </w:r>
     </w:p>
@@ -26800,6 +27277,7 @@
     </w:p>
     <w:p>
       <w:r>
+        <w:lastRenderedPageBreak/>
         <w:t>“They can take care of themselves. Focus on doing your job, and have faith – Those two’ll be more than okay. Be downright shameful if they lost to that pitiful excuse for an army.”</w:t>
       </w:r>
     </w:p>
@@ -26853,6 +27331,7 @@
     </w:p>
     <w:p>
       <w:r>
+        <w:lastRenderedPageBreak/>
         <w:t xml:space="preserve">Cassandra took a second to confirm that her scouts were still in place around her, ready to cover their escape when the time came. “Understood,” she replied. “I’ve got eyes on the conference room. No unusual activity on their comms, either." </w:t>
       </w:r>
     </w:p>
@@ -26941,7 +27420,11 @@
     </w:p>
     <w:p>
       <w:r>
-        <w:t xml:space="preserve">Amidst the barrage of clapping from the assembly, Keller returned to his seat to make room for the Overseer on the podium. The ghostly old man gave a curt bow, waiting for the applause to die down before beginning his speech with a knowing smile, already sure that his peers would be suitably impressed. </w:t>
+        <w:t xml:space="preserve">Amidst the barrage of clapping from the assembly, Keller returned to his seat to make room for the Overseer on the podium. The ghostly old man gave a curt bow, waiting for the </w:t>
+      </w:r>
+      <w:r>
+        <w:lastRenderedPageBreak/>
+        <w:t xml:space="preserve">applause to die down before beginning his speech with a knowing smile, already sure that his peers would be suitably impressed. </w:t>
       </w:r>
     </w:p>
     <w:p>
@@ -26981,6 +27464,7 @@
     </w:p>
     <w:p>
       <w:r>
+        <w:lastRenderedPageBreak/>
         <w:t xml:space="preserve">Lancaster snarled. “More old world foolishness. Entrusting weapons of mass destruction to an AI,” he said. </w:t>
       </w:r>
     </w:p>
@@ -27041,6 +27525,7 @@
     </w:p>
     <w:p>
       <w:r>
+        <w:lastRenderedPageBreak/>
         <w:t xml:space="preserve">Marcus laughed. “For a time, we were excited by the idea of digitized human consciousness, but it was not to be. No matter how we approached the problem, we were unable to answer the obvious question: How you know it’s really </w:t>
       </w:r>
       <w:r>
@@ -27116,6 +27601,7 @@
     </w:p>
     <w:p>
       <w:r>
+        <w:lastRenderedPageBreak/>
         <w:t>“But the Skywatch did force it to run off with its tail between its legs. I believe it’s hiding in Istanbul, now? The point is, Mourners aren’t any riskier than human soldiers, and the extra manpower will give us a huge advantage against our neighbors – Istanbul included, if need be.”</w:t>
       </w:r>
     </w:p>
@@ -27201,6 +27687,7 @@
     </w:p>
     <w:p>
       <w:r>
+        <w:lastRenderedPageBreak/>
         <w:t>“Should that come to pass, then by all means, go have your fun with them, but the Pact is smarter than that. We shouldn’t count on such wanton aggression. In fact, there is the possibility of a trade deal…”</w:t>
       </w:r>
     </w:p>
@@ -27289,6 +27776,7 @@
         <w:rPr>
           <w:lang w:eastAsia="ja-JP"/>
         </w:rPr>
+        <w:lastRenderedPageBreak/>
         <w:t>“Everything’s proper fucked, Cass,” Ian finally replied, his voice half-masked by static. “I’m clear of the Tower, at least, be at the van in a minute or two. Where are you?”</w:t>
       </w:r>
     </w:p>
@@ -27513,7 +28001,14 @@
         <w:rPr>
           <w:lang w:eastAsia="ja-JP"/>
         </w:rPr>
-        <w:t>Eirene, and forcing her to invert that role brought nothing but disgust and shame. Even if they both survived the night, Cassandra knew that she had much to atone for.</w:t>
+        <w:t xml:space="preserve">Eirene, and forcing her to invert that role </w:t>
+      </w:r>
+      <w:r>
+        <w:rPr>
+          <w:lang w:eastAsia="ja-JP"/>
+        </w:rPr>
+        <w:lastRenderedPageBreak/>
+        <w:t>brought nothing but disgust and shame. Even if they both survived the night, Cassandra knew that she had much to atone for.</w:t>
       </w:r>
     </w:p>
     <w:p>
@@ -27673,7 +28168,14 @@
         <w:rPr>
           <w:lang w:eastAsia="ja-JP"/>
         </w:rPr>
-        <w:t xml:space="preserve">Meanwhile, in the streets below, Ian’s consciousness slowly began its return to him. Mercifully, his head was already engulfed by the airbag, though he could scarcely summon the energy to move, a torrent of curses at whatever clown of a driver had just destroyed his only chance of escape coursing through his mind. While a small part of his mind knew that the accident was entirely his fault, he would never have admitted it. </w:t>
+        <w:t xml:space="preserve">Meanwhile, in the streets below, Ian’s consciousness slowly began its return to him. Mercifully, his head was already engulfed by the airbag, though he could scarcely summon the </w:t>
+      </w:r>
+      <w:r>
+        <w:rPr>
+          <w:lang w:eastAsia="ja-JP"/>
+        </w:rPr>
+        <w:lastRenderedPageBreak/>
+        <w:t xml:space="preserve">energy to move, a torrent of curses at whatever clown of a driver had just destroyed his only chance of escape coursing through his mind. While a small part of his mind knew that the accident was entirely his fault, he would never have admitted it. </w:t>
       </w:r>
     </w:p>
     <w:p>
@@ -27792,6 +28294,7 @@
       </w:pPr>
       <w:bookmarkStart w:id="12" w:name="_Toc175682340"/>
       <w:r>
+        <w:lastRenderedPageBreak/>
         <w:t xml:space="preserve">Chapter </w:t>
       </w:r>
       <w:r>
@@ -27861,7 +28364,11 @@
     </w:p>
     <w:p>
       <w:r>
-        <w:t xml:space="preserve">Making use of the rubble to hide themselves from the airship’s searchlights, they crept closer to the old warehouse, and noted that, for whatever reason, they seemed to be alone. As she deemed it unlikely that the Skywatch was in retreat, Cassandra surmised that they had either breached the outpost’s walls already, or had decided to starve out the defenders. Neither scenario seemed pleasant, but the latter at least offered a chance that her friends might be saved. </w:t>
+        <w:t xml:space="preserve">Making use of the rubble to hide themselves from the airship’s searchlights, they crept closer to the old warehouse, and noted that, for whatever reason, they seemed to be alone. As she </w:t>
+      </w:r>
+      <w:r>
+        <w:lastRenderedPageBreak/>
+        <w:t xml:space="preserve">deemed it unlikely that the Skywatch was in retreat, Cassandra surmised that they had either breached the outpost’s walls already, or had decided to starve out the defenders. Neither scenario seemed pleasant, but the latter at least offered a chance that her friends might be saved. </w:t>
       </w:r>
     </w:p>
     <w:p>
@@ -27906,6 +28413,7 @@
     </w:p>
     <w:p>
       <w:r>
+        <w:lastRenderedPageBreak/>
         <w:t>“Not the only survivors, but the only ones left in Hotel India? Yeah. We’ve been having people sneak out one-by-one the same way you came in, since a big retreat would be easy for that destroyer up there to spot, and, you know…boom.” Mayumi made an explosive gesture with her hands to emphasize the point. “Not sure why they haven’t bombed us to bits already, though. They totally could, but, no, no, they must want to take a few of us alive for interrogation, or whatever.”</w:t>
       </w:r>
     </w:p>
@@ -27971,7 +28479,11 @@
     </w:p>
     <w:p>
       <w:r>
-        <w:t>Making her first stop inside the promised washroom, Cassandra stared at herself in the cracked mirror. She looked just as bad as she felt, with deep bags underneath bloodshot eyes, and her hair all damp and messy. Her own body felt dirty and disgusting, a sensation amplified tenfold by the ongoing chaos and confusion, and she began to pace about the room, gesticulating wildly to shed excess energy.</w:t>
+        <w:t xml:space="preserve">Making her first stop inside the promised washroom, Cassandra stared at herself in the cracked mirror. She looked just as bad as she felt, with deep bags underneath bloodshot eyes, and her hair all damp and messy. Her own body felt dirty and disgusting, a sensation amplified </w:t>
+      </w:r>
+      <w:r>
+        <w:lastRenderedPageBreak/>
+        <w:t>tenfold by the ongoing chaos and confusion, and she began to pace about the room, gesticulating wildly to shed excess energy.</w:t>
       </w:r>
     </w:p>
     <w:p>
@@ -28011,6 +28523,7 @@
     </w:p>
     <w:p>
       <w:r>
+        <w:lastRenderedPageBreak/>
         <w:t>“We could still turn him over to try and get the loyalists off our back, but I don’t know if I’m about that,” Mayumi said. “At least not until we know what he did. At this point, I’m not sure just returning their prisoner is gonna make the Directorate forgive and forget, especially considering they just got bombed, or something, and I’m not super into the idea of backing out now. So many lives spent today, we might as well get what we paid for.”</w:t>
       </w:r>
     </w:p>
@@ -28076,7 +28589,11 @@
     </w:p>
     <w:p>
       <w:r>
-        <w:t>The remaining Peregrines continued to bide their time, waiting for opportunities to sneak away from Hotel India. In some few hours, but a single person had managed to escape, bringing their number down to eight, when the distinctive sound of cannon fire punctuated the air. All of the Peregrines instinctively took up defensive positions, only to realize that the cacophony was coming from above.</w:t>
+        <w:t xml:space="preserve">The remaining Peregrines continued to bide their time, waiting for opportunities to sneak away from Hotel India. In some few hours, but a single person had managed to escape, bringing their number down to eight, when the distinctive sound of cannon fire punctuated the air. All of </w:t>
+      </w:r>
+      <w:r>
+        <w:lastRenderedPageBreak/>
+        <w:t>the Peregrines instinctively took up defensive positions, only to realize that the cacophony was coming from above.</w:t>
       </w:r>
     </w:p>
     <w:p>
@@ -28191,7 +28708,11 @@
         <w:t>Peregrine</w:t>
       </w:r>
       <w:r>
-        <w:t>, the survivors of Hotel India made for the briefing room alongside the fugitive, who was now conscious enough to walk – although not without Mayumi’s support. On the way there, they’d passed a mix of both militia airmen and civilians from Istanbul, their harrowed faces doing little to renew the group’s confidence. Those few who greeted them in the briefing room looked no different as they wearily saluted Besim.</w:t>
+        <w:t xml:space="preserve">, the survivors of Hotel India made for the briefing room alongside the fugitive, who was now conscious enough to walk – although not without Mayumi’s </w:t>
+      </w:r>
+      <w:r>
+        <w:lastRenderedPageBreak/>
+        <w:t>support. On the way there, they’d passed a mix of both militia airmen and civilians from Istanbul, their harrowed faces doing little to renew the group’s confidence. Those few who greeted them in the briefing room looked no different as they wearily saluted Besim.</w:t>
       </w:r>
     </w:p>
     <w:p>
@@ -28261,6 +28782,7 @@
     </w:p>
     <w:p>
       <w:r>
+        <w:lastRenderedPageBreak/>
         <w:t>“The survivors sued for peace and signed a treaty with the Directorate. That was the last I heard.”</w:t>
       </w:r>
     </w:p>
@@ -28527,6 +29049,7 @@
           <w:shd w:val="clear" w:color="auto" w:fill="FFFFFF"/>
           <w:lang w:eastAsia="ja-JP"/>
         </w:rPr>
+        <w:lastRenderedPageBreak/>
         <w:t>Before anybody could respond, the fugitive, who had up to that point rested silently in his chair, raised his hand aloft. “I believe I might have some information you’ll find useful,” he said, catching the attention of all present.</w:t>
       </w:r>
     </w:p>
@@ -28840,7 +29363,18 @@
           <w:shd w:val="clear" w:color="auto" w:fill="FFFFFF"/>
           <w:lang w:eastAsia="ja-JP"/>
         </w:rPr>
-        <w:t xml:space="preserve">“Anyone and everyone! My father’s brain is a delicious tart, and absolutely everybody wants to stick their fat, hairy fingers into it. The Directorate, the Tehran Pact, what little remains of the Catholic Church, communists and capitalists alike! </w:t>
+        <w:t xml:space="preserve">“Anyone and everyone! My father’s brain is a delicious tart, and absolutely everybody wants to stick their fat, hairy fingers into it. The Directorate, the Tehran Pact, what little remains </w:t>
+      </w:r>
+      <w:r>
+        <w:rPr>
+          <w:rFonts w:eastAsiaTheme="minorEastAsia"/>
+          <w:iCs/>
+          <w:color w:val="252525"/>
+          <w:shd w:val="clear" w:color="auto" w:fill="FFFFFF"/>
+          <w:lang w:eastAsia="ja-JP"/>
+        </w:rPr>
+        <w:lastRenderedPageBreak/>
+        <w:t xml:space="preserve">of the Catholic Church, communists and capitalists alike! </w:t>
       </w:r>
       <w:r>
         <w:rPr>
@@ -29152,6 +29686,7 @@
           <w:shd w:val="clear" w:color="auto" w:fill="FFFFFF"/>
           <w:lang w:eastAsia="ja-JP"/>
         </w:rPr>
+        <w:lastRenderedPageBreak/>
         <w:t>“Well, someone’s gotta do it, right? Everyone else here has families or an important job already. It’s just the truth, and, if it makes you feel better, I’ve got better odds now than I did at Hotel India.”</w:t>
       </w:r>
     </w:p>
@@ -29445,6 +29980,7 @@
           <w:shd w:val="clear" w:color="auto" w:fill="FFFFFF"/>
           <w:lang w:eastAsia="ja-JP"/>
         </w:rPr>
+        <w:lastRenderedPageBreak/>
         <w:t>“No,” Besim said bluntly. “You all are needed elsewhere. It’s my luxury and my burden to defend my home, so I will help my countrymen on the ground while you pursue what leads you can.”</w:t>
       </w:r>
     </w:p>
@@ -29695,6 +30231,7 @@
           <w:shd w:val="clear" w:color="auto" w:fill="FFFFFF"/>
           <w:lang w:eastAsia="ja-JP"/>
         </w:rPr>
+        <w:lastRenderedPageBreak/>
         <w:t>“My, isn’t this rather quaint?” the younger man continued, peering into the eyes of the Virgin Mary. “You’d never see anything like this made today.”</w:t>
       </w:r>
     </w:p>
@@ -29946,6 +30483,7 @@
           <w:shd w:val="clear" w:color="auto" w:fill="FFFFFF"/>
           <w:lang w:eastAsia="ja-JP"/>
         </w:rPr>
+        <w:lastRenderedPageBreak/>
         <w:t xml:space="preserve">“I certainly don’t envy you that task,” Sokolov laughed. </w:t>
       </w:r>
     </w:p>
@@ -30114,7 +30652,18 @@
           <w:shd w:val="clear" w:color="auto" w:fill="FFFFFF"/>
           <w:lang w:eastAsia="ja-JP"/>
         </w:rPr>
-        <w:t xml:space="preserve">Distant sounds of gunfire interrupted his one-sided communion, though they were far enough away that he felt no need to evacuate. Instead, he stood in place, fists and teeth clenched out of frustration, and simply waited for the bout of violence to cease, the distinct sound of Skywatch rifles making it clear who the victor had been. The futility of it all would have been comical if it weren’t so sad. </w:t>
+        <w:t xml:space="preserve">Distant sounds of gunfire interrupted his one-sided communion, though they were far enough away that he felt no need to evacuate. Instead, he stood in place, fists and teeth clenched out of frustration, and simply waited for the bout of violence to cease, the distinct sound of </w:t>
+      </w:r>
+      <w:r>
+        <w:rPr>
+          <w:rFonts w:eastAsiaTheme="minorEastAsia"/>
+          <w:iCs/>
+          <w:color w:val="252525"/>
+          <w:shd w:val="clear" w:color="auto" w:fill="FFFFFF"/>
+          <w:lang w:eastAsia="ja-JP"/>
+        </w:rPr>
+        <w:lastRenderedPageBreak/>
+        <w:t xml:space="preserve">Skywatch rifles making it clear who the victor had been. The futility of it all would have been comical if it weren’t so sad. </w:t>
       </w:r>
     </w:p>
     <w:p>
@@ -30342,6 +30891,7 @@
       </w:pPr>
       <w:bookmarkStart w:id="13" w:name="_Toc175682341"/>
       <w:r>
+        <w:lastRenderedPageBreak/>
         <w:t>Chapter 5 – Perseverance</w:t>
       </w:r>
       <w:bookmarkEnd w:id="13"/>
@@ -30524,6 +31074,7 @@
           <w:shd w:val="clear" w:color="auto" w:fill="FFFFFF"/>
           <w:lang w:eastAsia="ja-JP"/>
         </w:rPr>
+        <w:lastRenderedPageBreak/>
         <w:t>“I’m sure it will be. It’s a long way home,” Ian replied. The safehouse to which Charlotte had spirited him away was on the western coast of the Attican peninsula, exactly opposite Widow’s Walk and the boat back to Istanbul, if said boat was even there. Cassandra surely would have taken it herself if she yet lived.</w:t>
       </w:r>
     </w:p>
@@ -30734,6 +31285,7 @@
           <w:shd w:val="clear" w:color="auto" w:fill="FFFFFF"/>
           <w:lang w:eastAsia="ja-JP"/>
         </w:rPr>
+        <w:lastRenderedPageBreak/>
         <w:t xml:space="preserve">“I knew this would happen. It was my job to stop it. I failed.” </w:t>
       </w:r>
     </w:p>
@@ -30896,6 +31448,7 @@
     </w:p>
     <w:p>
       <w:r>
+        <w:lastRenderedPageBreak/>
         <w:t xml:space="preserve">There was a pause as Charlotte leaned back in her chair. She sighed, and, for a moment, all that could be heard was the rush of wind outside, and the muffled clamor of a distant train. Everything almost seemed normal. </w:t>
       </w:r>
     </w:p>
@@ -30957,6 +31510,7 @@
     </w:p>
     <w:p>
       <w:r>
+        <w:lastRenderedPageBreak/>
         <w:t>“Fines or prison sentences, depending on severity. We’d never ask you to kill anyone except in self-defense, which I’ll admit is more common than I’d like. Our work takes us to dangerous places.”</w:t>
       </w:r>
     </w:p>
@@ -31022,7 +31576,11 @@
     </w:p>
     <w:p>
       <w:r>
-        <w:t xml:space="preserve">As it happened, Charlotte’s claim that the safehouse’s garage was stocked with “several” motorcycles was an understatement. When he followed the young woman through the creaky old doorway, Ian was greeted by no fewer than a dozen bikes of all sorts of makes, from the sporty to the spartan. A classy, cherry red beauty caught his eye, tempting him to lay claim to it, but practicality was the word of the day, and so Ian instead selected an ugly yet functional machine left over from the Greek army. Charlotte did the same, though Ian observed that she acted with much less indecision. </w:t>
+        <w:t xml:space="preserve">As it happened, Charlotte’s claim that the safehouse’s garage was stocked with “several” motorcycles was an understatement. When he followed the young woman through the creaky old doorway, Ian was greeted by no fewer than a dozen bikes of all sorts of makes, from the sporty to the spartan. A classy, cherry red beauty caught his eye, tempting him to lay claim to it, but practicality was the word of the day, and so Ian instead selected an ugly yet functional machine </w:t>
+      </w:r>
+      <w:r>
+        <w:lastRenderedPageBreak/>
+        <w:t xml:space="preserve">left over from the Greek army. Charlotte did the same, though Ian observed that she acted with much less indecision. </w:t>
       </w:r>
     </w:p>
     <w:p>
@@ -31105,6 +31663,7 @@
     </w:p>
     <w:p>
       <w:r>
+        <w:lastRenderedPageBreak/>
         <w:t>Ian finished off the last of his protein bars and stuffed the wrapper into his pocket, alongside a half dozen others. He washed it down with a gulp of water from a worn metal bottle before wiping his mouth with the back of his hand and looking out over the city. A canvas of a thousand little lights beckoned them forwards, offering their much-desired warmth and rest.</w:t>
       </w:r>
     </w:p>
@@ -31170,7 +31729,11 @@
     </w:p>
     <w:p>
       <w:r>
-        <w:t>Charlotte continued to undress until she was wearing only a pair of shorts and an undershirt, and then reclined on the bed, basking in the flickering, fluorescent light. She took one deep breath after another, her chest rising and falling over and over. Ian watched her for a moment, trying and failing once more to take her measure, before lying down himself. A few minutes of quiet passed, as both of them tried to get settled into their beds.</w:t>
+        <w:t xml:space="preserve">Charlotte continued to undress until she was wearing only a pair of shorts and an undershirt, and then reclined on the bed, basking in the flickering, fluorescent light. She took one </w:t>
+      </w:r>
+      <w:r>
+        <w:lastRenderedPageBreak/>
+        <w:t>deep breath after another, her chest rising and falling over and over. Ian watched her for a moment, trying and failing once more to take her measure, before lying down himself. A few minutes of quiet passed, as both of them tried to get settled into their beds.</w:t>
       </w:r>
     </w:p>
     <w:p>
@@ -31225,7 +31788,11 @@
     </w:p>
     <w:p>
       <w:r>
-        <w:t>“Not by choice. I used to be gunning for a career in government, hoping to change things from the inside, but I found out the hard way that the powers that be aren’t too fond of dissent. They won’t purge you immediately, but if you start to push hard enough, they’ll push back, and so folks like me have to band together to survive. Everyone in the Peregrines has a story like that. They’re good people – most of them, anyway.”</w:t>
+        <w:t xml:space="preserve">“Not by choice. I used to be gunning for a career in government, hoping to change things from the inside, but I found out the hard way that the powers that be aren’t too fond of dissent. They won’t purge you immediately, but if you start to push hard enough, they’ll push back, and </w:t>
+      </w:r>
+      <w:r>
+        <w:lastRenderedPageBreak/>
+        <w:t>so folks like me have to band together to survive. Everyone in the Peregrines has a story like that. They’re good people – most of them, anyway.”</w:t>
       </w:r>
     </w:p>
     <w:p>
@@ -31293,6 +31860,7 @@
     </w:p>
     <w:p>
       <w:r>
+        <w:lastRenderedPageBreak/>
         <w:t>“They’d have to be suicidal,” Hector said. “Two light aircraft against a dreadnought is a joke.”</w:t>
       </w:r>
     </w:p>
@@ -31408,6 +31976,7 @@
     </w:p>
     <w:p>
       <w:r>
+        <w:lastRenderedPageBreak/>
         <w:t xml:space="preserve">“No. She’ll fly back to the </w:t>
       </w:r>
       <w:r>
@@ -31491,7 +32060,11 @@
     </w:p>
     <w:p>
       <w:r>
-        <w:t xml:space="preserve">“Don’t worry about any of that,” Cassandra said. “I know it’s not the most palatable idea, but Jackson’s the one who’s gonna be doing most of the talking. As long as he doesn’t do anything stupid, all you have to do is kick back, relax, and give us a call when it’s all said and done. Plus, Jackson says he can get you an actually nice hotel in the city, so at least you’ll have comfier accommodations than, well, this.” She slapped the surface of her bed for emphasis. </w:t>
+        <w:t xml:space="preserve">“Don’t worry about any of that,” Cassandra said. “I know it’s not the most palatable idea, but Jackson’s the one who’s gonna be doing most of the talking. As long as he doesn’t do anything stupid, all you have to do is kick back, relax, and give us a call when it’s all said and </w:t>
+      </w:r>
+      <w:r>
+        <w:lastRenderedPageBreak/>
+        <w:t xml:space="preserve">done. Plus, Jackson says he can get you an actually nice hotel in the city, so at least you’ll have comfier accommodations than, well, this.” She slapped the surface of her bed for emphasis. </w:t>
       </w:r>
     </w:p>
     <w:p>
@@ -31589,6 +32162,7 @@
     </w:p>
     <w:p>
       <w:r>
+        <w:lastRenderedPageBreak/>
         <w:t xml:space="preserve">“That’s different. She’s a free woman, now, and you’re not responsible for her. If you’re gonna lecture me about taking time for myself in Italy, then forgive me for saying that some time together would be good for both of you. We might not have much left, after all.” </w:t>
       </w:r>
     </w:p>
@@ -31671,6 +32245,7 @@
     </w:p>
     <w:p>
       <w:r>
+        <w:lastRenderedPageBreak/>
         <w:t xml:space="preserve">“You sure this thing’s skyworthy?” Ian asked. </w:t>
       </w:r>
     </w:p>
@@ -31746,6 +32321,7 @@
       </w:pPr>
       <w:bookmarkStart w:id="14" w:name="_Toc175682342"/>
       <w:r>
+        <w:lastRenderedPageBreak/>
         <w:t>Chapter 6 – Bright Lighthouse</w:t>
       </w:r>
       <w:bookmarkEnd w:id="14"/>
@@ -31846,7 +32422,11 @@
     </w:p>
     <w:p>
       <w:r>
-        <w:t xml:space="preserve">As certain as the women were that Jackson was a fraud, their clear descent lent truth to his claims. If anybody saw the corvette set down at the base of the mountain, they either paid it no heed, or were biding their time before acting against these intruders. All three prayed it was the former. </w:t>
+        <w:t xml:space="preserve">As certain as the women were that Jackson was a fraud, their clear descent lent truth to his claims. If anybody saw the corvette set down at the base of the mountain, they either paid it </w:t>
+      </w:r>
+      <w:r>
+        <w:lastRenderedPageBreak/>
+        <w:t xml:space="preserve">no heed, or were biding their time before acting against these intruders. All three prayed it was the former. </w:t>
       </w:r>
     </w:p>
     <w:p>
@@ -31921,6 +32501,7 @@
     </w:p>
     <w:p>
       <w:r>
+        <w:lastRenderedPageBreak/>
         <w:t>“And you’re absolutely sure about this?” Mayumi asked.</w:t>
       </w:r>
     </w:p>
@@ -31994,6 +32575,7 @@
     </w:p>
     <w:p>
       <w:r>
+        <w:lastRenderedPageBreak/>
         <w:t>“Okay, but from what I’ve seen, any building with four walls and a roof would qualify as ‘the best’ this city has to offer.”</w:t>
       </w:r>
     </w:p>
@@ -32072,6 +32654,7 @@
     </w:p>
     <w:p>
       <w:r>
+        <w:lastRenderedPageBreak/>
         <w:t>“Indeed. Welcome to the Hotel Nicola.” Jackson pranced forward, spinning around to wave at her as he approached the entrance, two valets saluting him as he landed upon the front step.</w:t>
       </w:r>
     </w:p>
@@ -32137,6 +32720,7 @@
     </w:p>
     <w:p>
       <w:r>
+        <w:lastRenderedPageBreak/>
         <w:t>“Sounds like you had quite the childhood.”</w:t>
       </w:r>
     </w:p>
@@ -32222,6 +32806,7 @@
     </w:p>
     <w:p>
       <w:r>
+        <w:lastRenderedPageBreak/>
         <w:t>“Whatever,” Mayumi said, rolling her eyes. “Anyway, I’m gonna go crash for the night. See you later, I guess.”</w:t>
       </w:r>
     </w:p>
@@ -32325,6 +32910,7 @@
     </w:p>
     <w:p>
       <w:r>
+        <w:lastRenderedPageBreak/>
         <w:t>“Ugh, of all the times…fine, fine, I know it wasn’t your fault. You know the way to the Lighthouse, yeah? Is there a clear path?”</w:t>
       </w:r>
     </w:p>
@@ -32400,6 +32986,7 @@
     </w:p>
     <w:p>
       <w:r>
+        <w:lastRenderedPageBreak/>
         <w:t>“Then we get run over and turned into paste, and whatever happens after that isn’t our problem anymore. But it’ll be dead as a dormouse by now, don’t you worry.”</w:t>
       </w:r>
     </w:p>
@@ -32490,6 +33077,7 @@
     </w:p>
     <w:p>
       <w:r>
+        <w:lastRenderedPageBreak/>
         <w:t>“Yeah, yeah, you don’t need to tell me twice,” Mayumi responded.</w:t>
       </w:r>
     </w:p>
@@ -32560,6 +33148,7 @@
     </w:p>
     <w:p>
       <w:r>
+        <w:lastRenderedPageBreak/>
         <w:t>Although he had anticipated that question, Jackson had no answer to give. Nomad vessels typically hailed from the far east, well beyond the reach of the Directorate, and would therefore have an eastern name, although he knew no specific conventions. Assuming any existed to begin with. His mind began to race, trying to formulate a convincing reply before the officer saw through the façade.</w:t>
       </w:r>
     </w:p>
@@ -32652,6 +33241,7 @@
     </w:p>
     <w:p>
       <w:r>
+        <w:lastRenderedPageBreak/>
         <w:t xml:space="preserve">“That explains why you seemed so insulted by my remarks about the Migrants. Don’t take it personally, I’m sure you’re all </w:t>
       </w:r>
       <w:r>
@@ -32766,6 +33356,7 @@
     </w:p>
     <w:p>
       <w:r>
+        <w:lastRenderedPageBreak/>
         <w:t>“Not thinking of ending it all, are you?” Jackson asked, patting Mayumi on the back. Startled, she flinched at his touch and turned her attention back to him.</w:t>
       </w:r>
     </w:p>
@@ -32846,6 +33437,7 @@
     </w:p>
     <w:p>
       <w:r>
+        <w:lastRenderedPageBreak/>
         <w:t xml:space="preserve">“We can just take a look. I don’t know about you, but I’d rather not run past an active gunfight without knowing how big or how bad it is. Just want to get some eyes on the situation, then, if it doesn’t look like we need to worry, we skedaddle. Is that </w:t>
       </w:r>
       <w:r>
@@ -32901,7 +33493,11 @@
     </w:p>
     <w:p>
       <w:r>
-        <w:t>She leaned over to take several more shots. A single bullet tore through her forearm, forcing Mayumi to the ground, only for the officer responsible to be slain where he stood by the strange woman, who had taken advantage of the chaos to reposition. His partner, now aware she was outnumbered, retreated to a position that gave her cover from both assailants, but, by that point, Jackson had fallen back along the monorail to get a clear shot, and he easily dispatched the target with a single shot to the head.</w:t>
+        <w:t xml:space="preserve">She leaned over to take several more shots. A single bullet tore through her forearm, forcing Mayumi to the ground, only for the officer responsible to be slain where he stood by the strange woman, who had taken advantage of the chaos to reposition. His partner, now aware she was outnumbered, retreated to a position that gave her cover from both assailants, but, by that </w:t>
+      </w:r>
+      <w:r>
+        <w:lastRenderedPageBreak/>
+        <w:t>point, Jackson had fallen back along the monorail to get a clear shot, and he easily dispatched the target with a single shot to the head.</w:t>
       </w:r>
     </w:p>
     <w:p>
@@ -32951,6 +33547,7 @@
     </w:p>
     <w:p>
       <w:r>
+        <w:lastRenderedPageBreak/>
         <w:t>“True, but if you had to compromise our position, I’d have hoped your accuracy might be better. How’s your arm? Or your legs, for that matter?”</w:t>
       </w:r>
     </w:p>
@@ -33032,6 +33629,7 @@
     </w:p>
     <w:p>
       <w:r>
+        <w:lastRenderedPageBreak/>
         <w:t>“No, no, I get it. Totally get it. Operations security, and all that,” Mayumi said. She took one look at Jackson, who nodded in approval, before continuing. “Can’t hurt to tell you who we are, though. We’re here on business for the Peregrines – what’s left of them, anyway. You ever heard of us?”</w:t>
       </w:r>
     </w:p>
@@ -33109,6 +33707,7 @@
     </w:p>
     <w:p>
       <w:r>
+        <w:lastRenderedPageBreak/>
         <w:t>A handful of insect-like drones patrolled the islet, each the size of a small car. One of them descended to meet them, shining a spotlight on the pair. Mayumi and Jackson held up their hands to shield their eyes, and felt its rotors blowing their hair about.</w:t>
       </w:r>
     </w:p>
@@ -33164,6 +33763,7 @@
     </w:p>
     <w:p>
       <w:r>
+        <w:lastRenderedPageBreak/>
         <w:t>“I am glad to see my son returned to me,” the old man said. “Though the violence that seems to have followed him is…regrettable. Pray tell, my son – who is this stranger you’ve brought to my door?”</w:t>
       </w:r>
     </w:p>
@@ -33237,6 +33837,7 @@
       </w:pPr>
       <w:bookmarkStart w:id="15" w:name="_Toc175682343"/>
       <w:r>
+        <w:lastRenderedPageBreak/>
         <w:t>Chapter 7 – The Histories</w:t>
       </w:r>
       <w:bookmarkEnd w:id="15"/>
@@ -33332,6 +33933,7 @@
     </w:p>
     <w:p>
       <w:r>
+        <w:lastRenderedPageBreak/>
         <w:t>“Curious, but we should not waste time thinking about it. We should get moving. Are you well enough to continue our journey?”</w:t>
       </w:r>
     </w:p>
@@ -33397,7 +33999,11 @@
     </w:p>
     <w:p>
       <w:r>
-        <w:t>Ian considered what she’d said. There certainly was a suspicious quality to the whole incident. Perhaps they truly had been mistaken for a Peregrine ship or some other enemies of the state, or perhaps they’d accidentally violated some manner of no-fly zone. Whatever the case, the train seemed like a viable and attractive option, especially given that they’d finally be able to get some sleep after a whole day of travel.</w:t>
+        <w:t xml:space="preserve">Ian considered what she’d said. There certainly was a suspicious quality to the whole incident. Perhaps they truly had been mistaken for a Peregrine ship or some other enemies of the state, or perhaps they’d accidentally violated some manner of no-fly zone. Whatever the case, the </w:t>
+      </w:r>
+      <w:r>
+        <w:lastRenderedPageBreak/>
+        <w:t>train seemed like a viable and attractive option, especially given that they’d finally be able to get some sleep after a whole day of travel.</w:t>
       </w:r>
     </w:p>
     <w:p>
@@ -33485,6 +34091,7 @@
     </w:p>
     <w:p>
       <w:r>
+        <w:lastRenderedPageBreak/>
         <w:t>“You’re religious, then?” Ian asked.</w:t>
       </w:r>
     </w:p>
@@ -33578,6 +34185,7 @@
     </w:p>
     <w:p>
       <w:r>
+        <w:lastRenderedPageBreak/>
         <w:t>“We’re almost there.”</w:t>
       </w:r>
     </w:p>
@@ -33639,7 +34247,11 @@
     </w:p>
     <w:p>
       <w:r>
-        <w:t>“We’re through the shield,” Ian noted. “Didn’t even have to slow down, from the feel of it. If you’ll allow me some speculation, I’d wager the barrier is calibrated to a rather low sensitivity. Given that this train wasn’t big or fast enough to trigger it, you must only use the barrier for heavy artillery and missiles, relying on other defenses to stop the rest. Keeps the power consumption down, too, which I’m sure is already immense for a shield of this size.”</w:t>
+        <w:t xml:space="preserve">“We’re through the shield,” Ian noted. “Didn’t even have to slow down, from the feel of it. If you’ll allow me some speculation, I’d wager the barrier is calibrated to a rather low sensitivity. Given that this train wasn’t big or fast enough to trigger it, you must only use the </w:t>
+      </w:r>
+      <w:r>
+        <w:lastRenderedPageBreak/>
+        <w:t>barrier for heavy artillery and missiles, relying on other defenses to stop the rest. Keeps the power consumption down, too, which I’m sure is already immense for a shield of this size.”</w:t>
       </w:r>
     </w:p>
     <w:p>
@@ -33694,7 +34306,11 @@
     </w:p>
     <w:p>
       <w:r>
-        <w:t>“Well…welcome to Geneva,” Charlotte said, gesturing all around them. Ian followed her hand with his gaze. While he didn’t know to what extent the city had been damaged during the storms, it was clear that whatever wounds were inflicted had long since healed, just as well as the Directorate’s own megacities. Everything looked the same as the old-world photographs Ian had seen before, save for a few towers that now dotted the skyline. One particularly large building caught his eye, a large, marble-white spire with great glass panes that displayed its inner workings and a great statue of an angel adorning the top.</w:t>
+        <w:t xml:space="preserve">“Well…welcome to Geneva,” Charlotte said, gesturing all around them. Ian followed her hand with his gaze. While he didn’t know to what extent the city had been damaged during the storms, it was clear that whatever wounds were inflicted had long since healed, just as well as the Directorate’s own megacities. Everything looked the same as the old-world photographs Ian had </w:t>
+      </w:r>
+      <w:r>
+        <w:lastRenderedPageBreak/>
+        <w:t>seen before, save for a few towers that now dotted the skyline. One particularly large building caught his eye, a large, marble-white spire with great glass panes that displayed its inner workings and a great statue of an angel adorning the top.</w:t>
       </w:r>
     </w:p>
     <w:p>
@@ -33795,6 +34411,7 @@
     </w:p>
     <w:p>
       <w:r>
+        <w:lastRenderedPageBreak/>
         <w:t>“Glad to hear it,” Ian said.</w:t>
       </w:r>
     </w:p>
@@ -33880,6 +34497,7 @@
     </w:p>
     <w:p>
       <w:r>
+        <w:lastRenderedPageBreak/>
         <w:t>Suddenly, he heard a knock on the door. It was a soft, gentle rapping, which led Ian to expect Charlotte had returned, and yet, when he opened the door, he was greeted by a figure noticeably shorter than he expected.</w:t>
       </w:r>
     </w:p>
@@ -33945,6 +34563,7 @@
     </w:p>
     <w:p>
       <w:r>
+        <w:lastRenderedPageBreak/>
         <w:t>“I guess everyone has their preferences. Most folks I know like their native tongue best, so I’m not surprised Charlotte’s the same way.”</w:t>
       </w:r>
     </w:p>
@@ -34023,6 +34642,7 @@
     </w:p>
     <w:p>
       <w:r>
+        <w:lastRenderedPageBreak/>
         <w:t>“Indeed! I look forward to it. I’m sure a woman of your profession has a carefully-planned agenda for the night.”</w:t>
       </w:r>
     </w:p>
@@ -34078,6 +34698,7 @@
     </w:p>
     <w:p>
       <w:r>
+        <w:lastRenderedPageBreak/>
         <w:t>“So,” Charlotte opened up in between bites of steak. “These friends of yours you’re looking for, what are they like? I imagine they’re good people if you want so badly to go back to them.”</w:t>
       </w:r>
     </w:p>
@@ -34148,6 +34769,7 @@
     </w:p>
     <w:p>
       <w:r>
+        <w:lastRenderedPageBreak/>
         <w:t>“Not really. I do military training, same as the other kids my age. It’s supposed to instill discipline. Sometimes they take us along on low-risk missions so we can learn on the job and see the world at the same time, a duty I’m happy to carry out.”</w:t>
       </w:r>
     </w:p>
@@ -34213,7 +34835,11 @@
     </w:p>
     <w:p>
       <w:r>
-        <w:t>Ian looked between Charlotte and Emma. He still wasn’t sure whether they could be trusted. The elder sister, at least, almost certainly knew more than she let on – understandable, given the nature of her job, and the younger, while most likely earnest in her convictions, was still a child, and thus unreliable.</w:t>
+        <w:t xml:space="preserve">Ian looked between Charlotte and Emma. He still wasn’t sure whether they could be trusted. The elder sister, at least, almost certainly knew more than she let on – understandable, </w:t>
+      </w:r>
+      <w:r>
+        <w:lastRenderedPageBreak/>
+        <w:t>given the nature of her job, and the younger, while most likely earnest in her convictions, was still a child, and thus unreliable.</w:t>
       </w:r>
     </w:p>
     <w:p>
@@ -34261,6 +34887,7 @@
       </w:pPr>
       <w:bookmarkStart w:id="16" w:name="_Toc175682344"/>
       <w:r>
+        <w:lastRenderedPageBreak/>
         <w:t>Chapter 8 – Tying the Knot</w:t>
       </w:r>
       <w:bookmarkEnd w:id="16"/>
@@ -34371,6 +34998,7 @@
     </w:p>
     <w:p>
       <w:r>
+        <w:lastRenderedPageBreak/>
         <w:t>Cassandra shrugged. “Pretty far-fetched, but we do need to be ready for a trap, just in case.”</w:t>
       </w:r>
     </w:p>
@@ -34446,6 +35074,7 @@
     </w:p>
     <w:p>
       <w:r>
+        <w:lastRenderedPageBreak/>
         <w:t>“Meaning there’s actually, really, truly time to relax. To have some fun.” Mayumi winked at Cassandra.</w:t>
       </w:r>
     </w:p>
@@ -34561,6 +35190,7 @@
     </w:p>
     <w:p>
       <w:r>
+        <w:lastRenderedPageBreak/>
         <w:t>“We do,” Eirene nodded, entirely unaware of what Mayumi meant by “for real.”</w:t>
       </w:r>
     </w:p>
@@ -34635,6 +35265,7 @@
     </w:p>
     <w:p>
       <w:r>
+        <w:lastRenderedPageBreak/>
         <w:t>“Thank you,” Eirene replied, beaming. “And that’s a cute, ah…everything.” She gestured broadly towards Cassandra, who smiled.</w:t>
       </w:r>
     </w:p>
@@ -34685,6 +35316,7 @@
     </w:p>
     <w:p>
       <w:r>
+        <w:lastRenderedPageBreak/>
         <w:t>“A troop carrier,” Eirene explained, detecting the new object of Cassandra’s attention. “A big one, too. Haven’t seen one that size since I flew for the Guard.”</w:t>
       </w:r>
     </w:p>
@@ -34773,7 +35405,11 @@
     </w:p>
     <w:p>
       <w:r>
-        <w:t xml:space="preserve">The conference room at Bright Lighthouse was a spacious area, with three of its four walls made from glass to grant any occupants a scenic view of the gulf. At the center was a lacquered wood table at which Mayumi sat alone. She idly twirled a pen and waited for company to arrive. </w:t>
+        <w:t xml:space="preserve">The conference room at Bright Lighthouse was a spacious area, with three of its four walls made from glass to grant any occupants a scenic view of the gulf. At the center was a </w:t>
+      </w:r>
+      <w:r>
+        <w:lastRenderedPageBreak/>
+        <w:t xml:space="preserve">lacquered wood table at which Mayumi sat alone. She idly twirled a pen and waited for company to arrive. </w:t>
       </w:r>
     </w:p>
     <w:p>
@@ -34853,7 +35489,11 @@
     </w:p>
     <w:p>
       <w:r>
-        <w:t>Violently, Mayumi stood up and started pacing back and forth. “You know what? Yeah!” she declared. “Yeah, if anyone died that night, it should have been me. I don’t have any family left, so it’s not like anybody’s going to be too torn up if I bite it. Alex and Eirene might be sad for a while, but they have each other. They don’t need me.”</w:t>
+        <w:t xml:space="preserve">Violently, Mayumi stood up and started pacing back and forth. “You know what? Yeah!” she declared. “Yeah, if anyone died that night, it should have been me. I don’t have any family </w:t>
+      </w:r>
+      <w:r>
+        <w:lastRenderedPageBreak/>
+        <w:t>left, so it’s not like anybody’s going to be too torn up if I bite it. Alex and Eirene might be sad for a while, but they have each other. They don’t need me.”</w:t>
       </w:r>
     </w:p>
     <w:p>
@@ -34958,7 +35598,11 @@
     </w:p>
     <w:p>
       <w:r>
-        <w:t xml:space="preserve">“I never had much going for me as a kid. A Migrant ship doesn’t exactly offer a lot of opportunities for career advancement, unless you strike out on your own, and I loved my parents too much to do that. Didn’t really mind, though. Making them proud was all I lived for, and they were plenty proud of me, as long as I did my part to keep the </w:t>
+        <w:t xml:space="preserve">“I never had much going for me as a kid. A Migrant ship doesn’t exactly offer a lot of opportunities for career advancement, unless you strike out on your own, and I loved my parents too much to do that. Didn’t really mind, though. Making them proud was all I lived for, and they </w:t>
+      </w:r>
+      <w:r>
+        <w:lastRenderedPageBreak/>
+        <w:t xml:space="preserve">were plenty proud of me, as long as I did my part to keep the </w:t>
       </w:r>
       <w:r>
         <w:rPr>
@@ -35036,6 +35680,7 @@
     </w:p>
     <w:p>
       <w:r>
+        <w:lastRenderedPageBreak/>
         <w:t xml:space="preserve">“But you </w:t>
       </w:r>
       <w:r>

--- a/backup.docx
+++ b/backup.docx
@@ -13,199 +13,7 @@
         <w:rPr>
           <w:lang w:eastAsia="ja-JP"/>
         </w:rPr>
-        <w:t>The thin man at the wheel, the one who had nearly launched her out of her seat, was her twin brother, Elias. In the years since they’d last met, she had forgotten what it was like to ride with him, as much as he insisted that he was in control at all times.</w:t>
-      </w:r>
-    </w:p>
-    <w:p>
-      <w:pPr>
-        <w:rPr>
-          <w:lang w:eastAsia="ja-JP"/>
-        </w:rPr>
-      </w:pPr>
-      <w:r>
-        <w:rPr>
-          <w:lang w:eastAsia="ja-JP"/>
-        </w:rPr>
-        <w:t xml:space="preserve">“Aha, we’re here! Go ahead and get out, little sis. I’ll talk to the valet,” Elias said in Mandarin, adjusting his spectacles. </w:t>
-      </w:r>
-    </w:p>
-    <w:p>
-      <w:pPr>
-        <w:rPr>
-          <w:lang w:eastAsia="ja-JP"/>
-        </w:rPr>
-      </w:pPr>
-      <w:r>
-        <w:rPr>
-          <w:lang w:eastAsia="ja-JP"/>
-        </w:rPr>
-        <w:t>“I’m driving next time,” Cassandra replied.</w:t>
-      </w:r>
-    </w:p>
-    <w:p>
-      <w:pPr>
-        <w:rPr>
-          <w:lang w:eastAsia="ja-JP"/>
-        </w:rPr>
-      </w:pPr>
-      <w:r>
-        <w:rPr>
-          <w:lang w:eastAsia="ja-JP"/>
-        </w:rPr>
-        <w:t>“Is there going to be a next time? I thought you’ll be heading straight to your hotel with mother after this. Not that I wouldn’t be happy to treat you at another restaurant, haha. You barely ate anything tonight.”</w:t>
-      </w:r>
-    </w:p>
-    <w:p>
-      <w:pPr>
-        <w:rPr>
-          <w:lang w:eastAsia="ja-JP"/>
-        </w:rPr>
-      </w:pPr>
-      <w:r>
-        <w:rPr>
-          <w:lang w:eastAsia="ja-JP"/>
-        </w:rPr>
-        <w:t>“You say that like I’ll never see you again. We live in different countries, not on different planets.”</w:t>
-      </w:r>
-    </w:p>
-    <w:p>
-      <w:pPr>
-        <w:rPr>
-          <w:lang w:eastAsia="ja-JP"/>
-        </w:rPr>
-      </w:pPr>
-      <w:r>
-        <w:rPr>
-          <w:lang w:eastAsia="ja-JP"/>
-        </w:rPr>
-        <w:t>“True enough! Maybe I can come visit you and mother in Montreal, then.”</w:t>
-      </w:r>
-    </w:p>
-    <w:p>
-      <w:pPr>
-        <w:rPr>
-          <w:lang w:eastAsia="ja-JP"/>
-        </w:rPr>
-      </w:pPr>
-      <w:r>
-        <w:rPr>
-          <w:lang w:eastAsia="ja-JP"/>
-        </w:rPr>
-        <w:t>“I’m sure she’d love to see you,” Cassandra said, lying through her teeth. The truth was that she had no idea what would happen when Elias and Shufen met again after five long years. Her sibling had always been the rebellious sort, and leaving the company to start a restaurant only further estranged him. Last she’d heard, the business was doing well.</w:t>
-      </w:r>
-    </w:p>
-    <w:p>
-      <w:pPr>
-        <w:rPr>
-          <w:lang w:eastAsia="ja-JP"/>
-        </w:rPr>
-      </w:pPr>
-      <w:r>
-        <w:rPr>
-          <w:lang w:eastAsia="ja-JP"/>
-        </w:rPr>
-        <w:t xml:space="preserve">After leaving the valet with a healthy tip, the twins walked past rows of poplars to the convention center’s main gate, where their mother was already waiting for them. Much like Cassandra, she was dressed in an amaranthine qipao, both of them standing in stark contrast to Elias’ plain black suit. </w:t>
-      </w:r>
-    </w:p>
-    <w:p>
-      <w:pPr>
-        <w:rPr>
-          <w:lang w:eastAsia="ja-JP"/>
-        </w:rPr>
-      </w:pPr>
-    </w:p>
-    <w:p>
-      <w:pPr>
-        <w:rPr>
-          <w:lang w:eastAsia="ja-JP"/>
-        </w:rPr>
-      </w:pPr>
-    </w:p>
-    <w:p>
-      <w:pPr>
-        <w:rPr>
-          <w:lang w:eastAsia="ja-JP"/>
-        </w:rPr>
-      </w:pPr>
-    </w:p>
-    <w:p>
-      <w:pPr>
-        <w:rPr>
-          <w:lang w:eastAsia="ja-JP"/>
-        </w:rPr>
-      </w:pPr>
-    </w:p>
-    <w:p>
-      <w:pPr>
-        <w:rPr>
-          <w:lang w:eastAsia="ja-JP"/>
-        </w:rPr>
-      </w:pPr>
-    </w:p>
-    <w:p>
-      <w:pPr>
-        <w:rPr>
-          <w:lang w:eastAsia="ja-JP"/>
-        </w:rPr>
-      </w:pPr>
-      <w:r>
-        <w:rPr>
-          <w:lang w:eastAsia="ja-JP"/>
-        </w:rPr>
-        <w:lastRenderedPageBreak/>
-        <w:t xml:space="preserve">The conference was being held in the Wings of Manhattan, buildings so named for their distinctly avian shape that stretched out over the harbor. From the great windows of the exhibition hall, Cassandra could see ships sailing by to unload whatever goods they had brought from distant lands, while hundreds of guests mingled behind her in anticipation of the night’s main event. </w:t>
-      </w:r>
-    </w:p>
-    <w:p>
-      <w:pPr>
-        <w:rPr>
-          <w:lang w:eastAsia="ja-JP"/>
-        </w:rPr>
-      </w:pPr>
-      <w:r>
-        <w:rPr>
-          <w:lang w:eastAsia="ja-JP"/>
-        </w:rPr>
-        <w:t xml:space="preserve">It was on the fringes of this crowd that Cassandra soon found familiar duo engaged in conversation, both carrying drinks from the cocktail bar. One was her new friend, Akiko, and the other was a scruffy-looking young man she might charitably describe as an acquaintance, one Jackson Fairchild. As Marcus’ son, he had graciously volunteered to represent the Montreal branch’s research team at the conference whilst his father was otherwise occupied. </w:t>
-      </w:r>
-    </w:p>
-    <w:p>
-      <w:pPr>
-        <w:rPr>
-          <w:lang w:eastAsia="ja-JP"/>
-        </w:rPr>
-      </w:pPr>
-      <w:r>
-        <w:rPr>
-          <w:lang w:eastAsia="ja-JP"/>
-        </w:rPr>
-        <w:t>“And look who we have here,” Jackson said with a tipsy swagger as soon as Cassandra caught his eye. “One of my father’s newest playthings.”</w:t>
-      </w:r>
-    </w:p>
-    <w:p>
-      <w:pPr>
-        <w:rPr>
-          <w:lang w:eastAsia="ja-JP"/>
-        </w:rPr>
-      </w:pPr>
-      <w:r>
-        <w:rPr>
-          <w:lang w:eastAsia="ja-JP"/>
-        </w:rPr>
-        <w:t xml:space="preserve">“And here’s his lapdog, finally let out of the house,” Cassandra teased back. </w:t>
-      </w:r>
-    </w:p>
-    <w:p>
-      <w:pPr>
-        <w:rPr>
-          <w:lang w:eastAsia="ja-JP"/>
-        </w:rPr>
-      </w:pPr>
-      <w:r>
-        <w:rPr>
-          <w:lang w:eastAsia="ja-JP"/>
-        </w:rPr>
-        <w:t xml:space="preserve">“If that’s what you call having the honor of standing in for him at this prestigious event, then yes. </w:t>
+        <w:t>Cassandra hung her arm out the side of the speeding convertible, feeling the evening breeze against her skin. As the city lights flew by, she closed her eyes and swayed in time with the kitschy pop music</w:t>
       </w:r>
       <w:r>
         <w:rPr>
@@ -213,7 +21,217 @@
           <w:iCs/>
           <w:lang w:eastAsia="ja-JP"/>
         </w:rPr>
-        <w:t>Bark</w:t>
+        <w:t xml:space="preserve"> </w:t>
+      </w:r>
+      <w:r>
+        <w:rPr>
+          <w:lang w:eastAsia="ja-JP"/>
+        </w:rPr>
+        <w:t>on the radio, up until the vehicle came to a stop more abruptly than she would have liked.</w:t>
+      </w:r>
+    </w:p>
+    <w:p>
+      <w:pPr>
+        <w:rPr>
+          <w:lang w:eastAsia="ja-JP"/>
+        </w:rPr>
+      </w:pPr>
+      <w:r>
+        <w:rPr>
+          <w:lang w:eastAsia="ja-JP"/>
+        </w:rPr>
+        <w:t>The thin man at the wheel, the one who had nearly launched her out of her seat, was her twin brother, Elias. In the years since they’d last met, she had forgotten what it was like to ride with him, as much as he insisted that he was in control at all times.</w:t>
+      </w:r>
+    </w:p>
+    <w:p>
+      <w:pPr>
+        <w:rPr>
+          <w:lang w:eastAsia="ja-JP"/>
+        </w:rPr>
+      </w:pPr>
+      <w:r>
+        <w:rPr>
+          <w:lang w:eastAsia="ja-JP"/>
+        </w:rPr>
+        <w:t xml:space="preserve">“Aha, we’re here! Go ahead and get out, little sis. I’ll talk to the valet,” Elias said in Mandarin, adjusting his spectacles. </w:t>
+      </w:r>
+    </w:p>
+    <w:p>
+      <w:pPr>
+        <w:rPr>
+          <w:lang w:eastAsia="ja-JP"/>
+        </w:rPr>
+      </w:pPr>
+      <w:r>
+        <w:rPr>
+          <w:lang w:eastAsia="ja-JP"/>
+        </w:rPr>
+        <w:t>“I’m driving next time,” Cassandra replied.</w:t>
+      </w:r>
+    </w:p>
+    <w:p>
+      <w:pPr>
+        <w:rPr>
+          <w:lang w:eastAsia="ja-JP"/>
+        </w:rPr>
+      </w:pPr>
+      <w:r>
+        <w:rPr>
+          <w:lang w:eastAsia="ja-JP"/>
+        </w:rPr>
+        <w:t>“Is there going to be a next time? I thought you’ll be heading straight to your hotel with mother after this. Not that I wouldn’t be happy to treat you at another restaurant, haha. You barely ate anything tonight.”</w:t>
+      </w:r>
+    </w:p>
+    <w:p>
+      <w:pPr>
+        <w:rPr>
+          <w:lang w:eastAsia="ja-JP"/>
+        </w:rPr>
+      </w:pPr>
+      <w:r>
+        <w:rPr>
+          <w:lang w:eastAsia="ja-JP"/>
+        </w:rPr>
+        <w:t>“You say that like I’ll never see you again. We live in different countries, not on different planets.”</w:t>
+      </w:r>
+    </w:p>
+    <w:p>
+      <w:pPr>
+        <w:rPr>
+          <w:lang w:eastAsia="ja-JP"/>
+        </w:rPr>
+      </w:pPr>
+      <w:r>
+        <w:rPr>
+          <w:lang w:eastAsia="ja-JP"/>
+        </w:rPr>
+        <w:t>“True enough! Maybe I can come visit you and mother in Montreal, then.”</w:t>
+      </w:r>
+    </w:p>
+    <w:p>
+      <w:pPr>
+        <w:rPr>
+          <w:lang w:eastAsia="ja-JP"/>
+        </w:rPr>
+      </w:pPr>
+      <w:r>
+        <w:rPr>
+          <w:lang w:eastAsia="ja-JP"/>
+        </w:rPr>
+        <w:t>“I’m sure she’d love to see you,” Cassandra said, lying through her teeth. The truth was that she had no idea what would happen when Elias and Shufen met again after five long years. Her sibling had always been the rebellious sort, and leaving the company to start a restaurant only further estranged him. Last she’d heard, the business was doing well.</w:t>
+      </w:r>
+    </w:p>
+    <w:p>
+      <w:pPr>
+        <w:rPr>
+          <w:lang w:eastAsia="ja-JP"/>
+        </w:rPr>
+      </w:pPr>
+      <w:r>
+        <w:rPr>
+          <w:lang w:eastAsia="ja-JP"/>
+        </w:rPr>
+        <w:t xml:space="preserve">After leaving the valet with a healthy tip, the twins walked past rows of poplars to the convention center’s main gate, where their mother was already waiting for them. Much like Cassandra, she was dressed in an amaranthine qipao, both of them standing in stark contrast to Elias’ plain black suit. </w:t>
+      </w:r>
+    </w:p>
+    <w:p>
+      <w:pPr>
+        <w:rPr>
+          <w:lang w:eastAsia="ja-JP"/>
+        </w:rPr>
+      </w:pPr>
+    </w:p>
+    <w:p>
+      <w:pPr>
+        <w:rPr>
+          <w:lang w:eastAsia="ja-JP"/>
+        </w:rPr>
+      </w:pPr>
+    </w:p>
+    <w:p>
+      <w:pPr>
+        <w:rPr>
+          <w:lang w:eastAsia="ja-JP"/>
+        </w:rPr>
+      </w:pPr>
+    </w:p>
+    <w:p>
+      <w:pPr>
+        <w:rPr>
+          <w:lang w:eastAsia="ja-JP"/>
+        </w:rPr>
+      </w:pPr>
+    </w:p>
+    <w:p>
+      <w:pPr>
+        <w:rPr>
+          <w:lang w:eastAsia="ja-JP"/>
+        </w:rPr>
+      </w:pPr>
+    </w:p>
+    <w:p>
+      <w:pPr>
+        <w:rPr>
+          <w:lang w:eastAsia="ja-JP"/>
+        </w:rPr>
+      </w:pPr>
+      <w:r>
+        <w:rPr>
+          <w:lang w:eastAsia="ja-JP"/>
+        </w:rPr>
+        <w:t xml:space="preserve">The conference was being held in the Wings of Manhattan, buildings so named for their distinctly avian shape that stretched out over the harbor. From the great windows of the exhibition hall, Cassandra could see ships sailing by to unload whatever goods they had brought from distant lands, while hundreds of guests mingled behind her in anticipation of the night’s main event. </w:t>
+      </w:r>
+    </w:p>
+    <w:p>
+      <w:pPr>
+        <w:rPr>
+          <w:lang w:eastAsia="ja-JP"/>
+        </w:rPr>
+      </w:pPr>
+      <w:r>
+        <w:rPr>
+          <w:lang w:eastAsia="ja-JP"/>
+        </w:rPr>
+        <w:t xml:space="preserve">It was on the fringes of this crowd that Cassandra soon found familiar duo engaged in conversation, both carrying drinks from the cocktail bar. One was her new friend, Akiko, and the other was a scruffy-looking young man she might charitably describe as an acquaintance, one Jackson Fairchild. As Marcus’ son, he had graciously volunteered to represent the Montreal branch’s research team at the conference whilst his father was otherwise occupied. </w:t>
+      </w:r>
+    </w:p>
+    <w:p>
+      <w:pPr>
+        <w:rPr>
+          <w:lang w:eastAsia="ja-JP"/>
+        </w:rPr>
+      </w:pPr>
+      <w:r>
+        <w:rPr>
+          <w:lang w:eastAsia="ja-JP"/>
+        </w:rPr>
+        <w:t>“And look who we have here,” Jackson said with a tipsy swagger as soon as Cassandra caught his eye. “One of my father’s newest playthings.”</w:t>
+      </w:r>
+    </w:p>
+    <w:p>
+      <w:pPr>
+        <w:rPr>
+          <w:lang w:eastAsia="ja-JP"/>
+        </w:rPr>
+      </w:pPr>
+      <w:r>
+        <w:rPr>
+          <w:lang w:eastAsia="ja-JP"/>
+        </w:rPr>
+        <w:t xml:space="preserve">“And here’s his lapdog, finally let out of the house,” Cassandra teased back. </w:t>
+      </w:r>
+    </w:p>
+    <w:p>
+      <w:pPr>
+        <w:rPr>
+          <w:lang w:eastAsia="ja-JP"/>
+        </w:rPr>
+      </w:pPr>
+      <w:r>
+        <w:rPr>
+          <w:lang w:eastAsia="ja-JP"/>
+        </w:rPr>
+        <w:t xml:space="preserve">“If that’s what you call having the honor of standing in for him at this prestigious event, then yes. </w:t>
       </w:r>
       <w:r>
         <w:rPr>
@@ -221,7 +239,7 @@
           <w:iCs/>
           <w:lang w:eastAsia="ja-JP"/>
         </w:rPr>
-        <w:t>,</w:t>
+        <w:t>Bark</w:t>
       </w:r>
       <w:r>
         <w:rPr>
@@ -229,6 +247,14 @@
           <w:iCs/>
           <w:lang w:eastAsia="ja-JP"/>
         </w:rPr>
+        <w:t>,</w:t>
+      </w:r>
+      <w:r>
+        <w:rPr>
+          <w:i/>
+          <w:iCs/>
+          <w:lang w:eastAsia="ja-JP"/>
+        </w:rPr>
         <w:t xml:space="preserve"> bark</w:t>
       </w:r>
       <w:r>
@@ -326,7 +352,6 @@
         <w:rPr>
           <w:lang w:eastAsia="ja-JP"/>
         </w:rPr>
-        <w:lastRenderedPageBreak/>
         <w:t>“That decision wasn’t up to me,” Cassandra replied, looking sheepish.</w:t>
       </w:r>
     </w:p>
@@ -620,14 +645,7 @@
         <w:rPr>
           <w:lang w:eastAsia="ja-JP"/>
         </w:rPr>
-        <w:t xml:space="preserve">“Fortunately, the Montreal campus has a chance to redeem itself. This, my friends, is what we call the mnemonic matrix. At the intersection of neuroscience and computer engineering, Dr. Marcus Fairchild, who was unfortunately unable to attend tonight, has built a </w:t>
-      </w:r>
-      <w:r>
-        <w:rPr>
-          <w:lang w:eastAsia="ja-JP"/>
-        </w:rPr>
-        <w:lastRenderedPageBreak/>
-        <w:t xml:space="preserve">device able to both read </w:t>
+        <w:t xml:space="preserve">“Fortunately, the Montreal campus has a chance to redeem itself. This, my friends, is what we call the mnemonic matrix. At the intersection of neuroscience and computer engineering, Dr. Marcus Fairchild, who was unfortunately unable to attend tonight, has built a device able to both read </w:t>
       </w:r>
       <w:r>
         <w:rPr>
@@ -1098,7 +1116,6 @@
           <w:shd w:val="clear" w:color="auto" w:fill="FFFFFF"/>
           <w:lang w:eastAsia="ja-JP"/>
         </w:rPr>
-        <w:lastRenderedPageBreak/>
         <w:t>Chapter 1 –</w:t>
       </w:r>
       <w:r>
@@ -1173,7 +1190,6 @@
     </w:p>
     <w:p>
       <w:r>
-        <w:lastRenderedPageBreak/>
         <w:t>“I promise you, sir, I wasn’t part of the riot,” she said, her voice full of politeness she hoped would pass as genuine. “You’ve seen my ID; you know I’m with Aleph Null. If the card’s not enough, you can ask Dr. Fairchild yourself. Akiko Miura. He’ll vouch for me.”</w:t>
       </w:r>
     </w:p>
@@ -1269,11 +1285,7 @@
     </w:p>
     <w:p>
       <w:r>
-        <w:t xml:space="preserve">“I see.” The officer leaned back in his chair and stretched his neck. “Alright, here’s the deal, Ms. Miura. While I don’t see any reason to detain you any further, I can’t just let you go </w:t>
-      </w:r>
-      <w:r>
-        <w:lastRenderedPageBreak/>
-        <w:t>until I file to have you released and the paperwork clears. Given the current state of affairs, that will take longer than usual.”</w:t>
+        <w:t>“I see.” The officer leaned back in his chair and stretched his neck. “Alright, here’s the deal, Ms. Miura. While I don’t see any reason to detain you any further, I can’t just let you go until I file to have you released and the paperwork clears. Given the current state of affairs, that will take longer than usual.”</w:t>
       </w:r>
     </w:p>
     <w:p>
@@ -1338,7 +1350,6 @@
     </w:p>
     <w:p>
       <w:r>
-        <w:lastRenderedPageBreak/>
         <w:t>Akiko wanted to remind him that she was twenty-seven years old, but she begrudgingly bit her tongue. “The guy who questioned me said that ten percent of detainees were from our company,” was all she said.</w:t>
       </w:r>
     </w:p>
@@ -1384,11 +1395,7 @@
     </w:p>
     <w:p>
       <w:r>
-        <w:t xml:space="preserve">“Hah, don’t worry about it. As for the trip, other than the riot and having to get strip searched to enter the airport, it’s been just peachy.” The girl cracked a disarming smile and </w:t>
-      </w:r>
-      <w:r>
-        <w:lastRenderedPageBreak/>
-        <w:t xml:space="preserve">tossed the apple she was holding into the air, catching it with the same hand as it fell back down before taking a bite. </w:t>
+        <w:t xml:space="preserve">“Hah, don’t worry about it. As for the trip, other than the riot and having to get strip searched to enter the airport, it’s been just peachy.” The girl cracked a disarming smile and tossed the apple she was holding into the air, catching it with the same hand as it fell back down before taking a bite. </w:t>
       </w:r>
     </w:p>
     <w:p>
@@ -1477,7 +1484,6 @@
         <w:jc w:val="center"/>
       </w:pPr>
       <w:r>
-        <w:lastRenderedPageBreak/>
         <w:t>*</w:t>
       </w:r>
       <w:r>
@@ -1556,7 +1562,6 @@
     </w:p>
     <w:p>
       <w:r>
-        <w:lastRenderedPageBreak/>
         <w:t>“It’s not the radio I’m worried about. Given that three systems all died at once, it could be a problem with the power supply, or something, and you’d need someone with way more experience than me to fix that kind of mess. I’ll take a look, but, like, no promises.”</w:t>
       </w:r>
     </w:p>
@@ -1634,7 +1639,6 @@
     </w:p>
     <w:p>
       <w:r>
-        <w:lastRenderedPageBreak/>
         <w:t xml:space="preserve">As Cassandra circled around the console, Akiko got a good look at her for the second time. Between the two of them, the other girl was taller by about half a head, with long legs and a slender build. Akiko even picked up a hint of vanilla perfume, which was a welcome change from the odors that had assailed her up until that point. </w:t>
       </w:r>
     </w:p>
@@ -1715,7 +1719,6 @@
     </w:p>
     <w:p>
       <w:r>
-        <w:lastRenderedPageBreak/>
         <w:t>Akiko peered deeper into the guts of the radio console. She was no mechanic, but she didn’t need to be to spot what was wrong.</w:t>
       </w:r>
     </w:p>
@@ -1818,11 +1821,7 @@
     </w:p>
     <w:p>
       <w:r>
-        <w:t xml:space="preserve">Akiko had seen airships boarded before. It was a complicated affair to land a shuttle aboard an uncooperative vessel, but the threat of being shot down was usually quite convincing. After that, it was simply a matter of matching speeds so that the ‘visitors’ could dock and take </w:t>
-      </w:r>
-      <w:r>
-        <w:lastRenderedPageBreak/>
-        <w:t>what they pleased. Such operations had been almost routine when she lived aboard her family’s fleet.</w:t>
+        <w:t>Akiko had seen airships boarded before. It was a complicated affair to land a shuttle aboard an uncooperative vessel, but the threat of being shot down was usually quite convincing. After that, it was simply a matter of matching speeds so that the ‘visitors’ could dock and take what they pleased. Such operations had been almost routine when she lived aboard her family’s fleet.</w:t>
       </w:r>
     </w:p>
     <w:p>
@@ -1912,7 +1911,6 @@
     </w:p>
     <w:p>
       <w:r>
-        <w:lastRenderedPageBreak/>
         <w:t>Lancaster ignored her and stepped back, letting the tension in the room fall to a low simmer. After a pregnant pause, the chairman turned to Akiko, of all people, and spoke.</w:t>
       </w:r>
     </w:p>
@@ -1988,7 +1986,6 @@
     </w:p>
     <w:p>
       <w:r>
-        <w:lastRenderedPageBreak/>
         <w:t>“Because we dug into what you were actually buying. Enormous quantities of deuterated Psyactizine, carbon nanotubes, a ‘hospital’ in the outskirts where no patient could ever reach it? You’re restarting the mnemonics project without authorization from the board in order to cut me out of the loop, hoping that you could wow the crowd at the conference and all would be forgiven.”</w:t>
       </w:r>
     </w:p>
@@ -2071,7 +2068,6 @@
     </w:p>
     <w:p>
       <w:r>
-        <w:lastRenderedPageBreak/>
         <w:t>“What kind of science fair are you guys working on that’s causing such a fuss?” she dared to ask her companions once they were alone.</w:t>
       </w:r>
     </w:p>
@@ -2546,14 +2542,7 @@
         <w:rPr>
           <w:rFonts w:eastAsia="Calibri"/>
         </w:rPr>
-        <w:t xml:space="preserve">Toss. Catch. Toss. Catch. Cassandra’s gaze followed the rock, first as she launched it upwards, and then as gravity pulled it back down over and over again, like some kind of sisyphean game. She focused, ignoring the sounds of both industry and nature around her, the </w:t>
-      </w:r>
-      <w:r>
-        <w:rPr>
-          <w:rFonts w:eastAsia="Calibri"/>
-        </w:rPr>
-        <w:lastRenderedPageBreak/>
-        <w:t>crunching of Akiko’s boots against the gravel path, her name being called, up until she felt a hand on her shoulder.</w:t>
+        <w:t>Toss. Catch. Toss. Catch. Cassandra’s gaze followed the rock, first as she launched it upwards, and then as gravity pulled it back down over and over again, like some kind of sisyphean game. She focused, ignoring the sounds of both industry and nature around her, the crunching of Akiko’s boots against the gravel path, her name being called, up until she felt a hand on her shoulder.</w:t>
       </w:r>
     </w:p>
     <w:p>
@@ -2722,7 +2711,6 @@
         <w:rPr>
           <w:rFonts w:eastAsia="Calibri"/>
         </w:rPr>
-        <w:lastRenderedPageBreak/>
         <w:t>“Oh, is that so?” Akiko asked, raising one eyebrow. Cassandra noticed that she didn’t seem especially surprised. In fact, her voice sounded intrigued, which was itself quite interesting.</w:t>
       </w:r>
     </w:p>
@@ -2930,7 +2918,6 @@
         <w:rPr>
           <w:rFonts w:eastAsia="Calibri"/>
         </w:rPr>
-        <w:lastRenderedPageBreak/>
         <w:t xml:space="preserve">“You don’t need to apologize. It might do me some good to talk, actually.” </w:t>
       </w:r>
     </w:p>
@@ -3074,7 +3061,6 @@
         <w:rPr>
           <w:rFonts w:eastAsia="Calibri"/>
         </w:rPr>
-        <w:lastRenderedPageBreak/>
         <w:t>“Did he ever! Told me that I was a failure of a girlfriend, that I should have let him know as soon as anything seemed wrong, that it was my silence that killed her. And, like, I couldn’t even bring myself to disagree with him, really. Not at the time, at least.”</w:t>
       </w:r>
     </w:p>
@@ -3273,7 +3259,6 @@
         <w:rPr>
           <w:rFonts w:eastAsia="Calibri"/>
         </w:rPr>
-        <w:lastRenderedPageBreak/>
         <w:t>Cassandra and Xiang met in front of the aquarium at the appointed hour. All the lights were off save for those behind the tank itself, which painted the room in a shifting turquoise pattern and left long shadows across the checkerboard floor. The whole room was devoid of visitors; there would be no witnesses to their conversation, other than the dozens of tropical fish that Marcus kept.</w:t>
       </w:r>
     </w:p>
@@ -3442,7 +3427,6 @@
         <w:rPr>
           <w:rFonts w:eastAsia="Calibri"/>
         </w:rPr>
-        <w:lastRenderedPageBreak/>
         <w:t>“I already told you - I know I made mistakes. After she passed, of course I blamed myself. Who wouldn’t? There were times that I felt like I deserved to follow her into oblivion, but I knew it would be evil of me to make my parents feel that pain twice.”</w:t>
       </w:r>
     </w:p>
@@ -3586,7 +3570,6 @@
         <w:rPr>
           <w:rFonts w:eastAsia="Calibri"/>
         </w:rPr>
-        <w:lastRenderedPageBreak/>
         <w:t>“I have held onto that pain for every waking hour since she passed,” she continued. “There were times I wanted to let her go. Anything to stop it from hurting. But if that pain is the only thing keeping her with me, then I welcome it. As do you - that’s why you’re doing this.”</w:t>
       </w:r>
     </w:p>
@@ -3795,7 +3778,6 @@
         <w:rPr>
           <w:rFonts w:eastAsia="Calibri"/>
         </w:rPr>
-        <w:lastRenderedPageBreak/>
         <w:t>Cassandra nodded and started to walk away, then paused and looked back over her shoulder. “We’ll have to work together on this operation, of course,” she said. “Agree to at least speak cordially when that happens?”</w:t>
       </w:r>
     </w:p>
@@ -4040,7 +4022,6 @@
         <w:pStyle w:val="Novel"/>
       </w:pPr>
       <w:r>
-        <w:lastRenderedPageBreak/>
         <w:t xml:space="preserve">“Cass!” Akiko shouted, her voice barely breaking through the mechanical cacophony. </w:t>
       </w:r>
     </w:p>
@@ -4228,7 +4209,6 @@
         <w:pStyle w:val="Novel"/>
       </w:pPr>
       <w:r>
-        <w:lastRenderedPageBreak/>
         <w:t>“I’d never forget you!” Cassandra blurted out. “I wasn’t lying when I said you should get your memories back, and I wasn’t lying when I said I loved you. It turns out I’m just…weak. I thought I could bear the pain of everything, but that was when I still had Xiang. I had my mother. I had Elias. Grief shared is grief halved, after all.”</w:t>
       </w:r>
     </w:p>
@@ -4437,7 +4417,6 @@
           <w:rFonts w:ascii="Consolas" w:eastAsia="Times New Roman" w:hAnsi="Consolas"/>
           <w:highlight w:val="lightGray"/>
         </w:rPr>
-        <w:lastRenderedPageBreak/>
         <w:t xml:space="preserve">&gt;Mnemonic Matrix: Confirm targeted suppression of </w:t>
       </w:r>
       <w:r>
@@ -4639,14 +4618,7 @@
         <w:rPr>
           <w:rFonts w:eastAsia="Calibri"/>
         </w:rPr>
-        <w:t xml:space="preserve">Meanwhile, without much fanfare, a small laboratory near the Port of Piraeus re-opened its doors. It had once been the local branch of a multinational research firm backed by Chinese and American investors, all of whom were lucky enough to die before the old world did. For </w:t>
-      </w:r>
-      <w:r>
-        <w:rPr>
-          <w:rFonts w:eastAsia="Calibri"/>
-        </w:rPr>
-        <w:lastRenderedPageBreak/>
-        <w:t>over fifty years, the laboratory achieved little of note, and when it went quiet following the destruction of the firm’s headquarters, hardly anybody noticed. Five years later, its lights turning back on went equally uncelebrated.</w:t>
+        <w:t>Meanwhile, without much fanfare, a small laboratory near the Port of Piraeus re-opened its doors. It had once been the local branch of a multinational research firm backed by Chinese and American investors, all of whom were lucky enough to die before the old world did. For over fifty years, the laboratory achieved little of note, and when it went quiet following the destruction of the firm’s headquarters, hardly anybody noticed. Five years later, its lights turning back on went equally uncelebrated.</w:t>
       </w:r>
     </w:p>
     <w:p>
@@ -4724,7 +4696,6 @@
         <w:rPr>
           <w:rFonts w:eastAsia="Calibri"/>
         </w:rPr>
-        <w:lastRenderedPageBreak/>
         <w:t xml:space="preserve">She stood up and stretched, listening to the cracking of her joints, and then lurched her way over to the washroom at the back of the shuttle, where she wiped off her smudged makeup to make herself presentable. </w:t>
       </w:r>
     </w:p>
@@ -4920,7 +4891,6 @@
         <w:rPr>
           <w:rFonts w:eastAsia="Calibri"/>
         </w:rPr>
-        <w:lastRenderedPageBreak/>
         <w:t>“Four in the morning is not ‘sleeping in,’ mother,” Cassandra replied with a half-amused smirk.</w:t>
       </w:r>
     </w:p>
@@ -5077,7 +5047,6 @@
         <w:rPr>
           <w:rFonts w:eastAsia="Calibri"/>
         </w:rPr>
-        <w:lastRenderedPageBreak/>
         <w:t>“I’m not sure I’m in the mood for a party, but I wouldn’t say no to a celebratory drink, as long as you can provide something non-alcoholic.”</w:t>
       </w:r>
     </w:p>
@@ -5276,7 +5245,6 @@
         <w:rPr>
           <w:rFonts w:eastAsia="Calibri"/>
         </w:rPr>
-        <w:lastRenderedPageBreak/>
         <w:t>“Yeah, you’re right, dumb question. ‘Course they weren’t, these babies were only made for getting the hell out of dodge in case things go south on the mothership, or for dropping stuff off where we can’t land normally. We’re lucky they’re so fuel-efficient or else we’d be a smoldering wreck somewhere in the French countryside right about now.”</w:t>
       </w:r>
     </w:p>
@@ -5394,14 +5362,7 @@
         <w:rPr>
           <w:rFonts w:eastAsia="Calibri"/>
         </w:rPr>
-        <w:t xml:space="preserve">The monorail was so smooth that one could hardly tell it was moving, were it not for the buildings outside flying past. Aleph Null’s investments in local infrastructure had paid dividends in both speed and comfort. Even though the route stretched a long way around the southern end </w:t>
-      </w:r>
-      <w:r>
-        <w:rPr>
-          <w:rFonts w:eastAsia="Calibri"/>
-        </w:rPr>
-        <w:lastRenderedPageBreak/>
-        <w:t xml:space="preserve">of Mount Hymettus, still regarded as a protected area for ecological and historical reasons, Cassandra knew from experience that the trip would scarcely take twenty minutes, intermediate stops included. </w:t>
+        <w:t xml:space="preserve">The monorail was so smooth that one could hardly tell it was moving, were it not for the buildings outside flying past. Aleph Null’s investments in local infrastructure had paid dividends in both speed and comfort. Even though the route stretched a long way around the southern end of Mount Hymettus, still regarded as a protected area for ecological and historical reasons, Cassandra knew from experience that the trip would scarcely take twenty minutes, intermediate stops included. </w:t>
       </w:r>
     </w:p>
     <w:p>
@@ -5558,7 +5519,6 @@
         <w:rPr>
           <w:rFonts w:eastAsia="Calibri"/>
         </w:rPr>
-        <w:lastRenderedPageBreak/>
         <w:t xml:space="preserve">“Welcome home,” Cassandra said, while her friend looked on in awe. </w:t>
       </w:r>
     </w:p>
@@ -5744,14 +5704,7 @@
         <w:rPr>
           <w:rFonts w:eastAsia="Calibri"/>
         </w:rPr>
-        <w:t xml:space="preserve">By the time the monorail arrived at the Cloud Garden station, it had started to rain, souring their plans to watch the sunrise. Cassandra, Elias, Akiko, and Shufen all disembarked and made their way inside as quickly as possible, where a night watchman was ready to admit </w:t>
-      </w:r>
-      <w:r>
-        <w:rPr>
-          <w:rFonts w:eastAsia="Calibri"/>
-        </w:rPr>
-        <w:lastRenderedPageBreak/>
-        <w:t>them into the building. He scanned all of their identification cards, only to stop when he got to Akiko.</w:t>
+        <w:t>By the time the monorail arrived at the Cloud Garden station, it had started to rain, souring their plans to watch the sunrise. Cassandra, Elias, Akiko, and Shufen all disembarked and made their way inside as quickly as possible, where a night watchman was ready to admit them into the building. He scanned all of their identification cards, only to stop when he got to Akiko.</w:t>
       </w:r>
     </w:p>
     <w:p>
@@ -5959,7 +5912,6 @@
         <w:rPr>
           <w:rFonts w:eastAsia="Calibri"/>
         </w:rPr>
-        <w:lastRenderedPageBreak/>
         <w:t xml:space="preserve">“And to you as well,” Elias replied with a jovial bow. </w:t>
       </w:r>
     </w:p>
@@ -6168,7 +6120,6 @@
         <w:rPr>
           <w:rFonts w:eastAsia="Calibri"/>
         </w:rPr>
-        <w:lastRenderedPageBreak/>
         <w:t xml:space="preserve">Their next stop was the fortieth floor, where the Hao children’s apartments could be found, along with a dozen other families. There was a public lounge in the middle of the hall, which is where Shufen took her leave from the younger three. </w:t>
       </w:r>
     </w:p>
@@ -6351,7 +6302,6 @@
         <w:rPr>
           <w:rFonts w:eastAsia="Calibri"/>
         </w:rPr>
-        <w:lastRenderedPageBreak/>
         <w:t>“I mean, I’m an outsider, here, so stop me if I’m prying too much, but is it really that bad? Nothing she said seemed too out of line from where I’m standing.”</w:t>
       </w:r>
     </w:p>
@@ -6521,7 +6471,6 @@
         <w:rPr>
           <w:rFonts w:eastAsia="Calibri"/>
         </w:rPr>
-        <w:lastRenderedPageBreak/>
         <w:t>Cassandra’s eyes scrolled down the paper, taking in Xiang’s words, which were penned in Mandarin Chinese.</w:t>
       </w:r>
     </w:p>
@@ -6667,14 +6616,7 @@
         <w:rPr>
           <w:rFonts w:eastAsia="Calibri"/>
         </w:rPr>
-        <w:t xml:space="preserve">A single tear fell from Cassandra’s eye and stained the paper. With her free hand, she reached up and wiped away the rest. “Just some old regrets, is all,” she said. “Damn, I’m being a </w:t>
-      </w:r>
-      <w:r>
-        <w:rPr>
-          <w:rFonts w:eastAsia="Calibri"/>
-        </w:rPr>
-        <w:lastRenderedPageBreak/>
-        <w:t>poor host, aren’t I? And I’m not even the one who’s been ripped away from her friends and family. I don’t know how you’re holding up so well.”</w:t>
+        <w:t>A single tear fell from Cassandra’s eye and stained the paper. With her free hand, she reached up and wiped away the rest. “Just some old regrets, is all,” she said. “Damn, I’m being a poor host, aren’t I? And I’m not even the one who’s been ripped away from her friends and family. I don’t know how you’re holding up so well.”</w:t>
       </w:r>
     </w:p>
     <w:p>
@@ -6817,14 +6759,7 @@
         <w:rPr>
           <w:rFonts w:eastAsia="Calibri"/>
         </w:rPr>
-        <w:t xml:space="preserve">Cassandra knew the polite thing to do would be to offer to share her own room, especially since the idea had already been broached. Akiko didn’t seem like she’d be a difficult roommate. If her appearance was anything to go by, there was nothing strictly unclean about her, </w:t>
-      </w:r>
-      <w:r>
-        <w:rPr>
-          <w:rFonts w:eastAsia="Calibri"/>
-        </w:rPr>
-        <w:lastRenderedPageBreak/>
-        <w:t xml:space="preserve">and the two of them had gotten along well since their first meeting. However, despite all that, the very idea of sharing </w:t>
+        <w:t xml:space="preserve">Cassandra knew the polite thing to do would be to offer to share her own room, especially since the idea had already been broached. Akiko didn’t seem like she’d be a difficult roommate. If her appearance was anything to go by, there was nothing strictly unclean about her, and the two of them had gotten along well since their first meeting. However, despite all that, the very idea of sharing </w:t>
       </w:r>
       <w:r>
         <w:rPr>
@@ -7035,7 +6970,6 @@
         <w:rPr>
           <w:rFonts w:eastAsia="Calibri"/>
         </w:rPr>
-        <w:lastRenderedPageBreak/>
         <w:t>“Since you volunteered to sleep on the couches in the lounge, I’ll assume you won’t mind if we set you up on the couch in here. Unfortunately, there’s only one proper bed, and it’s not that big,” Cassandra said, searching through her closet for a spare blanket. She found one with a lavender tartan pattern and tossed it over to Akiko, along with a spare pillow.</w:t>
       </w:r>
     </w:p>
@@ -7153,7 +7087,6 @@
         <w:rPr>
           <w:rFonts w:eastAsia="Calibri"/>
         </w:rPr>
-        <w:lastRenderedPageBreak/>
         <w:t>Next, she took a shower, keeping the water as hot as she could without burning herself, then gradually lowering the temperature until it reached a refreshing chill. She got out, washed her hands again for good measure, checked to make sure she hadn’t left any stray hairs in the bathtub - she hadn’t - and then left the washroom. By that point, Akiko was already lying on the couch underneath the blanket.</w:t>
       </w:r>
     </w:p>
@@ -7466,7 +7399,6 @@
         <w:rPr>
           <w:rFonts w:eastAsia="Calibri"/>
         </w:rPr>
-        <w:lastRenderedPageBreak/>
         <w:t xml:space="preserve">At that moment, Cassandra’s phone began to ring. </w:t>
       </w:r>
     </w:p>
@@ -7688,7 +7620,6 @@
         <w:rPr>
           <w:rFonts w:eastAsia="Calibri"/>
         </w:rPr>
-        <w:lastRenderedPageBreak/>
         <w:t>“You might want to swap whatever you’re putting on right now for the formalwear we got. You’ll want to look presentable where we’re going.”</w:t>
       </w:r>
     </w:p>
@@ -7861,7 +7792,6 @@
         <w:rPr>
           <w:rFonts w:eastAsia="Calibri"/>
         </w:rPr>
-        <w:lastRenderedPageBreak/>
         <w:t>“Right now, we don’t know if the arrest was successful. I doubt Lancaster will volunteer that information to us, of all people. What we do know is that his attempt escalated after the Army personnel resisted arrest, putting all of us in danger. My mother wisely secured our escape by citing Article Four of the treaty of Napoli.”</w:t>
       </w:r>
     </w:p>
@@ -7979,7 +7909,6 @@
         <w:rPr>
           <w:rFonts w:eastAsia="Calibri"/>
         </w:rPr>
-        <w:lastRenderedPageBreak/>
         <w:t>“Well, we kind of have to, don’t we? They’re absolutely going to notice us setting up shop in the hotel, so, as a sign of good faith, it’s probably best that we tell them we’re bolstering our security. Just not the specific details. They’ll understand.”</w:t>
       </w:r>
     </w:p>
@@ -8188,7 +8117,6 @@
         <w:rPr>
           <w:rFonts w:eastAsia="Calibri"/>
         </w:rPr>
-        <w:lastRenderedPageBreak/>
         <w:t xml:space="preserve">Cassandra took the folded-up letter from her pocket and opened it back up, reading the text exactly as Xiang had written it, except for the introduction. They didn’t need to hear that part. When she finished, she tossed the paper onto the table in front of her. </w:t>
       </w:r>
     </w:p>
@@ -8358,7 +8286,6 @@
         <w:rPr>
           <w:rFonts w:eastAsia="Calibri"/>
         </w:rPr>
-        <w:lastRenderedPageBreak/>
         <w:t xml:space="preserve">“Not at all. Basically what I did back on the </w:t>
       </w:r>
       <w:r>
@@ -8541,7 +8468,6 @@
         <w:rPr>
           <w:rFonts w:eastAsia="Calibri"/>
         </w:rPr>
-        <w:lastRenderedPageBreak/>
         <w:t>“Since everyone is in favor, it seems like we have some action items, at least. The Security Chief and I will draft a new security plan for the conference, and Samekh Wing will prepare to receive the fugitive from Tuscany. Cassandra, Elias, and Akiko, you all are dismissed. I have some other matters I need to discuss with the Board.”</w:t>
       </w:r>
     </w:p>
@@ -8724,14 +8650,7 @@
         <w:rPr>
           <w:rFonts w:eastAsia="Calibri"/>
         </w:rPr>
-        <w:t xml:space="preserve"> in Greece, but, to answer your question, I’m told it’s about mathematics. Aleph Null refers to the size of the smallest infinite set of numbers, because </w:t>
-      </w:r>
-      <w:r>
-        <w:rPr>
-          <w:rFonts w:eastAsia="Calibri"/>
-        </w:rPr>
-        <w:lastRenderedPageBreak/>
-        <w:t>apparently some infinities are bigger than others. Don’t ask me why; there’s a reason I didn’t go into the science side of things. Point is, our founder invoked it to represent the set of ideal futures - still infinite in scope, but made as small as possible once our work has ‘severed those threads of fate we find undesirable,’ or something like that. If you want his motto verbatim, read the company handbook.”</w:t>
+        <w:t xml:space="preserve"> in Greece, but, to answer your question, I’m told it’s about mathematics. Aleph Null refers to the size of the smallest infinite set of numbers, because apparently some infinities are bigger than others. Don’t ask me why; there’s a reason I didn’t go into the science side of things. Point is, our founder invoked it to represent the set of ideal futures - still infinite in scope, but made as small as possible once our work has ‘severed those threads of fate we find undesirable,’ or something like that. If you want his motto verbatim, read the company handbook.”</w:t>
       </w:r>
     </w:p>
     <w:p>
@@ -8926,7 +8845,6 @@
         <w:rPr>
           <w:rFonts w:eastAsia="Calibri"/>
         </w:rPr>
-        <w:lastRenderedPageBreak/>
         <w:t>Sensing unease, Cassandra changed the subject. “The sun’s gonna be setting soon,” she said. “Since we have clear skies tonight, what do you say we go to the garden and watch the sunset from there?”</w:t>
       </w:r>
     </w:p>
@@ -9219,14 +9137,7 @@
         <w:rPr>
           <w:rFonts w:eastAsia="Calibri"/>
         </w:rPr>
-        <w:t xml:space="preserve">Before the main event began, however, there was the business in the outskirts to take care of. The staff from Samekh Wing were holed up in a dilapidated warehouse deep inside an abandoned industrial district. It rarely saw any form of foot traffic, and for good reason. Ivy crept </w:t>
-      </w:r>
-      <w:r>
-        <w:rPr>
-          <w:rFonts w:eastAsia="Calibri"/>
-        </w:rPr>
-        <w:lastRenderedPageBreak/>
-        <w:t>up the crumbling brick walls, trash and debris littered pothole-ridden streets, and unknown chemicals pooled around burst pipes. The smell alone could have kept an army at bay.</w:t>
+        <w:t>Before the main event began, however, there was the business in the outskirts to take care of. The staff from Samekh Wing were holed up in a dilapidated warehouse deep inside an abandoned industrial district. It rarely saw any form of foot traffic, and for good reason. Ivy crept up the crumbling brick walls, trash and debris littered pothole-ridden streets, and unknown chemicals pooled around burst pipes. The smell alone could have kept an army at bay.</w:t>
       </w:r>
     </w:p>
     <w:p>
@@ -9343,7 +9254,6 @@
         <w:rPr>
           <w:rFonts w:eastAsia="Calibri"/>
         </w:rPr>
-        <w:lastRenderedPageBreak/>
         <w:t>“Oh, yeah, he’s doing quite well for himself. I think he’d rather be here dealing with Xiang’s fugitive friend, but he’s needed in the city to prepare for the conference. Frankly, so am I, so we’d best make this briefing quick.”</w:t>
       </w:r>
     </w:p>
@@ -9474,7 +9384,6 @@
         <w:rPr>
           <w:rFonts w:eastAsia="Calibri"/>
         </w:rPr>
-        <w:lastRenderedPageBreak/>
         <w:t>“I mean, you could do that, but I think my mother would be happier if we didn’t cause a diplomatic incident.”</w:t>
       </w:r>
     </w:p>
@@ -9634,7 +9543,6 @@
         <w:rPr>
           <w:rFonts w:eastAsia="Calibri"/>
         </w:rPr>
-        <w:lastRenderedPageBreak/>
         <w:t xml:space="preserve">Leaving the piece of refuse she called a car in the hands of the valet, she took the elevator to the thirtieth floor of the hotel. From there, the security team would be able to clearly see the Grand Balcony, the glass-enclosed overhang on which the main event would be held. </w:t>
       </w:r>
     </w:p>
@@ -9778,7 +9686,6 @@
         <w:rPr>
           <w:rFonts w:eastAsia="Calibri"/>
         </w:rPr>
-        <w:lastRenderedPageBreak/>
         <w:t>“Probably more than we need, but the extra manpower will come in handy if the Skywatch makes a move against the army at this conference.”</w:t>
       </w:r>
     </w:p>
@@ -9961,7 +9868,6 @@
         <w:rPr>
           <w:rFonts w:eastAsia="Calibri"/>
         </w:rPr>
-        <w:lastRenderedPageBreak/>
         <w:t>Cassandra continued into the room, and Akiko dutifully followed her. Next to the window, they stopped and looked out together towards Unity Tower. Though it was narrower than the Cloud Garden, it was quite a bit taller, and its distinctive black exterior accented with flags and imposing statues exuded an aura of authority.</w:t>
       </w:r>
     </w:p>
@@ -10123,7 +10029,6 @@
         <w:rPr>
           <w:rFonts w:eastAsia="Calibri"/>
         </w:rPr>
-        <w:lastRenderedPageBreak/>
         <w:t xml:space="preserve"> “The video feed should be up and running soon,” Elias himself chimed in. “You’ll be able to see everything as if you were here yourself. Ah, shame you can’t have any of this food, though. It’s really quite excellent. Over.” As he spoke, Elias took a sip of wine from the glass he was carrying and let out a satisfied sigh.</w:t>
       </w:r>
     </w:p>
@@ -10254,7 +10159,6 @@
         <w:rPr>
           <w:rFonts w:eastAsia="Calibri"/>
         </w:rPr>
-        <w:lastRenderedPageBreak/>
         <w:t>Elias smiled. “I’m sure it helps that there are few other men of Chinese descent at this particular soirée.”</w:t>
       </w:r>
     </w:p>
@@ -10385,7 +10289,6 @@
         <w:rPr>
           <w:rFonts w:eastAsia="Calibri"/>
         </w:rPr>
-        <w:lastRenderedPageBreak/>
         <w:t>“A flair for the dramatic, perhaps?” Elias suggested. “You wouldn’t ask a movie director why they don’t tell us the ending before opening night.”</w:t>
       </w:r>
     </w:p>
@@ -10581,7 +10484,6 @@
         <w:rPr>
           <w:rFonts w:eastAsia="Calibri"/>
         </w:rPr>
-        <w:lastRenderedPageBreak/>
         <w:t>“Good. I have little patience for those who threaten me or the people under my protection,” Shufen replied. “However, I still find myself uncertain as to what their crime actually was.”</w:t>
       </w:r>
     </w:p>
@@ -10728,7 +10630,6 @@
         <w:rPr>
           <w:rFonts w:eastAsia="Calibri"/>
         </w:rPr>
-        <w:lastRenderedPageBreak/>
         <w:t>There was an eruption of applause as the two distinguished gentlemen walked up on stage. Marcus Fairchild was clearly the older of the two, with wrinkled, pale skin, a thinning hairline, and a neatly trimmed beard. Magnus Albani, by contrast, was fairly young for a world leader, just on the cusp of middle age. He was tall and thin and clean-shaven, with a pair of golden spectacles set upon his pointy nose.</w:t>
       </w:r>
     </w:p>
@@ -10807,14 +10708,7 @@
         <w:rPr>
           <w:rFonts w:eastAsia="Calibri"/>
         </w:rPr>
-        <w:t xml:space="preserve">Marcus nodded and stepped up to the podium, right as Magnus stepped back. “Time to begin the main event,” he said with an almost regretful smile, already sure that his peers would </w:t>
-      </w:r>
-      <w:r>
-        <w:rPr>
-          <w:rFonts w:eastAsia="Calibri"/>
-        </w:rPr>
-        <w:lastRenderedPageBreak/>
-        <w:t>be suitably impressed. “Now, I assume you are all familiar with the Rho AI, and the Nicaea Agreement that followed its birth?”</w:t>
+        <w:t>Marcus nodded and stepped up to the podium, right as Magnus stepped back. “Time to begin the main event,” he said with an almost regretful smile, already sure that his peers would be suitably impressed. “Now, I assume you are all familiar with the Rho AI, and the Nicaea Agreement that followed its birth?”</w:t>
       </w:r>
     </w:p>
     <w:p>
@@ -10931,14 +10825,7 @@
         <w:rPr>
           <w:rFonts w:eastAsia="Calibri"/>
         </w:rPr>
-        <w:t xml:space="preserve">Marcus smiled. “Very perceptive, Deputy Mayor Bergstrom. What I, alongside Messieurs Albani and Lancaster, learned during a foray into the ruins of Jerusalem is that the Technologists </w:t>
-      </w:r>
-      <w:r>
-        <w:rPr>
-          <w:rFonts w:eastAsia="Calibri"/>
-        </w:rPr>
-        <w:lastRenderedPageBreak/>
-        <w:t>were able to produce a working copy of the Holy Spirit AI. The Luddites wanted to destroy it, of course, but the Holy Spirits can run on a computer no larger than a consumer laptop, making it easy to hide backups right under their noses. In fact, we found ours lurking inside the computer system of a Crusade-era air destroyer, indicating that the Technologists infiltrated the Papacy in order to use its war as a sort of test bed. The poor thing was serving as a glorified targeting computer, ensuring that all the destroyer’s shots found their marks up until the war ended, and the ship was mothballed, trapping him inside for almost two hundred years.”</w:t>
+        <w:t>Marcus smiled. “Very perceptive, Deputy Mayor Bergstrom. What I, alongside Messieurs Albani and Lancaster, learned during a foray into the ruins of Jerusalem is that the Technologists were able to produce a working copy of the Holy Spirit AI. The Luddites wanted to destroy it, of course, but the Holy Spirits can run on a computer no larger than a consumer laptop, making it easy to hide backups right under their noses. In fact, we found ours lurking inside the computer system of a Crusade-era air destroyer, indicating that the Technologists infiltrated the Papacy in order to use its war as a sort of test bed. The poor thing was serving as a glorified targeting computer, ensuring that all the destroyer’s shots found their marks up until the war ended, and the ship was mothballed, trapping him inside for almost two hundred years.”</w:t>
       </w:r>
     </w:p>
     <w:p>
@@ -11055,7 +10942,6 @@
         <w:rPr>
           <w:rFonts w:eastAsia="Calibri"/>
         </w:rPr>
-        <w:lastRenderedPageBreak/>
         <w:t>The room was silent as Lena curtsied before them, with as much grace as even the strictest finishing school could have instilled.</w:t>
       </w:r>
     </w:p>
@@ -11225,7 +11111,6 @@
         <w:rPr>
           <w:rFonts w:eastAsia="Calibri"/>
         </w:rPr>
-        <w:lastRenderedPageBreak/>
         <w:t>“One day, perhaps. However, that is unimportant.. No, the main advantage of our Mourners is that they can be mass-produced at low cost, making them…viable substitutes for a human military force.” There seemed a hint of disgust in his voice, Cassandra thought.</w:t>
       </w:r>
     </w:p>
@@ -11343,14 +11228,7 @@
         <w:rPr>
           <w:rFonts w:eastAsia="Calibri"/>
         </w:rPr>
-        <w:t xml:space="preserve">“All of that is true of human crews. Ideology can spread like wildfire aboard a ship and turn them mutinous in a heartbeat. The point is, Mourners aren’t any riskier than human soldiers, </w:t>
-      </w:r>
-      <w:r>
-        <w:rPr>
-          <w:rFonts w:eastAsia="Calibri"/>
-        </w:rPr>
-        <w:lastRenderedPageBreak/>
-        <w:t>and the extra manpower will give us a huge advantage against our rivals. To our knowledge, none of them have even come close to matching this technology.”</w:t>
+        <w:t>“All of that is true of human crews. Ideology can spread like wildfire aboard a ship and turn them mutinous in a heartbeat. The point is, Mourners aren’t any riskier than human soldiers, and the extra manpower will give us a huge advantage against our rivals. To our knowledge, none of them have even come close to matching this technology.”</w:t>
       </w:r>
     </w:p>
     <w:p>
@@ -11441,14 +11319,7 @@
         <w:rPr>
           <w:rFonts w:eastAsia="Calibri"/>
         </w:rPr>
-        <w:t xml:space="preserve">Magnus nodded. “Certainly, it’s a possibility. However, our citizens might not react favorably towards a tax unless they believe they’ll see some benefit, and the rewards for this </w:t>
-      </w:r>
-      <w:r>
-        <w:rPr>
-          <w:rFonts w:eastAsia="Calibri"/>
-        </w:rPr>
-        <w:lastRenderedPageBreak/>
-        <w:t>project are too long-term for the layperson to grasp. To them, it will look like we’re simply sucking up their hard-earned cash.”</w:t>
+        <w:t>Magnus nodded. “Certainly, it’s a possibility. However, our citizens might not react favorably towards a tax unless they believe they’ll see some benefit, and the rewards for this project are too long-term for the layperson to grasp. To them, it will look like we’re simply sucking up their hard-earned cash.”</w:t>
       </w:r>
     </w:p>
     <w:p>
@@ -11591,7 +11462,6 @@
         <w:rPr>
           <w:rFonts w:eastAsia="Calibri"/>
         </w:rPr>
-        <w:lastRenderedPageBreak/>
         <w:t>Cassandra breathed a sigh of relief. If Elias’ bodyguard was alive, then so was he, most likely, although that still left their mother unaccounted for. “Roger, Daleth one-two, what’s your status?” she asked, beads of sweat dripping from her forehead into her eyes.</w:t>
       </w:r>
     </w:p>
@@ -11722,14 +11592,7 @@
         <w:rPr>
           <w:rFonts w:eastAsia="Calibri"/>
         </w:rPr>
-        <w:t xml:space="preserve">Cassandra hadn’t even realized she was hyperventilating, but, now that he had pointed it out, she knew he was right. Panic was unbecoming of one in her position, even if it was pure nepotism that got her there. She inhaled deeply, letting the cold night air fill her lungs for one, </w:t>
-      </w:r>
-      <w:r>
-        <w:rPr>
-          <w:rFonts w:eastAsia="Calibri"/>
-        </w:rPr>
-        <w:lastRenderedPageBreak/>
-        <w:t xml:space="preserve">two, three, four seconds, and then exhaled for even longer. A few more cycles, and, at the very least, it no longer felt like her heart was about to leap out of her chest and splatter all over Elias’ jacket. </w:t>
+        <w:t xml:space="preserve">Cassandra hadn’t even realized she was hyperventilating, but, now that he had pointed it out, she knew he was right. Panic was unbecoming of one in her position, even if it was pure nepotism that got her there. She inhaled deeply, letting the cold night air fill her lungs for one, two, three, four seconds, and then exhaled for even longer. A few more cycles, and, at the very least, it no longer felt like her heart was about to leap out of her chest and splatter all over Elias’ jacket. </w:t>
       </w:r>
     </w:p>
     <w:p>
@@ -12026,14 +11889,7 @@
         <w:rPr>
           <w:rFonts w:eastAsia="Calibri"/>
         </w:rPr>
-        <w:t xml:space="preserve">Making use of the rubble to hide herself from the airship’s searchlights, Cassandra crept closer to the old warehouse, noting the suspicious dearth of Union soldiers outside. As she deemed it unlikely that the Skywatch was in retreat, Cassandra surmised that they had either breached the outpost’s walls already, or had decided to starve out the defenders. Neither scenario </w:t>
-      </w:r>
-      <w:r>
-        <w:rPr>
-          <w:rFonts w:eastAsia="Calibri"/>
-        </w:rPr>
-        <w:lastRenderedPageBreak/>
-        <w:t xml:space="preserve">seemed pleasant, but the latter at least offered a chance that Eirene and her cohort might be saved. </w:t>
+        <w:t xml:space="preserve">Making use of the rubble to hide herself from the airship’s searchlights, Cassandra crept closer to the old warehouse, noting the suspicious dearth of Union soldiers outside. As she deemed it unlikely that the Skywatch was in retreat, Cassandra surmised that they had either breached the outpost’s walls already, or had decided to starve out the defenders. Neither scenario seemed pleasant, but the latter at least offered a chance that Eirene and her cohort might be saved. </w:t>
       </w:r>
     </w:p>
     <w:p>
@@ -12163,7 +12019,6 @@
         <w:rPr>
           <w:rFonts w:eastAsia="Calibri"/>
         </w:rPr>
-        <w:lastRenderedPageBreak/>
         <w:t>“Not the only survivors, but the only ones left in the warehouse? Yeah. We’ve been having people sneak out one-by-one the same way you came in, since a big retreat would be easy for that destroyer up there to spot, and, you know…boom.” Eirene made an explosive gesture with her hands to emphasize the point. “At least we have something they seem to want, though. They totally could bomb us to bits, but, no, no, they need our guy alive.”</w:t>
       </w:r>
     </w:p>
@@ -12359,7 +12214,6 @@
         <w:rPr>
           <w:rFonts w:eastAsia="Calibri"/>
         </w:rPr>
-        <w:lastRenderedPageBreak/>
         <w:t>“Speaking of people who should be deciding policy, we need to think about figuring out what happened to my mother.”</w:t>
       </w:r>
     </w:p>
@@ -12477,7 +12331,6 @@
         <w:rPr>
           <w:rFonts w:eastAsia="Calibri"/>
         </w:rPr>
-        <w:lastRenderedPageBreak/>
         <w:t xml:space="preserve">Eirene shrugged. “Heck if I know. Kid wasn’t exactly talkative when we found him, just said that Lancaster himself had him locked up. Figure that’s why one of the Grand Admiral’s cronies was so eager to get him back.” </w:t>
       </w:r>
     </w:p>
@@ -12623,7 +12476,6 @@
         <w:rPr>
           <w:rFonts w:eastAsia="Calibri"/>
         </w:rPr>
-        <w:lastRenderedPageBreak/>
         <w:t xml:space="preserve">The first, and only good news they received that night came when a small commercial helicopter flew in from the south, landing between rusted cars in the warehouse’s parking lot without so much as a peep from the airship hovering above. It bore Union markings, but from inside emerged none other than Cassandra’s mother, much to the young woman’s relief. </w:t>
       </w:r>
     </w:p>
@@ -12767,7 +12619,6 @@
         <w:rPr>
           <w:rFonts w:eastAsia="Calibri"/>
         </w:rPr>
-        <w:lastRenderedPageBreak/>
         <w:t>“Sure is,” Cassandra replied. “He’s been sleeping a long time, but I don’t really blame him. Seems like he’s really been through the wringer.”</w:t>
       </w:r>
     </w:p>
@@ -12937,7 +12788,6 @@
         <w:rPr>
           <w:rFonts w:eastAsia="Calibri"/>
         </w:rPr>
-        <w:lastRenderedPageBreak/>
         <w:t>“The Union has demanded that Aleph Null submit to an investigation, during which time an ‘investigative detachment’ will be stationed in Athens. They’re also aware that both fugitives have been in contact with us, and have told me that any information leading to their capture will be seen as a sign of good faith on our part.”</w:t>
       </w:r>
     </w:p>
@@ -13107,7 +12957,6 @@
         <w:rPr>
           <w:rFonts w:eastAsia="Calibri"/>
         </w:rPr>
-        <w:lastRenderedPageBreak/>
         <w:t xml:space="preserve">Eirene crossed her eyes and frowned. “Fine, fine, whatever. But considering how many of my people died because of your little stunt, you’d best have something worthwhile to say, now that you’ve conveniently gotten better.” </w:t>
       </w:r>
     </w:p>
@@ -13277,7 +13126,6 @@
         <w:rPr>
           <w:rFonts w:eastAsia="Calibri"/>
         </w:rPr>
-        <w:lastRenderedPageBreak/>
         <w:t>“Nor would he have needed to if you hadn’t gotten yourself captured.”</w:t>
       </w:r>
     </w:p>
@@ -13395,7 +13243,6 @@
         <w:rPr>
           <w:rFonts w:eastAsia="Calibri"/>
         </w:rPr>
-        <w:lastRenderedPageBreak/>
         <w:t>“Need I remind you what I said about my father’s brain, and how Lancaster needs to pick it? As long as I was in captivity, the Skywatch owned him. It’s the only reason he was allowed - forced, really - to keep his office, as well as those of his imprisoned colleagues. Thus, it seems to me like you all have a choice. Door number one: You return me to my dear friend Jacob Lancaster, he uses that leverage over my father to complete ASPIS, and that little ‘investigative detachment’ grows and grows until you realize too late that you’ve been occupied. Door number two: You return me to my father. Your city is still occupied, but Lancaster’s advantage is gone, and you’ve joined this little war of ours on the winning side.”</w:t>
       </w:r>
     </w:p>
@@ -13515,7 +13362,6 @@
         <w:rPr>
           <w:rFonts w:eastAsia="Calibri"/>
         </w:rPr>
-        <w:lastRenderedPageBreak/>
         <w:t xml:space="preserve">“God, how can you be so stubborn?” Jackson interrupted. “You. Are. Already. Involved. You were as soon as you boarded that damn airship. If you really care about your people, then the only, and I mean </w:t>
       </w:r>
       <w:r>
@@ -13711,7 +13557,6 @@
         <w:rPr>
           <w:rFonts w:eastAsia="Calibri"/>
         </w:rPr>
-        <w:lastRenderedPageBreak/>
         <w:t xml:space="preserve">The key word, of course, being “if.” There was no guarantee that Marcus would agree to help. </w:t>
       </w:r>
     </w:p>
@@ -13997,7 +13842,6 @@
         <w:rPr>
           <w:rFonts w:eastAsia="Calibri"/>
         </w:rPr>
-        <w:lastRenderedPageBreak/>
         <w:t xml:space="preserve">It was well into the evening when they reached the city limits. Just like Rome, Athens, and every other metropolitan center that yet survived, Naples was surrounded by stretches of decaying ruins, where wild animals roamed free and only the boldest or most desperate humans dared to tread. </w:t>
       </w:r>
     </w:p>
@@ -14115,14 +13959,7 @@
         <w:rPr>
           <w:rFonts w:eastAsia="Calibri"/>
         </w:rPr>
-        <w:t xml:space="preserve">Without incident, they crossed through the ruins and soon reached Naples proper. While the Neapolitan outskirts were not unlike those Eirene had seen before, the inner city bore no such similarity. Naples had no skyscrapers, nor were its streets busy with traffic. In the twilight years of the old world, hundreds died in the fires of nearby Mount Vesuvius, the survivors leaving </w:t>
-      </w:r>
-      <w:r>
-        <w:rPr>
-          <w:rFonts w:eastAsia="Calibri"/>
-        </w:rPr>
-        <w:lastRenderedPageBreak/>
-        <w:t>behind a charred ghost town as they fled. In the decades since, however, a small fishing community had risen from its desiccated husk, joined ever so often by the odd traveler, and such people preferred to mind their own business. Nobody was likely to take notice of a few strangers blowing in from the north.</w:t>
+        <w:t>Without incident, they crossed through the ruins and soon reached Naples proper. While the Neapolitan outskirts were not unlike those Eirene had seen before, the inner city bore no such similarity. Naples had no skyscrapers, nor were its streets busy with traffic. In the twilight years of the old world, hundreds died in the fires of nearby Mount Vesuvius, the survivors leaving behind a charred ghost town as they fled. In the decades since, however, a small fishing community had risen from its desiccated husk, joined ever so often by the odd traveler, and such people preferred to mind their own business. Nobody was likely to take notice of a few strangers blowing in from the north.</w:t>
       </w:r>
     </w:p>
     <w:p>
@@ -14280,14 +14117,7 @@
         <w:rPr>
           <w:rFonts w:eastAsia="Calibri"/>
         </w:rPr>
-        <w:t xml:space="preserve">“Don’t act like that’s some kind of badge of honor. Anyway, Bright Lighthouse is located on an islet off the coast,” Jackson informed her, doing his best to be helpful. “There’s a fortified land bridge connecting it to the mainland. Believe me, as long as nothing crosses that bridge, </w:t>
-      </w:r>
-      <w:r>
-        <w:rPr>
-          <w:rFonts w:eastAsia="Calibri"/>
-        </w:rPr>
-        <w:lastRenderedPageBreak/>
-        <w:t>Naples could burn to the ground and the people inside the Lighthouse couldn’t care less.” He laughed. “The stories I could tell.”</w:t>
+        <w:t>“Don’t act like that’s some kind of badge of honor. Anyway, Bright Lighthouse is located on an islet off the coast,” Jackson informed her, doing his best to be helpful. “There’s a fortified land bridge connecting it to the mainland. Believe me, as long as nothing crosses that bridge, Naples could burn to the ground and the people inside the Lighthouse couldn’t care less.” He laughed. “The stories I could tell.”</w:t>
       </w:r>
     </w:p>
     <w:p>
@@ -14430,7 +14260,6 @@
         <w:rPr>
           <w:rFonts w:eastAsia="Calibri"/>
         </w:rPr>
-        <w:lastRenderedPageBreak/>
         <w:t>“I’d rather not stake this mission’s success on a bottle of alcohol, if that’s okay.”</w:t>
       </w:r>
     </w:p>
@@ -14603,7 +14432,6 @@
         <w:rPr>
           <w:rFonts w:eastAsia="Calibri"/>
         </w:rPr>
-        <w:lastRenderedPageBreak/>
         <w:t>“Not so much these days, but when I was younger, yes. I often spent the night here after sneaking out for some fun and finding that my father was too busy to let me back in once I was through.”</w:t>
       </w:r>
     </w:p>
@@ -14747,7 +14575,6 @@
         <w:rPr>
           <w:rFonts w:eastAsia="Calibri"/>
         </w:rPr>
-        <w:lastRenderedPageBreak/>
         <w:t>“Fine, have it your way,” Jackson said. “Your room is the one opposite mine. Here’s your key.”</w:t>
       </w:r>
     </w:p>
@@ -14920,14 +14747,7 @@
         <w:rPr>
           <w:rFonts w:eastAsia="Calibri"/>
         </w:rPr>
-        <w:t xml:space="preserve">After they’d checked out from the hotel, the pair continued onwards to the Lighthouse. The streets were no longer quiet, which wasn’t Eirene’s preferred environment, even if it did make it easier for them to disappear into the crowd. Closer to their destination, the traditional Italian architecture gave way to newer buildings, a smattering of apartments and stores built in a </w:t>
-      </w:r>
-      <w:r>
-        <w:rPr>
-          <w:rFonts w:eastAsia="Calibri"/>
-        </w:rPr>
-        <w:lastRenderedPageBreak/>
-        <w:t xml:space="preserve">more contemporary style, between which were nestled worn-down fortifications that hadn’t been used since the war. Eirene wondered for a moment why they hadn’t been torn down, given the local government’s clear unwillingness to maintain them. If they were intended to be used, she thought, they should at least clean off the graffiti. </w:t>
+        <w:t xml:space="preserve">After they’d checked out from the hotel, the pair continued onwards to the Lighthouse. The streets were no longer quiet, which wasn’t Eirene’s preferred environment, even if it did make it easier for them to disappear into the crowd. Closer to their destination, the traditional Italian architecture gave way to newer buildings, a smattering of apartments and stores built in a more contemporary style, between which were nestled worn-down fortifications that hadn’t been used since the war. Eirene wondered for a moment why they hadn’t been torn down, given the local government’s clear unwillingness to maintain them. If they were intended to be used, she thought, they should at least clean off the graffiti. </w:t>
       </w:r>
     </w:p>
     <w:p>
@@ -15096,7 +14916,6 @@
         <w:rPr>
           <w:rFonts w:eastAsia="Calibri"/>
         </w:rPr>
-        <w:lastRenderedPageBreak/>
         <w:t>“They might. Hence why I’ll try diplomacy first. But don’t be afraid to open fire if that fails. You’re already practically at war with the Union, after all – hard to make it any worse.”</w:t>
       </w:r>
     </w:p>
@@ -15240,7 +15059,6 @@
         <w:rPr>
           <w:rFonts w:eastAsia="Calibri"/>
         </w:rPr>
-        <w:lastRenderedPageBreak/>
         <w:t>“Indeed. Usual Migrant business, hoping to make a deal with some of the local fishermen, our tech for their meat. You know how it is. Though I worry that the markets may not favor us as of late,” he said.</w:t>
       </w:r>
     </w:p>
@@ -15384,7 +15202,6 @@
         <w:rPr>
           <w:rFonts w:eastAsia="Calibri"/>
         </w:rPr>
-        <w:lastRenderedPageBreak/>
         <w:t>The officer pursed his lips, thinking over her story. “Very well. just try to stay clear of the streets until we give the all-clear,” he said, deciding that it checked out. Soon, the officers had departed, and the two of them were alone once more.</w:t>
       </w:r>
     </w:p>
@@ -15554,7 +15371,6 @@
         <w:rPr>
           <w:rFonts w:eastAsia="Calibri"/>
         </w:rPr>
-        <w:lastRenderedPageBreak/>
         <w:t>A handful of insect-like drones patrolled the islet, each the size of a small car. One of them descended to meet them, shining a spotlight on the pair. Eirene and Jackson held up their hands to shield their eyes, and felt its rotors blowing their hair about.</w:t>
       </w:r>
     </w:p>
@@ -15685,7 +15501,6 @@
         <w:rPr>
           <w:rFonts w:eastAsia="Calibri"/>
         </w:rPr>
-        <w:lastRenderedPageBreak/>
         <w:t>“I am glad to see my son returned to me,” the old man said. “Though the fact that he had to rely on others for support is…regrettable. Pray tell, my son – who is this stranger you’ve brought to my door?”</w:t>
       </w:r>
     </w:p>
@@ -15865,14 +15680,7 @@
         <w:rPr>
           <w:rFonts w:eastAsia="Calibri"/>
         </w:rPr>
-        <w:t xml:space="preserve"> The safehouse where Akiko had been hidden away was a cramped, spartan little box with little in the way of amenities. Cassandra felt bad stuffing her guest away in a place where she couldn’t even get a glimpse of sunlight, but, until such time as the Union stopped looking for her, she would have to stay there. Once they had secured Marcus’ cooperation, Akiko would be </w:t>
-      </w:r>
-      <w:r>
-        <w:rPr>
-          <w:rFonts w:eastAsia="Calibri"/>
-        </w:rPr>
-        <w:lastRenderedPageBreak/>
-        <w:t xml:space="preserve">able to go free, and Cassandra promised that she would make up for the isolation in every way she knew how. </w:t>
+        <w:t xml:space="preserve"> The safehouse where Akiko had been hidden away was a cramped, spartan little box with little in the way of amenities. Cassandra felt bad stuffing her guest away in a place where she couldn’t even get a glimpse of sunlight, but, until such time as the Union stopped looking for her, she would have to stay there. Once they had secured Marcus’ cooperation, Akiko would be able to go free, and Cassandra promised that she would make up for the isolation in every way she knew how. </w:t>
       </w:r>
     </w:p>
     <w:p>
@@ -15963,7 +15771,6 @@
         <w:rPr>
           <w:rFonts w:eastAsia="Calibri"/>
         </w:rPr>
-        <w:lastRenderedPageBreak/>
         <w:t xml:space="preserve">By the end of the first days, few arrests had been made, and there were no stories of brutality on the part of the occupiers. For all his faults, it seemed like the disdain for Grand Marshal Vargas’ use of violence against citizens that he had expressed during the </w:t>
       </w:r>
       <w:r>
@@ -16122,7 +15929,6 @@
         <w:rPr>
           <w:rFonts w:eastAsia="Calibri"/>
         </w:rPr>
-        <w:lastRenderedPageBreak/>
         <w:t>“I didn’t say we wouldn’t pursue this alliance. Unfortunately, there are a great many meetings I must attend in the coming days with Aleph Null staff, the Athenian government, and the Union ‘investigative detachment.’ As such, I can’t spare the time for a trip to Naples.”</w:t>
       </w:r>
     </w:p>
@@ -16253,7 +16059,6 @@
         <w:rPr>
           <w:rFonts w:eastAsia="Calibri"/>
         </w:rPr>
-        <w:lastRenderedPageBreak/>
         <w:t>“The board made the decision this morning. It was simply fortunate that Eirene’s message came right afterwards.”</w:t>
       </w:r>
     </w:p>
@@ -16384,7 +16189,6 @@
         <w:rPr>
           <w:rFonts w:eastAsia="Calibri"/>
         </w:rPr>
-        <w:lastRenderedPageBreak/>
         <w:t>“No, not at all. I’m just satisfying my curiosity about a few things.”</w:t>
       </w:r>
     </w:p>
@@ -16580,7 +16384,6 @@
         <w:rPr>
           <w:rFonts w:eastAsia="Calibri"/>
         </w:rPr>
-        <w:lastRenderedPageBreak/>
         <w:t>“I’m sure a scientifically-minded man like Marcus Fairchild will see the value in that.”</w:t>
       </w:r>
     </w:p>
@@ -16727,7 +16530,6 @@
         <w:rPr>
           <w:rFonts w:eastAsia="Calibri"/>
         </w:rPr>
-        <w:lastRenderedPageBreak/>
         <w:t>“He’s capable of acting like a normal human when he needs to, and putting on a show for the men who have him collared sounds like a time when he’d ‘need’ to. But when he’s the one with the power…yeah.”</w:t>
       </w:r>
     </w:p>
@@ -16885,7 +16687,6 @@
         <w:rPr>
           <w:rFonts w:eastAsia="Calibri"/>
         </w:rPr>
-        <w:lastRenderedPageBreak/>
         <w:t xml:space="preserve">“Ooh, a fake identity? How exciting. We’re like real spies, now,” Akiko said, suppressing a laugh. </w:t>
       </w:r>
     </w:p>
@@ -17173,14 +16974,7 @@
         <w:rPr>
           <w:rFonts w:eastAsia="Calibri"/>
         </w:rPr>
-        <w:t xml:space="preserve">At least her hair hadn’t yet begun to turn gray, Cassandra thought, although she still felt like the haggard face reflected in the mirror seemed uncomfortably corpse-like. She started to </w:t>
-      </w:r>
-      <w:r>
-        <w:rPr>
-          <w:rFonts w:eastAsia="Calibri"/>
-        </w:rPr>
-        <w:lastRenderedPageBreak/>
-        <w:t>imagine maggots beginning to chew it away, and once again her heart began to race, but after closing her eyes, taking a deep breath, and then opening them again, everything returned to normal. The only thing staring back at her was the well-kept visage of an attractive young woman on a business trip like any other.</w:t>
+        <w:t>At least her hair hadn’t yet begun to turn gray, Cassandra thought, although she still felt like the haggard face reflected in the mirror seemed uncomfortably corpse-like. She started to imagine maggots beginning to chew it away, and once again her heart began to race, but after closing her eyes, taking a deep breath, and then opening them again, everything returned to normal. The only thing staring back at her was the well-kept visage of an attractive young woman on a business trip like any other.</w:t>
       </w:r>
     </w:p>
     <w:p>
@@ -17336,7 +17130,6 @@
         <w:rPr>
           <w:rFonts w:eastAsia="Calibri"/>
         </w:rPr>
-        <w:lastRenderedPageBreak/>
         <w:t>“Nope. I did exactly like you said. Show them my ID, follow their orders, say nothing otherwise. Easy peasy.” Akiko flipped her ponytail nonchalantly.</w:t>
       </w:r>
     </w:p>
@@ -17467,7 +17260,6 @@
         <w:rPr>
           <w:rFonts w:eastAsia="Calibri"/>
         </w:rPr>
-        <w:lastRenderedPageBreak/>
         <w:t>Akiko shook her head. “No, I never had the privilege. This place, far as I ever heard, is more administrative. Most of the actual work got done in Montreal, Madrid, Tunis, places like that.”</w:t>
       </w:r>
     </w:p>
@@ -17585,7 +17377,6 @@
         <w:rPr>
           <w:rFonts w:eastAsia="Calibri"/>
         </w:rPr>
-        <w:lastRenderedPageBreak/>
         <w:t xml:space="preserve">“She did do that a lot, though. But if that’s what you want, then ‘Cassandra’ it is. In any case, I decided that I should be the one to receive you here. After all, it was at my behest that you became involved in this…debacle.” </w:t>
       </w:r>
     </w:p>
@@ -17742,7 +17533,6 @@
         <w:rPr>
           <w:rFonts w:eastAsia="Calibri"/>
         </w:rPr>
-        <w:lastRenderedPageBreak/>
         <w:t xml:space="preserve">“Intellect and creativity are two separate things,” Akiko remarked. </w:t>
       </w:r>
     </w:p>
@@ -17847,7 +17637,6 @@
         <w:rPr>
           <w:rFonts w:eastAsia="Calibri"/>
         </w:rPr>
-        <w:lastRenderedPageBreak/>
         <w:t>“I’ll take you all to the reception. You can join our other guests waiting there,” Xiang continued.</w:t>
       </w:r>
     </w:p>
@@ -17953,14 +17742,7 @@
         <w:rPr>
           <w:rFonts w:eastAsia="Calibri"/>
         </w:rPr>
-        <w:t>“Good to see you again, Mr. Hao. And, judging by the resemblance, this lovely lady must be your sister,” Nathaniel said, lowering his head to kiss Cassandra’s hand. She accepted the old-</w:t>
-      </w:r>
-      <w:r>
-        <w:rPr>
-          <w:rFonts w:eastAsia="Calibri"/>
-        </w:rPr>
-        <w:lastRenderedPageBreak/>
-        <w:t>fashioned gesture out of politeness, even though the feeling of his lips against her skin made her shiver.</w:t>
+        <w:t>“Good to see you again, Mr. Hao. And, judging by the resemblance, this lovely lady must be your sister,” Nathaniel said, lowering his head to kiss Cassandra’s hand. She accepted the old-fashioned gesture out of politeness, even though the feeling of his lips against her skin made her shiver.</w:t>
       </w:r>
     </w:p>
     <w:p>
@@ -18155,7 +17937,6 @@
         <w:rPr>
           <w:rFonts w:eastAsia="Calibri"/>
         </w:rPr>
-        <w:lastRenderedPageBreak/>
         <w:t>“Well, lucky us!” Elias said, turning to the Genevans. “I suppose this is where I must bid you both farewell. If you’re staying here long, then I’d love to stop by and talk with you about your work. I must confess that our conversation at the conference left me curious.”</w:t>
       </w:r>
     </w:p>
@@ -18328,7 +18109,6 @@
         <w:rPr>
           <w:rFonts w:eastAsia="Calibri"/>
         </w:rPr>
-        <w:lastRenderedPageBreak/>
         <w:t>“Don’t let it go to your head. I didn’t invite all of you here just to sing your praises. We have actual business to discuss.”</w:t>
       </w:r>
     </w:p>
@@ -18473,14 +18253,7 @@
         <w:rPr>
           <w:rFonts w:eastAsia="Calibri"/>
         </w:rPr>
-        <w:t xml:space="preserve">“The Union, as it happens, is not losing,” the man continued. “It’d be more accurate to say that the American front has turned into an intractable stalemate spread out from New York to Toronto to Milwaukee.” He pointed at each city on the map, all of them notably surrounded by </w:t>
-      </w:r>
-      <w:r>
-        <w:rPr>
-          <w:rFonts w:eastAsia="Calibri"/>
-        </w:rPr>
-        <w:lastRenderedPageBreak/>
-        <w:t>markers designating military units and fortifications. “Not that this matters to us. None of us are going to be in the trenches unless things go terribly, terribly wrong. However, this miserable state of affairs has led Lancaster to make several promises to certain individuals, who have agreed to support his administration in exchange for…favors.”</w:t>
+        <w:t>“The Union, as it happens, is not losing,” the man continued. “It’d be more accurate to say that the American front has turned into an intractable stalemate spread out from New York to Toronto to Milwaukee.” He pointed at each city on the map, all of them notably surrounded by markers designating military units and fortifications. “Not that this matters to us. None of us are going to be in the trenches unless things go terribly, terribly wrong. However, this miserable state of affairs has led Lancaster to make several promises to certain individuals, who have agreed to support his administration in exchange for…favors.”</w:t>
       </w:r>
     </w:p>
     <w:p>
@@ -18592,7 +18365,6 @@
         <w:rPr>
           <w:rFonts w:eastAsia="Calibri"/>
         </w:rPr>
-        <w:lastRenderedPageBreak/>
         <w:t>“Do we even need to do that? You have the Mourner project, and your kid already told us that the satellite’s AI is locking out any attempts to activate the firing mechanism. So why go after ASPIS ourselves?” Akiko asked.</w:t>
       </w:r>
     </w:p>
@@ -18749,14 +18521,7 @@
         <w:rPr>
           <w:rFonts w:eastAsia="Calibri"/>
         </w:rPr>
-        <w:t xml:space="preserve">Cassandra felt a wave of trepidation wash over her. The more Marcus spoke, the more she realized how far in over her head she truly was. Up until a few days ago, the worst she’d had </w:t>
-      </w:r>
-      <w:r>
-        <w:rPr>
-          <w:rFonts w:eastAsia="Calibri"/>
-        </w:rPr>
-        <w:lastRenderedPageBreak/>
-        <w:t xml:space="preserve">to deal with were white collar criminals and the occasional disorderly </w:t>
+        <w:t xml:space="preserve">Cassandra felt a wave of trepidation wash over her. The more Marcus spoke, the more she realized how far in over her head she truly was. Up until a few days ago, the worst she’d had to deal with were white collar criminals and the occasional disorderly </w:t>
       </w:r>
       <w:r>
         <w:rPr>
@@ -18912,7 +18677,6 @@
         <w:rPr>
           <w:rFonts w:eastAsia="Calibri"/>
         </w:rPr>
-        <w:lastRenderedPageBreak/>
         <w:t>When Cassandra’s expression visibly shifted towards disgust, he realized his mistake. “Ah, right, I forgot. You don’t like others entering your private space. In that case, meet me in the aquarium chamber on the first floor, at, say, ten at night? No one will be around at that time.”</w:t>
       </w:r>
     </w:p>
@@ -19114,7 +18878,6 @@
         <w:rPr>
           <w:rFonts w:eastAsia="Calibri"/>
         </w:rPr>
-        <w:lastRenderedPageBreak/>
         <w:t>“Sounds like it went okay,” Akiko said once Cassandra closed the aquarium door behind her. The two of them walked side-by-side back to their living quarters.</w:t>
       </w:r>
     </w:p>
@@ -19325,14 +19088,7 @@
         <w:rPr>
           <w:rFonts w:eastAsia="Calibri"/>
         </w:rPr>
-        <w:t xml:space="preserve"> approached the city of Athens. Its bulk was too great for the airport to accommodate, and so the flagship hovered ominously over </w:t>
-      </w:r>
-      <w:r>
-        <w:rPr>
-          <w:rFonts w:eastAsia="Calibri"/>
-        </w:rPr>
-        <w:lastRenderedPageBreak/>
-        <w:t xml:space="preserve">the Cloud Garden while a helicopter ferried Grand Admiral Lancaster and his retinue to a landing pad below. </w:t>
+        <w:t xml:space="preserve"> approached the city of Athens. Its bulk was too great for the airport to accommodate, and so the flagship hovered ominously over the Cloud Garden while a helicopter ferried Grand Admiral Lancaster and his retinue to a landing pad below. </w:t>
       </w:r>
     </w:p>
     <w:p>
@@ -19475,14 +19231,7 @@
         <w:rPr>
           <w:rFonts w:eastAsia="Calibri"/>
         </w:rPr>
-        <w:t xml:space="preserve">“This water is really quite refreshing,” the Grand Admiral said after a drink from his own glass. “Could you believe it’s just tap water one of my men got from the break room nearby? </w:t>
-      </w:r>
-      <w:r>
-        <w:rPr>
-          <w:rFonts w:eastAsia="Calibri"/>
-        </w:rPr>
-        <w:lastRenderedPageBreak/>
-        <w:t>Stupid question, of course you can believe it. This is your home, after all. Still, it’s much more pure than I’d have expected from a backwater like this.”</w:t>
+        <w:t>“This water is really quite refreshing,” the Grand Admiral said after a drink from his own glass. “Could you believe it’s just tap water one of my men got from the break room nearby? Stupid question, of course you can believe it. This is your home, after all. Still, it’s much more pure than I’d have expected from a backwater like this.”</w:t>
       </w:r>
     </w:p>
     <w:p>
@@ -19628,7 +19377,6 @@
         <w:rPr>
           <w:rFonts w:eastAsia="Calibri"/>
         </w:rPr>
-        <w:lastRenderedPageBreak/>
         <w:t>“That and about a hundred different treaties and regulations,” Shufen replied, taking another drink from her cup.</w:t>
       </w:r>
     </w:p>
@@ -19811,7 +19559,6 @@
         <w:rPr>
           <w:rFonts w:eastAsia="Calibri"/>
         </w:rPr>
-        <w:lastRenderedPageBreak/>
         <w:t>“All the more reason for us to try and intercept them there. Fairchild will need to distance himself from the attack or risk losing face, so he can’t retaliate if we capture and interrogate Cassandra. Instead, he’ll disavow her, and our little cold war continues.”</w:t>
       </w:r>
     </w:p>
@@ -20147,7 +19894,6 @@
         <w:rPr>
           <w:rFonts w:eastAsia="Calibri"/>
         </w:rPr>
-        <w:lastRenderedPageBreak/>
         <w:t>“Xiang, Jackson, see what you can do about getting us more details about that little hurdle. In the meantime, I’ll work on getting us access to the lower city center in the first place; get the easy part out of the way, at least.”</w:t>
       </w:r>
     </w:p>
@@ -20317,7 +20063,6 @@
         <w:rPr>
           <w:rFonts w:eastAsia="Calibri"/>
         </w:rPr>
-        <w:lastRenderedPageBreak/>
         <w:t>“Thanks, I’ll need it.”</w:t>
       </w:r>
     </w:p>
@@ -20474,7 +20219,6 @@
         <w:rPr>
           <w:rFonts w:eastAsia="Calibri"/>
         </w:rPr>
-        <w:lastRenderedPageBreak/>
         <w:t>“I thought you might be worried about that, which is why my associate, Nathaniel, will be remaining here as collateral. He is our deputy mayor, making him a valuable hostage.”</w:t>
       </w:r>
     </w:p>
@@ -20673,7 +20417,6 @@
         <w:rPr>
           <w:rFonts w:eastAsia="Calibri"/>
         </w:rPr>
-        <w:lastRenderedPageBreak/>
         <w:t xml:space="preserve">When the time came to leave, the twins met their associates in the Foyer. Xiang, Jackson, Eirene, and Akiko all came to send them off, although Marcus himself was notably absent, having been “too busy” to do more than offer the vaguest well-wishes. </w:t>
       </w:r>
     </w:p>
@@ -20843,7 +20586,6 @@
         <w:rPr>
           <w:rFonts w:eastAsia="Calibri"/>
         </w:rPr>
-        <w:lastRenderedPageBreak/>
         <w:t>“Well, I think we ought not draw this out too long,” Elias said. “The train to Geneva leaves in an hour, and our friend from the Inquisition is probably waiting for us on the platform already.”</w:t>
       </w:r>
     </w:p>
@@ -21013,7 +20755,6 @@
         <w:rPr>
           <w:rFonts w:eastAsia="Calibri"/>
         </w:rPr>
-        <w:lastRenderedPageBreak/>
         <w:t>“You’re right, of course. We in the Inquisition aren’t in the business of relying on chance. We prefer to make our own luck. Still, would be nice to think that someone out there’s watching over us.”</w:t>
       </w:r>
     </w:p>
@@ -21196,7 +20937,6 @@
         <w:rPr>
           <w:rFonts w:eastAsia="Calibri"/>
         </w:rPr>
-        <w:lastRenderedPageBreak/>
         <w:t>Ian’s body awoke before he did. Even as his eyes fluttered open, it took him a moment to notice that the rain had ceased and the clouds parted, allowing a clear sky to welcome them to Kasimira.</w:t>
       </w:r>
     </w:p>
@@ -21366,7 +21106,6 @@
         <w:rPr>
           <w:rFonts w:eastAsia="Calibri"/>
         </w:rPr>
-        <w:lastRenderedPageBreak/>
         <w:t>A pair of heavy blast doors, barely visible at the base of the concrete behemoth, slid open to admit the train through the first set of walls. Elias noticed the faint shimmer of the fortress’ kinetic barrier seems to bend around the train as they sped through it, half-confirming Charlotte’s tale about the defenses. With luck, he would never have a chance to see its strength tested.</w:t>
       </w:r>
     </w:p>
@@ -21484,7 +21223,6 @@
         <w:rPr>
           <w:rFonts w:eastAsia="Calibri"/>
         </w:rPr>
-        <w:lastRenderedPageBreak/>
         <w:t>Having taken in all the sights, Elias and Charlotte returned to their cabin to collect what few belongings had made it this far with them. Before long, the train pulled lazily into Geneva, depositing the two, still weary from their journey, onto the platform with little more than the shirts on their backs.</w:t>
       </w:r>
     </w:p>
@@ -21615,7 +21353,6 @@
         <w:rPr>
           <w:rFonts w:eastAsia="Calibri"/>
         </w:rPr>
-        <w:lastRenderedPageBreak/>
         <w:t>“Right, I remember what you told me. I also hope you remember that, as soon as we make contact with the Peregrines, I’m headed back to my friends. That was our deal, right?”</w:t>
       </w:r>
     </w:p>
@@ -21785,7 +21522,6 @@
         <w:rPr>
           <w:rFonts w:eastAsia="Calibri"/>
         </w:rPr>
-        <w:lastRenderedPageBreak/>
         <w:t>The sun was already setting by the time Ian woke up. He took a moment to reflect on the damage this day had likely done to his sleep schedule before practically falling out of bed and changing into the clothes Charlotte had sent him. They were simple, grey cotton garments; functional, but not terribly fashionable.</w:t>
       </w:r>
     </w:p>
@@ -21916,7 +21652,6 @@
         <w:rPr>
           <w:rFonts w:eastAsia="Calibri"/>
         </w:rPr>
-        <w:lastRenderedPageBreak/>
         <w:t>“Emma. Emma Aucoin…although now that I think about it, I probably didn’t need to clarify,” the girl answered.</w:t>
       </w:r>
     </w:p>
@@ -22074,7 +21809,6 @@
         <w:rPr>
           <w:rFonts w:eastAsia="Calibri"/>
         </w:rPr>
-        <w:lastRenderedPageBreak/>
         <w:t xml:space="preserve">“Yeah, and the flashier the façade, the more it can hide,” Cassandra said. “Please, Miss Charlotte. Continue.” </w:t>
       </w:r>
     </w:p>
@@ -22213,7 +21947,6 @@
         <w:rPr>
           <w:rFonts w:eastAsia="Calibri"/>
         </w:rPr>
-        <w:lastRenderedPageBreak/>
         <w:t>“Things would play out just as they have in your Athens. Genève would lose some standing with the Union, and would be ‘asked’ to hand over the criminals. Unlike you, however, Bergstrom would comply, completely neutralizing us as a threat in his rise to power and weakening a powerful neighbor in one blow.”</w:t>
       </w:r>
     </w:p>
@@ -22419,7 +22152,6 @@
         <w:rPr>
           <w:rFonts w:eastAsia="Calibri"/>
         </w:rPr>
-        <w:lastRenderedPageBreak/>
         <w:t>The twins looked at each other, then back at Charlotte.</w:t>
       </w:r>
     </w:p>
@@ -22615,7 +22347,6 @@
         <w:rPr>
           <w:rFonts w:eastAsia="Calibri"/>
         </w:rPr>
-        <w:lastRenderedPageBreak/>
         <w:t>Cassandra sighed. “Fine. My brother’s right, we have nothing to lose by doing some snooping. Nothing except some wasted time if this doesn’t pan out. But if we do end up working together, the space elevator is still my operation, okay? I’m not about to put my family and my city’s future in the hands of this ‘Inquisition.’”</w:t>
       </w:r>
     </w:p>
@@ -22771,14 +22502,7 @@
         <w:rPr>
           <w:rFonts w:eastAsia="Calibri"/>
         </w:rPr>
-        <w:t xml:space="preserve">“And there’s the question we all knew you were going to ask.” Cassandra closed her eyes and took a deep breath before continuing. “I don’t really have any reason to doubt her, no. If you </w:t>
-      </w:r>
-      <w:r>
-        <w:rPr>
-          <w:rFonts w:eastAsia="Calibri"/>
-        </w:rPr>
-        <w:lastRenderedPageBreak/>
-        <w:t xml:space="preserve">held a gun to my head and forced me to choose, then yeah, I’d say we should side with her, but you have to understand, everything we’re doing right now is a result of false accusation after false accusation. Akiko, you, me, Jackson. After all that, you can’t blame me for being a little touchy when I’m asked to haul in a guy without any evidence.” </w:t>
+        <w:t xml:space="preserve">“And there’s the question we all knew you were going to ask.” Cassandra closed her eyes and took a deep breath before continuing. “I don’t really have any reason to doubt her, no. If you held a gun to my head and forced me to choose, then yeah, I’d say we should side with her, but you have to understand, everything we’re doing right now is a result of false accusation after false accusation. Akiko, you, me, Jackson. After all that, you can’t blame me for being a little touchy when I’m asked to haul in a guy without any evidence.” </w:t>
       </w:r>
       <w:r>
         <w:rPr>
@@ -22937,7 +22661,6 @@
         <w:rPr>
           <w:rFonts w:eastAsia="Calibri"/>
         </w:rPr>
-        <w:lastRenderedPageBreak/>
         <w:t xml:space="preserve">“I-I…you can really tell I’m pacing?” Cassandra asked. </w:t>
       </w:r>
       <w:r>
@@ -23154,7 +22877,6 @@
         <w:rPr>
           <w:rFonts w:eastAsia="Calibri"/>
         </w:rPr>
-        <w:lastRenderedPageBreak/>
         <w:t xml:space="preserve">“You know, the saltiness is kind of growing on me,” she said. “I’ll have to take Akiko here once it’s all said and done.” </w:t>
       </w:r>
       <w:r>
@@ -23368,7 +23090,6 @@
         <w:rPr>
           <w:rFonts w:eastAsia="Calibri"/>
         </w:rPr>
-        <w:lastRenderedPageBreak/>
         <w:t xml:space="preserve">Eirene turned away from Jackson as her face twisted into a scowl. “Accomplishments?” she asked. “What accomplishments? How many people died on my watch at Hotel India? The only reason </w:t>
       </w:r>
       <w:r>
@@ -23538,7 +23259,6 @@
         <w:rPr>
           <w:rFonts w:eastAsia="Calibri"/>
         </w:rPr>
-        <w:lastRenderedPageBreak/>
         <w:t>Eirene rolled her eyes, but otherwise ignored his boasting. “Well, I’m glad of that, at least. Still, I’m sorry. It’s just that, like you said, I don’t need to be sharing my grief with everyone else, ‘cause that wouldn’t really be fair to them. It’s my problem to deal with, right?”</w:t>
       </w:r>
     </w:p>
@@ -23747,7 +23467,6 @@
         <w:rPr>
           <w:rFonts w:eastAsia="Calibri"/>
         </w:rPr>
-        <w:lastRenderedPageBreak/>
         <w:t xml:space="preserve">Eirene tried to continue, but the jumbled mess of words fighting to escape her mouth floundered before they reached her tongue. Frustrated, she pounded the window with her fist, and, when nothing came of that gesture but a hollow </w:t>
       </w:r>
       <w:r>
@@ -23904,14 +23623,7 @@
         <w:rPr>
           <w:rFonts w:eastAsia="Calibri"/>
         </w:rPr>
-        <w:t xml:space="preserve">“From what I’ve seen, yes, I think you’d be a crying mess regardless, but that’s not a bad thing for someone in your position. Cry all you want, let it out, and then try to make sense of the </w:t>
-      </w:r>
-      <w:r>
-        <w:rPr>
-          <w:rFonts w:eastAsia="Calibri"/>
-        </w:rPr>
-        <w:lastRenderedPageBreak/>
-        <w:t>pieces once they’re all on the floor. You don’t need to do it today, but you need to do it. I’m not going to work with someone who’s a wreck.”</w:t>
+        <w:t>“From what I’ve seen, yes, I think you’d be a crying mess regardless, but that’s not a bad thing for someone in your position. Cry all you want, let it out, and then try to make sense of the pieces once they’re all on the floor. You don’t need to do it today, but you need to do it. I’m not going to work with someone who’s a wreck.”</w:t>
       </w:r>
     </w:p>
     <w:p>
@@ -24049,7 +23761,6 @@
         <w:rPr>
           <w:rFonts w:eastAsia="Calibri"/>
         </w:rPr>
-        <w:lastRenderedPageBreak/>
         <w:t>Cassandra shook her head. “No, she’s about what I expected from someone with her title,” she said. “She made us an offer, but her intentions seemed suspicious and her asking price was high, so we declined. For now.”</w:t>
       </w:r>
     </w:p>
@@ -24245,7 +23956,6 @@
         <w:rPr>
           <w:rFonts w:eastAsia="Calibri"/>
         </w:rPr>
-        <w:lastRenderedPageBreak/>
         <w:t xml:space="preserve">“That’s all well and good, but we also need a contingency if we’re unable to re-establish contact,” Xiang interrupted. </w:t>
       </w:r>
     </w:p>
@@ -24397,7 +24107,6 @@
         <w:rPr>
           <w:rFonts w:eastAsia="Calibri"/>
         </w:rPr>
-        <w:lastRenderedPageBreak/>
         <w:t>Xiang shook his head. “Alas, I was not so lucky. It’s somewhat difficult to procure classified information from the government when you’ve been declared an enemy of the state.”</w:t>
       </w:r>
     </w:p>
@@ -24567,14 +24276,7 @@
         <w:rPr>
           <w:rFonts w:eastAsia="Calibri"/>
         </w:rPr>
-        <w:t xml:space="preserve"> could have asked of anyone, but we’re just two people, you </w:t>
-      </w:r>
-      <w:r>
-        <w:rPr>
-          <w:rFonts w:eastAsia="Calibri"/>
-        </w:rPr>
-        <w:lastRenderedPageBreak/>
-        <w:t>and I. And the Union is, well, the Union. Even with Marcus backing us up, do you really think we have the clout to take them on?”</w:t>
+        <w:t xml:space="preserve"> could have asked of anyone, but we’re just two people, you and I. And the Union is, well, the Union. Even with Marcus backing us up, do you really think we have the clout to take them on?”</w:t>
       </w:r>
     </w:p>
     <w:p>
@@ -24743,7 +24445,6 @@
         <w:rPr>
           <w:rFonts w:eastAsia="Calibri"/>
         </w:rPr>
-        <w:lastRenderedPageBreak/>
         <w:t>Akiko let go of Cassandra’s hand, only to lean forward and catch her off-guard with a tight, and more than slightly awkward hug. Cassandra didn’t know how to respond, at first, but quickly resolved herself to let it happen, embracing Akiko in return as her friend cried on her shoulder.</w:t>
       </w:r>
     </w:p>
@@ -24926,7 +24627,6 @@
         <w:rPr>
           <w:rFonts w:eastAsia="Calibri"/>
         </w:rPr>
-        <w:lastRenderedPageBreak/>
         <w:t>“For Christ’s sake, no one said anything about blowing up the parade itself. All I meant was that we take advantage of the distraction to sneak into the elevator,” Akiko said.</w:t>
       </w:r>
     </w:p>
@@ -25104,14 +24804,7 @@
         <w:rPr>
           <w:rFonts w:eastAsia="Calibri"/>
         </w:rPr>
-        <w:t xml:space="preserve">“I thought our good friend Jackson here was supposed to be the ace up his sleeve. Now that we’ve got him, has Lancaster listened to a word we’ve said? Is Athens free? Psh, of course </w:t>
-      </w:r>
-      <w:r>
-        <w:rPr>
-          <w:rFonts w:eastAsia="Calibri"/>
-        </w:rPr>
-        <w:lastRenderedPageBreak/>
-        <w:t>he hasn’t, and of course it’s not. If anything he’s only poured more troops into that damn city. What makes you think he won’t lash out like a cornered animal if we take away his toys?”</w:t>
+        <w:t>“I thought our good friend Jackson here was supposed to be the ace up his sleeve. Now that we’ve got him, has Lancaster listened to a word we’ve said? Is Athens free? Psh, of course he hasn’t, and of course it’s not. If anything he’s only poured more troops into that damn city. What makes you think he won’t lash out like a cornered animal if we take away his toys?”</w:t>
       </w:r>
     </w:p>
     <w:p>
@@ -25288,7 +24981,6 @@
         <w:rPr>
           <w:rFonts w:eastAsia="Calibri"/>
         </w:rPr>
-        <w:lastRenderedPageBreak/>
         <w:t xml:space="preserve">Eirene pointed at Jackson with her thumb. “If I didn’t tolerate this </w:t>
       </w:r>
       <w:r>
@@ -25487,7 +25179,6 @@
         <w:rPr>
           <w:rFonts w:eastAsia="Calibri"/>
         </w:rPr>
-        <w:lastRenderedPageBreak/>
         <w:t xml:space="preserve">She shook her head. </w:t>
       </w:r>
     </w:p>
@@ -25691,7 +25382,6 @@
           <w:rFonts w:ascii="Corsiva" w:eastAsia="Corsiva" w:hAnsi="Corsiva" w:cs="Corsiva"/>
           <w:i/>
         </w:rPr>
-        <w:lastRenderedPageBreak/>
         <w:t xml:space="preserve">The last thing I want is to forget your face, like I’ve forgotten so many other things during my time here. However, there are times when I feel like it would be for the best. Perhaps it would ease the pain of my mistake? Or is that simply a fool’s errand? </w:t>
       </w:r>
     </w:p>
@@ -25894,14 +25584,7 @@
         <w:rPr>
           <w:rFonts w:eastAsia="Calibri"/>
         </w:rPr>
-        <w:t xml:space="preserve"> who works at </w:t>
-      </w:r>
-      <w:r>
-        <w:rPr>
-          <w:rFonts w:eastAsia="Calibri"/>
-        </w:rPr>
-        <w:lastRenderedPageBreak/>
-        <w:t>that laboratory ends up experiencing memory loss. Doesn’t that strike you as at least a little suspicious?”</w:t>
+        <w:t xml:space="preserve"> who works at that laboratory ends up experiencing memory loss. Doesn’t that strike you as at least a little suspicious?”</w:t>
       </w:r>
     </w:p>
     <w:p>
@@ -26073,7 +25756,6 @@
         <w:rPr>
           <w:rFonts w:eastAsia="Calibri"/>
         </w:rPr>
-        <w:lastRenderedPageBreak/>
         <w:t>“No, of course I don’t. Still, Chenmei wasn’t specific, but she implied the things she couldn’t remember would have been recent, which would put them in the exact same gap. If it turns out that Akiko is missing that exact same period…”</w:t>
       </w:r>
     </w:p>
@@ -26328,7 +26010,6 @@
         <w:rPr>
           <w:rFonts w:eastAsia="Calibri"/>
         </w:rPr>
-        <w:lastRenderedPageBreak/>
         <w:t>“Just what?”</w:t>
       </w:r>
     </w:p>
@@ -26567,7 +26248,6 @@
     </w:p>
     <w:p>
       <w:r>
-        <w:lastRenderedPageBreak/>
         <w:t xml:space="preserve">“Then we need to make sure it doesn’t come to that.” </w:t>
       </w:r>
     </w:p>
@@ -26623,7 +26303,6 @@
     </w:p>
     <w:p>
       <w:r>
-        <w:lastRenderedPageBreak/>
         <w:t>After a quick survey of the halls around them to ensure nobody had returned to the area, the three of them dashed off towards the maintenance shaft, and reached it without incident. The way forward was cramped and hot. It was also, however, enough to keep them safe from the skirmish commencing above, and that was all they needed.</w:t>
       </w:r>
     </w:p>
@@ -26705,7 +26384,6 @@
     </w:p>
     <w:p>
       <w:r>
-        <w:lastRenderedPageBreak/>
         <w:t>“Speaking of which, take off your shoes.”</w:t>
       </w:r>
     </w:p>
@@ -26771,7 +26449,6 @@
     </w:p>
     <w:p>
       <w:r>
-        <w:lastRenderedPageBreak/>
         <w:t>At first, that carrier did not seem to stir. Less than a minute later, however, the illusion of peace was broken by a pair of gunships that launched from the flight deck and took up flanking positions on either side of the shuttle.</w:t>
       </w:r>
     </w:p>
@@ -26874,7 +26551,6 @@
     </w:p>
     <w:p>
       <w:r>
-        <w:lastRenderedPageBreak/>
         <w:t>“</w:t>
       </w:r>
       <w:r>
@@ -26961,7 +26637,6 @@
     </w:p>
     <w:p>
       <w:r>
-        <w:lastRenderedPageBreak/>
         <w:t>“That’s surprisingly merciful. Well, you heard my mother, everyone!” Cassandra declared. “I’ll see about getting us some drinks once we arrive.”</w:t>
       </w:r>
     </w:p>
@@ -27071,7 +26746,6 @@
       <w:bookmarkStart w:id="10" w:name="_Toc437823167"/>
       <w:bookmarkStart w:id="11" w:name="_Toc175682339"/>
       <w:r>
-        <w:lastRenderedPageBreak/>
         <w:t>Chapter 3</w:t>
       </w:r>
       <w:bookmarkEnd w:id="9"/>
@@ -27170,7 +26844,6 @@
     </w:p>
     <w:p>
       <w:r>
-        <w:lastRenderedPageBreak/>
         <w:t>“Yeah. Same to you,” Cassandra replied. Without another word, they cast away, and Eirene watched them disappear into the horizon.</w:t>
       </w:r>
     </w:p>
@@ -27221,7 +26894,6 @@
     </w:p>
     <w:p>
       <w:r>
-        <w:lastRenderedPageBreak/>
         <w:t>“I was talking with Besim a little bit before you ladies arrived at the bistro,” Ian said. “He was going on about how many strings he had to pull to smuggle us and our gear into the Tower, but one thing really stood out to me.”</w:t>
       </w:r>
     </w:p>
@@ -27277,7 +26949,6 @@
     </w:p>
     <w:p>
       <w:r>
-        <w:lastRenderedPageBreak/>
         <w:t>“They can take care of themselves. Focus on doing your job, and have faith – Those two’ll be more than okay. Be downright shameful if they lost to that pitiful excuse for an army.”</w:t>
       </w:r>
     </w:p>
@@ -27331,7 +27002,6 @@
     </w:p>
     <w:p>
       <w:r>
-        <w:lastRenderedPageBreak/>
         <w:t xml:space="preserve">Cassandra took a second to confirm that her scouts were still in place around her, ready to cover their escape when the time came. “Understood,” she replied. “I’ve got eyes on the conference room. No unusual activity on their comms, either." </w:t>
       </w:r>
     </w:p>
@@ -27420,11 +27090,7 @@
     </w:p>
     <w:p>
       <w:r>
-        <w:t xml:space="preserve">Amidst the barrage of clapping from the assembly, Keller returned to his seat to make room for the Overseer on the podium. The ghostly old man gave a curt bow, waiting for the </w:t>
-      </w:r>
-      <w:r>
-        <w:lastRenderedPageBreak/>
-        <w:t xml:space="preserve">applause to die down before beginning his speech with a knowing smile, already sure that his peers would be suitably impressed. </w:t>
+        <w:t xml:space="preserve">Amidst the barrage of clapping from the assembly, Keller returned to his seat to make room for the Overseer on the podium. The ghostly old man gave a curt bow, waiting for the applause to die down before beginning his speech with a knowing smile, already sure that his peers would be suitably impressed. </w:t>
       </w:r>
     </w:p>
     <w:p>
@@ -27464,7 +27130,6 @@
     </w:p>
     <w:p>
       <w:r>
-        <w:lastRenderedPageBreak/>
         <w:t xml:space="preserve">Lancaster snarled. “More old world foolishness. Entrusting weapons of mass destruction to an AI,” he said. </w:t>
       </w:r>
     </w:p>
@@ -27525,7 +27190,6 @@
     </w:p>
     <w:p>
       <w:r>
-        <w:lastRenderedPageBreak/>
         <w:t xml:space="preserve">Marcus laughed. “For a time, we were excited by the idea of digitized human consciousness, but it was not to be. No matter how we approached the problem, we were unable to answer the obvious question: How you know it’s really </w:t>
       </w:r>
       <w:r>
@@ -27601,7 +27265,6 @@
     </w:p>
     <w:p>
       <w:r>
-        <w:lastRenderedPageBreak/>
         <w:t>“But the Skywatch did force it to run off with its tail between its legs. I believe it’s hiding in Istanbul, now? The point is, Mourners aren’t any riskier than human soldiers, and the extra manpower will give us a huge advantage against our neighbors – Istanbul included, if need be.”</w:t>
       </w:r>
     </w:p>
@@ -27687,7 +27350,6 @@
     </w:p>
     <w:p>
       <w:r>
-        <w:lastRenderedPageBreak/>
         <w:t>“Should that come to pass, then by all means, go have your fun with them, but the Pact is smarter than that. We shouldn’t count on such wanton aggression. In fact, there is the possibility of a trade deal…”</w:t>
       </w:r>
     </w:p>
@@ -27776,7 +27438,6 @@
         <w:rPr>
           <w:lang w:eastAsia="ja-JP"/>
         </w:rPr>
-        <w:lastRenderedPageBreak/>
         <w:t>“Everything’s proper fucked, Cass,” Ian finally replied, his voice half-masked by static. “I’m clear of the Tower, at least, be at the van in a minute or two. Where are you?”</w:t>
       </w:r>
     </w:p>
@@ -28001,14 +27662,7 @@
         <w:rPr>
           <w:lang w:eastAsia="ja-JP"/>
         </w:rPr>
-        <w:t xml:space="preserve">Eirene, and forcing her to invert that role </w:t>
-      </w:r>
-      <w:r>
-        <w:rPr>
-          <w:lang w:eastAsia="ja-JP"/>
-        </w:rPr>
-        <w:lastRenderedPageBreak/>
-        <w:t>brought nothing but disgust and shame. Even if they both survived the night, Cassandra knew that she had much to atone for.</w:t>
+        <w:t>Eirene, and forcing her to invert that role brought nothing but disgust and shame. Even if they both survived the night, Cassandra knew that she had much to atone for.</w:t>
       </w:r>
     </w:p>
     <w:p>
@@ -28168,14 +27822,7 @@
         <w:rPr>
           <w:lang w:eastAsia="ja-JP"/>
         </w:rPr>
-        <w:t xml:space="preserve">Meanwhile, in the streets below, Ian’s consciousness slowly began its return to him. Mercifully, his head was already engulfed by the airbag, though he could scarcely summon the </w:t>
-      </w:r>
-      <w:r>
-        <w:rPr>
-          <w:lang w:eastAsia="ja-JP"/>
-        </w:rPr>
-        <w:lastRenderedPageBreak/>
-        <w:t xml:space="preserve">energy to move, a torrent of curses at whatever clown of a driver had just destroyed his only chance of escape coursing through his mind. While a small part of his mind knew that the accident was entirely his fault, he would never have admitted it. </w:t>
+        <w:t xml:space="preserve">Meanwhile, in the streets below, Ian’s consciousness slowly began its return to him. Mercifully, his head was already engulfed by the airbag, though he could scarcely summon the energy to move, a torrent of curses at whatever clown of a driver had just destroyed his only chance of escape coursing through his mind. While a small part of his mind knew that the accident was entirely his fault, he would never have admitted it. </w:t>
       </w:r>
     </w:p>
     <w:p>
@@ -28294,7 +27941,6 @@
       </w:pPr>
       <w:bookmarkStart w:id="12" w:name="_Toc175682340"/>
       <w:r>
-        <w:lastRenderedPageBreak/>
         <w:t xml:space="preserve">Chapter </w:t>
       </w:r>
       <w:r>
@@ -28364,11 +28010,7 @@
     </w:p>
     <w:p>
       <w:r>
-        <w:t xml:space="preserve">Making use of the rubble to hide themselves from the airship’s searchlights, they crept closer to the old warehouse, and noted that, for whatever reason, they seemed to be alone. As she </w:t>
-      </w:r>
-      <w:r>
-        <w:lastRenderedPageBreak/>
-        <w:t xml:space="preserve">deemed it unlikely that the Skywatch was in retreat, Cassandra surmised that they had either breached the outpost’s walls already, or had decided to starve out the defenders. Neither scenario seemed pleasant, but the latter at least offered a chance that her friends might be saved. </w:t>
+        <w:t xml:space="preserve">Making use of the rubble to hide themselves from the airship’s searchlights, they crept closer to the old warehouse, and noted that, for whatever reason, they seemed to be alone. As she deemed it unlikely that the Skywatch was in retreat, Cassandra surmised that they had either breached the outpost’s walls already, or had decided to starve out the defenders. Neither scenario seemed pleasant, but the latter at least offered a chance that her friends might be saved. </w:t>
       </w:r>
     </w:p>
     <w:p>
@@ -28413,7 +28055,6 @@
     </w:p>
     <w:p>
       <w:r>
-        <w:lastRenderedPageBreak/>
         <w:t>“Not the only survivors, but the only ones left in Hotel India? Yeah. We’ve been having people sneak out one-by-one the same way you came in, since a big retreat would be easy for that destroyer up there to spot, and, you know…boom.” Mayumi made an explosive gesture with her hands to emphasize the point. “Not sure why they haven’t bombed us to bits already, though. They totally could, but, no, no, they must want to take a few of us alive for interrogation, or whatever.”</w:t>
       </w:r>
     </w:p>
@@ -28479,11 +28120,7 @@
     </w:p>
     <w:p>
       <w:r>
-        <w:t xml:space="preserve">Making her first stop inside the promised washroom, Cassandra stared at herself in the cracked mirror. She looked just as bad as she felt, with deep bags underneath bloodshot eyes, and her hair all damp and messy. Her own body felt dirty and disgusting, a sensation amplified </w:t>
-      </w:r>
-      <w:r>
-        <w:lastRenderedPageBreak/>
-        <w:t>tenfold by the ongoing chaos and confusion, and she began to pace about the room, gesticulating wildly to shed excess energy.</w:t>
+        <w:t>Making her first stop inside the promised washroom, Cassandra stared at herself in the cracked mirror. She looked just as bad as she felt, with deep bags underneath bloodshot eyes, and her hair all damp and messy. Her own body felt dirty and disgusting, a sensation amplified tenfold by the ongoing chaos and confusion, and she began to pace about the room, gesticulating wildly to shed excess energy.</w:t>
       </w:r>
     </w:p>
     <w:p>
@@ -28523,7 +28160,6 @@
     </w:p>
     <w:p>
       <w:r>
-        <w:lastRenderedPageBreak/>
         <w:t>“We could still turn him over to try and get the loyalists off our back, but I don’t know if I’m about that,” Mayumi said. “At least not until we know what he did. At this point, I’m not sure just returning their prisoner is gonna make the Directorate forgive and forget, especially considering they just got bombed, or something, and I’m not super into the idea of backing out now. So many lives spent today, we might as well get what we paid for.”</w:t>
       </w:r>
     </w:p>
@@ -28589,11 +28225,7 @@
     </w:p>
     <w:p>
       <w:r>
-        <w:t xml:space="preserve">The remaining Peregrines continued to bide their time, waiting for opportunities to sneak away from Hotel India. In some few hours, but a single person had managed to escape, bringing their number down to eight, when the distinctive sound of cannon fire punctuated the air. All of </w:t>
-      </w:r>
-      <w:r>
-        <w:lastRenderedPageBreak/>
-        <w:t>the Peregrines instinctively took up defensive positions, only to realize that the cacophony was coming from above.</w:t>
+        <w:t>The remaining Peregrines continued to bide their time, waiting for opportunities to sneak away from Hotel India. In some few hours, but a single person had managed to escape, bringing their number down to eight, when the distinctive sound of cannon fire punctuated the air. All of the Peregrines instinctively took up defensive positions, only to realize that the cacophony was coming from above.</w:t>
       </w:r>
     </w:p>
     <w:p>
@@ -28708,11 +28340,7 @@
         <w:t>Peregrine</w:t>
       </w:r>
       <w:r>
-        <w:t xml:space="preserve">, the survivors of Hotel India made for the briefing room alongside the fugitive, who was now conscious enough to walk – although not without Mayumi’s </w:t>
-      </w:r>
-      <w:r>
-        <w:lastRenderedPageBreak/>
-        <w:t>support. On the way there, they’d passed a mix of both militia airmen and civilians from Istanbul, their harrowed faces doing little to renew the group’s confidence. Those few who greeted them in the briefing room looked no different as they wearily saluted Besim.</w:t>
+        <w:t>, the survivors of Hotel India made for the briefing room alongside the fugitive, who was now conscious enough to walk – although not without Mayumi’s support. On the way there, they’d passed a mix of both militia airmen and civilians from Istanbul, their harrowed faces doing little to renew the group’s confidence. Those few who greeted them in the briefing room looked no different as they wearily saluted Besim.</w:t>
       </w:r>
     </w:p>
     <w:p>
@@ -28782,7 +28410,6 @@
     </w:p>
     <w:p>
       <w:r>
-        <w:lastRenderedPageBreak/>
         <w:t>“The survivors sued for peace and signed a treaty with the Directorate. That was the last I heard.”</w:t>
       </w:r>
     </w:p>
@@ -29049,7 +28676,6 @@
           <w:shd w:val="clear" w:color="auto" w:fill="FFFFFF"/>
           <w:lang w:eastAsia="ja-JP"/>
         </w:rPr>
-        <w:lastRenderedPageBreak/>
         <w:t>Before anybody could respond, the fugitive, who had up to that point rested silently in his chair, raised his hand aloft. “I believe I might have some information you’ll find useful,” he said, catching the attention of all present.</w:t>
       </w:r>
     </w:p>
@@ -29363,7 +28989,17 @@
           <w:shd w:val="clear" w:color="auto" w:fill="FFFFFF"/>
           <w:lang w:eastAsia="ja-JP"/>
         </w:rPr>
-        <w:t xml:space="preserve">“Anyone and everyone! My father’s brain is a delicious tart, and absolutely everybody wants to stick their fat, hairy fingers into it. The Directorate, the Tehran Pact, what little remains </w:t>
+        <w:t xml:space="preserve">“Anyone and everyone! My father’s brain is a delicious tart, and absolutely everybody wants to stick their fat, hairy fingers into it. The Directorate, the Tehran Pact, what little remains of the Catholic Church, communists and capitalists alike! </w:t>
+      </w:r>
+      <w:r>
+        <w:rPr>
+          <w:rFonts w:eastAsiaTheme="minorEastAsia"/>
+          <w:i/>
+          <w:color w:val="252525"/>
+          <w:shd w:val="clear" w:color="auto" w:fill="FFFFFF"/>
+          <w:lang w:eastAsia="ja-JP"/>
+        </w:rPr>
+        <w:t>Never</w:t>
       </w:r>
       <w:r>
         <w:rPr>
@@ -29373,8 +29009,112 @@
           <w:shd w:val="clear" w:color="auto" w:fill="FFFFFF"/>
           <w:lang w:eastAsia="ja-JP"/>
         </w:rPr>
-        <w:lastRenderedPageBreak/>
-        <w:t xml:space="preserve">of the Catholic Church, communists and capitalists alike! </w:t>
+        <w:t xml:space="preserve"> trust a capitalist, mark my words.”</w:t>
+      </w:r>
+    </w:p>
+    <w:p>
+      <w:pPr>
+        <w:rPr>
+          <w:rFonts w:eastAsiaTheme="minorEastAsia"/>
+          <w:iCs/>
+          <w:color w:val="252525"/>
+          <w:shd w:val="clear" w:color="auto" w:fill="FFFFFF"/>
+          <w:lang w:eastAsia="ja-JP"/>
+        </w:rPr>
+      </w:pPr>
+      <w:r>
+        <w:rPr>
+          <w:rFonts w:eastAsiaTheme="minorEastAsia"/>
+          <w:iCs/>
+          <w:color w:val="252525"/>
+          <w:shd w:val="clear" w:color="auto" w:fill="FFFFFF"/>
+          <w:lang w:eastAsia="ja-JP"/>
+        </w:rPr>
+        <w:t>“Your father was a capitalist himself, wasn’t he?” Mayumi asked.</w:t>
+      </w:r>
+    </w:p>
+    <w:p>
+      <w:pPr>
+        <w:rPr>
+          <w:rFonts w:eastAsiaTheme="minorEastAsia"/>
+          <w:iCs/>
+          <w:color w:val="252525"/>
+          <w:shd w:val="clear" w:color="auto" w:fill="FFFFFF"/>
+          <w:lang w:eastAsia="ja-JP"/>
+        </w:rPr>
+      </w:pPr>
+      <w:r>
+        <w:rPr>
+          <w:rFonts w:eastAsiaTheme="minorEastAsia"/>
+          <w:iCs/>
+          <w:color w:val="252525"/>
+          <w:shd w:val="clear" w:color="auto" w:fill="FFFFFF"/>
+          <w:lang w:eastAsia="ja-JP"/>
+        </w:rPr>
+        <w:t>“Indeed he was! If there’s one thing capitalists love, it’s eating their own. It’s how they get stronger.”</w:t>
+      </w:r>
+    </w:p>
+    <w:p>
+      <w:pPr>
+        <w:rPr>
+          <w:rFonts w:eastAsiaTheme="minorEastAsia"/>
+          <w:iCs/>
+          <w:color w:val="252525"/>
+          <w:shd w:val="clear" w:color="auto" w:fill="FFFFFF"/>
+          <w:lang w:eastAsia="ja-JP"/>
+        </w:rPr>
+      </w:pPr>
+      <w:r>
+        <w:rPr>
+          <w:rFonts w:eastAsiaTheme="minorEastAsia"/>
+          <w:iCs/>
+          <w:color w:val="252525"/>
+          <w:shd w:val="clear" w:color="auto" w:fill="FFFFFF"/>
+          <w:lang w:eastAsia="ja-JP"/>
+        </w:rPr>
+        <w:t>“Uh-huh.”</w:t>
+      </w:r>
+    </w:p>
+    <w:p>
+      <w:pPr>
+        <w:rPr>
+          <w:rFonts w:eastAsiaTheme="minorEastAsia"/>
+          <w:iCs/>
+          <w:color w:val="252525"/>
+          <w:shd w:val="clear" w:color="auto" w:fill="FFFFFF"/>
+          <w:lang w:eastAsia="ja-JP"/>
+        </w:rPr>
+      </w:pPr>
+      <w:r>
+        <w:rPr>
+          <w:rFonts w:eastAsiaTheme="minorEastAsia"/>
+          <w:iCs/>
+          <w:color w:val="252525"/>
+          <w:shd w:val="clear" w:color="auto" w:fill="FFFFFF"/>
+          <w:lang w:eastAsia="ja-JP"/>
+        </w:rPr>
+        <w:t>“But in fulfilling this vital role, I made a rare error, and found myself captured by Lancaster and his flying blackguards. They put me under house arrest in an admittedly luxurious estate, and they treated me well, but it is human nature to yearn for freedom, so I effected my escape and ended up running into you. I daresay that was the greatest fortune you’ve had in some time, as my father will surely give you all the information and aid you require once you return me to him. Like you, he has no love for the Grand Admiral.”</w:t>
+      </w:r>
+    </w:p>
+    <w:p>
+      <w:pPr>
+        <w:rPr>
+          <w:rFonts w:eastAsiaTheme="minorEastAsia"/>
+          <w:iCs/>
+          <w:color w:val="252525"/>
+          <w:shd w:val="clear" w:color="auto" w:fill="FFFFFF"/>
+          <w:lang w:eastAsia="ja-JP"/>
+        </w:rPr>
+      </w:pPr>
+      <w:r>
+        <w:rPr>
+          <w:rFonts w:eastAsiaTheme="minorEastAsia"/>
+          <w:iCs/>
+          <w:color w:val="252525"/>
+          <w:shd w:val="clear" w:color="auto" w:fill="FFFFFF"/>
+          <w:lang w:eastAsia="ja-JP"/>
+        </w:rPr>
+        <w:t xml:space="preserve">Eirene looked pensive. “That </w:t>
       </w:r>
       <w:r>
         <w:rPr>
@@ -29384,7 +29124,7 @@
           <w:shd w:val="clear" w:color="auto" w:fill="FFFFFF"/>
           <w:lang w:eastAsia="ja-JP"/>
         </w:rPr>
-        <w:t>Never</w:t>
+        <w:t>would</w:t>
       </w:r>
       <w:r>
         <w:rPr>
@@ -29394,7 +29134,7 @@
           <w:shd w:val="clear" w:color="auto" w:fill="FFFFFF"/>
           <w:lang w:eastAsia="ja-JP"/>
         </w:rPr>
-        <w:t xml:space="preserve"> trust a capitalist, mark my words.”</w:t>
+        <w:t xml:space="preserve"> explain why Fairchild seems to be helping Lancaster with his plot,” she said. “Doesn’t tell us what Lancaster’s endgame is, but Jackson’s story checks out with everything else we know.”</w:t>
       </w:r>
     </w:p>
     <w:p>
@@ -29415,7 +29155,7 @@
           <w:shd w:val="clear" w:color="auto" w:fill="FFFFFF"/>
           <w:lang w:eastAsia="ja-JP"/>
         </w:rPr>
-        <w:t>“Your father was a capitalist himself, wasn’t he?” Mayumi asked.</w:t>
+        <w:t>“That, or Fairchild sent him to lure us into a trap,” Mayumi suggested.</w:t>
       </w:r>
     </w:p>
     <w:p>
@@ -29436,7 +29176,7 @@
           <w:shd w:val="clear" w:color="auto" w:fill="FFFFFF"/>
           <w:lang w:eastAsia="ja-JP"/>
         </w:rPr>
-        <w:t>“Indeed he was! If there’s one thing capitalists love, it’s eating their own. It’s how they get stronger.”</w:t>
+        <w:t>“If you doubt me, I need only one person to go with me to my father’s headquarters, a base in Naples called Bright Lighthouse. Once they’ve confirmed my identity, they can report back, without ever putting your dear selves in danger.”</w:t>
       </w:r>
     </w:p>
     <w:p>
@@ -29457,7 +29197,7 @@
           <w:shd w:val="clear" w:color="auto" w:fill="FFFFFF"/>
           <w:lang w:eastAsia="ja-JP"/>
         </w:rPr>
-        <w:t>“Uh-huh.”</w:t>
+        <w:t>Cassandra didn’t want to trust Jackson or his father. Even if everything the boy said was true, Marcus Fairchild would no doubt have his own interests separate from those of the Peregrines. If she put her faith in him, there was no telling what compromises they would be forced to make for the sake of this alliance.</w:t>
       </w:r>
     </w:p>
     <w:p>
@@ -29478,7 +29218,7 @@
           <w:shd w:val="clear" w:color="auto" w:fill="FFFFFF"/>
           <w:lang w:eastAsia="ja-JP"/>
         </w:rPr>
-        <w:t>“But in fulfilling this vital role, I made a rare error, and found myself captured by Lancaster and his flying blackguards. They put me under house arrest in an admittedly luxurious estate, and they treated me well, but it is human nature to yearn for freedom, so I effected my escape and ended up running into you. I daresay that was the greatest fortune you’ve had in some time, as my father will surely give you all the information and aid you require once you return me to him. Like you, he has no love for the Grand Admiral.”</w:t>
+        <w:t>She didn’t trust them, but she had to. She owed herself that much.</w:t>
       </w:r>
     </w:p>
     <w:p>
@@ -29499,7 +29239,7 @@
           <w:shd w:val="clear" w:color="auto" w:fill="FFFFFF"/>
           <w:lang w:eastAsia="ja-JP"/>
         </w:rPr>
-        <w:t xml:space="preserve">Eirene looked pensive. “That </w:t>
+        <w:t xml:space="preserve">“I can chaperone the kid. Being part of the Security Division doesn’t mean much without any place </w:t>
       </w:r>
       <w:r>
         <w:rPr>
@@ -29509,7 +29249,7 @@
           <w:shd w:val="clear" w:color="auto" w:fill="FFFFFF"/>
           <w:lang w:eastAsia="ja-JP"/>
         </w:rPr>
-        <w:t>would</w:t>
+        <w:t>to</w:t>
       </w:r>
       <w:r>
         <w:rPr>
@@ -29519,7 +29259,7 @@
           <w:shd w:val="clear" w:color="auto" w:fill="FFFFFF"/>
           <w:lang w:eastAsia="ja-JP"/>
         </w:rPr>
-        <w:t xml:space="preserve"> explain why Fairchild seems to be helping Lancaster with his plot,” she said. “Doesn’t tell us what Lancaster’s endgame is, but Jackson’s story checks out with everything else we know.”</w:t>
+        <w:t xml:space="preserve"> secure, so I’m basically disposable,” Mayumi said. </w:t>
       </w:r>
     </w:p>
     <w:p>
@@ -29540,7 +29280,7 @@
           <w:shd w:val="clear" w:color="auto" w:fill="FFFFFF"/>
           <w:lang w:eastAsia="ja-JP"/>
         </w:rPr>
-        <w:t>“That, or Fairchild sent him to lure us into a trap,” Mayumi suggested.</w:t>
+        <w:t xml:space="preserve">“Don’t talk like that,” Eirene interjected. </w:t>
       </w:r>
     </w:p>
     <w:p>
@@ -29561,7 +29301,7 @@
           <w:shd w:val="clear" w:color="auto" w:fill="FFFFFF"/>
           <w:lang w:eastAsia="ja-JP"/>
         </w:rPr>
-        <w:t>“If you doubt me, I need only one person to go with me to my father’s headquarters, a base in Naples called Bright Lighthouse. Once they’ve confirmed my identity, they can report back, without ever putting your dear selves in danger.”</w:t>
+        <w:t>“Well, someone’s gotta do it, right? Everyone else here has families or an important job already. It’s just the truth, and, if it makes you feel better, I’ve got better odds now than I did at Hotel India.”</w:t>
       </w:r>
     </w:p>
     <w:p>
@@ -29582,7 +29322,7 @@
           <w:shd w:val="clear" w:color="auto" w:fill="FFFFFF"/>
           <w:lang w:eastAsia="ja-JP"/>
         </w:rPr>
-        <w:t>Cassandra didn’t want to trust Jackson or his father. Even if everything the boy said was true, Marcus Fairchild would no doubt have his own interests separate from those of the Peregrines. If she put her faith in him, there was no telling what compromises they would be forced to make for the sake of this alliance.</w:t>
+        <w:t>“Fine. If you’re so dead set on being our ambassador, then far be it from me to deny you. Just be careful, okay?”</w:t>
       </w:r>
     </w:p>
     <w:p>
@@ -29603,7 +29343,7 @@
           <w:shd w:val="clear" w:color="auto" w:fill="FFFFFF"/>
           <w:lang w:eastAsia="ja-JP"/>
         </w:rPr>
-        <w:t>She didn’t trust them, but she had to. She owed herself that much.</w:t>
+        <w:t>“You don’t need to mother me,” Mayumi said. “But thanks.”</w:t>
       </w:r>
     </w:p>
     <w:p>
@@ -29624,7 +29364,133 @@
           <w:shd w:val="clear" w:color="auto" w:fill="FFFFFF"/>
           <w:lang w:eastAsia="ja-JP"/>
         </w:rPr>
-        <w:t xml:space="preserve">“I can chaperone the kid. Being part of the Security Division doesn’t mean much without any place </w:t>
+        <w:t>Besim put his hands down on the table and looked around the assembled Peregrines, his face deadly serious. “I suppose we have a plan, then,” he said. “I can’t say I care much for her reasoning, but Miss Nagai will be more than capable of escorting our young friend to his father. It seems our fate now rests in the hands of both God and Marcus Fairchild.”</w:t>
+      </w:r>
+    </w:p>
+    <w:p>
+      <w:pPr>
+        <w:rPr>
+          <w:rFonts w:eastAsiaTheme="minorEastAsia"/>
+          <w:iCs/>
+          <w:color w:val="252525"/>
+          <w:shd w:val="clear" w:color="auto" w:fill="FFFFFF"/>
+          <w:lang w:eastAsia="ja-JP"/>
+        </w:rPr>
+      </w:pPr>
+      <w:r>
+        <w:rPr>
+          <w:rFonts w:eastAsiaTheme="minorEastAsia"/>
+          <w:iCs/>
+          <w:color w:val="252525"/>
+          <w:shd w:val="clear" w:color="auto" w:fill="FFFFFF"/>
+          <w:lang w:eastAsia="ja-JP"/>
+        </w:rPr>
+        <w:t>“Well, it would seem my father won’t have much slack to pick up if that’s the case,” Jackson laughed. “Still, I promise he won’t disappoint.”</w:t>
+      </w:r>
+    </w:p>
+    <w:p>
+      <w:pPr>
+        <w:rPr>
+          <w:rFonts w:eastAsiaTheme="minorEastAsia"/>
+          <w:iCs/>
+          <w:color w:val="252525"/>
+          <w:shd w:val="clear" w:color="auto" w:fill="FFFFFF"/>
+          <w:lang w:eastAsia="ja-JP"/>
+        </w:rPr>
+      </w:pPr>
+      <w:r>
+        <w:rPr>
+          <w:rFonts w:eastAsiaTheme="minorEastAsia"/>
+          <w:iCs/>
+          <w:color w:val="252525"/>
+          <w:shd w:val="clear" w:color="auto" w:fill="FFFFFF"/>
+          <w:lang w:eastAsia="ja-JP"/>
+        </w:rPr>
+        <w:t>“Spare us your promises. Actions will be our salvation, not empty words."</w:t>
+      </w:r>
+    </w:p>
+    <w:p>
+      <w:pPr>
+        <w:rPr>
+          <w:rFonts w:eastAsiaTheme="minorEastAsia"/>
+          <w:iCs/>
+          <w:color w:val="252525"/>
+          <w:shd w:val="clear" w:color="auto" w:fill="FFFFFF"/>
+          <w:lang w:eastAsia="ja-JP"/>
+        </w:rPr>
+      </w:pPr>
+      <w:r>
+        <w:rPr>
+          <w:rFonts w:eastAsiaTheme="minorEastAsia"/>
+          <w:iCs/>
+          <w:color w:val="252525"/>
+          <w:shd w:val="clear" w:color="auto" w:fill="FFFFFF"/>
+          <w:lang w:eastAsia="ja-JP"/>
+        </w:rPr>
+        <w:t>“I agree. Alas, I have neither wings nor fins to ferry you across the sea, so I’m afraid the burden of transportation lies with you.”</w:t>
+      </w:r>
+    </w:p>
+    <w:p>
+      <w:pPr>
+        <w:rPr>
+          <w:rFonts w:eastAsiaTheme="minorEastAsia"/>
+          <w:iCs/>
+          <w:color w:val="252525"/>
+          <w:shd w:val="clear" w:color="auto" w:fill="FFFFFF"/>
+          <w:lang w:eastAsia="ja-JP"/>
+        </w:rPr>
+      </w:pPr>
+      <w:r>
+        <w:rPr>
+          <w:rFonts w:eastAsiaTheme="minorEastAsia"/>
+          <w:iCs/>
+          <w:color w:val="252525"/>
+          <w:shd w:val="clear" w:color="auto" w:fill="FFFFFF"/>
+          <w:lang w:eastAsia="ja-JP"/>
+        </w:rPr>
+        <w:t>“Very well. Eirene, you can fly Jackson and Mayumi to this ‘Bright Lighthouse?’”</w:t>
+      </w:r>
+    </w:p>
+    <w:p>
+      <w:pPr>
+        <w:rPr>
+          <w:rFonts w:eastAsiaTheme="minorEastAsia"/>
+          <w:iCs/>
+          <w:color w:val="252525"/>
+          <w:shd w:val="clear" w:color="auto" w:fill="FFFFFF"/>
+          <w:lang w:eastAsia="ja-JP"/>
+        </w:rPr>
+      </w:pPr>
+      <w:r>
+        <w:rPr>
+          <w:rFonts w:eastAsiaTheme="minorEastAsia"/>
+          <w:iCs/>
+          <w:color w:val="252525"/>
+          <w:shd w:val="clear" w:color="auto" w:fill="FFFFFF"/>
+          <w:lang w:eastAsia="ja-JP"/>
+        </w:rPr>
+        <w:t>Eirene didn’t say anything, but nodded to confirm what everyone already knew.</w:t>
+      </w:r>
+    </w:p>
+    <w:p>
+      <w:pPr>
+        <w:rPr>
+          <w:rFonts w:eastAsiaTheme="minorEastAsia"/>
+          <w:iCs/>
+          <w:color w:val="252525"/>
+          <w:shd w:val="clear" w:color="auto" w:fill="FFFFFF"/>
+          <w:lang w:eastAsia="ja-JP"/>
+        </w:rPr>
+      </w:pPr>
+      <w:r>
+        <w:rPr>
+          <w:rFonts w:eastAsiaTheme="minorEastAsia"/>
+          <w:iCs/>
+          <w:color w:val="252525"/>
+          <w:shd w:val="clear" w:color="auto" w:fill="FFFFFF"/>
+          <w:lang w:eastAsia="ja-JP"/>
+        </w:rPr>
+        <w:t xml:space="preserve">“Good. In that case, Cassandra, I’m giving you command of the </w:t>
       </w:r>
       <w:r>
         <w:rPr>
@@ -29634,7 +29500,7 @@
           <w:shd w:val="clear" w:color="auto" w:fill="FFFFFF"/>
           <w:lang w:eastAsia="ja-JP"/>
         </w:rPr>
-        <w:t>to</w:t>
+        <w:t>Peregrine</w:t>
       </w:r>
       <w:r>
         <w:rPr>
@@ -29644,7 +29510,7 @@
           <w:shd w:val="clear" w:color="auto" w:fill="FFFFFF"/>
           <w:lang w:eastAsia="ja-JP"/>
         </w:rPr>
-        <w:t xml:space="preserve"> secure, so I’m basically disposable,” Mayumi said. </w:t>
+        <w:t>. Ordinarily, it would have gone to Ian, being the First Officer, but…”</w:t>
       </w:r>
     </w:p>
     <w:p>
@@ -29665,7 +29531,7 @@
           <w:shd w:val="clear" w:color="auto" w:fill="FFFFFF"/>
           <w:lang w:eastAsia="ja-JP"/>
         </w:rPr>
-        <w:t xml:space="preserve">“Don’t talk like that,” Eirene interjected. </w:t>
+        <w:t xml:space="preserve">“Yeah, I get it. I won’t let you down. What about you, though? What are you going to do?” Cassandra asked. </w:t>
       </w:r>
     </w:p>
     <w:p>
@@ -29686,8 +29552,7 @@
           <w:shd w:val="clear" w:color="auto" w:fill="FFFFFF"/>
           <w:lang w:eastAsia="ja-JP"/>
         </w:rPr>
-        <w:lastRenderedPageBreak/>
-        <w:t>“Well, someone’s gotta do it, right? Everyone else here has families or an important job already. It’s just the truth, and, if it makes you feel better, I’ve got better odds now than I did at Hotel India.”</w:t>
+        <w:t>Besim opened his mouth to speak, but paused, and averted his gaze. “I’m returning to Istanbul,” he finally said. “Though our army is defeated, the people will not have given up on the city, and so neither will I.”</w:t>
       </w:r>
     </w:p>
     <w:p>
@@ -29708,7 +29573,7 @@
           <w:shd w:val="clear" w:color="auto" w:fill="FFFFFF"/>
           <w:lang w:eastAsia="ja-JP"/>
         </w:rPr>
-        <w:t>“Fine. If you’re so dead set on being our ambassador, then far be it from me to deny you. Just be careful, okay?”</w:t>
+        <w:t xml:space="preserve">“Then let us come with you!” the newly-appointed acting captain protested. </w:t>
       </w:r>
     </w:p>
     <w:p>
@@ -29729,7 +29594,7 @@
           <w:shd w:val="clear" w:color="auto" w:fill="FFFFFF"/>
           <w:lang w:eastAsia="ja-JP"/>
         </w:rPr>
-        <w:t>“You don’t need to mother me,” Mayumi said. “But thanks.”</w:t>
+        <w:t>“No,” Besim said bluntly. “You all are needed elsewhere. It’s my luxury and my burden to defend my home, so I will help my countrymen on the ground while you pursue what leads you can.”</w:t>
       </w:r>
     </w:p>
     <w:p>
@@ -29750,7 +29615,7 @@
           <w:shd w:val="clear" w:color="auto" w:fill="FFFFFF"/>
           <w:lang w:eastAsia="ja-JP"/>
         </w:rPr>
-        <w:t>Besim put his hands down on the table and looked around the assembled Peregrines, his face deadly serious. “I suppose we have a plan, then,” he said. “I can’t say I care much for her reasoning, but Miss Nagai will be more than capable of escorting our young friend to his father. It seems our fate now rests in the hands of both God and Marcus Fairchild.”</w:t>
+        <w:t>“But…”</w:t>
       </w:r>
     </w:p>
     <w:p>
@@ -29771,11 +29636,19 @@
           <w:shd w:val="clear" w:color="auto" w:fill="FFFFFF"/>
           <w:lang w:eastAsia="ja-JP"/>
         </w:rPr>
-        <w:t>“Well, it would seem my father won’t have much slack to pick up if that’s the case,” Jackson laughed. “Still, I promise he won’t disappoint.”</w:t>
-      </w:r>
-    </w:p>
-    <w:p>
-      <w:pPr>
+        <w:t xml:space="preserve"> “That’s an order, </w:t>
+      </w:r>
+      <w:r>
+        <w:rPr>
+          <w:rFonts w:eastAsiaTheme="minorEastAsia"/>
+          <w:i/>
+          <w:color w:val="252525"/>
+          <w:shd w:val="clear" w:color="auto" w:fill="FFFFFF"/>
+          <w:lang w:eastAsia="ja-JP"/>
+        </w:rPr>
+        <w:t>Captain</w:t>
+      </w:r>
+      <w:r>
         <w:rPr>
           <w:rFonts w:eastAsiaTheme="minorEastAsia"/>
           <w:iCs/>
@@ -29783,8 +29656,11 @@
           <w:shd w:val="clear" w:color="auto" w:fill="FFFFFF"/>
           <w:lang w:eastAsia="ja-JP"/>
         </w:rPr>
-      </w:pPr>
-      <w:r>
+        <w:t xml:space="preserve"> Eliades. I can make my way back to Istanbul on my own, so this is where we must part ways. God willing, by the time you’re ready to return, there’ll be an active resistance ready to receive you.”</w:t>
+      </w:r>
+    </w:p>
+    <w:p>
+      <w:pPr>
         <w:rPr>
           <w:rFonts w:eastAsiaTheme="minorEastAsia"/>
           <w:iCs/>
@@ -29792,11 +29668,8 @@
           <w:shd w:val="clear" w:color="auto" w:fill="FFFFFF"/>
           <w:lang w:eastAsia="ja-JP"/>
         </w:rPr>
-        <w:t>“Spare us your promises. Actions will be our salvation, not empty words."</w:t>
-      </w:r>
-    </w:p>
-    <w:p>
-      <w:pPr>
+      </w:pPr>
+      <w:r>
         <w:rPr>
           <w:rFonts w:eastAsiaTheme="minorEastAsia"/>
           <w:iCs/>
@@ -29804,8 +29677,11 @@
           <w:shd w:val="clear" w:color="auto" w:fill="FFFFFF"/>
           <w:lang w:eastAsia="ja-JP"/>
         </w:rPr>
-      </w:pPr>
-      <w:r>
+        <w:t xml:space="preserve">Cassandra suddenly felt sick. She wanted to object, fearing both what might happen to Besim and what might happen to her without his guidance, but the determination on his face made it clear he would not be swayed. “Yes, sir,” she choked out with a half-hearted nod. </w:t>
+      </w:r>
+    </w:p>
+    <w:p>
+      <w:pPr>
         <w:rPr>
           <w:rFonts w:eastAsiaTheme="minorEastAsia"/>
           <w:iCs/>
@@ -29813,11 +29689,8 @@
           <w:shd w:val="clear" w:color="auto" w:fill="FFFFFF"/>
           <w:lang w:eastAsia="ja-JP"/>
         </w:rPr>
-        <w:t>“I agree. Alas, I have neither wings nor fins to ferry you across the sea, so I’m afraid the burden of transportation lies with you.”</w:t>
-      </w:r>
-    </w:p>
-    <w:p>
-      <w:pPr>
+      </w:pPr>
+      <w:r>
         <w:rPr>
           <w:rFonts w:eastAsiaTheme="minorEastAsia"/>
           <w:iCs/>
@@ -29825,8 +29698,11 @@
           <w:shd w:val="clear" w:color="auto" w:fill="FFFFFF"/>
           <w:lang w:eastAsia="ja-JP"/>
         </w:rPr>
-      </w:pPr>
-      <w:r>
+        <w:t>Sensing her uneasiness, Besim smiled warmly at her. “Have no fear,” he said. “If the Crusaders couldn’t finish me, the spineless maggots from Athens won’t fare any better. And as for you, I have faith that you’ll find success, even without my leadership.”</w:t>
+      </w:r>
+    </w:p>
+    <w:p>
+      <w:pPr>
         <w:rPr>
           <w:rFonts w:eastAsiaTheme="minorEastAsia"/>
           <w:iCs/>
@@ -29834,11 +29710,8 @@
           <w:shd w:val="clear" w:color="auto" w:fill="FFFFFF"/>
           <w:lang w:eastAsia="ja-JP"/>
         </w:rPr>
-        <w:t>“Very well. Eirene, you can fly Jackson and Mayumi to this ‘Bright Lighthouse?’”</w:t>
-      </w:r>
-    </w:p>
-    <w:p>
-      <w:pPr>
+      </w:pPr>
+      <w:r>
         <w:rPr>
           <w:rFonts w:eastAsiaTheme="minorEastAsia"/>
           <w:iCs/>
@@ -29846,8 +29719,30 @@
           <w:shd w:val="clear" w:color="auto" w:fill="FFFFFF"/>
           <w:lang w:eastAsia="ja-JP"/>
         </w:rPr>
-      </w:pPr>
-      <w:r>
+        <w:t>It was all Cassandra could do to pray that he was right.</w:t>
+      </w:r>
+    </w:p>
+    <w:p>
+      <w:pPr>
+        <w:pStyle w:val="Novel"/>
+        <w:ind w:firstLine="0"/>
+        <w:jc w:val="center"/>
+      </w:pPr>
+      <w:r>
+        <w:t>*</w:t>
+      </w:r>
+      <w:r>
+        <w:tab/>
+        <w:t xml:space="preserve">* </w:t>
+      </w:r>
+      <w:r>
+        <w:tab/>
+        <w:t>*</w:t>
+      </w:r>
+    </w:p>
+    <w:p>
+      <w:pPr>
+        <w:ind w:firstLine="0"/>
         <w:rPr>
           <w:rFonts w:eastAsiaTheme="minorEastAsia"/>
           <w:iCs/>
@@ -29855,11 +29750,8 @@
           <w:shd w:val="clear" w:color="auto" w:fill="FFFFFF"/>
           <w:lang w:eastAsia="ja-JP"/>
         </w:rPr>
-        <w:t>Eirene didn’t say anything, but nodded to confirm what everyone already knew.</w:t>
-      </w:r>
-    </w:p>
-    <w:p>
-      <w:pPr>
+      </w:pPr>
+      <w:r>
         <w:rPr>
           <w:rFonts w:eastAsiaTheme="minorEastAsia"/>
           <w:iCs/>
@@ -29867,8 +29759,12 @@
           <w:shd w:val="clear" w:color="auto" w:fill="FFFFFF"/>
           <w:lang w:eastAsia="ja-JP"/>
         </w:rPr>
-      </w:pPr>
-      <w:r>
+        <w:tab/>
+        <w:t>Morning sunlight poured into Istanbul’s great Hagia Sophia through the cracked windows and holes left by stray artillery. Motes of dust, unsettled by the bombardment, drifted through the air, their shine giving the halls a haunting, ethereal atmosphere.</w:t>
+      </w:r>
+    </w:p>
+    <w:p>
+      <w:pPr>
         <w:rPr>
           <w:rFonts w:eastAsiaTheme="minorEastAsia"/>
           <w:iCs/>
@@ -29876,7 +29772,205 @@
           <w:shd w:val="clear" w:color="auto" w:fill="FFFFFF"/>
           <w:lang w:eastAsia="ja-JP"/>
         </w:rPr>
-        <w:t xml:space="preserve">“Good. In that case, Cassandra, I’m giving you command of the </w:t>
+      </w:pPr>
+      <w:r>
+        <w:rPr>
+          <w:rFonts w:eastAsiaTheme="minorEastAsia"/>
+          <w:iCs/>
+          <w:color w:val="252525"/>
+          <w:shd w:val="clear" w:color="auto" w:fill="FFFFFF"/>
+          <w:lang w:eastAsia="ja-JP"/>
+        </w:rPr>
+        <w:t>The dead silence was broken by a tide of footsteps, born from a dozen pairs of leather boots striking dirty marble. Ten men and two women, most of them tired and battle-weary, entered the grand mosque, those few who bore weapons performing a cursory sweep of the area.</w:t>
+      </w:r>
+    </w:p>
+    <w:p>
+      <w:pPr>
+        <w:rPr>
+          <w:rFonts w:eastAsiaTheme="minorEastAsia"/>
+          <w:iCs/>
+          <w:color w:val="252525"/>
+          <w:shd w:val="clear" w:color="auto" w:fill="FFFFFF"/>
+          <w:lang w:eastAsia="ja-JP"/>
+        </w:rPr>
+      </w:pPr>
+      <w:r>
+        <w:rPr>
+          <w:rFonts w:eastAsiaTheme="minorEastAsia"/>
+          <w:iCs/>
+          <w:color w:val="252525"/>
+          <w:shd w:val="clear" w:color="auto" w:fill="FFFFFF"/>
+          <w:lang w:eastAsia="ja-JP"/>
+        </w:rPr>
+        <w:t>“You needn’t bother with that,” one of the men said, a copper-haired youth who looked noticeably greener than his comrades, yet wore the outfit of a provincial governor. “My people already secured the site. No insurgents or booby traps to be found.”</w:t>
+      </w:r>
+    </w:p>
+    <w:p>
+      <w:pPr>
+        <w:rPr>
+          <w:rFonts w:eastAsiaTheme="minorEastAsia"/>
+          <w:iCs/>
+          <w:color w:val="252525"/>
+          <w:shd w:val="clear" w:color="auto" w:fill="FFFFFF"/>
+          <w:lang w:eastAsia="ja-JP"/>
+        </w:rPr>
+      </w:pPr>
+      <w:r>
+        <w:rPr>
+          <w:rFonts w:eastAsiaTheme="minorEastAsia"/>
+          <w:iCs/>
+          <w:color w:val="252525"/>
+          <w:shd w:val="clear" w:color="auto" w:fill="FFFFFF"/>
+          <w:lang w:eastAsia="ja-JP"/>
+        </w:rPr>
+        <w:t>Behind him stood Jacob Lancaster, now bearing the triple titles of Grand Admiral, Grand Marshal, and Director-General he had inherited from his deceased colleagues. The grizzled old man frowned as he scanned the surroundings, just in case the assessment had been wrong, but nodded in acknowledgement once he had verified their relative safety.</w:t>
+      </w:r>
+    </w:p>
+    <w:p>
+      <w:pPr>
+        <w:rPr>
+          <w:rFonts w:eastAsiaTheme="minorEastAsia"/>
+          <w:iCs/>
+          <w:color w:val="252525"/>
+          <w:shd w:val="clear" w:color="auto" w:fill="FFFFFF"/>
+          <w:lang w:eastAsia="ja-JP"/>
+        </w:rPr>
+      </w:pPr>
+      <w:r>
+        <w:rPr>
+          <w:rFonts w:eastAsiaTheme="minorEastAsia"/>
+          <w:iCs/>
+          <w:color w:val="252525"/>
+          <w:shd w:val="clear" w:color="auto" w:fill="FFFFFF"/>
+          <w:lang w:eastAsia="ja-JP"/>
+        </w:rPr>
+        <w:t>“My, isn’t this rather quaint?” the younger man continued, peering into the eyes of the Virgin Mary. “You’d never see anything like this made today.”</w:t>
+      </w:r>
+    </w:p>
+    <w:p>
+      <w:pPr>
+        <w:rPr>
+          <w:rFonts w:eastAsiaTheme="minorEastAsia"/>
+          <w:iCs/>
+          <w:color w:val="252525"/>
+          <w:shd w:val="clear" w:color="auto" w:fill="FFFFFF"/>
+          <w:lang w:eastAsia="ja-JP"/>
+        </w:rPr>
+      </w:pPr>
+      <w:r>
+        <w:rPr>
+          <w:rFonts w:eastAsiaTheme="minorEastAsia"/>
+          <w:iCs/>
+          <w:color w:val="252525"/>
+          <w:shd w:val="clear" w:color="auto" w:fill="FFFFFF"/>
+          <w:lang w:eastAsia="ja-JP"/>
+        </w:rPr>
+        <w:t>“We’re not here to admire the art, Governor Sokolov. We’re here to establish a base of operations,” Lancaster said.</w:t>
+      </w:r>
+    </w:p>
+    <w:p>
+      <w:pPr>
+        <w:rPr>
+          <w:rFonts w:eastAsiaTheme="minorEastAsia"/>
+          <w:iCs/>
+          <w:color w:val="252525"/>
+          <w:shd w:val="clear" w:color="auto" w:fill="FFFFFF"/>
+          <w:lang w:eastAsia="ja-JP"/>
+        </w:rPr>
+      </w:pPr>
+      <w:r>
+        <w:rPr>
+          <w:rFonts w:eastAsiaTheme="minorEastAsia"/>
+          <w:iCs/>
+          <w:color w:val="252525"/>
+          <w:shd w:val="clear" w:color="auto" w:fill="FFFFFF"/>
+          <w:lang w:eastAsia="ja-JP"/>
+        </w:rPr>
+        <w:t>“Yes, right, of course. It would just be a shame if our presence here attracted enemy fire.”</w:t>
+      </w:r>
+    </w:p>
+    <w:p>
+      <w:pPr>
+        <w:rPr>
+          <w:rFonts w:eastAsiaTheme="minorEastAsia"/>
+          <w:iCs/>
+          <w:color w:val="252525"/>
+          <w:shd w:val="clear" w:color="auto" w:fill="FFFFFF"/>
+          <w:lang w:eastAsia="ja-JP"/>
+        </w:rPr>
+      </w:pPr>
+      <w:r>
+        <w:rPr>
+          <w:rFonts w:eastAsiaTheme="minorEastAsia"/>
+          <w:iCs/>
+          <w:color w:val="252525"/>
+          <w:shd w:val="clear" w:color="auto" w:fill="FFFFFF"/>
+          <w:lang w:eastAsia="ja-JP"/>
+        </w:rPr>
+        <w:t>“You needn’t worry about that. According to reports, the rebels avoided major historical sites during the battle, which suggests they share your attitude towards preservation.”</w:t>
+      </w:r>
+    </w:p>
+    <w:p>
+      <w:pPr>
+        <w:rPr>
+          <w:rFonts w:eastAsiaTheme="minorEastAsia"/>
+          <w:iCs/>
+          <w:color w:val="252525"/>
+          <w:shd w:val="clear" w:color="auto" w:fill="FFFFFF"/>
+          <w:lang w:eastAsia="ja-JP"/>
+        </w:rPr>
+      </w:pPr>
+      <w:r>
+        <w:rPr>
+          <w:rFonts w:eastAsiaTheme="minorEastAsia"/>
+          <w:iCs/>
+          <w:color w:val="252525"/>
+          <w:shd w:val="clear" w:color="auto" w:fill="FFFFFF"/>
+          <w:lang w:eastAsia="ja-JP"/>
+        </w:rPr>
+        <w:t>“Of course. They’re rebels, not barbarians. However, it only takes one disgruntled insurgent to do permanent damage, so you can understand my concern.” Sokolov made a gesture towards a conspicuously fresh hole in the building’s wall, which Lancaster ignored.</w:t>
+      </w:r>
+    </w:p>
+    <w:p>
+      <w:pPr>
+        <w:rPr>
+          <w:rFonts w:eastAsiaTheme="minorEastAsia"/>
+          <w:iCs/>
+          <w:color w:val="252525"/>
+          <w:shd w:val="clear" w:color="auto" w:fill="FFFFFF"/>
+          <w:lang w:eastAsia="ja-JP"/>
+        </w:rPr>
+      </w:pPr>
+      <w:r>
+        <w:rPr>
+          <w:rFonts w:eastAsiaTheme="minorEastAsia"/>
+          <w:iCs/>
+          <w:color w:val="252525"/>
+          <w:shd w:val="clear" w:color="auto" w:fill="FFFFFF"/>
+          <w:lang w:eastAsia="ja-JP"/>
+        </w:rPr>
+        <w:t xml:space="preserve">The Director-General looked over the young governor. It made him uneasy to entrust an untamed frontier to such an inexperienced leader, but, amidst the ongoing tumult, the pool of trustworthy candidates had grown quite shallow. Magnus Keller had spoken highly of Sokolov’s talents prior to his untimely demise, and if the Director-General trusted his loyalty and his talents, then Lancaster supposed he would have to, as well. </w:t>
+      </w:r>
+    </w:p>
+    <w:p>
+      <w:pPr>
+        <w:rPr>
+          <w:rFonts w:eastAsiaTheme="minorEastAsia"/>
+          <w:iCs/>
+          <w:color w:val="252525"/>
+          <w:shd w:val="clear" w:color="auto" w:fill="FFFFFF"/>
+          <w:lang w:eastAsia="ja-JP"/>
+        </w:rPr>
+      </w:pPr>
+      <w:r>
+        <w:rPr>
+          <w:rFonts w:eastAsiaTheme="minorEastAsia"/>
+          <w:iCs/>
+          <w:color w:val="252525"/>
+          <w:shd w:val="clear" w:color="auto" w:fill="FFFFFF"/>
+          <w:lang w:eastAsia="ja-JP"/>
+        </w:rPr>
+        <w:t xml:space="preserve">“I expect this episode of violence to be fleeting,” Lancaster reassured his subordinate. “The </w:t>
       </w:r>
       <w:r>
         <w:rPr>
@@ -29896,7 +29990,7 @@
           <w:shd w:val="clear" w:color="auto" w:fill="FFFFFF"/>
           <w:lang w:eastAsia="ja-JP"/>
         </w:rPr>
-        <w:t>. Ordinarily, it would have gone to Ian, being the First Officer, but…”</w:t>
+        <w:t xml:space="preserve"> may have escaped, but there’s not much a single warship can do, and the rest of the city has already surrendered.” He laughed darkly. “It seems they don’t have much will to fight. What you – all of you – should be more concerned about is that we now share a border with the Tehran Pact, who may see this as an act of aggression.”</w:t>
       </w:r>
     </w:p>
     <w:p>
@@ -29917,7 +30011,7 @@
           <w:shd w:val="clear" w:color="auto" w:fill="FFFFFF"/>
           <w:lang w:eastAsia="ja-JP"/>
         </w:rPr>
-        <w:t xml:space="preserve">“Yeah, I get it. I won’t let you down. What about you, though? What are you going to do?” Cassandra asked. </w:t>
+        <w:t>“Is that not technically true?” Sokolov asked.</w:t>
       </w:r>
     </w:p>
     <w:p>
@@ -29938,7 +30032,7 @@
           <w:shd w:val="clear" w:color="auto" w:fill="FFFFFF"/>
           <w:lang w:eastAsia="ja-JP"/>
         </w:rPr>
-        <w:t>Besim opened his mouth to speak, but paused, and averted his gaze. “I’m returning to Istanbul,” he finally said. “Though our army is defeated, the people will not have given up on the city, and so neither will I.”</w:t>
+        <w:t>Lancaster scowled. “Believe me, I had no desire to lay claim to this…smoldering ruin, nor to threaten the Pact’s settlements in Anatolia, but the Peregrines forced my hand. Our presence here is a purely defensive maneuver, I assure you.”</w:t>
       </w:r>
     </w:p>
     <w:p>
@@ -29959,7 +30053,7 @@
           <w:shd w:val="clear" w:color="auto" w:fill="FFFFFF"/>
           <w:lang w:eastAsia="ja-JP"/>
         </w:rPr>
-        <w:t xml:space="preserve">“Then let us come with you!” the newly-appointed acting captain protested. </w:t>
+        <w:t>“I’m glad to hear you say that.”</w:t>
       </w:r>
     </w:p>
     <w:p>
@@ -29980,8 +30074,7 @@
           <w:shd w:val="clear" w:color="auto" w:fill="FFFFFF"/>
           <w:lang w:eastAsia="ja-JP"/>
         </w:rPr>
-        <w:lastRenderedPageBreak/>
-        <w:t>“No,” Besim said bluntly. “You all are needed elsewhere. It’s my luxury and my burden to defend my home, so I will help my countrymen on the ground while you pursue what leads you can.”</w:t>
+        <w:t>“Nonetheless, our neighbors may not see it that way. I’m sure there are many long meetings between Tehran and Athens to come.”</w:t>
       </w:r>
     </w:p>
     <w:p>
@@ -30002,7 +30095,7 @@
           <w:shd w:val="clear" w:color="auto" w:fill="FFFFFF"/>
           <w:lang w:eastAsia="ja-JP"/>
         </w:rPr>
-        <w:t>“But…”</w:t>
+        <w:t xml:space="preserve">“I certainly don’t envy you that task,” Sokolov laughed. </w:t>
       </w:r>
     </w:p>
     <w:p>
@@ -30023,19 +30116,11 @@
           <w:shd w:val="clear" w:color="auto" w:fill="FFFFFF"/>
           <w:lang w:eastAsia="ja-JP"/>
         </w:rPr>
-        <w:t xml:space="preserve"> “That’s an order, </w:t>
-      </w:r>
-      <w:r>
-        <w:rPr>
-          <w:rFonts w:eastAsiaTheme="minorEastAsia"/>
-          <w:i/>
-          <w:color w:val="252525"/>
-          <w:shd w:val="clear" w:color="auto" w:fill="FFFFFF"/>
-          <w:lang w:eastAsia="ja-JP"/>
-        </w:rPr>
-        <w:t>Captain</w:t>
-      </w:r>
-      <w:r>
+        <w:t>“Spare me your pity. It’s my job to handle such matters. You have your own important work to attend to, namely, bringing this forsaken city back into the modern era. Belligerent as they may be, they’re our people now, and deserve the same comforts as we enjoy”</w:t>
+      </w:r>
+    </w:p>
+    <w:p>
+      <w:pPr>
         <w:rPr>
           <w:rFonts w:eastAsiaTheme="minorEastAsia"/>
           <w:iCs/>
@@ -30043,11 +30128,8 @@
           <w:shd w:val="clear" w:color="auto" w:fill="FFFFFF"/>
           <w:lang w:eastAsia="ja-JP"/>
         </w:rPr>
-        <w:t xml:space="preserve"> Eliades. I can make my way back to Istanbul on my own, so this is where we must part ways. God willing, by the time you’re ready to return, there’ll be an active resistance ready to receive you.”</w:t>
-      </w:r>
-    </w:p>
-    <w:p>
-      <w:pPr>
+      </w:pPr>
+      <w:r>
         <w:rPr>
           <w:rFonts w:eastAsiaTheme="minorEastAsia"/>
           <w:iCs/>
@@ -30055,8 +30137,11 @@
           <w:shd w:val="clear" w:color="auto" w:fill="FFFFFF"/>
           <w:lang w:eastAsia="ja-JP"/>
         </w:rPr>
-      </w:pPr>
-      <w:r>
+        <w:t xml:space="preserve">“Oh, I already have plans for that. Education and public works programs, restoration of historical sites, trade deals with the capital to stimulate economic growth. In time, I’m sure the locals come to appreciate everything we have to offer, and become model citizens.” </w:t>
+      </w:r>
+    </w:p>
+    <w:p>
+      <w:pPr>
         <w:rPr>
           <w:rFonts w:eastAsiaTheme="minorEastAsia"/>
           <w:iCs/>
@@ -30064,11 +30149,8 @@
           <w:shd w:val="clear" w:color="auto" w:fill="FFFFFF"/>
           <w:lang w:eastAsia="ja-JP"/>
         </w:rPr>
-        <w:t xml:space="preserve">Cassandra suddenly felt sick. She wanted to object, fearing both what might happen to Besim and what might happen to her without his guidance, but the determination on his face made it clear he would not be swayed. “Yes, sir,” she choked out with a half-hearted nod. </w:t>
-      </w:r>
-    </w:p>
-    <w:p>
-      <w:pPr>
+      </w:pPr>
+      <w:r>
         <w:rPr>
           <w:rFonts w:eastAsiaTheme="minorEastAsia"/>
           <w:iCs/>
@@ -30076,8 +30158,11 @@
           <w:shd w:val="clear" w:color="auto" w:fill="FFFFFF"/>
           <w:lang w:eastAsia="ja-JP"/>
         </w:rPr>
-      </w:pPr>
-      <w:r>
+        <w:t>“I’ll hold you to that.” The Director-General turned to look around at the rest of his staff and nodded in stern satisfaction. “Now, given that our position is secure in your capable hands, I’m going to make my own rounds of the perimeter. I could use some time to think,” he said.</w:t>
+      </w:r>
+    </w:p>
+    <w:p>
+      <w:pPr>
         <w:rPr>
           <w:rFonts w:eastAsiaTheme="minorEastAsia"/>
           <w:iCs/>
@@ -30085,11 +30170,8 @@
           <w:shd w:val="clear" w:color="auto" w:fill="FFFFFF"/>
           <w:lang w:eastAsia="ja-JP"/>
         </w:rPr>
-        <w:t>Sensing her uneasiness, Besim smiled warmly at her. “Have no fear,” he said. “If the Crusaders couldn’t finish me, the spineless maggots from Athens won’t fare any better. And as for you, I have faith that you’ll find success, even without my leadership.”</w:t>
-      </w:r>
-    </w:p>
-    <w:p>
-      <w:pPr>
+      </w:pPr>
+      <w:r>
         <w:rPr>
           <w:rFonts w:eastAsiaTheme="minorEastAsia"/>
           <w:iCs/>
@@ -30097,8 +30179,11 @@
           <w:shd w:val="clear" w:color="auto" w:fill="FFFFFF"/>
           <w:lang w:eastAsia="ja-JP"/>
         </w:rPr>
-      </w:pPr>
-      <w:r>
+        <w:t xml:space="preserve">Offering the others a half-hearted salute, Lancaster left the old mosque. Finally, he was well and truly alone, save for any rebels who might be lurking in the mist. If anyone was there, then let them come, he thought, issuing a silent challenge. Not a soul appeared. </w:t>
+      </w:r>
+    </w:p>
+    <w:p>
+      <w:pPr>
         <w:rPr>
           <w:rFonts w:eastAsiaTheme="minorEastAsia"/>
           <w:iCs/>
@@ -30106,30 +30191,8 @@
           <w:shd w:val="clear" w:color="auto" w:fill="FFFFFF"/>
           <w:lang w:eastAsia="ja-JP"/>
         </w:rPr>
-        <w:t>It was all Cassandra could do to pray that he was right.</w:t>
-      </w:r>
-    </w:p>
-    <w:p>
-      <w:pPr>
-        <w:pStyle w:val="Novel"/>
-        <w:ind w:firstLine="0"/>
-        <w:jc w:val="center"/>
-      </w:pPr>
-      <w:r>
-        <w:t>*</w:t>
-      </w:r>
-      <w:r>
-        <w:tab/>
-        <w:t xml:space="preserve">* </w:t>
-      </w:r>
-      <w:r>
-        <w:tab/>
-        <w:t>*</w:t>
-      </w:r>
-    </w:p>
-    <w:p>
-      <w:pPr>
-        <w:ind w:firstLine="0"/>
+      </w:pPr>
+      <w:r>
         <w:rPr>
           <w:rFonts w:eastAsiaTheme="minorEastAsia"/>
           <w:iCs/>
@@ -30137,8 +30200,11 @@
           <w:shd w:val="clear" w:color="auto" w:fill="FFFFFF"/>
           <w:lang w:eastAsia="ja-JP"/>
         </w:rPr>
-      </w:pPr>
-      <w:r>
+        <w:t>“Shame that we should meet again like this. I’d hoped to make a better second impression,” he muttered into the breeze, addressing the city itself as if it were an old acquaintance. The smell of smoke and powder lingered all around him, even though the fires were out and the guns had long since gone quiet. It was a familiar sensation, one that brought back unpleasant memories.</w:t>
+      </w:r>
+    </w:p>
+    <w:p>
+      <w:pPr>
         <w:rPr>
           <w:rFonts w:eastAsiaTheme="minorEastAsia"/>
           <w:iCs/>
@@ -30146,12 +30212,8 @@
           <w:shd w:val="clear" w:color="auto" w:fill="FFFFFF"/>
           <w:lang w:eastAsia="ja-JP"/>
         </w:rPr>
-        <w:tab/>
-        <w:t>Morning sunlight poured into Istanbul’s great Hagia Sophia through the cracked windows and holes left by stray artillery. Motes of dust, unsettled by the bombardment, drifted through the air, their shine giving the halls a haunting, ethereal atmosphere.</w:t>
-      </w:r>
-    </w:p>
-    <w:p>
-      <w:pPr>
+      </w:pPr>
+      <w:r>
         <w:rPr>
           <w:rFonts w:eastAsiaTheme="minorEastAsia"/>
           <w:iCs/>
@@ -30159,8 +30221,11 @@
           <w:shd w:val="clear" w:color="auto" w:fill="FFFFFF"/>
           <w:lang w:eastAsia="ja-JP"/>
         </w:rPr>
-      </w:pPr>
-      <w:r>
+        <w:t>“We’ll do it right this time,” Lancaster continued. “Not like the crusade.” He spoke the last word with palpable disgust before resuming his walk.</w:t>
+      </w:r>
+    </w:p>
+    <w:p>
+      <w:pPr>
         <w:rPr>
           <w:rFonts w:eastAsiaTheme="minorEastAsia"/>
           <w:iCs/>
@@ -30168,11 +30233,8 @@
           <w:shd w:val="clear" w:color="auto" w:fill="FFFFFF"/>
           <w:lang w:eastAsia="ja-JP"/>
         </w:rPr>
-        <w:t>The dead silence was broken by a tide of footsteps, born from a dozen pairs of leather boots striking dirty marble. Ten men and two women, most of them tired and battle-weary, entered the grand mosque, those few who bore weapons performing a cursory sweep of the area.</w:t>
-      </w:r>
-    </w:p>
-    <w:p>
-      <w:pPr>
+      </w:pPr>
+      <w:r>
         <w:rPr>
           <w:rFonts w:eastAsiaTheme="minorEastAsia"/>
           <w:iCs/>
@@ -30180,8 +30242,11 @@
           <w:shd w:val="clear" w:color="auto" w:fill="FFFFFF"/>
           <w:lang w:eastAsia="ja-JP"/>
         </w:rPr>
-      </w:pPr>
-      <w:r>
+        <w:t xml:space="preserve"> His bones began to ache in protest, reminding him how little time he had left to carry out his grand ambition. In light of this, and perhaps inspired by the holy ground upon which he stood, he found himself praying for succor for the first time in as long as he could remember. God gave no response, not that Lancaster had expected one.</w:t>
+      </w:r>
+    </w:p>
+    <w:p>
+      <w:pPr>
         <w:rPr>
           <w:rFonts w:eastAsiaTheme="minorEastAsia"/>
           <w:iCs/>
@@ -30189,11 +30254,8 @@
           <w:shd w:val="clear" w:color="auto" w:fill="FFFFFF"/>
           <w:lang w:eastAsia="ja-JP"/>
         </w:rPr>
-        <w:t>“You needn’t bother with that,” one of the men said, a copper-haired youth who looked noticeably greener than his comrades, yet wore the outfit of a provincial governor. “My people already secured the site. No insurgents or booby traps to be found.”</w:t>
-      </w:r>
-    </w:p>
-    <w:p>
-      <w:pPr>
+      </w:pPr>
+      <w:r>
         <w:rPr>
           <w:rFonts w:eastAsiaTheme="minorEastAsia"/>
           <w:iCs/>
@@ -30201,469 +30263,7 @@
           <w:shd w:val="clear" w:color="auto" w:fill="FFFFFF"/>
           <w:lang w:eastAsia="ja-JP"/>
         </w:rPr>
-      </w:pPr>
-      <w:r>
-        <w:rPr>
-          <w:rFonts w:eastAsiaTheme="minorEastAsia"/>
-          <w:iCs/>
-          <w:color w:val="252525"/>
-          <w:shd w:val="clear" w:color="auto" w:fill="FFFFFF"/>
-          <w:lang w:eastAsia="ja-JP"/>
-        </w:rPr>
-        <w:t>Behind him stood Jacob Lancaster, now bearing the triple titles of Grand Admiral, Grand Marshal, and Director-General he had inherited from his deceased colleagues. The grizzled old man frowned as he scanned the surroundings, just in case the assessment had been wrong, but nodded in acknowledgement once he had verified their relative safety.</w:t>
-      </w:r>
-    </w:p>
-    <w:p>
-      <w:pPr>
-        <w:rPr>
-          <w:rFonts w:eastAsiaTheme="minorEastAsia"/>
-          <w:iCs/>
-          <w:color w:val="252525"/>
-          <w:shd w:val="clear" w:color="auto" w:fill="FFFFFF"/>
-          <w:lang w:eastAsia="ja-JP"/>
-        </w:rPr>
-      </w:pPr>
-      <w:r>
-        <w:rPr>
-          <w:rFonts w:eastAsiaTheme="minorEastAsia"/>
-          <w:iCs/>
-          <w:color w:val="252525"/>
-          <w:shd w:val="clear" w:color="auto" w:fill="FFFFFF"/>
-          <w:lang w:eastAsia="ja-JP"/>
-        </w:rPr>
-        <w:lastRenderedPageBreak/>
-        <w:t>“My, isn’t this rather quaint?” the younger man continued, peering into the eyes of the Virgin Mary. “You’d never see anything like this made today.”</w:t>
-      </w:r>
-    </w:p>
-    <w:p>
-      <w:pPr>
-        <w:rPr>
-          <w:rFonts w:eastAsiaTheme="minorEastAsia"/>
-          <w:iCs/>
-          <w:color w:val="252525"/>
-          <w:shd w:val="clear" w:color="auto" w:fill="FFFFFF"/>
-          <w:lang w:eastAsia="ja-JP"/>
-        </w:rPr>
-      </w:pPr>
-      <w:r>
-        <w:rPr>
-          <w:rFonts w:eastAsiaTheme="minorEastAsia"/>
-          <w:iCs/>
-          <w:color w:val="252525"/>
-          <w:shd w:val="clear" w:color="auto" w:fill="FFFFFF"/>
-          <w:lang w:eastAsia="ja-JP"/>
-        </w:rPr>
-        <w:t>“We’re not here to admire the art, Governor Sokolov. We’re here to establish a base of operations,” Lancaster said.</w:t>
-      </w:r>
-    </w:p>
-    <w:p>
-      <w:pPr>
-        <w:rPr>
-          <w:rFonts w:eastAsiaTheme="minorEastAsia"/>
-          <w:iCs/>
-          <w:color w:val="252525"/>
-          <w:shd w:val="clear" w:color="auto" w:fill="FFFFFF"/>
-          <w:lang w:eastAsia="ja-JP"/>
-        </w:rPr>
-      </w:pPr>
-      <w:r>
-        <w:rPr>
-          <w:rFonts w:eastAsiaTheme="minorEastAsia"/>
-          <w:iCs/>
-          <w:color w:val="252525"/>
-          <w:shd w:val="clear" w:color="auto" w:fill="FFFFFF"/>
-          <w:lang w:eastAsia="ja-JP"/>
-        </w:rPr>
-        <w:t>“Yes, right, of course. It would just be a shame if our presence here attracted enemy fire.”</w:t>
-      </w:r>
-    </w:p>
-    <w:p>
-      <w:pPr>
-        <w:rPr>
-          <w:rFonts w:eastAsiaTheme="minorEastAsia"/>
-          <w:iCs/>
-          <w:color w:val="252525"/>
-          <w:shd w:val="clear" w:color="auto" w:fill="FFFFFF"/>
-          <w:lang w:eastAsia="ja-JP"/>
-        </w:rPr>
-      </w:pPr>
-      <w:r>
-        <w:rPr>
-          <w:rFonts w:eastAsiaTheme="minorEastAsia"/>
-          <w:iCs/>
-          <w:color w:val="252525"/>
-          <w:shd w:val="clear" w:color="auto" w:fill="FFFFFF"/>
-          <w:lang w:eastAsia="ja-JP"/>
-        </w:rPr>
-        <w:t>“You needn’t worry about that. According to reports, the rebels avoided major historical sites during the battle, which suggests they share your attitude towards preservation.”</w:t>
-      </w:r>
-    </w:p>
-    <w:p>
-      <w:pPr>
-        <w:rPr>
-          <w:rFonts w:eastAsiaTheme="minorEastAsia"/>
-          <w:iCs/>
-          <w:color w:val="252525"/>
-          <w:shd w:val="clear" w:color="auto" w:fill="FFFFFF"/>
-          <w:lang w:eastAsia="ja-JP"/>
-        </w:rPr>
-      </w:pPr>
-      <w:r>
-        <w:rPr>
-          <w:rFonts w:eastAsiaTheme="minorEastAsia"/>
-          <w:iCs/>
-          <w:color w:val="252525"/>
-          <w:shd w:val="clear" w:color="auto" w:fill="FFFFFF"/>
-          <w:lang w:eastAsia="ja-JP"/>
-        </w:rPr>
-        <w:t>“Of course. They’re rebels, not barbarians. However, it only takes one disgruntled insurgent to do permanent damage, so you can understand my concern.” Sokolov made a gesture towards a conspicuously fresh hole in the building’s wall, which Lancaster ignored.</w:t>
-      </w:r>
-    </w:p>
-    <w:p>
-      <w:pPr>
-        <w:rPr>
-          <w:rFonts w:eastAsiaTheme="minorEastAsia"/>
-          <w:iCs/>
-          <w:color w:val="252525"/>
-          <w:shd w:val="clear" w:color="auto" w:fill="FFFFFF"/>
-          <w:lang w:eastAsia="ja-JP"/>
-        </w:rPr>
-      </w:pPr>
-      <w:r>
-        <w:rPr>
-          <w:rFonts w:eastAsiaTheme="minorEastAsia"/>
-          <w:iCs/>
-          <w:color w:val="252525"/>
-          <w:shd w:val="clear" w:color="auto" w:fill="FFFFFF"/>
-          <w:lang w:eastAsia="ja-JP"/>
-        </w:rPr>
-        <w:t xml:space="preserve">The Director-General looked over the young governor. It made him uneasy to entrust an untamed frontier to such an inexperienced leader, but, amidst the ongoing tumult, the pool of trustworthy candidates had grown quite shallow. Magnus Keller had spoken highly of Sokolov’s talents prior to his untimely demise, and if the Director-General trusted his loyalty and his talents, then Lancaster supposed he would have to, as well. </w:t>
-      </w:r>
-    </w:p>
-    <w:p>
-      <w:pPr>
-        <w:rPr>
-          <w:rFonts w:eastAsiaTheme="minorEastAsia"/>
-          <w:iCs/>
-          <w:color w:val="252525"/>
-          <w:shd w:val="clear" w:color="auto" w:fill="FFFFFF"/>
-          <w:lang w:eastAsia="ja-JP"/>
-        </w:rPr>
-      </w:pPr>
-      <w:r>
-        <w:rPr>
-          <w:rFonts w:eastAsiaTheme="minorEastAsia"/>
-          <w:iCs/>
-          <w:color w:val="252525"/>
-          <w:shd w:val="clear" w:color="auto" w:fill="FFFFFF"/>
-          <w:lang w:eastAsia="ja-JP"/>
-        </w:rPr>
-        <w:t xml:space="preserve">“I expect this episode of violence to be fleeting,” Lancaster reassured his subordinate. “The </w:t>
-      </w:r>
-      <w:r>
-        <w:rPr>
-          <w:rFonts w:eastAsiaTheme="minorEastAsia"/>
-          <w:i/>
-          <w:color w:val="252525"/>
-          <w:shd w:val="clear" w:color="auto" w:fill="FFFFFF"/>
-          <w:lang w:eastAsia="ja-JP"/>
-        </w:rPr>
-        <w:t>Peregrine</w:t>
-      </w:r>
-      <w:r>
-        <w:rPr>
-          <w:rFonts w:eastAsiaTheme="minorEastAsia"/>
-          <w:iCs/>
-          <w:color w:val="252525"/>
-          <w:shd w:val="clear" w:color="auto" w:fill="FFFFFF"/>
-          <w:lang w:eastAsia="ja-JP"/>
-        </w:rPr>
-        <w:t xml:space="preserve"> may have escaped, but there’s not much a single warship can do, and the rest of the city has already surrendered.” He laughed darkly. “It seems they don’t have much will to fight. What you – all of you – should be more concerned about is that we now share a border with the Tehran Pact, who may see this as an act of aggression.”</w:t>
-      </w:r>
-    </w:p>
-    <w:p>
-      <w:pPr>
-        <w:rPr>
-          <w:rFonts w:eastAsiaTheme="minorEastAsia"/>
-          <w:iCs/>
-          <w:color w:val="252525"/>
-          <w:shd w:val="clear" w:color="auto" w:fill="FFFFFF"/>
-          <w:lang w:eastAsia="ja-JP"/>
-        </w:rPr>
-      </w:pPr>
-      <w:r>
-        <w:rPr>
-          <w:rFonts w:eastAsiaTheme="minorEastAsia"/>
-          <w:iCs/>
-          <w:color w:val="252525"/>
-          <w:shd w:val="clear" w:color="auto" w:fill="FFFFFF"/>
-          <w:lang w:eastAsia="ja-JP"/>
-        </w:rPr>
-        <w:t>“Is that not technically true?” Sokolov asked.</w:t>
-      </w:r>
-    </w:p>
-    <w:p>
-      <w:pPr>
-        <w:rPr>
-          <w:rFonts w:eastAsiaTheme="minorEastAsia"/>
-          <w:iCs/>
-          <w:color w:val="252525"/>
-          <w:shd w:val="clear" w:color="auto" w:fill="FFFFFF"/>
-          <w:lang w:eastAsia="ja-JP"/>
-        </w:rPr>
-      </w:pPr>
-      <w:r>
-        <w:rPr>
-          <w:rFonts w:eastAsiaTheme="minorEastAsia"/>
-          <w:iCs/>
-          <w:color w:val="252525"/>
-          <w:shd w:val="clear" w:color="auto" w:fill="FFFFFF"/>
-          <w:lang w:eastAsia="ja-JP"/>
-        </w:rPr>
-        <w:t>Lancaster scowled. “Believe me, I had no desire to lay claim to this…smoldering ruin, nor to threaten the Pact’s settlements in Anatolia, but the Peregrines forced my hand. Our presence here is a purely defensive maneuver, I assure you.”</w:t>
-      </w:r>
-    </w:p>
-    <w:p>
-      <w:pPr>
-        <w:rPr>
-          <w:rFonts w:eastAsiaTheme="minorEastAsia"/>
-          <w:iCs/>
-          <w:color w:val="252525"/>
-          <w:shd w:val="clear" w:color="auto" w:fill="FFFFFF"/>
-          <w:lang w:eastAsia="ja-JP"/>
-        </w:rPr>
-      </w:pPr>
-      <w:r>
-        <w:rPr>
-          <w:rFonts w:eastAsiaTheme="minorEastAsia"/>
-          <w:iCs/>
-          <w:color w:val="252525"/>
-          <w:shd w:val="clear" w:color="auto" w:fill="FFFFFF"/>
-          <w:lang w:eastAsia="ja-JP"/>
-        </w:rPr>
-        <w:t>“I’m glad to hear you say that.”</w:t>
-      </w:r>
-    </w:p>
-    <w:p>
-      <w:pPr>
-        <w:rPr>
-          <w:rFonts w:eastAsiaTheme="minorEastAsia"/>
-          <w:iCs/>
-          <w:color w:val="252525"/>
-          <w:shd w:val="clear" w:color="auto" w:fill="FFFFFF"/>
-          <w:lang w:eastAsia="ja-JP"/>
-        </w:rPr>
-      </w:pPr>
-      <w:r>
-        <w:rPr>
-          <w:rFonts w:eastAsiaTheme="minorEastAsia"/>
-          <w:iCs/>
-          <w:color w:val="252525"/>
-          <w:shd w:val="clear" w:color="auto" w:fill="FFFFFF"/>
-          <w:lang w:eastAsia="ja-JP"/>
-        </w:rPr>
-        <w:t>“Nonetheless, our neighbors may not see it that way. I’m sure there are many long meetings between Tehran and Athens to come.”</w:t>
-      </w:r>
-    </w:p>
-    <w:p>
-      <w:pPr>
-        <w:rPr>
-          <w:rFonts w:eastAsiaTheme="minorEastAsia"/>
-          <w:iCs/>
-          <w:color w:val="252525"/>
-          <w:shd w:val="clear" w:color="auto" w:fill="FFFFFF"/>
-          <w:lang w:eastAsia="ja-JP"/>
-        </w:rPr>
-      </w:pPr>
-      <w:r>
-        <w:rPr>
-          <w:rFonts w:eastAsiaTheme="minorEastAsia"/>
-          <w:iCs/>
-          <w:color w:val="252525"/>
-          <w:shd w:val="clear" w:color="auto" w:fill="FFFFFF"/>
-          <w:lang w:eastAsia="ja-JP"/>
-        </w:rPr>
-        <w:lastRenderedPageBreak/>
-        <w:t xml:space="preserve">“I certainly don’t envy you that task,” Sokolov laughed. </w:t>
-      </w:r>
-    </w:p>
-    <w:p>
-      <w:pPr>
-        <w:rPr>
-          <w:rFonts w:eastAsiaTheme="minorEastAsia"/>
-          <w:iCs/>
-          <w:color w:val="252525"/>
-          <w:shd w:val="clear" w:color="auto" w:fill="FFFFFF"/>
-          <w:lang w:eastAsia="ja-JP"/>
-        </w:rPr>
-      </w:pPr>
-      <w:r>
-        <w:rPr>
-          <w:rFonts w:eastAsiaTheme="minorEastAsia"/>
-          <w:iCs/>
-          <w:color w:val="252525"/>
-          <w:shd w:val="clear" w:color="auto" w:fill="FFFFFF"/>
-          <w:lang w:eastAsia="ja-JP"/>
-        </w:rPr>
-        <w:t>“Spare me your pity. It’s my job to handle such matters. You have your own important work to attend to, namely, bringing this forsaken city back into the modern era. Belligerent as they may be, they’re our people now, and deserve the same comforts as we enjoy”</w:t>
-      </w:r>
-    </w:p>
-    <w:p>
-      <w:pPr>
-        <w:rPr>
-          <w:rFonts w:eastAsiaTheme="minorEastAsia"/>
-          <w:iCs/>
-          <w:color w:val="252525"/>
-          <w:shd w:val="clear" w:color="auto" w:fill="FFFFFF"/>
-          <w:lang w:eastAsia="ja-JP"/>
-        </w:rPr>
-      </w:pPr>
-      <w:r>
-        <w:rPr>
-          <w:rFonts w:eastAsiaTheme="minorEastAsia"/>
-          <w:iCs/>
-          <w:color w:val="252525"/>
-          <w:shd w:val="clear" w:color="auto" w:fill="FFFFFF"/>
-          <w:lang w:eastAsia="ja-JP"/>
-        </w:rPr>
-        <w:t xml:space="preserve">“Oh, I already have plans for that. Education and public works programs, restoration of historical sites, trade deals with the capital to stimulate economic growth. In time, I’m sure the locals come to appreciate everything we have to offer, and become model citizens.” </w:t>
-      </w:r>
-    </w:p>
-    <w:p>
-      <w:pPr>
-        <w:rPr>
-          <w:rFonts w:eastAsiaTheme="minorEastAsia"/>
-          <w:iCs/>
-          <w:color w:val="252525"/>
-          <w:shd w:val="clear" w:color="auto" w:fill="FFFFFF"/>
-          <w:lang w:eastAsia="ja-JP"/>
-        </w:rPr>
-      </w:pPr>
-      <w:r>
-        <w:rPr>
-          <w:rFonts w:eastAsiaTheme="minorEastAsia"/>
-          <w:iCs/>
-          <w:color w:val="252525"/>
-          <w:shd w:val="clear" w:color="auto" w:fill="FFFFFF"/>
-          <w:lang w:eastAsia="ja-JP"/>
-        </w:rPr>
-        <w:t>“I’ll hold you to that.” The Director-General turned to look around at the rest of his staff and nodded in stern satisfaction. “Now, given that our position is secure in your capable hands, I’m going to make my own rounds of the perimeter. I could use some time to think,” he said.</w:t>
-      </w:r>
-    </w:p>
-    <w:p>
-      <w:pPr>
-        <w:rPr>
-          <w:rFonts w:eastAsiaTheme="minorEastAsia"/>
-          <w:iCs/>
-          <w:color w:val="252525"/>
-          <w:shd w:val="clear" w:color="auto" w:fill="FFFFFF"/>
-          <w:lang w:eastAsia="ja-JP"/>
-        </w:rPr>
-      </w:pPr>
-      <w:r>
-        <w:rPr>
-          <w:rFonts w:eastAsiaTheme="minorEastAsia"/>
-          <w:iCs/>
-          <w:color w:val="252525"/>
-          <w:shd w:val="clear" w:color="auto" w:fill="FFFFFF"/>
-          <w:lang w:eastAsia="ja-JP"/>
-        </w:rPr>
-        <w:t xml:space="preserve">Offering the others a half-hearted salute, Lancaster left the old mosque. Finally, he was well and truly alone, save for any rebels who might be lurking in the mist. If anyone was there, then let them come, he thought, issuing a silent challenge. Not a soul appeared. </w:t>
-      </w:r>
-    </w:p>
-    <w:p>
-      <w:pPr>
-        <w:rPr>
-          <w:rFonts w:eastAsiaTheme="minorEastAsia"/>
-          <w:iCs/>
-          <w:color w:val="252525"/>
-          <w:shd w:val="clear" w:color="auto" w:fill="FFFFFF"/>
-          <w:lang w:eastAsia="ja-JP"/>
-        </w:rPr>
-      </w:pPr>
-      <w:r>
-        <w:rPr>
-          <w:rFonts w:eastAsiaTheme="minorEastAsia"/>
-          <w:iCs/>
-          <w:color w:val="252525"/>
-          <w:shd w:val="clear" w:color="auto" w:fill="FFFFFF"/>
-          <w:lang w:eastAsia="ja-JP"/>
-        </w:rPr>
-        <w:t>“Shame that we should meet again like this. I’d hoped to make a better second impression,” he muttered into the breeze, addressing the city itself as if it were an old acquaintance. The smell of smoke and powder lingered all around him, even though the fires were out and the guns had long since gone quiet. It was a familiar sensation, one that brought back unpleasant memories.</w:t>
-      </w:r>
-    </w:p>
-    <w:p>
-      <w:pPr>
-        <w:rPr>
-          <w:rFonts w:eastAsiaTheme="minorEastAsia"/>
-          <w:iCs/>
-          <w:color w:val="252525"/>
-          <w:shd w:val="clear" w:color="auto" w:fill="FFFFFF"/>
-          <w:lang w:eastAsia="ja-JP"/>
-        </w:rPr>
-      </w:pPr>
-      <w:r>
-        <w:rPr>
-          <w:rFonts w:eastAsiaTheme="minorEastAsia"/>
-          <w:iCs/>
-          <w:color w:val="252525"/>
-          <w:shd w:val="clear" w:color="auto" w:fill="FFFFFF"/>
-          <w:lang w:eastAsia="ja-JP"/>
-        </w:rPr>
-        <w:t>“We’ll do it right this time,” Lancaster continued. “Not like the crusade.” He spoke the last word with palpable disgust before resuming his walk.</w:t>
-      </w:r>
-    </w:p>
-    <w:p>
-      <w:pPr>
-        <w:rPr>
-          <w:rFonts w:eastAsiaTheme="minorEastAsia"/>
-          <w:iCs/>
-          <w:color w:val="252525"/>
-          <w:shd w:val="clear" w:color="auto" w:fill="FFFFFF"/>
-          <w:lang w:eastAsia="ja-JP"/>
-        </w:rPr>
-      </w:pPr>
-      <w:r>
-        <w:rPr>
-          <w:rFonts w:eastAsiaTheme="minorEastAsia"/>
-          <w:iCs/>
-          <w:color w:val="252525"/>
-          <w:shd w:val="clear" w:color="auto" w:fill="FFFFFF"/>
-          <w:lang w:eastAsia="ja-JP"/>
-        </w:rPr>
-        <w:t xml:space="preserve"> His bones began to ache in protest, reminding him how little time he had left to carry out his grand ambition. In light of this, and perhaps inspired by the holy ground upon which he stood, he found himself praying for succor for the first time in as long as he could remember. God gave no response, not that Lancaster had expected one.</w:t>
-      </w:r>
-    </w:p>
-    <w:p>
-      <w:pPr>
-        <w:rPr>
-          <w:rFonts w:eastAsiaTheme="minorEastAsia"/>
-          <w:iCs/>
-          <w:color w:val="252525"/>
-          <w:shd w:val="clear" w:color="auto" w:fill="FFFFFF"/>
-          <w:lang w:eastAsia="ja-JP"/>
-        </w:rPr>
-      </w:pPr>
-      <w:r>
-        <w:rPr>
-          <w:rFonts w:eastAsiaTheme="minorEastAsia"/>
-          <w:iCs/>
-          <w:color w:val="252525"/>
-          <w:shd w:val="clear" w:color="auto" w:fill="FFFFFF"/>
-          <w:lang w:eastAsia="ja-JP"/>
-        </w:rPr>
-        <w:t xml:space="preserve">Distant sounds of gunfire interrupted his one-sided communion, though they were far enough away that he felt no need to evacuate. Instead, he stood in place, fists and teeth clenched out of frustration, and simply waited for the bout of violence to cease, the distinct sound of </w:t>
-      </w:r>
-      <w:r>
-        <w:rPr>
-          <w:rFonts w:eastAsiaTheme="minorEastAsia"/>
-          <w:iCs/>
-          <w:color w:val="252525"/>
-          <w:shd w:val="clear" w:color="auto" w:fill="FFFFFF"/>
-          <w:lang w:eastAsia="ja-JP"/>
-        </w:rPr>
-        <w:lastRenderedPageBreak/>
-        <w:t xml:space="preserve">Skywatch rifles making it clear who the victor had been. The futility of it all would have been comical if it weren’t so sad. </w:t>
+        <w:t xml:space="preserve">Distant sounds of gunfire interrupted his one-sided communion, though they were far enough away that he felt no need to evacuate. Instead, he stood in place, fists and teeth clenched out of frustration, and simply waited for the bout of violence to cease, the distinct sound of Skywatch rifles making it clear who the victor had been. The futility of it all would have been comical if it weren’t so sad. </w:t>
       </w:r>
     </w:p>
     <w:p>
@@ -30891,7 +30491,6 @@
       </w:pPr>
       <w:bookmarkStart w:id="13" w:name="_Toc175682341"/>
       <w:r>
-        <w:lastRenderedPageBreak/>
         <w:t>Chapter 5 – Perseverance</w:t>
       </w:r>
       <w:bookmarkEnd w:id="13"/>
@@ -31074,7 +30673,6 @@
           <w:shd w:val="clear" w:color="auto" w:fill="FFFFFF"/>
           <w:lang w:eastAsia="ja-JP"/>
         </w:rPr>
-        <w:lastRenderedPageBreak/>
         <w:t>“I’m sure it will be. It’s a long way home,” Ian replied. The safehouse to which Charlotte had spirited him away was on the western coast of the Attican peninsula, exactly opposite Widow’s Walk and the boat back to Istanbul, if said boat was even there. Cassandra surely would have taken it herself if she yet lived.</w:t>
       </w:r>
     </w:p>
@@ -31285,7 +30883,6 @@
           <w:shd w:val="clear" w:color="auto" w:fill="FFFFFF"/>
           <w:lang w:eastAsia="ja-JP"/>
         </w:rPr>
-        <w:lastRenderedPageBreak/>
         <w:t xml:space="preserve">“I knew this would happen. It was my job to stop it. I failed.” </w:t>
       </w:r>
     </w:p>
@@ -31448,7 +31045,6 @@
     </w:p>
     <w:p>
       <w:r>
-        <w:lastRenderedPageBreak/>
         <w:t xml:space="preserve">There was a pause as Charlotte leaned back in her chair. She sighed, and, for a moment, all that could be heard was the rush of wind outside, and the muffled clamor of a distant train. Everything almost seemed normal. </w:t>
       </w:r>
     </w:p>
@@ -31510,7 +31106,6 @@
     </w:p>
     <w:p>
       <w:r>
-        <w:lastRenderedPageBreak/>
         <w:t>“Fines or prison sentences, depending on severity. We’d never ask you to kill anyone except in self-defense, which I’ll admit is more common than I’d like. Our work takes us to dangerous places.”</w:t>
       </w:r>
     </w:p>
@@ -31576,11 +31171,7 @@
     </w:p>
     <w:p>
       <w:r>
-        <w:t xml:space="preserve">As it happened, Charlotte’s claim that the safehouse’s garage was stocked with “several” motorcycles was an understatement. When he followed the young woman through the creaky old doorway, Ian was greeted by no fewer than a dozen bikes of all sorts of makes, from the sporty to the spartan. A classy, cherry red beauty caught his eye, tempting him to lay claim to it, but practicality was the word of the day, and so Ian instead selected an ugly yet functional machine </w:t>
-      </w:r>
-      <w:r>
-        <w:lastRenderedPageBreak/>
-        <w:t xml:space="preserve">left over from the Greek army. Charlotte did the same, though Ian observed that she acted with much less indecision. </w:t>
+        <w:t xml:space="preserve">As it happened, Charlotte’s claim that the safehouse’s garage was stocked with “several” motorcycles was an understatement. When he followed the young woman through the creaky old doorway, Ian was greeted by no fewer than a dozen bikes of all sorts of makes, from the sporty to the spartan. A classy, cherry red beauty caught his eye, tempting him to lay claim to it, but practicality was the word of the day, and so Ian instead selected an ugly yet functional machine left over from the Greek army. Charlotte did the same, though Ian observed that she acted with much less indecision. </w:t>
       </w:r>
     </w:p>
     <w:p>
@@ -31663,7 +31254,6 @@
     </w:p>
     <w:p>
       <w:r>
-        <w:lastRenderedPageBreak/>
         <w:t>Ian finished off the last of his protein bars and stuffed the wrapper into his pocket, alongside a half dozen others. He washed it down with a gulp of water from a worn metal bottle before wiping his mouth with the back of his hand and looking out over the city. A canvas of a thousand little lights beckoned them forwards, offering their much-desired warmth and rest.</w:t>
       </w:r>
     </w:p>
@@ -31729,11 +31319,7 @@
     </w:p>
     <w:p>
       <w:r>
-        <w:t xml:space="preserve">Charlotte continued to undress until she was wearing only a pair of shorts and an undershirt, and then reclined on the bed, basking in the flickering, fluorescent light. She took one </w:t>
-      </w:r>
-      <w:r>
-        <w:lastRenderedPageBreak/>
-        <w:t>deep breath after another, her chest rising and falling over and over. Ian watched her for a moment, trying and failing once more to take her measure, before lying down himself. A few minutes of quiet passed, as both of them tried to get settled into their beds.</w:t>
+        <w:t>Charlotte continued to undress until she was wearing only a pair of shorts and an undershirt, and then reclined on the bed, basking in the flickering, fluorescent light. She took one deep breath after another, her chest rising and falling over and over. Ian watched her for a moment, trying and failing once more to take her measure, before lying down himself. A few minutes of quiet passed, as both of them tried to get settled into their beds.</w:t>
       </w:r>
     </w:p>
     <w:p>
@@ -31788,11 +31374,7 @@
     </w:p>
     <w:p>
       <w:r>
-        <w:t xml:space="preserve">“Not by choice. I used to be gunning for a career in government, hoping to change things from the inside, but I found out the hard way that the powers that be aren’t too fond of dissent. They won’t purge you immediately, but if you start to push hard enough, they’ll push back, and </w:t>
-      </w:r>
-      <w:r>
-        <w:lastRenderedPageBreak/>
-        <w:t>so folks like me have to band together to survive. Everyone in the Peregrines has a story like that. They’re good people – most of them, anyway.”</w:t>
+        <w:t>“Not by choice. I used to be gunning for a career in government, hoping to change things from the inside, but I found out the hard way that the powers that be aren’t too fond of dissent. They won’t purge you immediately, but if you start to push hard enough, they’ll push back, and so folks like me have to band together to survive. Everyone in the Peregrines has a story like that. They’re good people – most of them, anyway.”</w:t>
       </w:r>
     </w:p>
     <w:p>
@@ -31860,7 +31442,6 @@
     </w:p>
     <w:p>
       <w:r>
-        <w:lastRenderedPageBreak/>
         <w:t>“They’d have to be suicidal,” Hector said. “Two light aircraft against a dreadnought is a joke.”</w:t>
       </w:r>
     </w:p>
@@ -31976,7 +31557,6 @@
     </w:p>
     <w:p>
       <w:r>
-        <w:lastRenderedPageBreak/>
         <w:t xml:space="preserve">“No. She’ll fly back to the </w:t>
       </w:r>
       <w:r>
@@ -32060,11 +31640,7 @@
     </w:p>
     <w:p>
       <w:r>
-        <w:t xml:space="preserve">“Don’t worry about any of that,” Cassandra said. “I know it’s not the most palatable idea, but Jackson’s the one who’s gonna be doing most of the talking. As long as he doesn’t do anything stupid, all you have to do is kick back, relax, and give us a call when it’s all said and </w:t>
-      </w:r>
-      <w:r>
-        <w:lastRenderedPageBreak/>
-        <w:t xml:space="preserve">done. Plus, Jackson says he can get you an actually nice hotel in the city, so at least you’ll have comfier accommodations than, well, this.” She slapped the surface of her bed for emphasis. </w:t>
+        <w:t xml:space="preserve">“Don’t worry about any of that,” Cassandra said. “I know it’s not the most palatable idea, but Jackson’s the one who’s gonna be doing most of the talking. As long as he doesn’t do anything stupid, all you have to do is kick back, relax, and give us a call when it’s all said and done. Plus, Jackson says he can get you an actually nice hotel in the city, so at least you’ll have comfier accommodations than, well, this.” She slapped the surface of her bed for emphasis. </w:t>
       </w:r>
     </w:p>
     <w:p>
@@ -32162,7 +31738,6 @@
     </w:p>
     <w:p>
       <w:r>
-        <w:lastRenderedPageBreak/>
         <w:t xml:space="preserve">“That’s different. She’s a free woman, now, and you’re not responsible for her. If you’re gonna lecture me about taking time for myself in Italy, then forgive me for saying that some time together would be good for both of you. We might not have much left, after all.” </w:t>
       </w:r>
     </w:p>
@@ -32245,7 +31820,6 @@
     </w:p>
     <w:p>
       <w:r>
-        <w:lastRenderedPageBreak/>
         <w:t xml:space="preserve">“You sure this thing’s skyworthy?” Ian asked. </w:t>
       </w:r>
     </w:p>
@@ -32321,7 +31895,6 @@
       </w:pPr>
       <w:bookmarkStart w:id="14" w:name="_Toc175682342"/>
       <w:r>
-        <w:lastRenderedPageBreak/>
         <w:t>Chapter 6 – Bright Lighthouse</w:t>
       </w:r>
       <w:bookmarkEnd w:id="14"/>
@@ -32422,11 +31995,7 @@
     </w:p>
     <w:p>
       <w:r>
-        <w:t xml:space="preserve">As certain as the women were that Jackson was a fraud, their clear descent lent truth to his claims. If anybody saw the corvette set down at the base of the mountain, they either paid it </w:t>
-      </w:r>
-      <w:r>
-        <w:lastRenderedPageBreak/>
-        <w:t xml:space="preserve">no heed, or were biding their time before acting against these intruders. All three prayed it was the former. </w:t>
+        <w:t xml:space="preserve">As certain as the women were that Jackson was a fraud, their clear descent lent truth to his claims. If anybody saw the corvette set down at the base of the mountain, they either paid it no heed, or were biding their time before acting against these intruders. All three prayed it was the former. </w:t>
       </w:r>
     </w:p>
     <w:p>
@@ -32501,7 +32070,6 @@
     </w:p>
     <w:p>
       <w:r>
-        <w:lastRenderedPageBreak/>
         <w:t>“And you’re absolutely sure about this?” Mayumi asked.</w:t>
       </w:r>
     </w:p>
@@ -32575,7 +32143,6 @@
     </w:p>
     <w:p>
       <w:r>
-        <w:lastRenderedPageBreak/>
         <w:t>“Okay, but from what I’ve seen, any building with four walls and a roof would qualify as ‘the best’ this city has to offer.”</w:t>
       </w:r>
     </w:p>
@@ -32654,7 +32221,6 @@
     </w:p>
     <w:p>
       <w:r>
-        <w:lastRenderedPageBreak/>
         <w:t>“Indeed. Welcome to the Hotel Nicola.” Jackson pranced forward, spinning around to wave at her as he approached the entrance, two valets saluting him as he landed upon the front step.</w:t>
       </w:r>
     </w:p>
@@ -32720,7 +32286,6 @@
     </w:p>
     <w:p>
       <w:r>
-        <w:lastRenderedPageBreak/>
         <w:t>“Sounds like you had quite the childhood.”</w:t>
       </w:r>
     </w:p>
@@ -32806,7 +32371,6 @@
     </w:p>
     <w:p>
       <w:r>
-        <w:lastRenderedPageBreak/>
         <w:t>“Whatever,” Mayumi said, rolling her eyes. “Anyway, I’m gonna go crash for the night. See you later, I guess.”</w:t>
       </w:r>
     </w:p>
@@ -32910,7 +32474,6 @@
     </w:p>
     <w:p>
       <w:r>
-        <w:lastRenderedPageBreak/>
         <w:t>“Ugh, of all the times…fine, fine, I know it wasn’t your fault. You know the way to the Lighthouse, yeah? Is there a clear path?”</w:t>
       </w:r>
     </w:p>
@@ -32986,7 +32549,6 @@
     </w:p>
     <w:p>
       <w:r>
-        <w:lastRenderedPageBreak/>
         <w:t>“Then we get run over and turned into paste, and whatever happens after that isn’t our problem anymore. But it’ll be dead as a dormouse by now, don’t you worry.”</w:t>
       </w:r>
     </w:p>
@@ -33077,7 +32639,6 @@
     </w:p>
     <w:p>
       <w:r>
-        <w:lastRenderedPageBreak/>
         <w:t>“Yeah, yeah, you don’t need to tell me twice,” Mayumi responded.</w:t>
       </w:r>
     </w:p>
@@ -33148,7 +32709,6 @@
     </w:p>
     <w:p>
       <w:r>
-        <w:lastRenderedPageBreak/>
         <w:t>Although he had anticipated that question, Jackson had no answer to give. Nomad vessels typically hailed from the far east, well beyond the reach of the Directorate, and would therefore have an eastern name, although he knew no specific conventions. Assuming any existed to begin with. His mind began to race, trying to formulate a convincing reply before the officer saw through the façade.</w:t>
       </w:r>
     </w:p>
@@ -33241,7 +32801,6 @@
     </w:p>
     <w:p>
       <w:r>
-        <w:lastRenderedPageBreak/>
         <w:t xml:space="preserve">“That explains why you seemed so insulted by my remarks about the Migrants. Don’t take it personally, I’m sure you’re all </w:t>
       </w:r>
       <w:r>
@@ -33356,7 +32915,6 @@
     </w:p>
     <w:p>
       <w:r>
-        <w:lastRenderedPageBreak/>
         <w:t>“Not thinking of ending it all, are you?” Jackson asked, patting Mayumi on the back. Startled, she flinched at his touch and turned her attention back to him.</w:t>
       </w:r>
     </w:p>
@@ -33437,7 +32995,6 @@
     </w:p>
     <w:p>
       <w:r>
-        <w:lastRenderedPageBreak/>
         <w:t xml:space="preserve">“We can just take a look. I don’t know about you, but I’d rather not run past an active gunfight without knowing how big or how bad it is. Just want to get some eyes on the situation, then, if it doesn’t look like we need to worry, we skedaddle. Is that </w:t>
       </w:r>
       <w:r>
@@ -33493,11 +33050,7 @@
     </w:p>
     <w:p>
       <w:r>
-        <w:t xml:space="preserve">She leaned over to take several more shots. A single bullet tore through her forearm, forcing Mayumi to the ground, only for the officer responsible to be slain where he stood by the strange woman, who had taken advantage of the chaos to reposition. His partner, now aware she was outnumbered, retreated to a position that gave her cover from both assailants, but, by that </w:t>
-      </w:r>
-      <w:r>
-        <w:lastRenderedPageBreak/>
-        <w:t>point, Jackson had fallen back along the monorail to get a clear shot, and he easily dispatched the target with a single shot to the head.</w:t>
+        <w:t>She leaned over to take several more shots. A single bullet tore through her forearm, forcing Mayumi to the ground, only for the officer responsible to be slain where he stood by the strange woman, who had taken advantage of the chaos to reposition. His partner, now aware she was outnumbered, retreated to a position that gave her cover from both assailants, but, by that point, Jackson had fallen back along the monorail to get a clear shot, and he easily dispatched the target with a single shot to the head.</w:t>
       </w:r>
     </w:p>
     <w:p>
@@ -33547,7 +33100,6 @@
     </w:p>
     <w:p>
       <w:r>
-        <w:lastRenderedPageBreak/>
         <w:t>“True, but if you had to compromise our position, I’d have hoped your accuracy might be better. How’s your arm? Or your legs, for that matter?”</w:t>
       </w:r>
     </w:p>
@@ -33629,7 +33181,6 @@
     </w:p>
     <w:p>
       <w:r>
-        <w:lastRenderedPageBreak/>
         <w:t>“No, no, I get it. Totally get it. Operations security, and all that,” Mayumi said. She took one look at Jackson, who nodded in approval, before continuing. “Can’t hurt to tell you who we are, though. We’re here on business for the Peregrines – what’s left of them, anyway. You ever heard of us?”</w:t>
       </w:r>
     </w:p>
@@ -33707,7 +33258,6 @@
     </w:p>
     <w:p>
       <w:r>
-        <w:lastRenderedPageBreak/>
         <w:t>A handful of insect-like drones patrolled the islet, each the size of a small car. One of them descended to meet them, shining a spotlight on the pair. Mayumi and Jackson held up their hands to shield their eyes, and felt its rotors blowing their hair about.</w:t>
       </w:r>
     </w:p>
@@ -33763,7 +33313,6 @@
     </w:p>
     <w:p>
       <w:r>
-        <w:lastRenderedPageBreak/>
         <w:t>“I am glad to see my son returned to me,” the old man said. “Though the violence that seems to have followed him is…regrettable. Pray tell, my son – who is this stranger you’ve brought to my door?”</w:t>
       </w:r>
     </w:p>
@@ -33837,7 +33386,6 @@
       </w:pPr>
       <w:bookmarkStart w:id="15" w:name="_Toc175682343"/>
       <w:r>
-        <w:lastRenderedPageBreak/>
         <w:t>Chapter 7 – The Histories</w:t>
       </w:r>
       <w:bookmarkEnd w:id="15"/>
@@ -33933,7 +33481,6 @@
     </w:p>
     <w:p>
       <w:r>
-        <w:lastRenderedPageBreak/>
         <w:t>“Curious, but we should not waste time thinking about it. We should get moving. Are you well enough to continue our journey?”</w:t>
       </w:r>
     </w:p>
@@ -33999,11 +33546,7 @@
     </w:p>
     <w:p>
       <w:r>
-        <w:t xml:space="preserve">Ian considered what she’d said. There certainly was a suspicious quality to the whole incident. Perhaps they truly had been mistaken for a Peregrine ship or some other enemies of the state, or perhaps they’d accidentally violated some manner of no-fly zone. Whatever the case, the </w:t>
-      </w:r>
-      <w:r>
-        <w:lastRenderedPageBreak/>
-        <w:t>train seemed like a viable and attractive option, especially given that they’d finally be able to get some sleep after a whole day of travel.</w:t>
+        <w:t>Ian considered what she’d said. There certainly was a suspicious quality to the whole incident. Perhaps they truly had been mistaken for a Peregrine ship or some other enemies of the state, or perhaps they’d accidentally violated some manner of no-fly zone. Whatever the case, the train seemed like a viable and attractive option, especially given that they’d finally be able to get some sleep after a whole day of travel.</w:t>
       </w:r>
     </w:p>
     <w:p>
@@ -34091,7 +33634,6 @@
     </w:p>
     <w:p>
       <w:r>
-        <w:lastRenderedPageBreak/>
         <w:t>“You’re religious, then?” Ian asked.</w:t>
       </w:r>
     </w:p>
@@ -34185,7 +33727,6 @@
     </w:p>
     <w:p>
       <w:r>
-        <w:lastRenderedPageBreak/>
         <w:t>“We’re almost there.”</w:t>
       </w:r>
     </w:p>
@@ -34247,11 +33788,7 @@
     </w:p>
     <w:p>
       <w:r>
-        <w:t xml:space="preserve">“We’re through the shield,” Ian noted. “Didn’t even have to slow down, from the feel of it. If you’ll allow me some speculation, I’d wager the barrier is calibrated to a rather low sensitivity. Given that this train wasn’t big or fast enough to trigger it, you must only use the </w:t>
-      </w:r>
-      <w:r>
-        <w:lastRenderedPageBreak/>
-        <w:t>barrier for heavy artillery and missiles, relying on other defenses to stop the rest. Keeps the power consumption down, too, which I’m sure is already immense for a shield of this size.”</w:t>
+        <w:t>“We’re through the shield,” Ian noted. “Didn’t even have to slow down, from the feel of it. If you’ll allow me some speculation, I’d wager the barrier is calibrated to a rather low sensitivity. Given that this train wasn’t big or fast enough to trigger it, you must only use the barrier for heavy artillery and missiles, relying on other defenses to stop the rest. Keeps the power consumption down, too, which I’m sure is already immense for a shield of this size.”</w:t>
       </w:r>
     </w:p>
     <w:p>
@@ -34306,11 +33843,7 @@
     </w:p>
     <w:p>
       <w:r>
-        <w:t xml:space="preserve">“Well…welcome to Geneva,” Charlotte said, gesturing all around them. Ian followed her hand with his gaze. While he didn’t know to what extent the city had been damaged during the storms, it was clear that whatever wounds were inflicted had long since healed, just as well as the Directorate’s own megacities. Everything looked the same as the old-world photographs Ian had </w:t>
-      </w:r>
-      <w:r>
-        <w:lastRenderedPageBreak/>
-        <w:t>seen before, save for a few towers that now dotted the skyline. One particularly large building caught his eye, a large, marble-white spire with great glass panes that displayed its inner workings and a great statue of an angel adorning the top.</w:t>
+        <w:t>“Well…welcome to Geneva,” Charlotte said, gesturing all around them. Ian followed her hand with his gaze. While he didn’t know to what extent the city had been damaged during the storms, it was clear that whatever wounds were inflicted had long since healed, just as well as the Directorate’s own megacities. Everything looked the same as the old-world photographs Ian had seen before, save for a few towers that now dotted the skyline. One particularly large building caught his eye, a large, marble-white spire with great glass panes that displayed its inner workings and a great statue of an angel adorning the top.</w:t>
       </w:r>
     </w:p>
     <w:p>
@@ -34411,7 +33944,6 @@
     </w:p>
     <w:p>
       <w:r>
-        <w:lastRenderedPageBreak/>
         <w:t>“Glad to hear it,” Ian said.</w:t>
       </w:r>
     </w:p>
@@ -34497,7 +34029,6 @@
     </w:p>
     <w:p>
       <w:r>
-        <w:lastRenderedPageBreak/>
         <w:t>Suddenly, he heard a knock on the door. It was a soft, gentle rapping, which led Ian to expect Charlotte had returned, and yet, when he opened the door, he was greeted by a figure noticeably shorter than he expected.</w:t>
       </w:r>
     </w:p>
@@ -34563,7 +34094,6 @@
     </w:p>
     <w:p>
       <w:r>
-        <w:lastRenderedPageBreak/>
         <w:t>“I guess everyone has their preferences. Most folks I know like their native tongue best, so I’m not surprised Charlotte’s the same way.”</w:t>
       </w:r>
     </w:p>
@@ -34642,7 +34172,6 @@
     </w:p>
     <w:p>
       <w:r>
-        <w:lastRenderedPageBreak/>
         <w:t>“Indeed! I look forward to it. I’m sure a woman of your profession has a carefully-planned agenda for the night.”</w:t>
       </w:r>
     </w:p>
@@ -34698,7 +34227,6 @@
     </w:p>
     <w:p>
       <w:r>
-        <w:lastRenderedPageBreak/>
         <w:t>“So,” Charlotte opened up in between bites of steak. “These friends of yours you’re looking for, what are they like? I imagine they’re good people if you want so badly to go back to them.”</w:t>
       </w:r>
     </w:p>
@@ -34769,7 +34297,6 @@
     </w:p>
     <w:p>
       <w:r>
-        <w:lastRenderedPageBreak/>
         <w:t>“Not really. I do military training, same as the other kids my age. It’s supposed to instill discipline. Sometimes they take us along on low-risk missions so we can learn on the job and see the world at the same time, a duty I’m happy to carry out.”</w:t>
       </w:r>
     </w:p>
@@ -34835,11 +34362,7 @@
     </w:p>
     <w:p>
       <w:r>
-        <w:t xml:space="preserve">Ian looked between Charlotte and Emma. He still wasn’t sure whether they could be trusted. The elder sister, at least, almost certainly knew more than she let on – understandable, </w:t>
-      </w:r>
-      <w:r>
-        <w:lastRenderedPageBreak/>
-        <w:t>given the nature of her job, and the younger, while most likely earnest in her convictions, was still a child, and thus unreliable.</w:t>
+        <w:t>Ian looked between Charlotte and Emma. He still wasn’t sure whether they could be trusted. The elder sister, at least, almost certainly knew more than she let on – understandable, given the nature of her job, and the younger, while most likely earnest in her convictions, was still a child, and thus unreliable.</w:t>
       </w:r>
     </w:p>
     <w:p>
@@ -34887,7 +34410,6 @@
       </w:pPr>
       <w:bookmarkStart w:id="16" w:name="_Toc175682344"/>
       <w:r>
-        <w:lastRenderedPageBreak/>
         <w:t>Chapter 8 – Tying the Knot</w:t>
       </w:r>
       <w:bookmarkEnd w:id="16"/>
@@ -34998,7 +34520,6 @@
     </w:p>
     <w:p>
       <w:r>
-        <w:lastRenderedPageBreak/>
         <w:t>Cassandra shrugged. “Pretty far-fetched, but we do need to be ready for a trap, just in case.”</w:t>
       </w:r>
     </w:p>
@@ -35074,7 +34595,6 @@
     </w:p>
     <w:p>
       <w:r>
-        <w:lastRenderedPageBreak/>
         <w:t>“Meaning there’s actually, really, truly time to relax. To have some fun.” Mayumi winked at Cassandra.</w:t>
       </w:r>
     </w:p>
@@ -35190,7 +34710,6 @@
     </w:p>
     <w:p>
       <w:r>
-        <w:lastRenderedPageBreak/>
         <w:t>“We do,” Eirene nodded, entirely unaware of what Mayumi meant by “for real.”</w:t>
       </w:r>
     </w:p>
@@ -35265,7 +34784,6 @@
     </w:p>
     <w:p>
       <w:r>
-        <w:lastRenderedPageBreak/>
         <w:t>“Thank you,” Eirene replied, beaming. “And that’s a cute, ah…everything.” She gestured broadly towards Cassandra, who smiled.</w:t>
       </w:r>
     </w:p>
@@ -35316,7 +34834,6 @@
     </w:p>
     <w:p>
       <w:r>
-        <w:lastRenderedPageBreak/>
         <w:t>“A troop carrier,” Eirene explained, detecting the new object of Cassandra’s attention. “A big one, too. Haven’t seen one that size since I flew for the Guard.”</w:t>
       </w:r>
     </w:p>
@@ -35405,11 +34922,7 @@
     </w:p>
     <w:p>
       <w:r>
-        <w:t xml:space="preserve">The conference room at Bright Lighthouse was a spacious area, with three of its four walls made from glass to grant any occupants a scenic view of the gulf. At the center was a </w:t>
-      </w:r>
-      <w:r>
-        <w:lastRenderedPageBreak/>
-        <w:t xml:space="preserve">lacquered wood table at which Mayumi sat alone. She idly twirled a pen and waited for company to arrive. </w:t>
+        <w:t xml:space="preserve">The conference room at Bright Lighthouse was a spacious area, with three of its four walls made from glass to grant any occupants a scenic view of the gulf. At the center was a lacquered wood table at which Mayumi sat alone. She idly twirled a pen and waited for company to arrive. </w:t>
       </w:r>
     </w:p>
     <w:p>
@@ -35489,11 +35002,7 @@
     </w:p>
     <w:p>
       <w:r>
-        <w:t xml:space="preserve">Violently, Mayumi stood up and started pacing back and forth. “You know what? Yeah!” she declared. “Yeah, if anyone died that night, it should have been me. I don’t have any family </w:t>
-      </w:r>
-      <w:r>
-        <w:lastRenderedPageBreak/>
-        <w:t>left, so it’s not like anybody’s going to be too torn up if I bite it. Alex and Eirene might be sad for a while, but they have each other. They don’t need me.”</w:t>
+        <w:t>Violently, Mayumi stood up and started pacing back and forth. “You know what? Yeah!” she declared. “Yeah, if anyone died that night, it should have been me. I don’t have any family left, so it’s not like anybody’s going to be too torn up if I bite it. Alex and Eirene might be sad for a while, but they have each other. They don’t need me.”</w:t>
       </w:r>
     </w:p>
     <w:p>
@@ -35598,11 +35107,7 @@
     </w:p>
     <w:p>
       <w:r>
-        <w:t xml:space="preserve">“I never had much going for me as a kid. A Migrant ship doesn’t exactly offer a lot of opportunities for career advancement, unless you strike out on your own, and I loved my parents too much to do that. Didn’t really mind, though. Making them proud was all I lived for, and they </w:t>
-      </w:r>
-      <w:r>
-        <w:lastRenderedPageBreak/>
-        <w:t xml:space="preserve">were plenty proud of me, as long as I did my part to keep the </w:t>
+        <w:t xml:space="preserve">“I never had much going for me as a kid. A Migrant ship doesn’t exactly offer a lot of opportunities for career advancement, unless you strike out on your own, and I loved my parents too much to do that. Didn’t really mind, though. Making them proud was all I lived for, and they were plenty proud of me, as long as I did my part to keep the </w:t>
       </w:r>
       <w:r>
         <w:rPr>
@@ -35680,7 +35185,6 @@
     </w:p>
     <w:p>
       <w:r>
-        <w:lastRenderedPageBreak/>
         <w:t xml:space="preserve">“But you </w:t>
       </w:r>
       <w:r>

--- a/backup.docx
+++ b/backup.docx
@@ -133,6 +133,195 @@
         </w:rPr>
         <w:t xml:space="preserve">After leaving the valet with a healthy tip, the twins walked past rows of poplars to the convention center’s main gate, where their mother was already waiting for them. Much like Cassandra, she was dressed in an amaranthine qipao, both of them standing in stark contrast to Elias’ plain black suit. </w:t>
       </w:r>
+    </w:p>
+    <w:p>
+      <w:pPr>
+        <w:rPr>
+          <w:lang w:eastAsia="ja-JP"/>
+        </w:rPr>
+      </w:pPr>
+    </w:p>
+    <w:p>
+      <w:pPr>
+        <w:rPr>
+          <w:lang w:eastAsia="ja-JP"/>
+        </w:rPr>
+      </w:pPr>
+    </w:p>
+    <w:p>
+      <w:pPr>
+        <w:rPr>
+          <w:lang w:eastAsia="ja-JP"/>
+        </w:rPr>
+      </w:pPr>
+    </w:p>
+    <w:p>
+      <w:pPr>
+        <w:rPr>
+          <w:lang w:eastAsia="ja-JP"/>
+        </w:rPr>
+      </w:pPr>
+      <w:r>
+        <w:rPr>
+          <w:lang w:eastAsia="ja-JP"/>
+        </w:rPr>
+        <w:lastRenderedPageBreak/>
+        <w:t>So, your plan had better be watertight, understand?”</w:t>
+      </w:r>
+    </w:p>
+    <w:p>
+      <w:pPr>
+        <w:rPr>
+          <w:lang w:eastAsia="ja-JP"/>
+        </w:rPr>
+      </w:pPr>
+      <w:r>
+        <w:rPr>
+          <w:lang w:eastAsia="ja-JP"/>
+        </w:rPr>
+        <w:t>“Watertight is never gonna happen, but we’ve covered as many bases as we can. Anyway, I’m not seeing anything suspicious, so Dr. Fairchild, if you would?”</w:t>
+      </w:r>
+    </w:p>
+    <w:p>
+      <w:pPr>
+        <w:rPr>
+          <w:lang w:eastAsia="ja-JP"/>
+        </w:rPr>
+      </w:pPr>
+      <w:r>
+        <w:rPr>
+          <w:lang w:eastAsia="ja-JP"/>
+        </w:rPr>
+        <w:t>Marcus passed a manila folder to his son, who opened it. As soon as his eyes met the paper, they narrowed with disgust.</w:t>
+      </w:r>
+    </w:p>
+    <w:p>
+      <w:pPr>
+        <w:rPr>
+          <w:lang w:eastAsia="ja-JP"/>
+        </w:rPr>
+      </w:pPr>
+      <w:r>
+        <w:rPr>
+          <w:lang w:eastAsia="ja-JP"/>
+        </w:rPr>
+        <w:t xml:space="preserve">“The Mnemonic Matrix? You’re bringing back this godforsaken machine?” He asked. “My sister, </w:t>
+      </w:r>
+      <w:r>
+        <w:rPr>
+          <w:i/>
+          <w:iCs/>
+          <w:lang w:eastAsia="ja-JP"/>
+        </w:rPr>
+        <w:t>your daughter</w:t>
+      </w:r>
+      <w:r>
+        <w:rPr>
+          <w:lang w:eastAsia="ja-JP"/>
+        </w:rPr>
+        <w:t>, died during the first round of testing, and you think another round will help us?”</w:t>
+      </w:r>
+    </w:p>
+    <w:p>
+      <w:pPr>
+        <w:rPr>
+          <w:lang w:val="en-CA" w:eastAsia="ja-JP"/>
+        </w:rPr>
+      </w:pPr>
+      <w:r>
+        <w:rPr>
+          <w:lang w:eastAsia="ja-JP"/>
+        </w:rPr>
+        <w:t>That information was news to Cassandra. She knew the project had been troubled, but not that it had a body count attached, much less Marcus’ own daughter. Though she understood why he might prefer reticence, it would have been nice to know this earlier, she thought.</w:t>
+      </w:r>
+    </w:p>
+    <w:p>
+      <w:pPr>
+        <w:rPr>
+          <w:lang w:eastAsia="ja-JP"/>
+        </w:rPr>
+      </w:pPr>
+      <w:r>
+        <w:rPr>
+          <w:lang w:eastAsia="ja-JP"/>
+        </w:rPr>
+        <w:t xml:space="preserve">Marcus took a moment to straighten his tie before speaking. “Two things,” he said. “First, it is precisely </w:t>
+      </w:r>
+      <w:r>
+        <w:rPr>
+          <w:i/>
+          <w:iCs/>
+          <w:lang w:eastAsia="ja-JP"/>
+        </w:rPr>
+        <w:t>because</w:t>
+      </w:r>
+      <w:r>
+        <w:rPr>
+          <w:lang w:eastAsia="ja-JP"/>
+        </w:rPr>
+        <w:t xml:space="preserve"> my darling Lena died in service to this project that I would see it completed, lest she have lost her life in vain. Second, restarting a cancelled project gives us an advantage, because that means we can reuse leftover assets.”</w:t>
+      </w:r>
+    </w:p>
+    <w:p>
+      <w:pPr>
+        <w:rPr>
+          <w:lang w:eastAsia="ja-JP"/>
+        </w:rPr>
+      </w:pPr>
+      <w:r>
+        <w:rPr>
+          <w:lang w:eastAsia="ja-JP"/>
+        </w:rPr>
+        <w:t>“You can’t be serious.”</w:t>
+      </w:r>
+    </w:p>
+    <w:p>
+      <w:pPr>
+        <w:rPr>
+          <w:lang w:eastAsia="ja-JP"/>
+        </w:rPr>
+      </w:pPr>
+      <w:r>
+        <w:rPr>
+          <w:lang w:eastAsia="ja-JP"/>
+        </w:rPr>
+        <w:t>“We are,” Shufen said. “Our goal is to buy back our company from Aleph Null. To do that, we need capital, which means we need a product of our own. We’ve already talked to investors who’ve agreed to loan us the money we need if we can prove that we have a viable business model.”</w:t>
+      </w:r>
+    </w:p>
+    <w:p>
+      <w:pPr>
+        <w:rPr>
+          <w:lang w:eastAsia="ja-JP"/>
+        </w:rPr>
+      </w:pPr>
+    </w:p>
+    <w:p>
+      <w:pPr>
+        <w:rPr>
+          <w:lang w:eastAsia="ja-JP"/>
+        </w:rPr>
+      </w:pPr>
+    </w:p>
+    <w:p>
+      <w:pPr>
+        <w:rPr>
+          <w:lang w:eastAsia="ja-JP"/>
+        </w:rPr>
+      </w:pPr>
+    </w:p>
+    <w:p>
+      <w:pPr>
+        <w:rPr>
+          <w:lang w:eastAsia="ja-JP"/>
+        </w:rPr>
+      </w:pPr>
+    </w:p>
+    <w:p>
+      <w:pPr>
+        <w:rPr>
+          <w:lang w:eastAsia="ja-JP"/>
+        </w:rPr>
+      </w:pPr>
     </w:p>
     <w:p>
       <w:pPr>

--- a/backup.docx
+++ b/backup.docx
@@ -1,14 +1,40 @@
 
 <file path=word/document.xml><?xml version="1.0" encoding="utf-8"?>
-<w:document xmlns:wpc="http://schemas.microsoft.com/office/word/2010/wordprocessingCanvas" xmlns:cx="http://schemas.microsoft.com/office/drawing/2014/chartex" xmlns:cx1="http://schemas.microsoft.com/office/drawing/2015/9/8/chartex" xmlns:cx2="http://schemas.microsoft.com/office/drawing/2015/10/21/chartex" xmlns:cx3="http://schemas.microsoft.com/office/drawing/2016/5/9/chartex" xmlns:cx4="http://schemas.microsoft.com/office/drawing/2016/5/10/chartex" xmlns:cx5="http://schemas.microsoft.com/office/drawing/2016/5/11/chartex" xmlns:cx6="http://schemas.microsoft.com/office/drawing/2016/5/12/chartex" xmlns:cx7="http://schemas.microsoft.com/office/drawing/2016/5/13/chartex" xmlns:cx8="http://schemas.microsoft.com/office/drawing/2016/5/14/chartex" xmlns:mc="http://schemas.openxmlformats.org/markup-compatibility/2006" xmlns:aink="http://schemas.microsoft.com/office/drawing/2016/ink" xmlns:am3d="http://schemas.microsoft.com/office/drawing/2017/model3d" xmlns:o="urn:schemas-microsoft-com:office:office" xmlns:oel="http://schemas.microsoft.com/office/2019/extlst" xmlns:r="http://schemas.openxmlformats.org/officeDocument/2006/relationships" xmlns:m="http://schemas.openxmlformats.org/officeDocument/2006/math" xmlns:v="urn:schemas-microsoft-com:vml" xmlns:wp14="http://schemas.microsoft.com/office/word/2010/wordprocessingDrawing" xmlns:wp="http://schemas.openxmlformats.org/drawingml/2006/wordprocessingDrawing" xmlns:w10="urn:schemas-microsoft-com:office:word" xmlns:w="http://schemas.openxmlformats.org/wordprocessingml/2006/main" xmlns:w14="http://schemas.microsoft.com/office/word/2010/wordml" xmlns:w15="http://schemas.microsoft.com/office/word/2012/wordml" xmlns:w16cex="http://schemas.microsoft.com/office/word/2018/wordml/cex" xmlns:w16cid="http://schemas.microsoft.com/office/word/2016/wordml/cid" xmlns:w16="http://schemas.microsoft.com/office/word/2018/wordml" xmlns:w16du="http://schemas.microsoft.com/office/word/2023/wordml/word16du" xmlns:w16sdtdh="http://schemas.microsoft.com/office/word/2020/wordml/sdtdatahash" xmlns:w16sdtfl="http://schemas.microsoft.com/office/word/2024/wordml/sdtformatlock" xmlns:w16se="http://schemas.microsoft.com/office/word/2015/wordml/symex" xmlns:wpg="http://schemas.microsoft.com/office/word/2010/wordprocessingGroup" xmlns:wpi="http://schemas.microsoft.com/office/word/2010/wordprocessingInk" xmlns:wne="http://schemas.microsoft.com/office/word/2006/wordml" xmlns:wps="http://schemas.microsoft.com/office/word/2010/wordprocessingShape" mc:Ignorable="w14 w15 w16se w16cid w16 w16cex w16sdtdh w16sdtfl w16du wp14">
+<w:document xmlns:wpc="http://schemas.microsoft.com/office/word/2010/wordprocessingCanvas" xmlns:cx="http://schemas.microsoft.com/office/drawing/2014/chartex" xmlns:cx1="http://schemas.microsoft.com/office/drawing/2015/9/8/chartex" xmlns:cx2="http://schemas.microsoft.com/office/drawing/2015/10/21/chartex" xmlns:cx3="http://schemas.microsoft.com/office/drawing/2016/5/9/chartex" xmlns:cx4="http://schemas.microsoft.com/office/drawing/2016/5/10/chartex" xmlns:cx5="http://schemas.microsoft.com/office/drawing/2016/5/11/chartex" xmlns:cx6="http://schemas.microsoft.com/office/drawing/2016/5/12/chartex" xmlns:cx7="http://schemas.microsoft.com/office/drawing/2016/5/13/chartex" xmlns:cx8="http://schemas.microsoft.com/office/drawing/2016/5/14/chartex" xmlns:mc="http://schemas.openxmlformats.org/markup-compatibility/2006" xmlns:aink="http://schemas.microsoft.com/office/drawing/2016/ink" xmlns:am3d="http://schemas.microsoft.com/office/drawing/2017/model3d" xmlns:o="urn:schemas-microsoft-com:office:office" xmlns:oel="http://schemas.microsoft.com/office/2019/extlst" xmlns:r="http://schemas.openxmlformats.org/officeDocument/2006/relationships" xmlns:m="http://schemas.openxmlformats.org/officeDocument/2006/math" xmlns:v="urn:schemas-microsoft-com:vml" xmlns:wp14="http://schemas.microsoft.com/office/word/2010/wordprocessingDrawing" xmlns:wp="http://schemas.openxmlformats.org/drawingml/2006/wordprocessingDrawing" xmlns:w10="urn:schemas-microsoft-com:office:word" xmlns:w="http://schemas.openxmlformats.org/wordprocessingml/2006/main" xmlns:w14="http://schemas.microsoft.com/office/word/2010/wordml" xmlns:w15="http://schemas.microsoft.com/office/word/2012/wordml" xmlns:w16cei="http://schemas.microsoft.com/office/word/2026/wordml/cei" xmlns:w16cex="http://schemas.microsoft.com/office/word/2018/wordml/cex" xmlns:w16cid="http://schemas.microsoft.com/office/word/2016/wordml/cid" xmlns:w16="http://schemas.microsoft.com/office/word/2018/wordml" xmlns:w16du="http://schemas.microsoft.com/office/word/2023/wordml/word16du" xmlns:w16sdtdh="http://schemas.microsoft.com/office/word/2020/wordml/sdtdatahash" xmlns:w16sdtfl="http://schemas.microsoft.com/office/word/2024/wordml/sdtformatlock" xmlns:w16se="http://schemas.microsoft.com/office/word/2015/wordml/symex" xmlns:wpg="http://schemas.microsoft.com/office/word/2010/wordprocessingGroup" xmlns:wpi="http://schemas.microsoft.com/office/word/2010/wordprocessingInk" xmlns:wne="http://schemas.microsoft.com/office/word/2006/wordml" xmlns:wps="http://schemas.microsoft.com/office/word/2010/wordprocessingShape" mc:Ignorable="w14 w15 w16se w16cid w16 w16cex w16sdtdh w16sdtfl w16du wp14">
   <w:body>
     <w:p>
-      <w:pPr>
-        <w:rPr>
-          <w:lang w:eastAsia="ja-JP"/>
-        </w:rPr>
-      </w:pPr>
       <w:bookmarkStart w:id="0" w:name="_Toc205893775"/>
+      <w:r>
+        <w:t xml:space="preserve">With her companion gone, Akiko turned to her smartphone for entertainment. She scrolled past a menagerie of language, dating, and social apps that she rarely used, and opened up an old game she had installed on a whim. It was a stupid thing whose only redeeming quality was a cast full of pretty girls, but watching the scenery fly past had begun to bore her, and this was the best option remaining. </w:t>
+      </w:r>
+    </w:p>
+    <w:p>
+      <w:pPr>
+        <w:rPr>
+          <w:lang w:eastAsia="ja-JP"/>
+        </w:rPr>
+      </w:pPr>
+    </w:p>
+    <w:p>
+      <w:pPr>
+        <w:rPr>
+          <w:lang w:eastAsia="ja-JP"/>
+        </w:rPr>
+      </w:pPr>
+    </w:p>
+    <w:p>
+      <w:pPr>
+        <w:rPr>
+          <w:lang w:eastAsia="ja-JP"/>
+        </w:rPr>
+      </w:pPr>
+    </w:p>
+    <w:p>
+      <w:pPr>
+        <w:rPr>
+          <w:lang w:eastAsia="ja-JP"/>
+        </w:rPr>
+      </w:pPr>
       <w:r>
         <w:rPr>
           <w:lang w:eastAsia="ja-JP"/>
@@ -118,7 +144,14 @@
         <w:rPr>
           <w:lang w:eastAsia="ja-JP"/>
         </w:rPr>
-        <w:t>“I’m sure she’d love to see you,” Cassandra said, lying through her teeth. The truth was that she had no idea what would happen when Elias and Shufen met again after five long years. Her sibling had always been the rebellious sort, and leaving the company to start a restaurant only further estranged him. Last she’d heard, the business was doing well.</w:t>
+        <w:t xml:space="preserve">“I’m sure she’d love to see you,” Cassandra said, lying through her teeth. The truth was that she had no idea what would happen when Elias and Shufen met again after five long years. </w:t>
+      </w:r>
+      <w:r>
+        <w:rPr>
+          <w:lang w:eastAsia="ja-JP"/>
+        </w:rPr>
+        <w:lastRenderedPageBreak/>
+        <w:t>Her sibling had always been the rebellious sort, and leaving the company to start a restaurant only further estranged him. Last she’d heard, the business was doing well.</w:t>
       </w:r>
     </w:p>
     <w:p>
@@ -165,7 +198,6 @@
         <w:rPr>
           <w:lang w:eastAsia="ja-JP"/>
         </w:rPr>
-        <w:lastRenderedPageBreak/>
         <w:t>So, your plan had better be watertight, understand?”</w:t>
       </w:r>
     </w:p>
@@ -35407,7 +35439,7 @@
 </file>
 
 <file path=word/endnotes.xml><?xml version="1.0" encoding="utf-8"?>
-<w:endnotes xmlns:wpc="http://schemas.microsoft.com/office/word/2010/wordprocessingCanvas" xmlns:cx="http://schemas.microsoft.com/office/drawing/2014/chartex" xmlns:cx1="http://schemas.microsoft.com/office/drawing/2015/9/8/chartex" xmlns:cx2="http://schemas.microsoft.com/office/drawing/2015/10/21/chartex" xmlns:cx3="http://schemas.microsoft.com/office/drawing/2016/5/9/chartex" xmlns:cx4="http://schemas.microsoft.com/office/drawing/2016/5/10/chartex" xmlns:cx5="http://schemas.microsoft.com/office/drawing/2016/5/11/chartex" xmlns:cx6="http://schemas.microsoft.com/office/drawing/2016/5/12/chartex" xmlns:cx7="http://schemas.microsoft.com/office/drawing/2016/5/13/chartex" xmlns:cx8="http://schemas.microsoft.com/office/drawing/2016/5/14/chartex" xmlns:mc="http://schemas.openxmlformats.org/markup-compatibility/2006" xmlns:aink="http://schemas.microsoft.com/office/drawing/2016/ink" xmlns:am3d="http://schemas.microsoft.com/office/drawing/2017/model3d" xmlns:o="urn:schemas-microsoft-com:office:office" xmlns:oel="http://schemas.microsoft.com/office/2019/extlst" xmlns:r="http://schemas.openxmlformats.org/officeDocument/2006/relationships" xmlns:m="http://schemas.openxmlformats.org/officeDocument/2006/math" xmlns:v="urn:schemas-microsoft-com:vml" xmlns:wp14="http://schemas.microsoft.com/office/word/2010/wordprocessingDrawing" xmlns:wp="http://schemas.openxmlformats.org/drawingml/2006/wordprocessingDrawing" xmlns:w10="urn:schemas-microsoft-com:office:word" xmlns:w="http://schemas.openxmlformats.org/wordprocessingml/2006/main" xmlns:w14="http://schemas.microsoft.com/office/word/2010/wordml" xmlns:w15="http://schemas.microsoft.com/office/word/2012/wordml" xmlns:w16cex="http://schemas.microsoft.com/office/word/2018/wordml/cex" xmlns:w16cid="http://schemas.microsoft.com/office/word/2016/wordml/cid" xmlns:w16="http://schemas.microsoft.com/office/word/2018/wordml" xmlns:w16du="http://schemas.microsoft.com/office/word/2023/wordml/word16du" xmlns:w16sdtdh="http://schemas.microsoft.com/office/word/2020/wordml/sdtdatahash" xmlns:w16sdtfl="http://schemas.microsoft.com/office/word/2024/wordml/sdtformatlock" xmlns:w16se="http://schemas.microsoft.com/office/word/2015/wordml/symex" xmlns:wpg="http://schemas.microsoft.com/office/word/2010/wordprocessingGroup" xmlns:wpi="http://schemas.microsoft.com/office/word/2010/wordprocessingInk" xmlns:wne="http://schemas.microsoft.com/office/word/2006/wordml" xmlns:wps="http://schemas.microsoft.com/office/word/2010/wordprocessingShape" mc:Ignorable="w14 w15 w16se w16cid w16 w16cex w16sdtdh w16sdtfl w16du wp14">
+<w:endnotes xmlns:wpc="http://schemas.microsoft.com/office/word/2010/wordprocessingCanvas" xmlns:cx="http://schemas.microsoft.com/office/drawing/2014/chartex" xmlns:cx1="http://schemas.microsoft.com/office/drawing/2015/9/8/chartex" xmlns:cx2="http://schemas.microsoft.com/office/drawing/2015/10/21/chartex" xmlns:cx3="http://schemas.microsoft.com/office/drawing/2016/5/9/chartex" xmlns:cx4="http://schemas.microsoft.com/office/drawing/2016/5/10/chartex" xmlns:cx5="http://schemas.microsoft.com/office/drawing/2016/5/11/chartex" xmlns:cx6="http://schemas.microsoft.com/office/drawing/2016/5/12/chartex" xmlns:cx7="http://schemas.microsoft.com/office/drawing/2016/5/13/chartex" xmlns:cx8="http://schemas.microsoft.com/office/drawing/2016/5/14/chartex" xmlns:mc="http://schemas.openxmlformats.org/markup-compatibility/2006" xmlns:aink="http://schemas.microsoft.com/office/drawing/2016/ink" xmlns:am3d="http://schemas.microsoft.com/office/drawing/2017/model3d" xmlns:o="urn:schemas-microsoft-com:office:office" xmlns:oel="http://schemas.microsoft.com/office/2019/extlst" xmlns:r="http://schemas.openxmlformats.org/officeDocument/2006/relationships" xmlns:m="http://schemas.openxmlformats.org/officeDocument/2006/math" xmlns:v="urn:schemas-microsoft-com:vml" xmlns:wp14="http://schemas.microsoft.com/office/word/2010/wordprocessingDrawing" xmlns:wp="http://schemas.openxmlformats.org/drawingml/2006/wordprocessingDrawing" xmlns:w10="urn:schemas-microsoft-com:office:word" xmlns:w="http://schemas.openxmlformats.org/wordprocessingml/2006/main" xmlns:w14="http://schemas.microsoft.com/office/word/2010/wordml" xmlns:w15="http://schemas.microsoft.com/office/word/2012/wordml" xmlns:w16cei="http://schemas.microsoft.com/office/word/2026/wordml/cei" xmlns:w16cex="http://schemas.microsoft.com/office/word/2018/wordml/cex" xmlns:w16cid="http://schemas.microsoft.com/office/word/2016/wordml/cid" xmlns:w16="http://schemas.microsoft.com/office/word/2018/wordml" xmlns:w16du="http://schemas.microsoft.com/office/word/2023/wordml/word16du" xmlns:w16sdtdh="http://schemas.microsoft.com/office/word/2020/wordml/sdtdatahash" xmlns:w16sdtfl="http://schemas.microsoft.com/office/word/2024/wordml/sdtformatlock" xmlns:w16se="http://schemas.microsoft.com/office/word/2015/wordml/symex" xmlns:wpg="http://schemas.microsoft.com/office/word/2010/wordprocessingGroup" xmlns:wpi="http://schemas.microsoft.com/office/word/2010/wordprocessingInk" xmlns:wne="http://schemas.microsoft.com/office/word/2006/wordml" xmlns:wps="http://schemas.microsoft.com/office/word/2010/wordprocessingShape" mc:Ignorable="w14 w15 w16se w16cid w16 w16cex w16sdtdh w16sdtfl w16du wp14">
   <w:endnote w:type="separator" w:id="-1">
     <w:p>
       <w:pPr>
@@ -35432,7 +35464,7 @@
 </file>
 
 <file path=word/footer1.xml><?xml version="1.0" encoding="utf-8"?>
-<w:ftr xmlns:wpc="http://schemas.microsoft.com/office/word/2010/wordprocessingCanvas" xmlns:cx="http://schemas.microsoft.com/office/drawing/2014/chartex" xmlns:cx1="http://schemas.microsoft.com/office/drawing/2015/9/8/chartex" xmlns:cx2="http://schemas.microsoft.com/office/drawing/2015/10/21/chartex" xmlns:cx3="http://schemas.microsoft.com/office/drawing/2016/5/9/chartex" xmlns:cx4="http://schemas.microsoft.com/office/drawing/2016/5/10/chartex" xmlns:cx5="http://schemas.microsoft.com/office/drawing/2016/5/11/chartex" xmlns:cx6="http://schemas.microsoft.com/office/drawing/2016/5/12/chartex" xmlns:cx7="http://schemas.microsoft.com/office/drawing/2016/5/13/chartex" xmlns:cx8="http://schemas.microsoft.com/office/drawing/2016/5/14/chartex" xmlns:mc="http://schemas.openxmlformats.org/markup-compatibility/2006" xmlns:aink="http://schemas.microsoft.com/office/drawing/2016/ink" xmlns:am3d="http://schemas.microsoft.com/office/drawing/2017/model3d" xmlns:o="urn:schemas-microsoft-com:office:office" xmlns:oel="http://schemas.microsoft.com/office/2019/extlst" xmlns:r="http://schemas.openxmlformats.org/officeDocument/2006/relationships" xmlns:m="http://schemas.openxmlformats.org/officeDocument/2006/math" xmlns:v="urn:schemas-microsoft-com:vml" xmlns:wp14="http://schemas.microsoft.com/office/word/2010/wordprocessingDrawing" xmlns:wp="http://schemas.openxmlformats.org/drawingml/2006/wordprocessingDrawing" xmlns:w10="urn:schemas-microsoft-com:office:word" xmlns:w="http://schemas.openxmlformats.org/wordprocessingml/2006/main" xmlns:w14="http://schemas.microsoft.com/office/word/2010/wordml" xmlns:w15="http://schemas.microsoft.com/office/word/2012/wordml" xmlns:w16cex="http://schemas.microsoft.com/office/word/2018/wordml/cex" xmlns:w16cid="http://schemas.microsoft.com/office/word/2016/wordml/cid" xmlns:w16="http://schemas.microsoft.com/office/word/2018/wordml" xmlns:w16du="http://schemas.microsoft.com/office/word/2023/wordml/word16du" xmlns:w16sdtdh="http://schemas.microsoft.com/office/word/2020/wordml/sdtdatahash" xmlns:w16sdtfl="http://schemas.microsoft.com/office/word/2024/wordml/sdtformatlock" xmlns:w16se="http://schemas.microsoft.com/office/word/2015/wordml/symex" xmlns:wpg="http://schemas.microsoft.com/office/word/2010/wordprocessingGroup" xmlns:wpi="http://schemas.microsoft.com/office/word/2010/wordprocessingInk" xmlns:wne="http://schemas.microsoft.com/office/word/2006/wordml" xmlns:wps="http://schemas.microsoft.com/office/word/2010/wordprocessingShape" mc:Ignorable="w14 w15 w16se w16cid w16 w16cex w16sdtdh w16sdtfl w16du wp14">
+<w:ftr xmlns:wpc="http://schemas.microsoft.com/office/word/2010/wordprocessingCanvas" xmlns:cx="http://schemas.microsoft.com/office/drawing/2014/chartex" xmlns:cx1="http://schemas.microsoft.com/office/drawing/2015/9/8/chartex" xmlns:cx2="http://schemas.microsoft.com/office/drawing/2015/10/21/chartex" xmlns:cx3="http://schemas.microsoft.com/office/drawing/2016/5/9/chartex" xmlns:cx4="http://schemas.microsoft.com/office/drawing/2016/5/10/chartex" xmlns:cx5="http://schemas.microsoft.com/office/drawing/2016/5/11/chartex" xmlns:cx6="http://schemas.microsoft.com/office/drawing/2016/5/12/chartex" xmlns:cx7="http://schemas.microsoft.com/office/drawing/2016/5/13/chartex" xmlns:cx8="http://schemas.microsoft.com/office/drawing/2016/5/14/chartex" xmlns:mc="http://schemas.openxmlformats.org/markup-compatibility/2006" xmlns:aink="http://schemas.microsoft.com/office/drawing/2016/ink" xmlns:am3d="http://schemas.microsoft.com/office/drawing/2017/model3d" xmlns:o="urn:schemas-microsoft-com:office:office" xmlns:oel="http://schemas.microsoft.com/office/2019/extlst" xmlns:r="http://schemas.openxmlformats.org/officeDocument/2006/relationships" xmlns:m="http://schemas.openxmlformats.org/officeDocument/2006/math" xmlns:v="urn:schemas-microsoft-com:vml" xmlns:wp14="http://schemas.microsoft.com/office/word/2010/wordprocessingDrawing" xmlns:wp="http://schemas.openxmlformats.org/drawingml/2006/wordprocessingDrawing" xmlns:w10="urn:schemas-microsoft-com:office:word" xmlns:w="http://schemas.openxmlformats.org/wordprocessingml/2006/main" xmlns:w14="http://schemas.microsoft.com/office/word/2010/wordml" xmlns:w15="http://schemas.microsoft.com/office/word/2012/wordml" xmlns:w16cei="http://schemas.microsoft.com/office/word/2026/wordml/cei" xmlns:w16cex="http://schemas.microsoft.com/office/word/2018/wordml/cex" xmlns:w16cid="http://schemas.microsoft.com/office/word/2016/wordml/cid" xmlns:w16="http://schemas.microsoft.com/office/word/2018/wordml" xmlns:w16du="http://schemas.microsoft.com/office/word/2023/wordml/word16du" xmlns:w16sdtdh="http://schemas.microsoft.com/office/word/2020/wordml/sdtdatahash" xmlns:w16sdtfl="http://schemas.microsoft.com/office/word/2024/wordml/sdtformatlock" xmlns:w16se="http://schemas.microsoft.com/office/word/2015/wordml/symex" xmlns:wpg="http://schemas.microsoft.com/office/word/2010/wordprocessingGroup" xmlns:wpi="http://schemas.microsoft.com/office/word/2010/wordprocessingInk" xmlns:wne="http://schemas.microsoft.com/office/word/2006/wordml" xmlns:wps="http://schemas.microsoft.com/office/word/2010/wordprocessingShape" mc:Ignorable="w14 w15 w16se w16cid w16 w16cex w16sdtdh w16sdtfl w16du wp14">
   <w:sdt>
     <w:sdtPr>
       <w:id w:val="-1155056822"/>
@@ -35485,7 +35517,7 @@
 </file>
 
 <file path=word/footnotes.xml><?xml version="1.0" encoding="utf-8"?>
-<w:footnotes xmlns:wpc="http://schemas.microsoft.com/office/word/2010/wordprocessingCanvas" xmlns:cx="http://schemas.microsoft.com/office/drawing/2014/chartex" xmlns:cx1="http://schemas.microsoft.com/office/drawing/2015/9/8/chartex" xmlns:cx2="http://schemas.microsoft.com/office/drawing/2015/10/21/chartex" xmlns:cx3="http://schemas.microsoft.com/office/drawing/2016/5/9/chartex" xmlns:cx4="http://schemas.microsoft.com/office/drawing/2016/5/10/chartex" xmlns:cx5="http://schemas.microsoft.com/office/drawing/2016/5/11/chartex" xmlns:cx6="http://schemas.microsoft.com/office/drawing/2016/5/12/chartex" xmlns:cx7="http://schemas.microsoft.com/office/drawing/2016/5/13/chartex" xmlns:cx8="http://schemas.microsoft.com/office/drawing/2016/5/14/chartex" xmlns:mc="http://schemas.openxmlformats.org/markup-compatibility/2006" xmlns:aink="http://schemas.microsoft.com/office/drawing/2016/ink" xmlns:am3d="http://schemas.microsoft.com/office/drawing/2017/model3d" xmlns:o="urn:schemas-microsoft-com:office:office" xmlns:oel="http://schemas.microsoft.com/office/2019/extlst" xmlns:r="http://schemas.openxmlformats.org/officeDocument/2006/relationships" xmlns:m="http://schemas.openxmlformats.org/officeDocument/2006/math" xmlns:v="urn:schemas-microsoft-com:vml" xmlns:wp14="http://schemas.microsoft.com/office/word/2010/wordprocessingDrawing" xmlns:wp="http://schemas.openxmlformats.org/drawingml/2006/wordprocessingDrawing" xmlns:w10="urn:schemas-microsoft-com:office:word" xmlns:w="http://schemas.openxmlformats.org/wordprocessingml/2006/main" xmlns:w14="http://schemas.microsoft.com/office/word/2010/wordml" xmlns:w15="http://schemas.microsoft.com/office/word/2012/wordml" xmlns:w16cex="http://schemas.microsoft.com/office/word/2018/wordml/cex" xmlns:w16cid="http://schemas.microsoft.com/office/word/2016/wordml/cid" xmlns:w16="http://schemas.microsoft.com/office/word/2018/wordml" xmlns:w16du="http://schemas.microsoft.com/office/word/2023/wordml/word16du" xmlns:w16sdtdh="http://schemas.microsoft.com/office/word/2020/wordml/sdtdatahash" xmlns:w16sdtfl="http://schemas.microsoft.com/office/word/2024/wordml/sdtformatlock" xmlns:w16se="http://schemas.microsoft.com/office/word/2015/wordml/symex" xmlns:wpg="http://schemas.microsoft.com/office/word/2010/wordprocessingGroup" xmlns:wpi="http://schemas.microsoft.com/office/word/2010/wordprocessingInk" xmlns:wne="http://schemas.microsoft.com/office/word/2006/wordml" xmlns:wps="http://schemas.microsoft.com/office/word/2010/wordprocessingShape" mc:Ignorable="w14 w15 w16se w16cid w16 w16cex w16sdtdh w16sdtfl w16du wp14">
+<w:footnotes xmlns:wpc="http://schemas.microsoft.com/office/word/2010/wordprocessingCanvas" xmlns:cx="http://schemas.microsoft.com/office/drawing/2014/chartex" xmlns:cx1="http://schemas.microsoft.com/office/drawing/2015/9/8/chartex" xmlns:cx2="http://schemas.microsoft.com/office/drawing/2015/10/21/chartex" xmlns:cx3="http://schemas.microsoft.com/office/drawing/2016/5/9/chartex" xmlns:cx4="http://schemas.microsoft.com/office/drawing/2016/5/10/chartex" xmlns:cx5="http://schemas.microsoft.com/office/drawing/2016/5/11/chartex" xmlns:cx6="http://schemas.microsoft.com/office/drawing/2016/5/12/chartex" xmlns:cx7="http://schemas.microsoft.com/office/drawing/2016/5/13/chartex" xmlns:cx8="http://schemas.microsoft.com/office/drawing/2016/5/14/chartex" xmlns:mc="http://schemas.openxmlformats.org/markup-compatibility/2006" xmlns:aink="http://schemas.microsoft.com/office/drawing/2016/ink" xmlns:am3d="http://schemas.microsoft.com/office/drawing/2017/model3d" xmlns:o="urn:schemas-microsoft-com:office:office" xmlns:oel="http://schemas.microsoft.com/office/2019/extlst" xmlns:r="http://schemas.openxmlformats.org/officeDocument/2006/relationships" xmlns:m="http://schemas.openxmlformats.org/officeDocument/2006/math" xmlns:v="urn:schemas-microsoft-com:vml" xmlns:wp14="http://schemas.microsoft.com/office/word/2010/wordprocessingDrawing" xmlns:wp="http://schemas.openxmlformats.org/drawingml/2006/wordprocessingDrawing" xmlns:w10="urn:schemas-microsoft-com:office:word" xmlns:w="http://schemas.openxmlformats.org/wordprocessingml/2006/main" xmlns:w14="http://schemas.microsoft.com/office/word/2010/wordml" xmlns:w15="http://schemas.microsoft.com/office/word/2012/wordml" xmlns:w16cei="http://schemas.microsoft.com/office/word/2026/wordml/cei" xmlns:w16cex="http://schemas.microsoft.com/office/word/2018/wordml/cex" xmlns:w16cid="http://schemas.microsoft.com/office/word/2016/wordml/cid" xmlns:w16="http://schemas.microsoft.com/office/word/2018/wordml" xmlns:w16du="http://schemas.microsoft.com/office/word/2023/wordml/word16du" xmlns:w16sdtdh="http://schemas.microsoft.com/office/word/2020/wordml/sdtdatahash" xmlns:w16sdtfl="http://schemas.microsoft.com/office/word/2024/wordml/sdtformatlock" xmlns:w16se="http://schemas.microsoft.com/office/word/2015/wordml/symex" xmlns:wpg="http://schemas.microsoft.com/office/word/2010/wordprocessingGroup" xmlns:wpi="http://schemas.microsoft.com/office/word/2010/wordprocessingInk" xmlns:wne="http://schemas.microsoft.com/office/word/2006/wordml" xmlns:wps="http://schemas.microsoft.com/office/word/2010/wordprocessingShape" mc:Ignorable="w14 w15 w16se w16cid w16 w16cex w16sdtdh w16sdtfl w16du wp14">
   <w:footnote w:type="separator" w:id="-1">
     <w:p>
       <w:pPr>
@@ -35510,7 +35542,7 @@
 </file>
 
 <file path=word/numbering.xml><?xml version="1.0" encoding="utf-8"?>
-<w:numbering xmlns:wpc="http://schemas.microsoft.com/office/word/2010/wordprocessingCanvas" xmlns:cx="http://schemas.microsoft.com/office/drawing/2014/chartex" xmlns:cx1="http://schemas.microsoft.com/office/drawing/2015/9/8/chartex" xmlns:cx2="http://schemas.microsoft.com/office/drawing/2015/10/21/chartex" xmlns:cx3="http://schemas.microsoft.com/office/drawing/2016/5/9/chartex" xmlns:cx4="http://schemas.microsoft.com/office/drawing/2016/5/10/chartex" xmlns:cx5="http://schemas.microsoft.com/office/drawing/2016/5/11/chartex" xmlns:cx6="http://schemas.microsoft.com/office/drawing/2016/5/12/chartex" xmlns:cx7="http://schemas.microsoft.com/office/drawing/2016/5/13/chartex" xmlns:cx8="http://schemas.microsoft.com/office/drawing/2016/5/14/chartex" xmlns:mc="http://schemas.openxmlformats.org/markup-compatibility/2006" xmlns:aink="http://schemas.microsoft.com/office/drawing/2016/ink" xmlns:am3d="http://schemas.microsoft.com/office/drawing/2017/model3d" xmlns:o="urn:schemas-microsoft-com:office:office" xmlns:oel="http://schemas.microsoft.com/office/2019/extlst" xmlns:r="http://schemas.openxmlformats.org/officeDocument/2006/relationships" xmlns:m="http://schemas.openxmlformats.org/officeDocument/2006/math" xmlns:v="urn:schemas-microsoft-com:vml" xmlns:wp14="http://schemas.microsoft.com/office/word/2010/wordprocessingDrawing" xmlns:wp="http://schemas.openxmlformats.org/drawingml/2006/wordprocessingDrawing" xmlns:w10="urn:schemas-microsoft-com:office:word" xmlns:w="http://schemas.openxmlformats.org/wordprocessingml/2006/main" xmlns:w14="http://schemas.microsoft.com/office/word/2010/wordml" xmlns:w15="http://schemas.microsoft.com/office/word/2012/wordml" xmlns:w16cex="http://schemas.microsoft.com/office/word/2018/wordml/cex" xmlns:w16cid="http://schemas.microsoft.com/office/word/2016/wordml/cid" xmlns:w16="http://schemas.microsoft.com/office/word/2018/wordml" xmlns:w16du="http://schemas.microsoft.com/office/word/2023/wordml/word16du" xmlns:w16sdtdh="http://schemas.microsoft.com/office/word/2020/wordml/sdtdatahash" xmlns:w16sdtfl="http://schemas.microsoft.com/office/word/2024/wordml/sdtformatlock" xmlns:w16se="http://schemas.microsoft.com/office/word/2015/wordml/symex" xmlns:wpg="http://schemas.microsoft.com/office/word/2010/wordprocessingGroup" xmlns:wpi="http://schemas.microsoft.com/office/word/2010/wordprocessingInk" xmlns:wne="http://schemas.microsoft.com/office/word/2006/wordml" xmlns:wps="http://schemas.microsoft.com/office/word/2010/wordprocessingShape" mc:Ignorable="w14 w15 w16se w16cid w16 w16cex w16sdtdh w16sdtfl w16du wp14">
+<w:numbering xmlns:wpc="http://schemas.microsoft.com/office/word/2010/wordprocessingCanvas" xmlns:cx="http://schemas.microsoft.com/office/drawing/2014/chartex" xmlns:cx1="http://schemas.microsoft.com/office/drawing/2015/9/8/chartex" xmlns:cx2="http://schemas.microsoft.com/office/drawing/2015/10/21/chartex" xmlns:cx3="http://schemas.microsoft.com/office/drawing/2016/5/9/chartex" xmlns:cx4="http://schemas.microsoft.com/office/drawing/2016/5/10/chartex" xmlns:cx5="http://schemas.microsoft.com/office/drawing/2016/5/11/chartex" xmlns:cx6="http://schemas.microsoft.com/office/drawing/2016/5/12/chartex" xmlns:cx7="http://schemas.microsoft.com/office/drawing/2016/5/13/chartex" xmlns:cx8="http://schemas.microsoft.com/office/drawing/2016/5/14/chartex" xmlns:mc="http://schemas.openxmlformats.org/markup-compatibility/2006" xmlns:aink="http://schemas.microsoft.com/office/drawing/2016/ink" xmlns:am3d="http://schemas.microsoft.com/office/drawing/2017/model3d" xmlns:o="urn:schemas-microsoft-com:office:office" xmlns:oel="http://schemas.microsoft.com/office/2019/extlst" xmlns:r="http://schemas.openxmlformats.org/officeDocument/2006/relationships" xmlns:m="http://schemas.openxmlformats.org/officeDocument/2006/math" xmlns:v="urn:schemas-microsoft-com:vml" xmlns:wp14="http://schemas.microsoft.com/office/word/2010/wordprocessingDrawing" xmlns:wp="http://schemas.openxmlformats.org/drawingml/2006/wordprocessingDrawing" xmlns:w10="urn:schemas-microsoft-com:office:word" xmlns:w="http://schemas.openxmlformats.org/wordprocessingml/2006/main" xmlns:w14="http://schemas.microsoft.com/office/word/2010/wordml" xmlns:w15="http://schemas.microsoft.com/office/word/2012/wordml" xmlns:w16cei="http://schemas.microsoft.com/office/word/2026/wordml/cei" xmlns:w16cex="http://schemas.microsoft.com/office/word/2018/wordml/cex" xmlns:w16cid="http://schemas.microsoft.com/office/word/2016/wordml/cid" xmlns:w16="http://schemas.microsoft.com/office/word/2018/wordml" xmlns:w16du="http://schemas.microsoft.com/office/word/2023/wordml/word16du" xmlns:w16sdtdh="http://schemas.microsoft.com/office/word/2020/wordml/sdtdatahash" xmlns:w16sdtfl="http://schemas.microsoft.com/office/word/2024/wordml/sdtformatlock" xmlns:w16se="http://schemas.microsoft.com/office/word/2015/wordml/symex" xmlns:wpg="http://schemas.microsoft.com/office/word/2010/wordprocessingGroup" xmlns:wpi="http://schemas.microsoft.com/office/word/2010/wordprocessingInk" xmlns:wne="http://schemas.microsoft.com/office/word/2006/wordml" xmlns:wps="http://schemas.microsoft.com/office/word/2010/wordprocessingShape" mc:Ignorable="w14 w15 w16se w16cid w16 w16cex w16sdtdh w16sdtfl w16du wp14">
   <w:abstractNum w:abstractNumId="0" w15:restartNumberingAfterBreak="0">
     <w:nsid w:val="03933E43"/>
     <w:multiLevelType w:val="hybridMultilevel"/>

--- a/backup.docx
+++ b/backup.docx
@@ -4,47 +4,188 @@
   <w:body>
     <w:p>
       <w:bookmarkStart w:id="0" w:name="_Toc205893775"/>
-      <w:r>
-        <w:t xml:space="preserve">With her companion gone, Akiko turned to her smartphone for entertainment. She scrolled past a menagerie of language, dating, and social apps that she rarely used, and opened up an old game she had installed on a whim. It was a stupid thing whose only redeeming quality was a cast full of pretty girls, but watching the scenery fly past had begun to bore her, and this was the best option remaining. </w:t>
-      </w:r>
-    </w:p>
-    <w:p>
-      <w:pPr>
-        <w:rPr>
-          <w:lang w:eastAsia="ja-JP"/>
-        </w:rPr>
-      </w:pPr>
-    </w:p>
-    <w:p>
-      <w:pPr>
-        <w:rPr>
-          <w:lang w:eastAsia="ja-JP"/>
-        </w:rPr>
-      </w:pPr>
-    </w:p>
-    <w:p>
-      <w:pPr>
-        <w:rPr>
-          <w:lang w:eastAsia="ja-JP"/>
-        </w:rPr>
-      </w:pPr>
-    </w:p>
-    <w:p>
-      <w:pPr>
-        <w:rPr>
-          <w:lang w:eastAsia="ja-JP"/>
-        </w:rPr>
-      </w:pPr>
-      <w:r>
-        <w:rPr>
-          <w:lang w:eastAsia="ja-JP"/>
-        </w:rPr>
-        <w:t>Cassandra hung her arm out the side of the speeding convertible, feeling the evening breeze against her skin. As the city lights flew by, she closed her eyes and swayed in time with the kitschy pop music</w:t>
+    </w:p>
+    <w:p/>
+    <w:p>
+      <w:r>
+        <w:t xml:space="preserve">Hence did she arrive in a small, windowless room, sitting across from a portly man wearing the uniform of private security. While the police busied themselves with the crime scene, her company had contracted its own enforcers to “restore order,” much to the dismay of the workers detained. This particular officer was a pencil-pusher brought in in to interrogate witnesses, and he looked as unhappy to be there as she was. </w:t>
+      </w:r>
+    </w:p>
+    <w:p>
+      <w:r>
+        <w:t>“Before we start, could I get your name?” The officer asked.</w:t>
+      </w:r>
+    </w:p>
+    <w:p>
+      <w:r>
+        <w:t xml:space="preserve">“Akiko Miura. A-K-I-K-O M-I-U-R-A,” Akiko replied. He hadn’t asked her to spell it out, but she knew from experience that he would have if she didn’t. </w:t>
+      </w:r>
+    </w:p>
+    <w:p>
+      <w:r>
+        <w:t>“Alright, Ms. Miura, I’m just going to ask you a few things, and then you’ll be free to go. Understood?”</w:t>
+      </w:r>
+    </w:p>
+    <w:p>
+      <w:r>
+        <w:t>“Yes, sir,” she replied, with politeness she hoped would pass as genuine.</w:t>
+      </w:r>
+      <w:r>
+        <w:t xml:space="preserve"> </w:t>
+      </w:r>
+    </w:p>
+    <w:p>
+      <w:r>
+        <w:t>“Very good. So, can you explain to me what you were doing at the time of the incident?”</w:t>
+      </w:r>
+    </w:p>
+    <w:p>
+      <w:r>
+        <w:t>“I’d just left work and was on my way to the train station, I guess. I work at the Madelyn-Rash Engineering Group, and I’m heading to Seattle for a business trip. If you need proof, you can phone my boss, Dr. Marcus Fairchild. He’ll vouch for me.”</w:t>
+      </w:r>
+    </w:p>
+    <w:p>
+      <w:r>
+        <w:t>“That won’t be necessary. I have your files right here. So, what do you do at Madelyn-Rash?”</w:t>
+      </w:r>
+    </w:p>
+    <w:p>
+      <w:r>
+        <w:t xml:space="preserve">“If you have my files, you </w:t>
       </w:r>
       <w:r>
         <w:rPr>
           <w:i/>
           <w:iCs/>
+        </w:rPr>
+        <w:t>know</w:t>
+      </w:r>
+      <w:r>
+        <w:t xml:space="preserve"> what my job is,” she snapped, immediately regretting it. It wouldn’t do to have him think she was anything other than the demurest of little girls.</w:t>
+      </w:r>
+    </w:p>
+    <w:p>
+      <w:r>
+        <w:t>“Humor me.”</w:t>
+      </w:r>
+    </w:p>
+    <w:p>
+      <w:r>
+        <w:t xml:space="preserve">Akiko sighed. “I’m a senior engineer from the neuroscience department. We make implants to help with neurological conditions.” </w:t>
+      </w:r>
+      <w:r>
+        <w:rPr>
+          <w:i/>
+          <w:iCs/>
+        </w:rPr>
+        <w:t>Except for mine</w:t>
+      </w:r>
+      <w:r>
+        <w:t>, she wanted to add.</w:t>
+      </w:r>
+    </w:p>
+    <w:p>
+      <w:r>
+        <w:t>“That matches what I’m seeing here. Let’s move on.”</w:t>
+      </w:r>
+    </w:p>
+    <w:p>
+      <w:r>
+        <w:lastRenderedPageBreak/>
+        <w:t>The next part of the meeting went as well as she could have hoped. The officer asked her to describe what she’d seen during and afterwards, and she told him to the best of her ability, although she doubted anything she knew would be useful. He asked her if she’d seen the perpetrator’s face, and she said she hadn’t, which was the truth. And then, finally, he asked if she knew the victim.</w:t>
+      </w:r>
+    </w:p>
+    <w:p>
+      <w:r>
+        <w:t>“The victim? Uh, no, no I didn’t,” Akiko replied after a moment of thought.</w:t>
+      </w:r>
+    </w:p>
+    <w:p>
+      <w:r>
+        <w:t xml:space="preserve"> “That’s surprising. He was one of my colleagues, sent here previously to investigate malfeasance at your office. You’re certain you never saw him before?”</w:t>
+      </w:r>
+    </w:p>
+    <w:p>
+      <w:r>
+        <w:t>“Was he mostly in the Cloud Garden? I work in one of the smaller buildings, so if he was, I wouldn’t have met him, sorry. And, frankly, unless this ‘malfeasance’ is what’s keeping our lab permanently understocked, I don’t give – I don’t care much about what goes on behind the scenes.”</w:t>
+      </w:r>
+    </w:p>
+    <w:p>
+      <w:r>
+        <w:t>“That information is beyond my ability to share. In any case, it’s clear that this is yielding no results, so thank you for your time, Ms. Miura,” the officer said, obviously unimpressed with her answer.</w:t>
+      </w:r>
+    </w:p>
+    <w:p>
+      <w:r>
+        <w:t xml:space="preserve">“You’re welcome. Listen, can I go now? My train leaves in…about twenty minutes.” </w:t>
+      </w:r>
+    </w:p>
+    <w:p>
+      <w:r>
+        <w:t>“You won’t be making that train, I can tell you that much, but we’ll make sure you get on the next one. If you want my advice, just sit tight, keep your head down, and wait for it all to blow over. It’s easiest that way.”</w:t>
+      </w:r>
+    </w:p>
+    <w:p>
+      <w:r>
+        <w:t xml:space="preserve">Akiko closed her eyes and took a deep breath. “…Well, shit,” she allowed herself to mutter. </w:t>
+      </w:r>
+    </w:p>
+    <w:p>
+      <w:pPr>
+        <w:ind w:firstLine="0"/>
+      </w:pPr>
+    </w:p>
+    <w:p/>
+    <w:p/>
+    <w:p/>
+    <w:p/>
+    <w:p/>
+    <w:p/>
+    <w:p/>
+    <w:p/>
+    <w:p/>
+    <w:p>
+      <w:r>
+        <w:t xml:space="preserve">With her companion gone, Akiko turned to her smartphone for entertainment. She scrolled past a menagerie of language, dating, and social apps that she rarely used, and opened up an old game she had installed on a whim. It was a stupid thing whose only redeeming quality was a cast full of pretty girls, but watching the scenery fly past had begun to bore her, and this was the best option remaining. </w:t>
+      </w:r>
+    </w:p>
+    <w:p>
+      <w:pPr>
+        <w:rPr>
+          <w:lang w:eastAsia="ja-JP"/>
+        </w:rPr>
+      </w:pPr>
+    </w:p>
+    <w:p>
+      <w:pPr>
+        <w:rPr>
+          <w:lang w:eastAsia="ja-JP"/>
+        </w:rPr>
+      </w:pPr>
+    </w:p>
+    <w:p>
+      <w:pPr>
+        <w:rPr>
+          <w:lang w:eastAsia="ja-JP"/>
+        </w:rPr>
+      </w:pPr>
+    </w:p>
+    <w:p>
+      <w:pPr>
+        <w:rPr>
+          <w:lang w:eastAsia="ja-JP"/>
+        </w:rPr>
+      </w:pPr>
+      <w:r>
+        <w:rPr>
+          <w:lang w:eastAsia="ja-JP"/>
+        </w:rPr>
+        <w:t>Cassandra hung her arm out the side of the speeding convertible, feeling the evening breeze against her skin. As the city lights flew by, she closed her eyes and swayed in time with the kitschy pop music</w:t>
+      </w:r>
+      <w:r>
+        <w:rPr>
+          <w:i/>
+          <w:iCs/>
           <w:lang w:eastAsia="ja-JP"/>
         </w:rPr>
         <w:t xml:space="preserve"> </w:t>
@@ -144,14 +285,7 @@
         <w:rPr>
           <w:lang w:eastAsia="ja-JP"/>
         </w:rPr>
-        <w:t xml:space="preserve">“I’m sure she’d love to see you,” Cassandra said, lying through her teeth. The truth was that she had no idea what would happen when Elias and Shufen met again after five long years. </w:t>
-      </w:r>
-      <w:r>
-        <w:rPr>
-          <w:lang w:eastAsia="ja-JP"/>
-        </w:rPr>
-        <w:lastRenderedPageBreak/>
-        <w:t>Her sibling had always been the rebellious sort, and leaving the company to start a restaurant only further estranged him. Last she’d heard, the business was doing well.</w:t>
+        <w:t>“I’m sure she’d love to see you,” Cassandra said, lying through her teeth. The truth was that she had no idea what would happen when Elias and Shufen met again after five long years. Her sibling had always been the rebellious sort, and leaving the company to start a restaurant only further estranged him. Last she’d heard, the business was doing well.</w:t>
       </w:r>
     </w:p>
     <w:p>
